--- a/Kubernetes/5-controllers.docx
+++ b/Kubernetes/5-controllers.docx
@@ -13642,11 +13642,334 @@
           <w:rFonts w:asciiTheme="majorBidi" w:hAnsiTheme="majorBidi" w:cstheme="majorBidi"/>
           <w:b/>
           <w:bCs/>
-          <w:sz w:val="32"/>
-          <w:szCs w:val="32"/>
-        </w:rPr>
-      </w:pPr>
-      <w:r>
+          <w:sz w:val="36"/>
+          <w:szCs w:val="36"/>
+        </w:rPr>
+      </w:pPr>
+      <w:r>
+        <w:rPr>
+          <w:rFonts w:asciiTheme="majorBidi" w:hAnsiTheme="majorBidi" w:cstheme="majorBidi"/>
+          <w:b/>
+          <w:bCs/>
+          <w:sz w:val="36"/>
+          <w:szCs w:val="36"/>
+        </w:rPr>
+        <w:t>Pod Naming in Deployments</w:t>
+      </w:r>
+    </w:p>
+    <w:p>
+      <w:pPr>
+        <w:jc w:val="both"/>
+        <w:rPr>
+          <w:rFonts w:asciiTheme="majorBidi" w:hAnsiTheme="majorBidi" w:cstheme="majorBidi"/>
+          <w:sz w:val="28"/>
+          <w:szCs w:val="28"/>
+        </w:rPr>
+      </w:pPr>
+      <w:r>
+        <w:rPr>
+          <w:rFonts w:asciiTheme="majorBidi" w:hAnsiTheme="majorBidi" w:cstheme="majorBidi"/>
+          <w:sz w:val="28"/>
+          <w:szCs w:val="28"/>
+        </w:rPr>
+        <w:t>When a Deployment creates Pods, the Pod names are not fixed. Kubernetes automatically generates Pod names to ensure they are unique.</w:t>
+      </w:r>
+      <w:r>
+        <w:rPr>
+          <w:rFonts w:asciiTheme="majorBidi" w:hAnsiTheme="majorBidi" w:cstheme="majorBidi"/>
+          <w:sz w:val="28"/>
+          <w:szCs w:val="28"/>
+        </w:rPr>
+        <w:t xml:space="preserve"> </w:t>
+      </w:r>
+      <w:r>
+        <w:rPr>
+          <w:rFonts w:asciiTheme="majorBidi" w:hAnsiTheme="majorBidi" w:cstheme="majorBidi"/>
+          <w:sz w:val="28"/>
+          <w:szCs w:val="28"/>
+        </w:rPr>
+        <w:t>The Pod name follows this general structure:</w:t>
+      </w:r>
+    </w:p>
+    <w:p>
+      <w:pPr>
+        <w:jc w:val="both"/>
+        <w:rPr>
+          <w:rFonts w:asciiTheme="majorBidi" w:hAnsiTheme="majorBidi" w:cstheme="majorBidi"/>
+          <w:b/>
+          <w:bCs/>
+          <w:i/>
+          <w:iCs/>
+          <w:sz w:val="28"/>
+          <w:szCs w:val="28"/>
+        </w:rPr>
+      </w:pPr>
+      <w:r>
+        <w:rPr>
+          <w:rFonts w:asciiTheme="majorBidi" w:hAnsiTheme="majorBidi" w:cstheme="majorBidi"/>
+          <w:b/>
+          <w:bCs/>
+          <w:i/>
+          <w:iCs/>
+          <w:sz w:val="28"/>
+          <w:szCs w:val="28"/>
+        </w:rPr>
+        <w:t>&lt;deployment-name&gt;-&lt;</w:t>
+      </w:r>
+      <w:proofErr w:type="spellStart"/>
+      <w:r>
+        <w:rPr>
+          <w:rFonts w:asciiTheme="majorBidi" w:hAnsiTheme="majorBidi" w:cstheme="majorBidi"/>
+          <w:b/>
+          <w:bCs/>
+          <w:i/>
+          <w:iCs/>
+          <w:sz w:val="28"/>
+          <w:szCs w:val="28"/>
+        </w:rPr>
+        <w:t>replicaset</w:t>
+      </w:r>
+      <w:proofErr w:type="spellEnd"/>
+      <w:r>
+        <w:rPr>
+          <w:rFonts w:asciiTheme="majorBidi" w:hAnsiTheme="majorBidi" w:cstheme="majorBidi"/>
+          <w:b/>
+          <w:bCs/>
+          <w:i/>
+          <w:iCs/>
+          <w:sz w:val="28"/>
+          <w:szCs w:val="28"/>
+        </w:rPr>
+        <w:t>-hash&gt;-&lt;pod-id&gt;</w:t>
+      </w:r>
+    </w:p>
+    <w:p>
+      <w:pPr>
+        <w:jc w:val="both"/>
+        <w:rPr>
+          <w:rFonts w:asciiTheme="majorBidi" w:hAnsiTheme="majorBidi" w:cstheme="majorBidi"/>
+          <w:sz w:val="28"/>
+          <w:szCs w:val="28"/>
+          <w:u w:val="single"/>
+        </w:rPr>
+      </w:pPr>
+      <w:r>
+        <w:rPr>
+          <w:rFonts w:asciiTheme="majorBidi" w:hAnsiTheme="majorBidi" w:cstheme="majorBidi"/>
+          <w:sz w:val="28"/>
+          <w:szCs w:val="28"/>
+          <w:u w:val="single"/>
+        </w:rPr>
+        <w:t>Example:</w:t>
+      </w:r>
+    </w:p>
+    <w:p>
+      <w:pPr>
+        <w:jc w:val="both"/>
+        <w:rPr>
+          <w:rFonts w:asciiTheme="majorBidi" w:hAnsiTheme="majorBidi" w:cstheme="majorBidi"/>
+          <w:b/>
+          <w:bCs/>
+          <w:i/>
+          <w:iCs/>
+          <w:sz w:val="28"/>
+          <w:szCs w:val="28"/>
+        </w:rPr>
+      </w:pPr>
+      <w:r>
+        <w:rPr>
+          <w:rFonts w:asciiTheme="majorBidi" w:hAnsiTheme="majorBidi" w:cstheme="majorBidi"/>
+          <w:b/>
+          <w:bCs/>
+          <w:i/>
+          <w:iCs/>
+          <w:sz w:val="28"/>
+          <w:szCs w:val="28"/>
+        </w:rPr>
+        <w:t>nginx-deployment-7c9d8f6d5b-abc12</w:t>
+      </w:r>
+    </w:p>
+    <w:p>
+      <w:pPr>
+        <w:jc w:val="both"/>
+        <w:rPr>
+          <w:rFonts w:asciiTheme="majorBidi" w:hAnsiTheme="majorBidi" w:cstheme="majorBidi"/>
+          <w:sz w:val="28"/>
+          <w:szCs w:val="28"/>
+        </w:rPr>
+      </w:pPr>
+      <w:proofErr w:type="spellStart"/>
+      <w:r>
+        <w:rPr>
+          <w:rFonts w:asciiTheme="majorBidi" w:hAnsiTheme="majorBidi" w:cstheme="majorBidi"/>
+          <w:b/>
+          <w:bCs/>
+          <w:i/>
+          <w:iCs/>
+          <w:sz w:val="28"/>
+          <w:szCs w:val="28"/>
+        </w:rPr>
+        <w:t>ReplicaSet</w:t>
+      </w:r>
+      <w:proofErr w:type="spellEnd"/>
+      <w:r>
+        <w:rPr>
+          <w:rFonts w:asciiTheme="majorBidi" w:hAnsiTheme="majorBidi" w:cstheme="majorBidi"/>
+          <w:b/>
+          <w:bCs/>
+          <w:i/>
+          <w:iCs/>
+          <w:sz w:val="28"/>
+          <w:szCs w:val="28"/>
+        </w:rPr>
+        <w:t xml:space="preserve"> hash</w:t>
+      </w:r>
+      <w:r>
+        <w:rPr>
+          <w:rFonts w:asciiTheme="majorBidi" w:hAnsiTheme="majorBidi" w:cstheme="majorBidi"/>
+          <w:sz w:val="28"/>
+          <w:szCs w:val="28"/>
+        </w:rPr>
+        <w:t xml:space="preserve"> </w:t>
+      </w:r>
+      <w:r>
+        <w:rPr>
+          <w:rFonts w:asciiTheme="majorBidi" w:hAnsiTheme="majorBidi" w:cstheme="majorBidi"/>
+          <w:sz w:val="28"/>
+          <w:szCs w:val="28"/>
+        </w:rPr>
+        <w:t xml:space="preserve">identifies the </w:t>
+      </w:r>
+      <w:proofErr w:type="spellStart"/>
+      <w:r>
+        <w:rPr>
+          <w:rFonts w:asciiTheme="majorBidi" w:hAnsiTheme="majorBidi" w:cstheme="majorBidi"/>
+          <w:sz w:val="28"/>
+          <w:szCs w:val="28"/>
+        </w:rPr>
+        <w:t>ReplicaSet</w:t>
+      </w:r>
+      <w:proofErr w:type="spellEnd"/>
+      <w:r>
+        <w:rPr>
+          <w:rFonts w:asciiTheme="majorBidi" w:hAnsiTheme="majorBidi" w:cstheme="majorBidi"/>
+          <w:sz w:val="28"/>
+          <w:szCs w:val="28"/>
+        </w:rPr>
+        <w:t xml:space="preserve"> created by the Deployment.</w:t>
+      </w:r>
+      <w:r>
+        <w:rPr>
+          <w:rFonts w:asciiTheme="majorBidi" w:hAnsiTheme="majorBidi" w:cstheme="majorBidi"/>
+          <w:sz w:val="28"/>
+          <w:szCs w:val="28"/>
+        </w:rPr>
+        <w:t xml:space="preserve"> </w:t>
+      </w:r>
+      <w:r>
+        <w:rPr>
+          <w:rFonts w:asciiTheme="majorBidi" w:hAnsiTheme="majorBidi" w:cstheme="majorBidi"/>
+          <w:sz w:val="28"/>
+          <w:szCs w:val="28"/>
+        </w:rPr>
+        <w:t xml:space="preserve">Every time you update the Deployment (for example, change the image version), Kubernetes creates a new </w:t>
+      </w:r>
+      <w:proofErr w:type="spellStart"/>
+      <w:r>
+        <w:rPr>
+          <w:rFonts w:asciiTheme="majorBidi" w:hAnsiTheme="majorBidi" w:cstheme="majorBidi"/>
+          <w:sz w:val="28"/>
+          <w:szCs w:val="28"/>
+        </w:rPr>
+        <w:t>ReplicaSet</w:t>
+      </w:r>
+      <w:proofErr w:type="spellEnd"/>
+      <w:r>
+        <w:rPr>
+          <w:rFonts w:asciiTheme="majorBidi" w:hAnsiTheme="majorBidi" w:cstheme="majorBidi"/>
+          <w:sz w:val="28"/>
+          <w:szCs w:val="28"/>
+        </w:rPr>
+        <w:t>, which gets a different hash.</w:t>
+      </w:r>
+    </w:p>
+    <w:p>
+      <w:pPr>
+        <w:jc w:val="both"/>
+        <w:rPr>
+          <w:rFonts w:asciiTheme="majorBidi" w:hAnsiTheme="majorBidi" w:cstheme="majorBidi"/>
+          <w:b/>
+          <w:bCs/>
+          <w:sz w:val="36"/>
+          <w:szCs w:val="36"/>
+        </w:rPr>
+      </w:pPr>
+      <w:r>
+        <w:rPr>
+          <w:rFonts w:asciiTheme="majorBidi" w:hAnsiTheme="majorBidi" w:cstheme="majorBidi"/>
+          <w:b/>
+          <w:bCs/>
+          <w:sz w:val="36"/>
+          <w:szCs w:val="36"/>
+        </w:rPr>
+        <w:t>Update Strategy:</w:t>
+      </w:r>
+    </w:p>
+    <w:p>
+      <w:pPr>
+        <w:jc w:val="both"/>
+        <w:rPr>
+          <w:rFonts w:asciiTheme="majorBidi" w:hAnsiTheme="majorBidi" w:cstheme="majorBidi"/>
+          <w:sz w:val="28"/>
+          <w:szCs w:val="28"/>
+        </w:rPr>
+      </w:pPr>
+      <w:r>
+        <w:rPr>
+          <w:rFonts w:asciiTheme="majorBidi" w:hAnsiTheme="majorBidi" w:cstheme="majorBidi"/>
+          <w:sz w:val="28"/>
+          <w:szCs w:val="28"/>
+        </w:rPr>
+        <w:t xml:space="preserve">In Kubernetes, Deployment update strategies define how Pods are replaced when a new version of an application is deployed. When you update a Deployment (for example, change the container </w:t>
+      </w:r>
+      <w:r>
+        <w:rPr>
+          <w:rFonts w:asciiTheme="majorBidi" w:hAnsiTheme="majorBidi" w:cstheme="majorBidi"/>
+          <w:sz w:val="28"/>
+          <w:szCs w:val="28"/>
+        </w:rPr>
+        <w:lastRenderedPageBreak/>
+        <w:t>image version), Kubernetes does not immediately delete all existing Pods and create new ones. Instead, it follows a defined strategy to update the application safely.</w:t>
+      </w:r>
+    </w:p>
+    <w:p>
+      <w:pPr>
+        <w:jc w:val="both"/>
+        <w:rPr>
+          <w:rFonts w:asciiTheme="majorBidi" w:hAnsiTheme="majorBidi" w:cstheme="majorBidi"/>
+          <w:sz w:val="28"/>
+          <w:szCs w:val="28"/>
+        </w:rPr>
+      </w:pPr>
+      <w:r>
+        <w:rPr>
+          <w:rFonts w:asciiTheme="majorBidi" w:hAnsiTheme="majorBidi" w:cstheme="majorBidi"/>
+          <w:sz w:val="28"/>
+          <w:szCs w:val="28"/>
+        </w:rPr>
+        <w:t>Kubernetes provides two main Deployment update strategies.</w:t>
+      </w:r>
+    </w:p>
+    <w:p>
+      <w:pPr>
+        <w:pStyle w:val="ListParagraph"/>
+        <w:numPr>
+          <w:ilvl w:val="0"/>
+          <w:numId w:val="29"/>
+        </w:numPr>
+        <w:spacing w:after="60"/>
+        <w:ind w:left="360"/>
+        <w:jc w:val="both"/>
         <w:rPr>
           <w:rFonts w:asciiTheme="majorBidi" w:hAnsiTheme="majorBidi" w:cstheme="majorBidi"/>
           <w:b/>
@@ -13654,8 +13977,7 @@
           <w:sz w:val="32"/>
           <w:szCs w:val="32"/>
         </w:rPr>
-        <w:t>Rolling Updates</w:t>
-      </w:r>
+      </w:pPr>
       <w:r>
         <w:rPr>
           <w:rFonts w:asciiTheme="majorBidi" w:hAnsiTheme="majorBidi" w:cstheme="majorBidi"/>
@@ -13664,59 +13986,77 @@
           <w:sz w:val="32"/>
           <w:szCs w:val="32"/>
         </w:rPr>
-        <w:t>:</w:t>
-      </w:r>
-    </w:p>
-    <w:p>
-      <w:pPr>
-        <w:jc w:val="both"/>
-        <w:rPr>
-          <w:rFonts w:asciiTheme="majorBidi" w:hAnsiTheme="majorBidi" w:cstheme="majorBidi"/>
-          <w:sz w:val="28"/>
-          <w:szCs w:val="28"/>
-        </w:rPr>
-      </w:pPr>
-      <w:r>
-        <w:rPr>
-          <w:rFonts w:asciiTheme="majorBidi" w:hAnsiTheme="majorBidi" w:cstheme="majorBidi"/>
-          <w:sz w:val="28"/>
-          <w:szCs w:val="28"/>
-        </w:rPr>
-        <w:t>The rolling update strategy is one of the Deployment’s defining features.</w:t>
-      </w:r>
-      <w:r>
-        <w:rPr>
-          <w:rFonts w:asciiTheme="majorBidi" w:hAnsiTheme="majorBidi" w:cstheme="majorBidi"/>
-          <w:sz w:val="28"/>
-          <w:szCs w:val="28"/>
+        <w:t>Rolling Updates</w:t>
+      </w:r>
+      <w:r>
+        <w:rPr>
+          <w:rFonts w:asciiTheme="majorBidi" w:hAnsiTheme="majorBidi" w:cstheme="majorBidi"/>
+          <w:b/>
+          <w:bCs/>
+          <w:sz w:val="32"/>
+          <w:szCs w:val="32"/>
         </w:rPr>
         <w:t xml:space="preserve"> </w:t>
       </w:r>
       <w:r>
         <w:rPr>
           <w:rFonts w:asciiTheme="majorBidi" w:hAnsiTheme="majorBidi" w:cstheme="majorBidi"/>
-          <w:sz w:val="28"/>
-          <w:szCs w:val="28"/>
-        </w:rPr>
-        <w:t>It allows new versions of Pods to replace old ones gradually, minimizing downtime.</w:t>
-      </w:r>
-    </w:p>
-    <w:p>
-      <w:pPr>
-        <w:jc w:val="both"/>
-        <w:rPr>
-          <w:rFonts w:asciiTheme="majorBidi" w:hAnsiTheme="majorBidi" w:cstheme="majorBidi"/>
-          <w:sz w:val="28"/>
-          <w:szCs w:val="28"/>
-        </w:rPr>
-      </w:pPr>
-      <w:r>
-        <w:rPr>
-          <w:rFonts w:asciiTheme="majorBidi" w:hAnsiTheme="majorBidi" w:cstheme="majorBidi"/>
-          <w:sz w:val="28"/>
-          <w:szCs w:val="28"/>
-        </w:rPr>
-        <w:t>Process:</w:t>
+          <w:b/>
+          <w:bCs/>
+          <w:sz w:val="32"/>
+          <w:szCs w:val="32"/>
+        </w:rPr>
+        <w:t>(Default)</w:t>
+      </w:r>
+    </w:p>
+    <w:p>
+      <w:pPr>
+        <w:spacing w:after="60"/>
+        <w:ind w:left="360"/>
+        <w:jc w:val="both"/>
+        <w:rPr>
+          <w:rFonts w:asciiTheme="majorBidi" w:hAnsiTheme="majorBidi" w:cstheme="majorBidi"/>
+          <w:sz w:val="28"/>
+          <w:szCs w:val="28"/>
+        </w:rPr>
+      </w:pPr>
+      <w:proofErr w:type="spellStart"/>
+      <w:r>
+        <w:rPr>
+          <w:rFonts w:asciiTheme="majorBidi" w:hAnsiTheme="majorBidi" w:cstheme="majorBidi"/>
+          <w:sz w:val="28"/>
+          <w:szCs w:val="28"/>
+        </w:rPr>
+        <w:t>RollingUpdate</w:t>
+      </w:r>
+      <w:proofErr w:type="spellEnd"/>
+      <w:r>
+        <w:rPr>
+          <w:rFonts w:asciiTheme="majorBidi" w:hAnsiTheme="majorBidi" w:cstheme="majorBidi"/>
+          <w:sz w:val="28"/>
+          <w:szCs w:val="28"/>
+        </w:rPr>
+        <w:t xml:space="preserve"> gradually replaces old Pods with new Pods. Instead of stopping the entire application at once, Kubernetes updates Pods in small batches, ensuring the application stays available during the update.</w:t>
+      </w:r>
+    </w:p>
+    <w:p>
+      <w:pPr>
+        <w:spacing w:after="60"/>
+        <w:ind w:left="360"/>
+        <w:jc w:val="both"/>
+        <w:rPr>
+          <w:rFonts w:asciiTheme="majorBidi" w:hAnsiTheme="majorBidi" w:cstheme="majorBidi"/>
+          <w:sz w:val="28"/>
+          <w:szCs w:val="28"/>
+        </w:rPr>
+      </w:pPr>
+      <w:r>
+        <w:rPr>
+          <w:rFonts w:asciiTheme="majorBidi" w:hAnsiTheme="majorBidi" w:cstheme="majorBidi"/>
+          <w:sz w:val="28"/>
+          <w:szCs w:val="28"/>
+        </w:rPr>
+        <w:t>The process works like this:</w:t>
       </w:r>
     </w:p>
     <w:p>
@@ -13724,23 +14064,22 @@
         <w:pStyle w:val="ListParagraph"/>
         <w:numPr>
           <w:ilvl w:val="0"/>
-          <w:numId w:val="25"/>
+          <w:numId w:val="30"/>
         </w:numPr>
-        <w:ind w:left="360"/>
-        <w:jc w:val="both"/>
-        <w:rPr>
-          <w:rFonts w:asciiTheme="majorBidi" w:hAnsiTheme="majorBidi" w:cstheme="majorBidi"/>
-          <w:sz w:val="28"/>
-          <w:szCs w:val="28"/>
-        </w:rPr>
-      </w:pPr>
-      <w:r>
-        <w:rPr>
-          <w:rFonts w:asciiTheme="majorBidi" w:hAnsiTheme="majorBidi" w:cstheme="majorBidi"/>
-          <w:sz w:val="28"/>
-          <w:szCs w:val="28"/>
-        </w:rPr>
-        <w:t xml:space="preserve">Old </w:t>
+        <w:jc w:val="both"/>
+        <w:rPr>
+          <w:rFonts w:asciiTheme="majorBidi" w:hAnsiTheme="majorBidi" w:cstheme="majorBidi"/>
+          <w:sz w:val="28"/>
+          <w:szCs w:val="28"/>
+        </w:rPr>
+      </w:pPr>
+      <w:r>
+        <w:rPr>
+          <w:rFonts w:asciiTheme="majorBidi" w:hAnsiTheme="majorBidi" w:cstheme="majorBidi"/>
+          <w:sz w:val="28"/>
+          <w:szCs w:val="28"/>
+        </w:rPr>
+        <w:t xml:space="preserve">Kubernetes creates a new </w:t>
       </w:r>
       <w:proofErr w:type="spellStart"/>
       <w:r>
@@ -13758,7 +14097,7 @@
           <w:sz w:val="28"/>
           <w:szCs w:val="28"/>
         </w:rPr>
-        <w:t xml:space="preserve"> → slowly scaled down</w:t>
+        <w:t xml:space="preserve"> with the updated Pod template.</w:t>
       </w:r>
     </w:p>
     <w:p>
@@ -13766,7 +14105,1887 @@
         <w:pStyle w:val="ListParagraph"/>
         <w:numPr>
           <w:ilvl w:val="0"/>
-          <w:numId w:val="25"/>
+          <w:numId w:val="30"/>
+        </w:numPr>
+        <w:jc w:val="both"/>
+        <w:rPr>
+          <w:rFonts w:asciiTheme="majorBidi" w:hAnsiTheme="majorBidi" w:cstheme="majorBidi"/>
+          <w:sz w:val="28"/>
+          <w:szCs w:val="28"/>
+        </w:rPr>
+      </w:pPr>
+      <w:r>
+        <w:rPr>
+          <w:rFonts w:asciiTheme="majorBidi" w:hAnsiTheme="majorBidi" w:cstheme="majorBidi"/>
+          <w:sz w:val="28"/>
+          <w:szCs w:val="28"/>
+        </w:rPr>
+        <w:t xml:space="preserve">New Pods are gradually created from this </w:t>
+      </w:r>
+      <w:proofErr w:type="spellStart"/>
+      <w:r>
+        <w:rPr>
+          <w:rFonts w:asciiTheme="majorBidi" w:hAnsiTheme="majorBidi" w:cstheme="majorBidi"/>
+          <w:sz w:val="28"/>
+          <w:szCs w:val="28"/>
+        </w:rPr>
+        <w:t>ReplicaSet</w:t>
+      </w:r>
+      <w:proofErr w:type="spellEnd"/>
+      <w:r>
+        <w:rPr>
+          <w:rFonts w:asciiTheme="majorBidi" w:hAnsiTheme="majorBidi" w:cstheme="majorBidi"/>
+          <w:sz w:val="28"/>
+          <w:szCs w:val="28"/>
+        </w:rPr>
+        <w:t>.</w:t>
+      </w:r>
+    </w:p>
+    <w:p>
+      <w:pPr>
+        <w:pStyle w:val="ListParagraph"/>
+        <w:numPr>
+          <w:ilvl w:val="0"/>
+          <w:numId w:val="30"/>
+        </w:numPr>
+        <w:jc w:val="both"/>
+        <w:rPr>
+          <w:rFonts w:asciiTheme="majorBidi" w:hAnsiTheme="majorBidi" w:cstheme="majorBidi"/>
+          <w:sz w:val="28"/>
+          <w:szCs w:val="28"/>
+        </w:rPr>
+      </w:pPr>
+      <w:r>
+        <w:rPr>
+          <w:rFonts w:asciiTheme="majorBidi" w:hAnsiTheme="majorBidi" w:cstheme="majorBidi"/>
+          <w:sz w:val="28"/>
+          <w:szCs w:val="28"/>
+        </w:rPr>
+        <w:t xml:space="preserve">At the same time, old Pods from the previous </w:t>
+      </w:r>
+      <w:proofErr w:type="spellStart"/>
+      <w:r>
+        <w:rPr>
+          <w:rFonts w:asciiTheme="majorBidi" w:hAnsiTheme="majorBidi" w:cstheme="majorBidi"/>
+          <w:sz w:val="28"/>
+          <w:szCs w:val="28"/>
+        </w:rPr>
+        <w:t>ReplicaSet</w:t>
+      </w:r>
+      <w:proofErr w:type="spellEnd"/>
+      <w:r>
+        <w:rPr>
+          <w:rFonts w:asciiTheme="majorBidi" w:hAnsiTheme="majorBidi" w:cstheme="majorBidi"/>
+          <w:sz w:val="28"/>
+          <w:szCs w:val="28"/>
+        </w:rPr>
+        <w:t xml:space="preserve"> are gradually terminated.</w:t>
+      </w:r>
+    </w:p>
+    <w:p>
+      <w:pPr>
+        <w:pStyle w:val="ListParagraph"/>
+        <w:numPr>
+          <w:ilvl w:val="0"/>
+          <w:numId w:val="30"/>
+        </w:numPr>
+        <w:spacing w:after="60"/>
+        <w:jc w:val="both"/>
+        <w:rPr>
+          <w:rFonts w:asciiTheme="majorBidi" w:hAnsiTheme="majorBidi" w:cstheme="majorBidi"/>
+          <w:sz w:val="28"/>
+          <w:szCs w:val="28"/>
+        </w:rPr>
+      </w:pPr>
+      <w:r>
+        <w:rPr>
+          <w:rFonts w:asciiTheme="majorBidi" w:hAnsiTheme="majorBidi" w:cstheme="majorBidi"/>
+          <w:sz w:val="28"/>
+          <w:szCs w:val="28"/>
+        </w:rPr>
+        <w:t>The process continues until all Pods run the new version.</w:t>
+      </w:r>
+    </w:p>
+    <w:p>
+      <w:pPr>
+        <w:spacing w:after="60"/>
+        <w:ind w:left="360"/>
+        <w:jc w:val="both"/>
+        <w:rPr>
+          <w:rFonts w:asciiTheme="majorBidi" w:hAnsiTheme="majorBidi" w:cstheme="majorBidi"/>
+          <w:sz w:val="28"/>
+          <w:szCs w:val="28"/>
+        </w:rPr>
+      </w:pPr>
+      <w:r>
+        <w:rPr>
+          <w:rFonts w:asciiTheme="majorBidi" w:hAnsiTheme="majorBidi" w:cstheme="majorBidi"/>
+          <w:sz w:val="28"/>
+          <w:szCs w:val="28"/>
+        </w:rPr>
+        <w:t>Process:</w:t>
+      </w:r>
+    </w:p>
+    <w:p>
+      <w:pPr>
+        <w:pStyle w:val="ListParagraph"/>
+        <w:numPr>
+          <w:ilvl w:val="0"/>
+          <w:numId w:val="31"/>
+        </w:numPr>
+        <w:spacing w:after="60"/>
+        <w:jc w:val="both"/>
+        <w:rPr>
+          <w:rFonts w:asciiTheme="majorBidi" w:hAnsiTheme="majorBidi" w:cstheme="majorBidi"/>
+          <w:sz w:val="28"/>
+          <w:szCs w:val="28"/>
+        </w:rPr>
+      </w:pPr>
+      <w:r>
+        <w:rPr>
+          <w:rFonts w:asciiTheme="majorBidi" w:hAnsiTheme="majorBidi" w:cstheme="majorBidi"/>
+          <w:sz w:val="28"/>
+          <w:szCs w:val="28"/>
+        </w:rPr>
+        <w:t xml:space="preserve">Old </w:t>
+      </w:r>
+      <w:proofErr w:type="spellStart"/>
+      <w:r>
+        <w:rPr>
+          <w:rFonts w:asciiTheme="majorBidi" w:hAnsiTheme="majorBidi" w:cstheme="majorBidi"/>
+          <w:sz w:val="28"/>
+          <w:szCs w:val="28"/>
+        </w:rPr>
+        <w:t>ReplicaSet</w:t>
+      </w:r>
+      <w:proofErr w:type="spellEnd"/>
+      <w:r>
+        <w:rPr>
+          <w:rFonts w:asciiTheme="majorBidi" w:hAnsiTheme="majorBidi" w:cstheme="majorBidi"/>
+          <w:sz w:val="28"/>
+          <w:szCs w:val="28"/>
+        </w:rPr>
+        <w:t xml:space="preserve"> → slowly scaled down</w:t>
+      </w:r>
+    </w:p>
+    <w:p>
+      <w:pPr>
+        <w:pStyle w:val="ListParagraph"/>
+        <w:numPr>
+          <w:ilvl w:val="0"/>
+          <w:numId w:val="31"/>
+        </w:numPr>
+        <w:spacing w:after="60"/>
+        <w:jc w:val="both"/>
+        <w:rPr>
+          <w:rFonts w:asciiTheme="majorBidi" w:hAnsiTheme="majorBidi" w:cstheme="majorBidi"/>
+          <w:sz w:val="28"/>
+          <w:szCs w:val="28"/>
+        </w:rPr>
+      </w:pPr>
+      <w:r>
+        <w:rPr>
+          <w:rFonts w:asciiTheme="majorBidi" w:hAnsiTheme="majorBidi" w:cstheme="majorBidi"/>
+          <w:sz w:val="28"/>
+          <w:szCs w:val="28"/>
+        </w:rPr>
+        <w:t xml:space="preserve">New </w:t>
+      </w:r>
+      <w:proofErr w:type="spellStart"/>
+      <w:r>
+        <w:rPr>
+          <w:rFonts w:asciiTheme="majorBidi" w:hAnsiTheme="majorBidi" w:cstheme="majorBidi"/>
+          <w:sz w:val="28"/>
+          <w:szCs w:val="28"/>
+        </w:rPr>
+        <w:t>ReplicaSet</w:t>
+      </w:r>
+      <w:proofErr w:type="spellEnd"/>
+      <w:r>
+        <w:rPr>
+          <w:rFonts w:asciiTheme="majorBidi" w:hAnsiTheme="majorBidi" w:cstheme="majorBidi"/>
+          <w:sz w:val="28"/>
+          <w:szCs w:val="28"/>
+        </w:rPr>
+        <w:t xml:space="preserve"> → slowly scaled up</w:t>
+      </w:r>
+    </w:p>
+    <w:p>
+      <w:pPr>
+        <w:spacing w:after="60"/>
+        <w:ind w:left="360"/>
+        <w:jc w:val="both"/>
+        <w:rPr>
+          <w:rFonts w:asciiTheme="majorBidi" w:hAnsiTheme="majorBidi" w:cstheme="majorBidi"/>
+          <w:sz w:val="28"/>
+          <w:szCs w:val="28"/>
+        </w:rPr>
+      </w:pPr>
+      <w:r>
+        <w:rPr>
+          <w:rFonts w:asciiTheme="majorBidi" w:hAnsiTheme="majorBidi" w:cstheme="majorBidi"/>
+          <w:b/>
+          <w:bCs/>
+          <w:sz w:val="28"/>
+          <w:szCs w:val="28"/>
+        </w:rPr>
+        <w:t>Two important parameters</w:t>
+      </w:r>
+      <w:r>
+        <w:rPr>
+          <w:rFonts w:asciiTheme="majorBidi" w:hAnsiTheme="majorBidi" w:cstheme="majorBidi"/>
+          <w:sz w:val="28"/>
+          <w:szCs w:val="28"/>
+        </w:rPr>
+        <w:t xml:space="preserve"> control this behavior:</w:t>
+      </w:r>
+    </w:p>
+    <w:p>
+      <w:pPr>
+        <w:pStyle w:val="ListParagraph"/>
+        <w:numPr>
+          <w:ilvl w:val="0"/>
+          <w:numId w:val="32"/>
+        </w:numPr>
+        <w:ind w:left="720"/>
+        <w:jc w:val="both"/>
+        <w:rPr>
+          <w:rFonts w:asciiTheme="majorBidi" w:hAnsiTheme="majorBidi" w:cstheme="majorBidi"/>
+          <w:b/>
+          <w:bCs/>
+          <w:sz w:val="28"/>
+          <w:szCs w:val="28"/>
+        </w:rPr>
+      </w:pPr>
+      <w:proofErr w:type="spellStart"/>
+      <w:r>
+        <w:rPr>
+          <w:rFonts w:asciiTheme="majorBidi" w:hAnsiTheme="majorBidi" w:cstheme="majorBidi"/>
+          <w:b/>
+          <w:bCs/>
+          <w:sz w:val="28"/>
+          <w:szCs w:val="28"/>
+        </w:rPr>
+        <w:t>maxUnavailable</w:t>
+      </w:r>
+      <w:proofErr w:type="spellEnd"/>
+      <w:r>
+        <w:rPr>
+          <w:rFonts w:asciiTheme="majorBidi" w:hAnsiTheme="majorBidi" w:cstheme="majorBidi"/>
+          <w:b/>
+          <w:bCs/>
+          <w:sz w:val="28"/>
+          <w:szCs w:val="28"/>
+        </w:rPr>
+        <w:t xml:space="preserve"> </w:t>
+      </w:r>
+      <w:r>
+        <w:rPr>
+          <w:rFonts w:asciiTheme="majorBidi" w:hAnsiTheme="majorBidi" w:cstheme="majorBidi"/>
+          <w:sz w:val="28"/>
+          <w:szCs w:val="28"/>
+        </w:rPr>
+        <w:t xml:space="preserve">→ </w:t>
+      </w:r>
+      <w:r>
+        <w:rPr>
+          <w:rFonts w:asciiTheme="majorBidi" w:hAnsiTheme="majorBidi" w:cstheme="majorBidi"/>
+          <w:sz w:val="28"/>
+          <w:szCs w:val="28"/>
+        </w:rPr>
+        <w:t>The maximum number of Pods that can be unavailable during the update.</w:t>
+      </w:r>
+    </w:p>
+    <w:p>
+      <w:pPr>
+        <w:pStyle w:val="ListParagraph"/>
+        <w:numPr>
+          <w:ilvl w:val="0"/>
+          <w:numId w:val="32"/>
+        </w:numPr>
+        <w:spacing w:after="60"/>
+        <w:ind w:left="720"/>
+        <w:jc w:val="both"/>
+        <w:rPr>
+          <w:rFonts w:asciiTheme="majorBidi" w:hAnsiTheme="majorBidi" w:cstheme="majorBidi"/>
+          <w:b/>
+          <w:bCs/>
+          <w:sz w:val="28"/>
+          <w:szCs w:val="28"/>
+        </w:rPr>
+      </w:pPr>
+      <w:proofErr w:type="spellStart"/>
+      <w:r>
+        <w:rPr>
+          <w:rFonts w:asciiTheme="majorBidi" w:hAnsiTheme="majorBidi" w:cstheme="majorBidi"/>
+          <w:b/>
+          <w:bCs/>
+          <w:sz w:val="28"/>
+          <w:szCs w:val="28"/>
+        </w:rPr>
+        <w:t>maxSurg</w:t>
+      </w:r>
+      <w:r>
+        <w:rPr>
+          <w:rFonts w:asciiTheme="majorBidi" w:hAnsiTheme="majorBidi" w:cstheme="majorBidi"/>
+          <w:b/>
+          <w:bCs/>
+          <w:sz w:val="28"/>
+          <w:szCs w:val="28"/>
+        </w:rPr>
+        <w:t>e</w:t>
+      </w:r>
+      <w:proofErr w:type="spellEnd"/>
+      <w:r>
+        <w:rPr>
+          <w:rFonts w:asciiTheme="majorBidi" w:hAnsiTheme="majorBidi" w:cstheme="majorBidi"/>
+          <w:b/>
+          <w:bCs/>
+          <w:sz w:val="28"/>
+          <w:szCs w:val="28"/>
+        </w:rPr>
+        <w:t xml:space="preserve"> </w:t>
+      </w:r>
+      <w:r>
+        <w:rPr>
+          <w:rFonts w:asciiTheme="majorBidi" w:hAnsiTheme="majorBidi" w:cstheme="majorBidi"/>
+          <w:sz w:val="28"/>
+          <w:szCs w:val="28"/>
+        </w:rPr>
+        <w:t xml:space="preserve">→ </w:t>
+      </w:r>
+      <w:r>
+        <w:rPr>
+          <w:rFonts w:asciiTheme="majorBidi" w:hAnsiTheme="majorBidi" w:cstheme="majorBidi"/>
+          <w:sz w:val="28"/>
+          <w:szCs w:val="28"/>
+        </w:rPr>
+        <w:t>The maximum number of extra Pods that can be temporarily created above the desired replica count.</w:t>
+      </w:r>
+    </w:p>
+    <w:p>
+      <w:pPr>
+        <w:ind w:left="360"/>
+        <w:jc w:val="both"/>
+        <w:rPr>
+          <w:rFonts w:asciiTheme="majorBidi" w:hAnsiTheme="majorBidi" w:cstheme="majorBidi"/>
+          <w:sz w:val="28"/>
+          <w:szCs w:val="28"/>
+          <w:u w:val="single"/>
+        </w:rPr>
+      </w:pPr>
+      <w:r>
+        <w:rPr>
+          <w:rFonts w:asciiTheme="majorBidi" w:hAnsiTheme="majorBidi" w:cstheme="majorBidi"/>
+          <w:noProof/>
+          <w:sz w:val="28"/>
+          <w:szCs w:val="28"/>
+          <w:u w:val="single"/>
+        </w:rPr>
+        <mc:AlternateContent>
+          <mc:Choice Requires="wps">
+            <w:drawing>
+              <wp:anchor distT="0" distB="0" distL="114300" distR="114300" simplePos="0" relativeHeight="251670528" behindDoc="0" locked="0" layoutInCell="1" allowOverlap="1" wp14:anchorId="70E41661" wp14:editId="40C4A86A">
+                <wp:simplePos x="0" y="0"/>
+                <wp:positionH relativeFrom="column">
+                  <wp:posOffset>221673</wp:posOffset>
+                </wp:positionH>
+                <wp:positionV relativeFrom="paragraph">
+                  <wp:posOffset>282460</wp:posOffset>
+                </wp:positionV>
+                <wp:extent cx="2119745" cy="1302327"/>
+                <wp:effectExtent l="0" t="0" r="13970" b="12700"/>
+                <wp:wrapNone/>
+                <wp:docPr id="651881869" name="Rectangle 10"/>
+                <wp:cNvGraphicFramePr/>
+                <a:graphic xmlns:a="http://schemas.openxmlformats.org/drawingml/2006/main">
+                  <a:graphicData uri="http://schemas.microsoft.com/office/word/2010/wordprocessingShape">
+                    <wps:wsp>
+                      <wps:cNvSpPr/>
+                      <wps:spPr>
+                        <a:xfrm>
+                          <a:off x="0" y="0"/>
+                          <a:ext cx="2119745" cy="1302327"/>
+                        </a:xfrm>
+                        <a:prstGeom prst="rect">
+                          <a:avLst/>
+                        </a:prstGeom>
+                      </wps:spPr>
+                      <wps:style>
+                        <a:lnRef idx="2">
+                          <a:schemeClr val="dk1">
+                            <a:shade val="15000"/>
+                          </a:schemeClr>
+                        </a:lnRef>
+                        <a:fillRef idx="1">
+                          <a:schemeClr val="dk1"/>
+                        </a:fillRef>
+                        <a:effectRef idx="0">
+                          <a:schemeClr val="dk1"/>
+                        </a:effectRef>
+                        <a:fontRef idx="minor">
+                          <a:schemeClr val="lt1"/>
+                        </a:fontRef>
+                      </wps:style>
+                      <wps:txbx>
+                        <w:txbxContent>
+                          <w:p>
+                            <w:pPr>
+                              <w:spacing w:after="0"/>
+                              <w:jc w:val="both"/>
+                              <w:rPr>
+                                <w:rFonts w:asciiTheme="majorBidi" w:hAnsiTheme="majorBidi" w:cstheme="majorBidi"/>
+                                <w:b/>
+                                <w:bCs/>
+                                <w:i/>
+                                <w:iCs/>
+                                <w:sz w:val="28"/>
+                                <w:szCs w:val="28"/>
+                              </w:rPr>
+                            </w:pPr>
+                            <w:r>
+                              <w:rPr>
+                                <w:rFonts w:asciiTheme="majorBidi" w:hAnsiTheme="majorBidi" w:cstheme="majorBidi"/>
+                                <w:b/>
+                                <w:bCs/>
+                                <w:i/>
+                                <w:iCs/>
+                                <w:sz w:val="28"/>
+                                <w:szCs w:val="28"/>
+                              </w:rPr>
+                              <w:t>strategy:</w:t>
+                            </w:r>
+                          </w:p>
+                          <w:p>
+                            <w:pPr>
+                              <w:spacing w:after="0"/>
+                              <w:jc w:val="both"/>
+                              <w:rPr>
+                                <w:rFonts w:asciiTheme="majorBidi" w:hAnsiTheme="majorBidi" w:cstheme="majorBidi"/>
+                                <w:b/>
+                                <w:bCs/>
+                                <w:i/>
+                                <w:iCs/>
+                                <w:sz w:val="28"/>
+                                <w:szCs w:val="28"/>
+                              </w:rPr>
+                            </w:pPr>
+                            <w:r>
+                              <w:rPr>
+                                <w:rFonts w:asciiTheme="majorBidi" w:hAnsiTheme="majorBidi" w:cstheme="majorBidi"/>
+                                <w:b/>
+                                <w:bCs/>
+                                <w:i/>
+                                <w:iCs/>
+                                <w:sz w:val="28"/>
+                                <w:szCs w:val="28"/>
+                              </w:rPr>
+                              <w:t xml:space="preserve">     </w:t>
+                            </w:r>
+                            <w:r>
+                              <w:rPr>
+                                <w:rFonts w:asciiTheme="majorBidi" w:hAnsiTheme="majorBidi" w:cstheme="majorBidi"/>
+                                <w:b/>
+                                <w:bCs/>
+                                <w:i/>
+                                <w:iCs/>
+                                <w:sz w:val="28"/>
+                                <w:szCs w:val="28"/>
+                              </w:rPr>
+                              <w:t xml:space="preserve">type: </w:t>
+                            </w:r>
+                            <w:proofErr w:type="spellStart"/>
+                            <w:r>
+                              <w:rPr>
+                                <w:rFonts w:asciiTheme="majorBidi" w:hAnsiTheme="majorBidi" w:cstheme="majorBidi"/>
+                                <w:b/>
+                                <w:bCs/>
+                                <w:i/>
+                                <w:iCs/>
+                                <w:sz w:val="28"/>
+                                <w:szCs w:val="28"/>
+                              </w:rPr>
+                              <w:t>RollingUpdate</w:t>
+                            </w:r>
+                            <w:proofErr w:type="spellEnd"/>
+                          </w:p>
+                          <w:p>
+                            <w:pPr>
+                              <w:spacing w:after="0"/>
+                              <w:jc w:val="both"/>
+                              <w:rPr>
+                                <w:rFonts w:asciiTheme="majorBidi" w:hAnsiTheme="majorBidi" w:cstheme="majorBidi"/>
+                                <w:b/>
+                                <w:bCs/>
+                                <w:i/>
+                                <w:iCs/>
+                                <w:sz w:val="28"/>
+                                <w:szCs w:val="28"/>
+                              </w:rPr>
+                            </w:pPr>
+                            <w:r>
+                              <w:rPr>
+                                <w:rFonts w:asciiTheme="majorBidi" w:hAnsiTheme="majorBidi" w:cstheme="majorBidi"/>
+                                <w:b/>
+                                <w:bCs/>
+                                <w:i/>
+                                <w:iCs/>
+                                <w:sz w:val="28"/>
+                                <w:szCs w:val="28"/>
+                              </w:rPr>
+                              <w:t xml:space="preserve">     </w:t>
+                            </w:r>
+                            <w:proofErr w:type="spellStart"/>
+                            <w:r>
+                              <w:rPr>
+                                <w:rFonts w:asciiTheme="majorBidi" w:hAnsiTheme="majorBidi" w:cstheme="majorBidi"/>
+                                <w:b/>
+                                <w:bCs/>
+                                <w:i/>
+                                <w:iCs/>
+                                <w:sz w:val="28"/>
+                                <w:szCs w:val="28"/>
+                              </w:rPr>
+                              <w:t>rollingUpdate</w:t>
+                            </w:r>
+                            <w:proofErr w:type="spellEnd"/>
+                            <w:r>
+                              <w:rPr>
+                                <w:rFonts w:asciiTheme="majorBidi" w:hAnsiTheme="majorBidi" w:cstheme="majorBidi"/>
+                                <w:b/>
+                                <w:bCs/>
+                                <w:i/>
+                                <w:iCs/>
+                                <w:sz w:val="28"/>
+                                <w:szCs w:val="28"/>
+                              </w:rPr>
+                              <w:t>:</w:t>
+                            </w:r>
+                          </w:p>
+                          <w:p>
+                            <w:pPr>
+                              <w:spacing w:after="0"/>
+                              <w:jc w:val="both"/>
+                              <w:rPr>
+                                <w:rFonts w:asciiTheme="majorBidi" w:hAnsiTheme="majorBidi" w:cstheme="majorBidi"/>
+                                <w:b/>
+                                <w:bCs/>
+                                <w:i/>
+                                <w:iCs/>
+                                <w:sz w:val="28"/>
+                                <w:szCs w:val="28"/>
+                              </w:rPr>
+                            </w:pPr>
+                            <w:r>
+                              <w:rPr>
+                                <w:rFonts w:asciiTheme="majorBidi" w:hAnsiTheme="majorBidi" w:cstheme="majorBidi"/>
+                                <w:b/>
+                                <w:bCs/>
+                                <w:i/>
+                                <w:iCs/>
+                                <w:sz w:val="28"/>
+                                <w:szCs w:val="28"/>
+                              </w:rPr>
+                              <w:t xml:space="preserve">          </w:t>
+                            </w:r>
+                            <w:proofErr w:type="spellStart"/>
+                            <w:r>
+                              <w:rPr>
+                                <w:rFonts w:asciiTheme="majorBidi" w:hAnsiTheme="majorBidi" w:cstheme="majorBidi"/>
+                                <w:b/>
+                                <w:bCs/>
+                                <w:i/>
+                                <w:iCs/>
+                                <w:sz w:val="28"/>
+                                <w:szCs w:val="28"/>
+                              </w:rPr>
+                              <w:t>maxUnavailable</w:t>
+                            </w:r>
+                            <w:proofErr w:type="spellEnd"/>
+                            <w:r>
+                              <w:rPr>
+                                <w:rFonts w:asciiTheme="majorBidi" w:hAnsiTheme="majorBidi" w:cstheme="majorBidi"/>
+                                <w:b/>
+                                <w:bCs/>
+                                <w:i/>
+                                <w:iCs/>
+                                <w:sz w:val="28"/>
+                                <w:szCs w:val="28"/>
+                              </w:rPr>
+                              <w:t>: 1</w:t>
+                            </w:r>
+                          </w:p>
+                          <w:p>
+                            <w:pPr>
+                              <w:spacing w:after="0"/>
+                              <w:jc w:val="both"/>
+                              <w:rPr>
+                                <w:rFonts w:asciiTheme="majorBidi" w:hAnsiTheme="majorBidi" w:cstheme="majorBidi"/>
+                                <w:b/>
+                                <w:bCs/>
+                                <w:i/>
+                                <w:iCs/>
+                                <w:sz w:val="28"/>
+                                <w:szCs w:val="28"/>
+                              </w:rPr>
+                            </w:pPr>
+                            <w:r>
+                              <w:rPr>
+                                <w:rFonts w:asciiTheme="majorBidi" w:hAnsiTheme="majorBidi" w:cstheme="majorBidi"/>
+                                <w:b/>
+                                <w:bCs/>
+                                <w:i/>
+                                <w:iCs/>
+                                <w:sz w:val="28"/>
+                                <w:szCs w:val="28"/>
+                              </w:rPr>
+                              <w:t xml:space="preserve">          </w:t>
+                            </w:r>
+                            <w:proofErr w:type="spellStart"/>
+                            <w:r>
+                              <w:rPr>
+                                <w:rFonts w:asciiTheme="majorBidi" w:hAnsiTheme="majorBidi" w:cstheme="majorBidi"/>
+                                <w:b/>
+                                <w:bCs/>
+                                <w:i/>
+                                <w:iCs/>
+                                <w:sz w:val="28"/>
+                                <w:szCs w:val="28"/>
+                              </w:rPr>
+                              <w:t>maxSurge</w:t>
+                            </w:r>
+                            <w:proofErr w:type="spellEnd"/>
+                            <w:r>
+                              <w:rPr>
+                                <w:rFonts w:asciiTheme="majorBidi" w:hAnsiTheme="majorBidi" w:cstheme="majorBidi"/>
+                                <w:b/>
+                                <w:bCs/>
+                                <w:i/>
+                                <w:iCs/>
+                                <w:sz w:val="28"/>
+                                <w:szCs w:val="28"/>
+                              </w:rPr>
+                              <w:t>: 1</w:t>
+                            </w:r>
+                          </w:p>
+                          <w:p>
+                            <w:pPr>
+                              <w:spacing w:after="0"/>
+                              <w:jc w:val="both"/>
+                              <w:rPr>
+                                <w:b/>
+                                <w:bCs/>
+                                <w:i/>
+                                <w:iCs/>
+                              </w:rPr>
+                            </w:pPr>
+                          </w:p>
+                        </w:txbxContent>
+                      </wps:txbx>
+                      <wps:bodyPr rot="0" spcFirstLastPara="0" vertOverflow="overflow" horzOverflow="overflow" vert="horz" wrap="square" lIns="91440" tIns="45720" rIns="91440" bIns="45720" numCol="1" spcCol="0" rtlCol="0" fromWordArt="0" anchor="ctr" anchorCtr="0" forceAA="0" compatLnSpc="1">
+                        <a:prstTxWarp prst="textNoShape">
+                          <a:avLst/>
+                        </a:prstTxWarp>
+                        <a:noAutofit/>
+                      </wps:bodyPr>
+                    </wps:wsp>
+                  </a:graphicData>
+                </a:graphic>
+                <wp14:sizeRelH relativeFrom="margin">
+                  <wp14:pctWidth>0</wp14:pctWidth>
+                </wp14:sizeRelH>
+                <wp14:sizeRelV relativeFrom="margin">
+                  <wp14:pctHeight>0</wp14:pctHeight>
+                </wp14:sizeRelV>
+              </wp:anchor>
+            </w:drawing>
+          </mc:Choice>
+          <mc:Fallback>
+            <w:pict>
+              <v:rect w14:anchorId="70E41661" id="Rectangle 10" o:spid="_x0000_s1035" style="position:absolute;left:0;text-align:left;margin-left:17.45pt;margin-top:22.25pt;width:166.9pt;height:102.55pt;z-index:251670528;visibility:visible;mso-wrap-style:square;mso-width-percent:0;mso-height-percent:0;mso-wrap-distance-left:9pt;mso-wrap-distance-top:0;mso-wrap-distance-right:9pt;mso-wrap-distance-bottom:0;mso-position-horizontal:absolute;mso-position-horizontal-relative:text;mso-position-vertical:absolute;mso-position-vertical-relative:text;mso-width-percent:0;mso-height-percent:0;mso-width-relative:margin;mso-height-relative:margin;v-text-anchor:middle" o:gfxdata="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" fillcolor="black [3200]" strokecolor="black [480]" strokeweight="1pt">
+                <v:textbox>
+                  <w:txbxContent>
+                    <w:p>
+                      <w:pPr>
+                        <w:spacing w:after="0"/>
+                        <w:jc w:val="both"/>
+                        <w:rPr>
+                          <w:rFonts w:asciiTheme="majorBidi" w:hAnsiTheme="majorBidi" w:cstheme="majorBidi"/>
+                          <w:b/>
+                          <w:bCs/>
+                          <w:i/>
+                          <w:iCs/>
+                          <w:sz w:val="28"/>
+                          <w:szCs w:val="28"/>
+                        </w:rPr>
+                      </w:pPr>
+                      <w:r>
+                        <w:rPr>
+                          <w:rFonts w:asciiTheme="majorBidi" w:hAnsiTheme="majorBidi" w:cstheme="majorBidi"/>
+                          <w:b/>
+                          <w:bCs/>
+                          <w:i/>
+                          <w:iCs/>
+                          <w:sz w:val="28"/>
+                          <w:szCs w:val="28"/>
+                        </w:rPr>
+                        <w:t>strategy:</w:t>
+                      </w:r>
+                    </w:p>
+                    <w:p>
+                      <w:pPr>
+                        <w:spacing w:after="0"/>
+                        <w:jc w:val="both"/>
+                        <w:rPr>
+                          <w:rFonts w:asciiTheme="majorBidi" w:hAnsiTheme="majorBidi" w:cstheme="majorBidi"/>
+                          <w:b/>
+                          <w:bCs/>
+                          <w:i/>
+                          <w:iCs/>
+                          <w:sz w:val="28"/>
+                          <w:szCs w:val="28"/>
+                        </w:rPr>
+                      </w:pPr>
+                      <w:r>
+                        <w:rPr>
+                          <w:rFonts w:asciiTheme="majorBidi" w:hAnsiTheme="majorBidi" w:cstheme="majorBidi"/>
+                          <w:b/>
+                          <w:bCs/>
+                          <w:i/>
+                          <w:iCs/>
+                          <w:sz w:val="28"/>
+                          <w:szCs w:val="28"/>
+                        </w:rPr>
+                        <w:t xml:space="preserve">     </w:t>
+                      </w:r>
+                      <w:r>
+                        <w:rPr>
+                          <w:rFonts w:asciiTheme="majorBidi" w:hAnsiTheme="majorBidi" w:cstheme="majorBidi"/>
+                          <w:b/>
+                          <w:bCs/>
+                          <w:i/>
+                          <w:iCs/>
+                          <w:sz w:val="28"/>
+                          <w:szCs w:val="28"/>
+                        </w:rPr>
+                        <w:t xml:space="preserve">type: </w:t>
+                      </w:r>
+                      <w:proofErr w:type="spellStart"/>
+                      <w:r>
+                        <w:rPr>
+                          <w:rFonts w:asciiTheme="majorBidi" w:hAnsiTheme="majorBidi" w:cstheme="majorBidi"/>
+                          <w:b/>
+                          <w:bCs/>
+                          <w:i/>
+                          <w:iCs/>
+                          <w:sz w:val="28"/>
+                          <w:szCs w:val="28"/>
+                        </w:rPr>
+                        <w:t>RollingUpdate</w:t>
+                      </w:r>
+                      <w:proofErr w:type="spellEnd"/>
+                    </w:p>
+                    <w:p>
+                      <w:pPr>
+                        <w:spacing w:after="0"/>
+                        <w:jc w:val="both"/>
+                        <w:rPr>
+                          <w:rFonts w:asciiTheme="majorBidi" w:hAnsiTheme="majorBidi" w:cstheme="majorBidi"/>
+                          <w:b/>
+                          <w:bCs/>
+                          <w:i/>
+                          <w:iCs/>
+                          <w:sz w:val="28"/>
+                          <w:szCs w:val="28"/>
+                        </w:rPr>
+                      </w:pPr>
+                      <w:r>
+                        <w:rPr>
+                          <w:rFonts w:asciiTheme="majorBidi" w:hAnsiTheme="majorBidi" w:cstheme="majorBidi"/>
+                          <w:b/>
+                          <w:bCs/>
+                          <w:i/>
+                          <w:iCs/>
+                          <w:sz w:val="28"/>
+                          <w:szCs w:val="28"/>
+                        </w:rPr>
+                        <w:t xml:space="preserve">     </w:t>
+                      </w:r>
+                      <w:proofErr w:type="spellStart"/>
+                      <w:r>
+                        <w:rPr>
+                          <w:rFonts w:asciiTheme="majorBidi" w:hAnsiTheme="majorBidi" w:cstheme="majorBidi"/>
+                          <w:b/>
+                          <w:bCs/>
+                          <w:i/>
+                          <w:iCs/>
+                          <w:sz w:val="28"/>
+                          <w:szCs w:val="28"/>
+                        </w:rPr>
+                        <w:t>rollingUpdate</w:t>
+                      </w:r>
+                      <w:proofErr w:type="spellEnd"/>
+                      <w:r>
+                        <w:rPr>
+                          <w:rFonts w:asciiTheme="majorBidi" w:hAnsiTheme="majorBidi" w:cstheme="majorBidi"/>
+                          <w:b/>
+                          <w:bCs/>
+                          <w:i/>
+                          <w:iCs/>
+                          <w:sz w:val="28"/>
+                          <w:szCs w:val="28"/>
+                        </w:rPr>
+                        <w:t>:</w:t>
+                      </w:r>
+                    </w:p>
+                    <w:p>
+                      <w:pPr>
+                        <w:spacing w:after="0"/>
+                        <w:jc w:val="both"/>
+                        <w:rPr>
+                          <w:rFonts w:asciiTheme="majorBidi" w:hAnsiTheme="majorBidi" w:cstheme="majorBidi"/>
+                          <w:b/>
+                          <w:bCs/>
+                          <w:i/>
+                          <w:iCs/>
+                          <w:sz w:val="28"/>
+                          <w:szCs w:val="28"/>
+                        </w:rPr>
+                      </w:pPr>
+                      <w:r>
+                        <w:rPr>
+                          <w:rFonts w:asciiTheme="majorBidi" w:hAnsiTheme="majorBidi" w:cstheme="majorBidi"/>
+                          <w:b/>
+                          <w:bCs/>
+                          <w:i/>
+                          <w:iCs/>
+                          <w:sz w:val="28"/>
+                          <w:szCs w:val="28"/>
+                        </w:rPr>
+                        <w:t xml:space="preserve">          </w:t>
+                      </w:r>
+                      <w:proofErr w:type="spellStart"/>
+                      <w:r>
+                        <w:rPr>
+                          <w:rFonts w:asciiTheme="majorBidi" w:hAnsiTheme="majorBidi" w:cstheme="majorBidi"/>
+                          <w:b/>
+                          <w:bCs/>
+                          <w:i/>
+                          <w:iCs/>
+                          <w:sz w:val="28"/>
+                          <w:szCs w:val="28"/>
+                        </w:rPr>
+                        <w:t>maxUnavailable</w:t>
+                      </w:r>
+                      <w:proofErr w:type="spellEnd"/>
+                      <w:r>
+                        <w:rPr>
+                          <w:rFonts w:asciiTheme="majorBidi" w:hAnsiTheme="majorBidi" w:cstheme="majorBidi"/>
+                          <w:b/>
+                          <w:bCs/>
+                          <w:i/>
+                          <w:iCs/>
+                          <w:sz w:val="28"/>
+                          <w:szCs w:val="28"/>
+                        </w:rPr>
+                        <w:t>: 1</w:t>
+                      </w:r>
+                    </w:p>
+                    <w:p>
+                      <w:pPr>
+                        <w:spacing w:after="0"/>
+                        <w:jc w:val="both"/>
+                        <w:rPr>
+                          <w:rFonts w:asciiTheme="majorBidi" w:hAnsiTheme="majorBidi" w:cstheme="majorBidi"/>
+                          <w:b/>
+                          <w:bCs/>
+                          <w:i/>
+                          <w:iCs/>
+                          <w:sz w:val="28"/>
+                          <w:szCs w:val="28"/>
+                        </w:rPr>
+                      </w:pPr>
+                      <w:r>
+                        <w:rPr>
+                          <w:rFonts w:asciiTheme="majorBidi" w:hAnsiTheme="majorBidi" w:cstheme="majorBidi"/>
+                          <w:b/>
+                          <w:bCs/>
+                          <w:i/>
+                          <w:iCs/>
+                          <w:sz w:val="28"/>
+                          <w:szCs w:val="28"/>
+                        </w:rPr>
+                        <w:t xml:space="preserve">          </w:t>
+                      </w:r>
+                      <w:proofErr w:type="spellStart"/>
+                      <w:r>
+                        <w:rPr>
+                          <w:rFonts w:asciiTheme="majorBidi" w:hAnsiTheme="majorBidi" w:cstheme="majorBidi"/>
+                          <w:b/>
+                          <w:bCs/>
+                          <w:i/>
+                          <w:iCs/>
+                          <w:sz w:val="28"/>
+                          <w:szCs w:val="28"/>
+                        </w:rPr>
+                        <w:t>maxSurge</w:t>
+                      </w:r>
+                      <w:proofErr w:type="spellEnd"/>
+                      <w:r>
+                        <w:rPr>
+                          <w:rFonts w:asciiTheme="majorBidi" w:hAnsiTheme="majorBidi" w:cstheme="majorBidi"/>
+                          <w:b/>
+                          <w:bCs/>
+                          <w:i/>
+                          <w:iCs/>
+                          <w:sz w:val="28"/>
+                          <w:szCs w:val="28"/>
+                        </w:rPr>
+                        <w:t>: 1</w:t>
+                      </w:r>
+                    </w:p>
+                    <w:p>
+                      <w:pPr>
+                        <w:spacing w:after="0"/>
+                        <w:jc w:val="both"/>
+                        <w:rPr>
+                          <w:b/>
+                          <w:bCs/>
+                          <w:i/>
+                          <w:iCs/>
+                        </w:rPr>
+                      </w:pPr>
+                    </w:p>
+                  </w:txbxContent>
+                </v:textbox>
+              </v:rect>
+            </w:pict>
+          </mc:Fallback>
+        </mc:AlternateContent>
+      </w:r>
+      <w:r>
+        <w:rPr>
+          <w:rFonts w:asciiTheme="majorBidi" w:hAnsiTheme="majorBidi" w:cstheme="majorBidi"/>
+          <w:sz w:val="28"/>
+          <w:szCs w:val="28"/>
+          <w:u w:val="single"/>
+        </w:rPr>
+        <w:t>Example:</w:t>
+      </w:r>
+    </w:p>
+    <w:p>
+      <w:pPr>
+        <w:ind w:left="360"/>
+        <w:jc w:val="both"/>
+        <w:rPr>
+          <w:rFonts w:asciiTheme="majorBidi" w:hAnsiTheme="majorBidi" w:cstheme="majorBidi"/>
+          <w:sz w:val="28"/>
+          <w:szCs w:val="28"/>
+        </w:rPr>
+      </w:pPr>
+    </w:p>
+    <w:p>
+      <w:pPr>
+        <w:ind w:left="360"/>
+        <w:jc w:val="both"/>
+        <w:rPr>
+          <w:rFonts w:asciiTheme="majorBidi" w:hAnsiTheme="majorBidi" w:cstheme="majorBidi"/>
+          <w:sz w:val="28"/>
+          <w:szCs w:val="28"/>
+        </w:rPr>
+      </w:pPr>
+    </w:p>
+    <w:p>
+      <w:pPr>
+        <w:ind w:left="360"/>
+        <w:jc w:val="both"/>
+        <w:rPr>
+          <w:rFonts w:asciiTheme="majorBidi" w:hAnsiTheme="majorBidi" w:cstheme="majorBidi"/>
+          <w:sz w:val="28"/>
+          <w:szCs w:val="28"/>
+        </w:rPr>
+      </w:pPr>
+    </w:p>
+    <w:p>
+      <w:pPr>
+        <w:ind w:left="360"/>
+        <w:jc w:val="both"/>
+        <w:rPr>
+          <w:rFonts w:asciiTheme="majorBidi" w:hAnsiTheme="majorBidi" w:cstheme="majorBidi"/>
+          <w:sz w:val="22"/>
+          <w:szCs w:val="22"/>
+        </w:rPr>
+      </w:pPr>
+    </w:p>
+    <w:p>
+      <w:pPr>
+        <w:spacing w:after="60"/>
+        <w:ind w:left="360"/>
+        <w:jc w:val="both"/>
+        <w:rPr>
+          <w:rFonts w:asciiTheme="majorBidi" w:hAnsiTheme="majorBidi" w:cstheme="majorBidi"/>
+          <w:sz w:val="28"/>
+          <w:szCs w:val="28"/>
+        </w:rPr>
+      </w:pPr>
+      <w:r>
+        <w:rPr>
+          <w:rFonts w:asciiTheme="majorBidi" w:hAnsiTheme="majorBidi" w:cstheme="majorBidi"/>
+          <w:sz w:val="28"/>
+          <w:szCs w:val="28"/>
+        </w:rPr>
+        <w:t>If the Deployment has 5 replicas:</w:t>
+      </w:r>
+    </w:p>
+    <w:p>
+      <w:pPr>
+        <w:pStyle w:val="ListParagraph"/>
+        <w:numPr>
+          <w:ilvl w:val="0"/>
+          <w:numId w:val="33"/>
+        </w:numPr>
+        <w:spacing w:after="60"/>
+        <w:ind w:left="720"/>
+        <w:jc w:val="both"/>
+        <w:rPr>
+          <w:rFonts w:asciiTheme="majorBidi" w:hAnsiTheme="majorBidi" w:cstheme="majorBidi"/>
+          <w:sz w:val="28"/>
+          <w:szCs w:val="28"/>
+        </w:rPr>
+      </w:pPr>
+      <w:r>
+        <w:rPr>
+          <w:rFonts w:asciiTheme="majorBidi" w:hAnsiTheme="majorBidi" w:cstheme="majorBidi"/>
+          <w:sz w:val="28"/>
+          <w:szCs w:val="28"/>
+        </w:rPr>
+        <w:t>Up to 1 Pod can be unavailable</w:t>
+      </w:r>
+    </w:p>
+    <w:p>
+      <w:pPr>
+        <w:pStyle w:val="ListParagraph"/>
+        <w:numPr>
+          <w:ilvl w:val="0"/>
+          <w:numId w:val="33"/>
+        </w:numPr>
+        <w:spacing w:after="60"/>
+        <w:ind w:left="720"/>
+        <w:jc w:val="both"/>
+        <w:rPr>
+          <w:rFonts w:asciiTheme="majorBidi" w:hAnsiTheme="majorBidi" w:cstheme="majorBidi"/>
+          <w:sz w:val="28"/>
+          <w:szCs w:val="28"/>
+        </w:rPr>
+      </w:pPr>
+      <w:r>
+        <w:rPr>
+          <w:rFonts w:asciiTheme="majorBidi" w:hAnsiTheme="majorBidi" w:cstheme="majorBidi"/>
+          <w:sz w:val="28"/>
+          <w:szCs w:val="28"/>
+        </w:rPr>
+        <w:t>Up to 1 extra Pod can be created temporarily</w:t>
+      </w:r>
+    </w:p>
+    <w:p>
+      <w:pPr>
+        <w:spacing w:after="60"/>
+        <w:ind w:left="360"/>
+        <w:jc w:val="both"/>
+        <w:rPr>
+          <w:rFonts w:asciiTheme="majorBidi" w:hAnsiTheme="majorBidi" w:cstheme="majorBidi"/>
+          <w:sz w:val="28"/>
+          <w:szCs w:val="28"/>
+        </w:rPr>
+      </w:pPr>
+      <w:proofErr w:type="gramStart"/>
+      <w:r>
+        <w:rPr>
+          <w:rFonts w:asciiTheme="majorBidi" w:hAnsiTheme="majorBidi" w:cstheme="majorBidi"/>
+          <w:sz w:val="28"/>
+          <w:szCs w:val="28"/>
+        </w:rPr>
+        <w:t>So</w:t>
+      </w:r>
+      <w:proofErr w:type="gramEnd"/>
+      <w:r>
+        <w:rPr>
+          <w:rFonts w:asciiTheme="majorBidi" w:hAnsiTheme="majorBidi" w:cstheme="majorBidi"/>
+          <w:sz w:val="28"/>
+          <w:szCs w:val="28"/>
+        </w:rPr>
+        <w:t xml:space="preserve"> Kubernetes may run 6 Pods temporarily while updating.</w:t>
+      </w:r>
+    </w:p>
+    <w:p>
+      <w:pPr>
+        <w:spacing w:after="60"/>
+        <w:ind w:left="360"/>
+        <w:jc w:val="both"/>
+        <w:rPr>
+          <w:rFonts w:asciiTheme="majorBidi" w:hAnsiTheme="majorBidi" w:cstheme="majorBidi"/>
+          <w:b/>
+          <w:bCs/>
+          <w:sz w:val="28"/>
+          <w:szCs w:val="28"/>
+        </w:rPr>
+      </w:pPr>
+      <w:r>
+        <w:rPr>
+          <w:rFonts w:asciiTheme="majorBidi" w:hAnsiTheme="majorBidi" w:cstheme="majorBidi"/>
+          <w:b/>
+          <w:bCs/>
+          <w:sz w:val="28"/>
+          <w:szCs w:val="28"/>
+        </w:rPr>
+        <w:t>Advantages</w:t>
+      </w:r>
+    </w:p>
+    <w:p>
+      <w:pPr>
+        <w:pStyle w:val="ListParagraph"/>
+        <w:numPr>
+          <w:ilvl w:val="0"/>
+          <w:numId w:val="34"/>
+        </w:numPr>
+        <w:spacing w:after="60"/>
+        <w:ind w:left="720"/>
+        <w:jc w:val="both"/>
+        <w:rPr>
+          <w:rFonts w:asciiTheme="majorBidi" w:hAnsiTheme="majorBidi" w:cstheme="majorBidi"/>
+          <w:sz w:val="28"/>
+          <w:szCs w:val="28"/>
+        </w:rPr>
+      </w:pPr>
+      <w:r>
+        <w:rPr>
+          <w:rFonts w:asciiTheme="majorBidi" w:hAnsiTheme="majorBidi" w:cstheme="majorBidi"/>
+          <w:sz w:val="28"/>
+          <w:szCs w:val="28"/>
+        </w:rPr>
+        <w:t>No downtime (or minimal downtime)</w:t>
+      </w:r>
+    </w:p>
+    <w:p>
+      <w:pPr>
+        <w:pStyle w:val="ListParagraph"/>
+        <w:numPr>
+          <w:ilvl w:val="0"/>
+          <w:numId w:val="34"/>
+        </w:numPr>
+        <w:spacing w:after="60"/>
+        <w:ind w:left="720"/>
+        <w:jc w:val="both"/>
+        <w:rPr>
+          <w:rFonts w:asciiTheme="majorBidi" w:hAnsiTheme="majorBidi" w:cstheme="majorBidi"/>
+          <w:sz w:val="28"/>
+          <w:szCs w:val="28"/>
+        </w:rPr>
+      </w:pPr>
+      <w:r>
+        <w:rPr>
+          <w:rFonts w:asciiTheme="majorBidi" w:hAnsiTheme="majorBidi" w:cstheme="majorBidi"/>
+          <w:sz w:val="28"/>
+          <w:szCs w:val="28"/>
+        </w:rPr>
+        <w:t>Safer updates</w:t>
+      </w:r>
+    </w:p>
+    <w:p>
+      <w:pPr>
+        <w:pStyle w:val="ListParagraph"/>
+        <w:numPr>
+          <w:ilvl w:val="0"/>
+          <w:numId w:val="34"/>
+        </w:numPr>
+        <w:spacing w:after="60"/>
+        <w:ind w:left="720"/>
+        <w:jc w:val="both"/>
+        <w:rPr>
+          <w:rFonts w:asciiTheme="majorBidi" w:hAnsiTheme="majorBidi" w:cstheme="majorBidi"/>
+          <w:sz w:val="28"/>
+          <w:szCs w:val="28"/>
+        </w:rPr>
+      </w:pPr>
+      <w:r>
+        <w:rPr>
+          <w:rFonts w:asciiTheme="majorBidi" w:hAnsiTheme="majorBidi" w:cstheme="majorBidi"/>
+          <w:sz w:val="28"/>
+          <w:szCs w:val="28"/>
+        </w:rPr>
+        <w:t>Easy rollback if problems occur</w:t>
+      </w:r>
+    </w:p>
+    <w:p>
+      <w:pPr>
+        <w:ind w:left="360"/>
+        <w:jc w:val="both"/>
+        <w:rPr>
+          <w:rFonts w:asciiTheme="majorBidi" w:hAnsiTheme="majorBidi" w:cstheme="majorBidi"/>
+          <w:sz w:val="28"/>
+          <w:szCs w:val="28"/>
+        </w:rPr>
+      </w:pPr>
+      <w:r>
+        <w:rPr>
+          <w:rFonts w:asciiTheme="majorBidi" w:hAnsiTheme="majorBidi" w:cstheme="majorBidi"/>
+          <w:sz w:val="28"/>
+          <w:szCs w:val="28"/>
+        </w:rPr>
+        <w:lastRenderedPageBreak/>
+        <w:t xml:space="preserve">Because of these benefits, </w:t>
+      </w:r>
+      <w:proofErr w:type="spellStart"/>
+      <w:r>
+        <w:rPr>
+          <w:rFonts w:asciiTheme="majorBidi" w:hAnsiTheme="majorBidi" w:cstheme="majorBidi"/>
+          <w:sz w:val="28"/>
+          <w:szCs w:val="28"/>
+        </w:rPr>
+        <w:t>RollingUpdate</w:t>
+      </w:r>
+      <w:proofErr w:type="spellEnd"/>
+      <w:r>
+        <w:rPr>
+          <w:rFonts w:asciiTheme="majorBidi" w:hAnsiTheme="majorBidi" w:cstheme="majorBidi"/>
+          <w:sz w:val="28"/>
+          <w:szCs w:val="28"/>
+        </w:rPr>
+        <w:t xml:space="preserve"> is the default strategy for Deployments.</w:t>
+      </w:r>
+    </w:p>
+    <w:p>
+      <w:pPr>
+        <w:pStyle w:val="ListParagraph"/>
+        <w:numPr>
+          <w:ilvl w:val="0"/>
+          <w:numId w:val="36"/>
+        </w:numPr>
+        <w:spacing w:after="60"/>
+        <w:ind w:left="360"/>
+        <w:jc w:val="both"/>
+        <w:rPr>
+          <w:rFonts w:asciiTheme="majorBidi" w:hAnsiTheme="majorBidi" w:cstheme="majorBidi"/>
+          <w:b/>
+          <w:bCs/>
+          <w:sz w:val="32"/>
+          <w:szCs w:val="32"/>
+        </w:rPr>
+      </w:pPr>
+      <w:r>
+        <w:rPr>
+          <w:rFonts w:asciiTheme="majorBidi" w:hAnsiTheme="majorBidi" w:cstheme="majorBidi"/>
+          <w:b/>
+          <w:bCs/>
+          <w:sz w:val="32"/>
+          <w:szCs w:val="32"/>
+        </w:rPr>
+        <w:t>Recreate</w:t>
+      </w:r>
+    </w:p>
+    <w:p>
+      <w:pPr>
+        <w:spacing w:after="60"/>
+        <w:ind w:left="360"/>
+        <w:jc w:val="both"/>
+        <w:rPr>
+          <w:rFonts w:asciiTheme="majorBidi" w:hAnsiTheme="majorBidi" w:cstheme="majorBidi"/>
+          <w:sz w:val="28"/>
+          <w:szCs w:val="28"/>
+        </w:rPr>
+      </w:pPr>
+      <w:r>
+        <w:rPr>
+          <w:rFonts w:asciiTheme="majorBidi" w:hAnsiTheme="majorBidi" w:cstheme="majorBidi"/>
+          <w:sz w:val="28"/>
+          <w:szCs w:val="28"/>
+        </w:rPr>
+        <w:t>The Recreate strategy stops all existing Pods first and then creates new Pods with the updated version.</w:t>
+      </w:r>
+    </w:p>
+    <w:p>
+      <w:pPr>
+        <w:spacing w:after="60"/>
+        <w:ind w:left="360"/>
+        <w:jc w:val="both"/>
+        <w:rPr>
+          <w:rFonts w:asciiTheme="majorBidi" w:hAnsiTheme="majorBidi" w:cstheme="majorBidi"/>
+          <w:sz w:val="28"/>
+          <w:szCs w:val="28"/>
+        </w:rPr>
+      </w:pPr>
+      <w:r>
+        <w:rPr>
+          <w:rFonts w:asciiTheme="majorBidi" w:hAnsiTheme="majorBidi" w:cstheme="majorBidi"/>
+          <w:sz w:val="28"/>
+          <w:szCs w:val="28"/>
+        </w:rPr>
+        <w:t>The process:</w:t>
+      </w:r>
+    </w:p>
+    <w:p>
+      <w:pPr>
+        <w:pStyle w:val="ListParagraph"/>
+        <w:numPr>
+          <w:ilvl w:val="0"/>
+          <w:numId w:val="37"/>
+        </w:numPr>
+        <w:ind w:left="720"/>
+        <w:jc w:val="both"/>
+        <w:rPr>
+          <w:rFonts w:asciiTheme="majorBidi" w:hAnsiTheme="majorBidi" w:cstheme="majorBidi"/>
+          <w:sz w:val="28"/>
+          <w:szCs w:val="28"/>
+        </w:rPr>
+      </w:pPr>
+      <w:r>
+        <w:rPr>
+          <w:rFonts w:asciiTheme="majorBidi" w:hAnsiTheme="majorBidi" w:cstheme="majorBidi"/>
+          <w:sz w:val="28"/>
+          <w:szCs w:val="28"/>
+        </w:rPr>
+        <w:t>Kubernetes terminates all old Pods.</w:t>
+      </w:r>
+    </w:p>
+    <w:p>
+      <w:pPr>
+        <w:pStyle w:val="ListParagraph"/>
+        <w:numPr>
+          <w:ilvl w:val="0"/>
+          <w:numId w:val="37"/>
+        </w:numPr>
+        <w:ind w:left="720"/>
+        <w:jc w:val="both"/>
+        <w:rPr>
+          <w:rFonts w:asciiTheme="majorBidi" w:hAnsiTheme="majorBidi" w:cstheme="majorBidi"/>
+          <w:sz w:val="28"/>
+          <w:szCs w:val="28"/>
+        </w:rPr>
+      </w:pPr>
+      <w:r>
+        <w:rPr>
+          <w:rFonts w:asciiTheme="majorBidi" w:hAnsiTheme="majorBidi" w:cstheme="majorBidi"/>
+          <w:sz w:val="28"/>
+          <w:szCs w:val="28"/>
+        </w:rPr>
+        <w:t>After they stop, it creates new Pods with the updated configuration.</w:t>
+      </w:r>
+    </w:p>
+    <w:p>
+      <w:pPr>
+        <w:ind w:left="360"/>
+        <w:jc w:val="both"/>
+        <w:rPr>
+          <w:rFonts w:asciiTheme="majorBidi" w:hAnsiTheme="majorBidi" w:cstheme="majorBidi"/>
+          <w:sz w:val="28"/>
+          <w:szCs w:val="28"/>
+          <w:u w:val="single"/>
+        </w:rPr>
+      </w:pPr>
+      <w:r>
+        <w:rPr>
+          <w:rFonts w:asciiTheme="majorBidi" w:hAnsiTheme="majorBidi" w:cstheme="majorBidi"/>
+          <w:noProof/>
+          <w:sz w:val="28"/>
+          <w:szCs w:val="28"/>
+          <w:u w:val="single"/>
+        </w:rPr>
+        <mc:AlternateContent>
+          <mc:Choice Requires="wps">
+            <w:drawing>
+              <wp:anchor distT="0" distB="0" distL="114300" distR="114300" simplePos="0" relativeHeight="251671552" behindDoc="0" locked="0" layoutInCell="1" allowOverlap="1" wp14:anchorId="2585376E" wp14:editId="39B6435F">
+                <wp:simplePos x="0" y="0"/>
+                <wp:positionH relativeFrom="column">
+                  <wp:posOffset>235527</wp:posOffset>
+                </wp:positionH>
+                <wp:positionV relativeFrom="paragraph">
+                  <wp:posOffset>289098</wp:posOffset>
+                </wp:positionV>
+                <wp:extent cx="2327564" cy="651164"/>
+                <wp:effectExtent l="0" t="0" r="15875" b="15875"/>
+                <wp:wrapNone/>
+                <wp:docPr id="122299299" name="Rectangle 11"/>
+                <wp:cNvGraphicFramePr/>
+                <a:graphic xmlns:a="http://schemas.openxmlformats.org/drawingml/2006/main">
+                  <a:graphicData uri="http://schemas.microsoft.com/office/word/2010/wordprocessingShape">
+                    <wps:wsp>
+                      <wps:cNvSpPr/>
+                      <wps:spPr>
+                        <a:xfrm>
+                          <a:off x="0" y="0"/>
+                          <a:ext cx="2327564" cy="651164"/>
+                        </a:xfrm>
+                        <a:prstGeom prst="rect">
+                          <a:avLst/>
+                        </a:prstGeom>
+                      </wps:spPr>
+                      <wps:style>
+                        <a:lnRef idx="2">
+                          <a:schemeClr val="dk1">
+                            <a:shade val="15000"/>
+                          </a:schemeClr>
+                        </a:lnRef>
+                        <a:fillRef idx="1">
+                          <a:schemeClr val="dk1"/>
+                        </a:fillRef>
+                        <a:effectRef idx="0">
+                          <a:schemeClr val="dk1"/>
+                        </a:effectRef>
+                        <a:fontRef idx="minor">
+                          <a:schemeClr val="lt1"/>
+                        </a:fontRef>
+                      </wps:style>
+                      <wps:txbx>
+                        <w:txbxContent>
+                          <w:p>
+                            <w:pPr>
+                              <w:spacing w:after="60"/>
+                              <w:rPr>
+                                <w:rFonts w:asciiTheme="majorBidi" w:hAnsiTheme="majorBidi" w:cstheme="majorBidi"/>
+                                <w:b/>
+                                <w:bCs/>
+                                <w:i/>
+                                <w:iCs/>
+                                <w:sz w:val="28"/>
+                                <w:szCs w:val="28"/>
+                              </w:rPr>
+                            </w:pPr>
+                            <w:r>
+                              <w:rPr>
+                                <w:rFonts w:asciiTheme="majorBidi" w:hAnsiTheme="majorBidi" w:cstheme="majorBidi"/>
+                                <w:b/>
+                                <w:bCs/>
+                                <w:i/>
+                                <w:iCs/>
+                                <w:sz w:val="28"/>
+                                <w:szCs w:val="28"/>
+                              </w:rPr>
+                              <w:t>strategy:</w:t>
+                            </w:r>
+                          </w:p>
+                          <w:p>
+                            <w:pPr>
+                              <w:rPr>
+                                <w:rFonts w:asciiTheme="majorBidi" w:hAnsiTheme="majorBidi" w:cstheme="majorBidi"/>
+                                <w:b/>
+                                <w:bCs/>
+                                <w:i/>
+                                <w:iCs/>
+                                <w:sz w:val="28"/>
+                                <w:szCs w:val="28"/>
+                              </w:rPr>
+                            </w:pPr>
+                            <w:r>
+                              <w:rPr>
+                                <w:rFonts w:asciiTheme="majorBidi" w:hAnsiTheme="majorBidi" w:cstheme="majorBidi"/>
+                                <w:b/>
+                                <w:bCs/>
+                                <w:i/>
+                                <w:iCs/>
+                                <w:sz w:val="28"/>
+                                <w:szCs w:val="28"/>
+                              </w:rPr>
+                              <w:t xml:space="preserve">     </w:t>
+                            </w:r>
+                            <w:r>
+                              <w:rPr>
+                                <w:rFonts w:asciiTheme="majorBidi" w:hAnsiTheme="majorBidi" w:cstheme="majorBidi"/>
+                                <w:b/>
+                                <w:bCs/>
+                                <w:i/>
+                                <w:iCs/>
+                                <w:sz w:val="28"/>
+                                <w:szCs w:val="28"/>
+                              </w:rPr>
+                              <w:t>type: Recreate</w:t>
+                            </w:r>
+                          </w:p>
+                          <w:p>
+                            <w:pPr>
+                              <w:jc w:val="center"/>
+                            </w:pPr>
+                          </w:p>
+                        </w:txbxContent>
+                      </wps:txbx>
+                      <wps:bodyPr rot="0" spcFirstLastPara="0" vertOverflow="overflow" horzOverflow="overflow" vert="horz" wrap="square" lIns="91440" tIns="45720" rIns="91440" bIns="45720" numCol="1" spcCol="0" rtlCol="0" fromWordArt="0" anchor="ctr" anchorCtr="0" forceAA="0" compatLnSpc="1">
+                        <a:prstTxWarp prst="textNoShape">
+                          <a:avLst/>
+                        </a:prstTxWarp>
+                        <a:noAutofit/>
+                      </wps:bodyPr>
+                    </wps:wsp>
+                  </a:graphicData>
+                </a:graphic>
+                <wp14:sizeRelH relativeFrom="margin">
+                  <wp14:pctWidth>0</wp14:pctWidth>
+                </wp14:sizeRelH>
+                <wp14:sizeRelV relativeFrom="margin">
+                  <wp14:pctHeight>0</wp14:pctHeight>
+                </wp14:sizeRelV>
+              </wp:anchor>
+            </w:drawing>
+          </mc:Choice>
+          <mc:Fallback>
+            <w:pict>
+              <v:rect w14:anchorId="2585376E" id="Rectangle 11" o:spid="_x0000_s1036" style="position:absolute;left:0;text-align:left;margin-left:18.55pt;margin-top:22.75pt;width:183.25pt;height:51.25pt;z-index:251671552;visibility:visible;mso-wrap-style:square;mso-width-percent:0;mso-height-percent:0;mso-wrap-distance-left:9pt;mso-wrap-distance-top:0;mso-wrap-distance-right:9pt;mso-wrap-distance-bottom:0;mso-position-horizontal:absolute;mso-position-horizontal-relative:text;mso-position-vertical:absolute;mso-position-vertical-relative:text;mso-width-percent:0;mso-height-percent:0;mso-width-relative:margin;mso-height-relative:margin;v-text-anchor:middle" o:gfxdata="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" fillcolor="black [3200]" strokecolor="black [480]" strokeweight="1pt">
+                <v:textbox>
+                  <w:txbxContent>
+                    <w:p>
+                      <w:pPr>
+                        <w:spacing w:after="60"/>
+                        <w:rPr>
+                          <w:rFonts w:asciiTheme="majorBidi" w:hAnsiTheme="majorBidi" w:cstheme="majorBidi"/>
+                          <w:b/>
+                          <w:bCs/>
+                          <w:i/>
+                          <w:iCs/>
+                          <w:sz w:val="28"/>
+                          <w:szCs w:val="28"/>
+                        </w:rPr>
+                      </w:pPr>
+                      <w:r>
+                        <w:rPr>
+                          <w:rFonts w:asciiTheme="majorBidi" w:hAnsiTheme="majorBidi" w:cstheme="majorBidi"/>
+                          <w:b/>
+                          <w:bCs/>
+                          <w:i/>
+                          <w:iCs/>
+                          <w:sz w:val="28"/>
+                          <w:szCs w:val="28"/>
+                        </w:rPr>
+                        <w:t>strategy:</w:t>
+                      </w:r>
+                    </w:p>
+                    <w:p>
+                      <w:pPr>
+                        <w:rPr>
+                          <w:rFonts w:asciiTheme="majorBidi" w:hAnsiTheme="majorBidi" w:cstheme="majorBidi"/>
+                          <w:b/>
+                          <w:bCs/>
+                          <w:i/>
+                          <w:iCs/>
+                          <w:sz w:val="28"/>
+                          <w:szCs w:val="28"/>
+                        </w:rPr>
+                      </w:pPr>
+                      <w:r>
+                        <w:rPr>
+                          <w:rFonts w:asciiTheme="majorBidi" w:hAnsiTheme="majorBidi" w:cstheme="majorBidi"/>
+                          <w:b/>
+                          <w:bCs/>
+                          <w:i/>
+                          <w:iCs/>
+                          <w:sz w:val="28"/>
+                          <w:szCs w:val="28"/>
+                        </w:rPr>
+                        <w:t xml:space="preserve">     </w:t>
+                      </w:r>
+                      <w:r>
+                        <w:rPr>
+                          <w:rFonts w:asciiTheme="majorBidi" w:hAnsiTheme="majorBidi" w:cstheme="majorBidi"/>
+                          <w:b/>
+                          <w:bCs/>
+                          <w:i/>
+                          <w:iCs/>
+                          <w:sz w:val="28"/>
+                          <w:szCs w:val="28"/>
+                        </w:rPr>
+                        <w:t>type: Recreate</w:t>
+                      </w:r>
+                    </w:p>
+                    <w:p>
+                      <w:pPr>
+                        <w:jc w:val="center"/>
+                      </w:pPr>
+                    </w:p>
+                  </w:txbxContent>
+                </v:textbox>
+              </v:rect>
+            </w:pict>
+          </mc:Fallback>
+        </mc:AlternateContent>
+      </w:r>
+      <w:r>
+        <w:rPr>
+          <w:rFonts w:asciiTheme="majorBidi" w:hAnsiTheme="majorBidi" w:cstheme="majorBidi"/>
+          <w:sz w:val="28"/>
+          <w:szCs w:val="28"/>
+          <w:u w:val="single"/>
+        </w:rPr>
+        <w:t>Example:</w:t>
+      </w:r>
+    </w:p>
+    <w:p>
+      <w:pPr>
+        <w:ind w:left="360"/>
+        <w:jc w:val="both"/>
+        <w:rPr>
+          <w:rFonts w:asciiTheme="majorBidi" w:hAnsiTheme="majorBidi" w:cstheme="majorBidi"/>
+          <w:sz w:val="28"/>
+          <w:szCs w:val="28"/>
+        </w:rPr>
+      </w:pPr>
+    </w:p>
+    <w:p>
+      <w:pPr>
+        <w:ind w:left="360"/>
+        <w:jc w:val="both"/>
+        <w:rPr>
+          <w:rFonts w:asciiTheme="majorBidi" w:hAnsiTheme="majorBidi" w:cstheme="majorBidi"/>
+          <w:sz w:val="28"/>
+          <w:szCs w:val="28"/>
+        </w:rPr>
+      </w:pPr>
+    </w:p>
+    <w:p>
+      <w:pPr>
+        <w:ind w:left="360"/>
+        <w:jc w:val="both"/>
+        <w:rPr>
+          <w:rFonts w:asciiTheme="majorBidi" w:hAnsiTheme="majorBidi" w:cstheme="majorBidi"/>
+          <w:b/>
+          <w:bCs/>
+          <w:sz w:val="28"/>
+          <w:szCs w:val="28"/>
+        </w:rPr>
+      </w:pPr>
+      <w:r>
+        <w:rPr>
+          <w:rFonts w:asciiTheme="majorBidi" w:hAnsiTheme="majorBidi" w:cstheme="majorBidi"/>
+          <w:b/>
+          <w:bCs/>
+          <w:sz w:val="28"/>
+          <w:szCs w:val="28"/>
+        </w:rPr>
+        <w:t>Characteristics</w:t>
+      </w:r>
+      <w:r>
+        <w:rPr>
+          <w:rFonts w:asciiTheme="majorBidi" w:hAnsiTheme="majorBidi" w:cstheme="majorBidi"/>
+          <w:b/>
+          <w:bCs/>
+          <w:sz w:val="28"/>
+          <w:szCs w:val="28"/>
+        </w:rPr>
+        <w:t>:</w:t>
+      </w:r>
+    </w:p>
+    <w:p>
+      <w:pPr>
+        <w:pStyle w:val="ListParagraph"/>
+        <w:numPr>
+          <w:ilvl w:val="0"/>
+          <w:numId w:val="38"/>
+        </w:numPr>
+        <w:ind w:left="720"/>
+        <w:jc w:val="both"/>
+        <w:rPr>
+          <w:rFonts w:asciiTheme="majorBidi" w:hAnsiTheme="majorBidi" w:cstheme="majorBidi"/>
+          <w:sz w:val="28"/>
+          <w:szCs w:val="28"/>
+        </w:rPr>
+      </w:pPr>
+      <w:r>
+        <w:rPr>
+          <w:rFonts w:asciiTheme="majorBidi" w:hAnsiTheme="majorBidi" w:cstheme="majorBidi"/>
+          <w:sz w:val="28"/>
+          <w:szCs w:val="28"/>
+        </w:rPr>
+        <w:t>Causes downtime</w:t>
+      </w:r>
+    </w:p>
+    <w:p>
+      <w:pPr>
+        <w:pStyle w:val="ListParagraph"/>
+        <w:numPr>
+          <w:ilvl w:val="0"/>
+          <w:numId w:val="38"/>
+        </w:numPr>
+        <w:ind w:left="720"/>
+        <w:jc w:val="both"/>
+        <w:rPr>
+          <w:rFonts w:asciiTheme="majorBidi" w:hAnsiTheme="majorBidi" w:cstheme="majorBidi"/>
+          <w:sz w:val="28"/>
+          <w:szCs w:val="28"/>
+        </w:rPr>
+      </w:pPr>
+      <w:r>
+        <w:rPr>
+          <w:rFonts w:asciiTheme="majorBidi" w:hAnsiTheme="majorBidi" w:cstheme="majorBidi"/>
+          <w:sz w:val="28"/>
+          <w:szCs w:val="28"/>
+        </w:rPr>
+        <w:t>Simpler update process</w:t>
+      </w:r>
+    </w:p>
+    <w:p>
+      <w:pPr>
+        <w:pStyle w:val="ListParagraph"/>
+        <w:numPr>
+          <w:ilvl w:val="0"/>
+          <w:numId w:val="38"/>
+        </w:numPr>
+        <w:ind w:left="720"/>
+        <w:jc w:val="both"/>
+        <w:rPr>
+          <w:rFonts w:asciiTheme="majorBidi" w:hAnsiTheme="majorBidi" w:cstheme="majorBidi"/>
+          <w:sz w:val="28"/>
+          <w:szCs w:val="28"/>
+        </w:rPr>
+      </w:pPr>
+      <w:r>
+        <w:rPr>
+          <w:rFonts w:asciiTheme="majorBidi" w:hAnsiTheme="majorBidi" w:cstheme="majorBidi"/>
+          <w:sz w:val="28"/>
+          <w:szCs w:val="28"/>
+        </w:rPr>
+        <w:t>Sometimes required for applications that cannot run multiple versions simultaneously</w:t>
+      </w:r>
+    </w:p>
+    <w:p>
+      <w:pPr>
+        <w:ind w:left="360"/>
+        <w:jc w:val="both"/>
+        <w:rPr>
+          <w:rFonts w:asciiTheme="majorBidi" w:hAnsiTheme="majorBidi" w:cstheme="majorBidi"/>
+          <w:sz w:val="28"/>
+          <w:szCs w:val="28"/>
+          <w:u w:val="single"/>
+        </w:rPr>
+      </w:pPr>
+      <w:r>
+        <w:rPr>
+          <w:rFonts w:asciiTheme="majorBidi" w:hAnsiTheme="majorBidi" w:cstheme="majorBidi"/>
+          <w:sz w:val="28"/>
+          <w:szCs w:val="28"/>
+          <w:u w:val="single"/>
+        </w:rPr>
+        <w:t>Example scenarios:</w:t>
+      </w:r>
+    </w:p>
+    <w:p>
+      <w:pPr>
+        <w:pStyle w:val="ListParagraph"/>
+        <w:numPr>
+          <w:ilvl w:val="0"/>
+          <w:numId w:val="39"/>
+        </w:numPr>
+        <w:ind w:left="720"/>
+        <w:jc w:val="both"/>
+        <w:rPr>
+          <w:rFonts w:asciiTheme="majorBidi" w:hAnsiTheme="majorBidi" w:cstheme="majorBidi"/>
+          <w:sz w:val="28"/>
+          <w:szCs w:val="28"/>
+        </w:rPr>
+      </w:pPr>
+      <w:r>
+        <w:rPr>
+          <w:rFonts w:asciiTheme="majorBidi" w:hAnsiTheme="majorBidi" w:cstheme="majorBidi"/>
+          <w:sz w:val="28"/>
+          <w:szCs w:val="28"/>
+        </w:rPr>
+        <w:t>Applications using shared file locks</w:t>
+      </w:r>
+    </w:p>
+    <w:p>
+      <w:pPr>
+        <w:pStyle w:val="ListParagraph"/>
+        <w:numPr>
+          <w:ilvl w:val="0"/>
+          <w:numId w:val="39"/>
+        </w:numPr>
+        <w:ind w:left="720"/>
+        <w:jc w:val="both"/>
+        <w:rPr>
+          <w:rFonts w:asciiTheme="majorBidi" w:hAnsiTheme="majorBidi" w:cstheme="majorBidi"/>
+          <w:sz w:val="28"/>
+          <w:szCs w:val="28"/>
+        </w:rPr>
+      </w:pPr>
+      <w:r>
+        <w:rPr>
+          <w:rFonts w:asciiTheme="majorBidi" w:hAnsiTheme="majorBidi" w:cstheme="majorBidi"/>
+          <w:sz w:val="28"/>
+          <w:szCs w:val="28"/>
+        </w:rPr>
+        <w:t>Legacy systems that cannot handle multiple active versions</w:t>
+      </w:r>
+    </w:p>
+    <w:p>
+      <w:pPr>
+        <w:jc w:val="both"/>
+        <w:rPr>
+          <w:rFonts w:asciiTheme="majorBidi" w:hAnsiTheme="majorBidi" w:cstheme="majorBidi"/>
+          <w:b/>
+          <w:bCs/>
+          <w:sz w:val="28"/>
+          <w:szCs w:val="28"/>
+          <w:u w:val="single"/>
+        </w:rPr>
+      </w:pPr>
+      <w:r>
+        <w:rPr>
+          <w:rFonts w:asciiTheme="majorBidi" w:hAnsiTheme="majorBidi" w:cstheme="majorBidi"/>
+          <w:b/>
+          <w:bCs/>
+          <w:sz w:val="28"/>
+          <w:szCs w:val="28"/>
+          <w:u w:val="single"/>
+        </w:rPr>
+        <w:t>Quick Comparison</w:t>
+      </w:r>
+      <w:r>
+        <w:rPr>
+          <w:rFonts w:asciiTheme="majorBidi" w:hAnsiTheme="majorBidi" w:cstheme="majorBidi"/>
+          <w:b/>
+          <w:bCs/>
+          <w:sz w:val="28"/>
+          <w:szCs w:val="28"/>
+          <w:u w:val="single"/>
+        </w:rPr>
+        <w:t>:</w:t>
+      </w:r>
+    </w:p>
+    <w:p>
+      <w:pPr>
+        <w:jc w:val="both"/>
+        <w:rPr>
+          <w:rFonts w:asciiTheme="majorBidi" w:hAnsiTheme="majorBidi" w:cstheme="majorBidi"/>
+          <w:b/>
+          <w:bCs/>
+          <w:sz w:val="28"/>
+          <w:szCs w:val="28"/>
+        </w:rPr>
+      </w:pPr>
+      <w:proofErr w:type="spellStart"/>
+      <w:r>
+        <w:rPr>
+          <w:rFonts w:asciiTheme="majorBidi" w:hAnsiTheme="majorBidi" w:cstheme="majorBidi"/>
+          <w:b/>
+          <w:bCs/>
+          <w:sz w:val="28"/>
+          <w:szCs w:val="28"/>
+        </w:rPr>
+        <w:t>RollingUpdate</w:t>
+      </w:r>
+      <w:proofErr w:type="spellEnd"/>
+      <w:r>
+        <w:rPr>
+          <w:rFonts w:asciiTheme="majorBidi" w:hAnsiTheme="majorBidi" w:cstheme="majorBidi"/>
+          <w:b/>
+          <w:bCs/>
+          <w:sz w:val="28"/>
+          <w:szCs w:val="28"/>
+        </w:rPr>
+        <w:t>:</w:t>
+      </w:r>
+    </w:p>
+    <w:p>
+      <w:pPr>
+        <w:pStyle w:val="ListParagraph"/>
+        <w:numPr>
+          <w:ilvl w:val="0"/>
+          <w:numId w:val="40"/>
         </w:numPr>
         <w:ind w:left="360"/>
         <w:jc w:val="both"/>
@@ -13782,7 +16001,237 @@
           <w:sz w:val="28"/>
           <w:szCs w:val="28"/>
         </w:rPr>
-        <w:t xml:space="preserve">New </w:t>
+        <w:t>Default strategy</w:t>
+      </w:r>
+    </w:p>
+    <w:p>
+      <w:pPr>
+        <w:pStyle w:val="ListParagraph"/>
+        <w:numPr>
+          <w:ilvl w:val="0"/>
+          <w:numId w:val="40"/>
+        </w:numPr>
+        <w:ind w:left="360"/>
+        <w:jc w:val="both"/>
+        <w:rPr>
+          <w:rFonts w:asciiTheme="majorBidi" w:hAnsiTheme="majorBidi" w:cstheme="majorBidi"/>
+          <w:sz w:val="28"/>
+          <w:szCs w:val="28"/>
+        </w:rPr>
+      </w:pPr>
+      <w:r>
+        <w:rPr>
+          <w:rFonts w:asciiTheme="majorBidi" w:hAnsiTheme="majorBidi" w:cstheme="majorBidi"/>
+          <w:sz w:val="28"/>
+          <w:szCs w:val="28"/>
+        </w:rPr>
+        <w:t>Updates Pods gradually</w:t>
+      </w:r>
+    </w:p>
+    <w:p>
+      <w:pPr>
+        <w:pStyle w:val="ListParagraph"/>
+        <w:numPr>
+          <w:ilvl w:val="0"/>
+          <w:numId w:val="40"/>
+        </w:numPr>
+        <w:ind w:left="360"/>
+        <w:jc w:val="both"/>
+        <w:rPr>
+          <w:rFonts w:asciiTheme="majorBidi" w:hAnsiTheme="majorBidi" w:cstheme="majorBidi"/>
+          <w:sz w:val="28"/>
+          <w:szCs w:val="28"/>
+        </w:rPr>
+      </w:pPr>
+      <w:r>
+        <w:rPr>
+          <w:rFonts w:asciiTheme="majorBidi" w:hAnsiTheme="majorBidi" w:cstheme="majorBidi"/>
+          <w:sz w:val="28"/>
+          <w:szCs w:val="28"/>
+        </w:rPr>
+        <w:t>Minimal or zero downtime</w:t>
+      </w:r>
+    </w:p>
+    <w:p>
+      <w:pPr>
+        <w:pStyle w:val="ListParagraph"/>
+        <w:numPr>
+          <w:ilvl w:val="0"/>
+          <w:numId w:val="40"/>
+        </w:numPr>
+        <w:ind w:left="360"/>
+        <w:jc w:val="both"/>
+        <w:rPr>
+          <w:rFonts w:asciiTheme="majorBidi" w:hAnsiTheme="majorBidi" w:cstheme="majorBidi"/>
+          <w:sz w:val="28"/>
+          <w:szCs w:val="28"/>
+        </w:rPr>
+      </w:pPr>
+      <w:r>
+        <w:rPr>
+          <w:rFonts w:asciiTheme="majorBidi" w:hAnsiTheme="majorBidi" w:cstheme="majorBidi"/>
+          <w:sz w:val="28"/>
+          <w:szCs w:val="28"/>
+        </w:rPr>
+        <w:t>Supports controlled rollout</w:t>
+      </w:r>
+    </w:p>
+    <w:p>
+      <w:pPr>
+        <w:jc w:val="both"/>
+        <w:rPr>
+          <w:rFonts w:asciiTheme="majorBidi" w:hAnsiTheme="majorBidi" w:cstheme="majorBidi"/>
+          <w:b/>
+          <w:bCs/>
+          <w:sz w:val="28"/>
+          <w:szCs w:val="28"/>
+        </w:rPr>
+      </w:pPr>
+      <w:r>
+        <w:rPr>
+          <w:rFonts w:asciiTheme="majorBidi" w:hAnsiTheme="majorBidi" w:cstheme="majorBidi"/>
+          <w:b/>
+          <w:bCs/>
+          <w:sz w:val="28"/>
+          <w:szCs w:val="28"/>
+        </w:rPr>
+        <w:t>Recreate:</w:t>
+      </w:r>
+    </w:p>
+    <w:p>
+      <w:pPr>
+        <w:pStyle w:val="ListParagraph"/>
+        <w:numPr>
+          <w:ilvl w:val="0"/>
+          <w:numId w:val="41"/>
+        </w:numPr>
+        <w:ind w:left="360"/>
+        <w:jc w:val="both"/>
+        <w:rPr>
+          <w:rFonts w:asciiTheme="majorBidi" w:hAnsiTheme="majorBidi" w:cstheme="majorBidi"/>
+          <w:sz w:val="28"/>
+          <w:szCs w:val="28"/>
+        </w:rPr>
+      </w:pPr>
+      <w:r>
+        <w:rPr>
+          <w:rFonts w:asciiTheme="majorBidi" w:hAnsiTheme="majorBidi" w:cstheme="majorBidi"/>
+          <w:sz w:val="28"/>
+          <w:szCs w:val="28"/>
+        </w:rPr>
+        <w:t>Deletes all old Pods first</w:t>
+      </w:r>
+    </w:p>
+    <w:p>
+      <w:pPr>
+        <w:pStyle w:val="ListParagraph"/>
+        <w:numPr>
+          <w:ilvl w:val="0"/>
+          <w:numId w:val="41"/>
+        </w:numPr>
+        <w:ind w:left="360"/>
+        <w:jc w:val="both"/>
+        <w:rPr>
+          <w:rFonts w:asciiTheme="majorBidi" w:hAnsiTheme="majorBidi" w:cstheme="majorBidi"/>
+          <w:sz w:val="28"/>
+          <w:szCs w:val="28"/>
+        </w:rPr>
+      </w:pPr>
+      <w:r>
+        <w:rPr>
+          <w:rFonts w:asciiTheme="majorBidi" w:hAnsiTheme="majorBidi" w:cstheme="majorBidi"/>
+          <w:sz w:val="28"/>
+          <w:szCs w:val="28"/>
+        </w:rPr>
+        <w:t>New Pods start afterward</w:t>
+      </w:r>
+    </w:p>
+    <w:p>
+      <w:pPr>
+        <w:pStyle w:val="ListParagraph"/>
+        <w:numPr>
+          <w:ilvl w:val="0"/>
+          <w:numId w:val="41"/>
+        </w:numPr>
+        <w:ind w:left="360"/>
+        <w:jc w:val="both"/>
+        <w:rPr>
+          <w:rFonts w:asciiTheme="majorBidi" w:hAnsiTheme="majorBidi" w:cstheme="majorBidi"/>
+          <w:sz w:val="28"/>
+          <w:szCs w:val="28"/>
+        </w:rPr>
+      </w:pPr>
+      <w:r>
+        <w:rPr>
+          <w:rFonts w:asciiTheme="majorBidi" w:hAnsiTheme="majorBidi" w:cstheme="majorBidi"/>
+          <w:sz w:val="28"/>
+          <w:szCs w:val="28"/>
+        </w:rPr>
+        <w:t>Causes downtime</w:t>
+      </w:r>
+    </w:p>
+    <w:p>
+      <w:pPr>
+        <w:pStyle w:val="ListParagraph"/>
+        <w:numPr>
+          <w:ilvl w:val="0"/>
+          <w:numId w:val="41"/>
+        </w:numPr>
+        <w:ind w:left="360"/>
+        <w:jc w:val="both"/>
+        <w:rPr>
+          <w:rFonts w:asciiTheme="majorBidi" w:hAnsiTheme="majorBidi" w:cstheme="majorBidi"/>
+          <w:sz w:val="28"/>
+          <w:szCs w:val="28"/>
+        </w:rPr>
+      </w:pPr>
+      <w:r>
+        <w:rPr>
+          <w:rFonts w:asciiTheme="majorBidi" w:hAnsiTheme="majorBidi" w:cstheme="majorBidi"/>
+          <w:sz w:val="28"/>
+          <w:szCs w:val="28"/>
+        </w:rPr>
+        <w:t>Useful when old and new versions cannot run together</w:t>
+      </w:r>
+    </w:p>
+    <w:p>
+      <w:pPr>
+        <w:jc w:val="both"/>
+        <w:rPr>
+          <w:rFonts w:asciiTheme="majorBidi" w:hAnsiTheme="majorBidi" w:cstheme="majorBidi"/>
+          <w:b/>
+          <w:bCs/>
+          <w:sz w:val="28"/>
+          <w:szCs w:val="28"/>
+        </w:rPr>
+      </w:pPr>
+      <w:r>
+        <w:rPr>
+          <w:rFonts w:asciiTheme="majorBidi" w:hAnsiTheme="majorBidi" w:cstheme="majorBidi"/>
+          <w:b/>
+          <w:bCs/>
+          <w:sz w:val="28"/>
+          <w:szCs w:val="28"/>
+        </w:rPr>
+        <w:t>Important Concept</w:t>
+      </w:r>
+    </w:p>
+    <w:p>
+      <w:pPr>
+        <w:jc w:val="both"/>
+        <w:rPr>
+          <w:rFonts w:asciiTheme="majorBidi" w:hAnsiTheme="majorBidi" w:cstheme="majorBidi"/>
+          <w:sz w:val="28"/>
+          <w:szCs w:val="28"/>
+        </w:rPr>
+      </w:pPr>
+      <w:r>
+        <w:rPr>
+          <w:rFonts w:asciiTheme="majorBidi" w:hAnsiTheme="majorBidi" w:cstheme="majorBidi"/>
+          <w:sz w:val="28"/>
+          <w:szCs w:val="28"/>
+        </w:rPr>
+        <w:t xml:space="preserve">During a Deployment update, Kubernetes creates a new </w:t>
       </w:r>
       <w:proofErr w:type="spellStart"/>
       <w:r>
@@ -13800,26 +16249,379 @@
           <w:sz w:val="28"/>
           <w:szCs w:val="28"/>
         </w:rPr>
-        <w:t xml:space="preserve"> → slowly scaled up</w:t>
-      </w:r>
-    </w:p>
-    <w:p>
-      <w:pPr>
-        <w:jc w:val="both"/>
-        <w:rPr>
-          <w:rFonts w:asciiTheme="majorBidi" w:hAnsiTheme="majorBidi" w:cstheme="majorBidi"/>
-          <w:sz w:val="28"/>
-          <w:szCs w:val="28"/>
-        </w:rPr>
-      </w:pPr>
-      <w:r>
-        <w:rPr>
-          <w:rFonts w:asciiTheme="majorBidi" w:hAnsiTheme="majorBidi" w:cstheme="majorBidi"/>
-          <w:sz w:val="28"/>
-          <w:szCs w:val="28"/>
-        </w:rPr>
-        <w:t xml:space="preserve">The parameters </w:t>
-      </w:r>
+        <w:t xml:space="preserve"> for the new version while keeping the old </w:t>
+      </w:r>
+      <w:proofErr w:type="spellStart"/>
+      <w:r>
+        <w:rPr>
+          <w:rFonts w:asciiTheme="majorBidi" w:hAnsiTheme="majorBidi" w:cstheme="majorBidi"/>
+          <w:sz w:val="28"/>
+          <w:szCs w:val="28"/>
+        </w:rPr>
+        <w:t>ReplicaSet</w:t>
+      </w:r>
+      <w:proofErr w:type="spellEnd"/>
+      <w:r>
+        <w:rPr>
+          <w:rFonts w:asciiTheme="majorBidi" w:hAnsiTheme="majorBidi" w:cstheme="majorBidi"/>
+          <w:sz w:val="28"/>
+          <w:szCs w:val="28"/>
+        </w:rPr>
+        <w:t xml:space="preserve"> temporarily. This allows Kubernetes to:</w:t>
+      </w:r>
+    </w:p>
+    <w:p>
+      <w:pPr>
+        <w:pStyle w:val="ListParagraph"/>
+        <w:numPr>
+          <w:ilvl w:val="0"/>
+          <w:numId w:val="42"/>
+        </w:numPr>
+        <w:ind w:left="360"/>
+        <w:jc w:val="both"/>
+        <w:rPr>
+          <w:rFonts w:asciiTheme="majorBidi" w:hAnsiTheme="majorBidi" w:cstheme="majorBidi"/>
+          <w:sz w:val="28"/>
+          <w:szCs w:val="28"/>
+        </w:rPr>
+      </w:pPr>
+      <w:r>
+        <w:rPr>
+          <w:rFonts w:asciiTheme="majorBidi" w:hAnsiTheme="majorBidi" w:cstheme="majorBidi"/>
+          <w:sz w:val="28"/>
+          <w:szCs w:val="28"/>
+        </w:rPr>
+        <w:lastRenderedPageBreak/>
+        <w:t>gradually shift traffic to new Pods</w:t>
+      </w:r>
+    </w:p>
+    <w:p>
+      <w:pPr>
+        <w:pStyle w:val="ListParagraph"/>
+        <w:numPr>
+          <w:ilvl w:val="0"/>
+          <w:numId w:val="42"/>
+        </w:numPr>
+        <w:ind w:left="360"/>
+        <w:jc w:val="both"/>
+        <w:rPr>
+          <w:rFonts w:asciiTheme="majorBidi" w:hAnsiTheme="majorBidi" w:cstheme="majorBidi"/>
+          <w:sz w:val="28"/>
+          <w:szCs w:val="28"/>
+        </w:rPr>
+      </w:pPr>
+      <w:r>
+        <w:rPr>
+          <w:rFonts w:asciiTheme="majorBidi" w:hAnsiTheme="majorBidi" w:cstheme="majorBidi"/>
+          <w:sz w:val="28"/>
+          <w:szCs w:val="28"/>
+        </w:rPr>
+        <w:t>monitor Pod health</w:t>
+      </w:r>
+    </w:p>
+    <w:p>
+      <w:pPr>
+        <w:pStyle w:val="ListParagraph"/>
+        <w:numPr>
+          <w:ilvl w:val="0"/>
+          <w:numId w:val="42"/>
+        </w:numPr>
+        <w:ind w:left="360"/>
+        <w:jc w:val="both"/>
+        <w:rPr>
+          <w:rFonts w:asciiTheme="majorBidi" w:hAnsiTheme="majorBidi" w:cstheme="majorBidi"/>
+          <w:sz w:val="28"/>
+          <w:szCs w:val="28"/>
+        </w:rPr>
+      </w:pPr>
+      <w:r>
+        <w:rPr>
+          <w:rFonts w:asciiTheme="majorBidi" w:hAnsiTheme="majorBidi" w:cstheme="majorBidi"/>
+          <w:sz w:val="28"/>
+          <w:szCs w:val="28"/>
+        </w:rPr>
+        <w:t xml:space="preserve">rollback to the previous </w:t>
+      </w:r>
+      <w:proofErr w:type="spellStart"/>
+      <w:r>
+        <w:rPr>
+          <w:rFonts w:asciiTheme="majorBidi" w:hAnsiTheme="majorBidi" w:cstheme="majorBidi"/>
+          <w:sz w:val="28"/>
+          <w:szCs w:val="28"/>
+        </w:rPr>
+        <w:t>ReplicaSet</w:t>
+      </w:r>
+      <w:proofErr w:type="spellEnd"/>
+      <w:r>
+        <w:rPr>
+          <w:rFonts w:asciiTheme="majorBidi" w:hAnsiTheme="majorBidi" w:cstheme="majorBidi"/>
+          <w:sz w:val="28"/>
+          <w:szCs w:val="28"/>
+        </w:rPr>
+        <w:t xml:space="preserve"> if the update fails</w:t>
+      </w:r>
+    </w:p>
+    <w:p>
+      <w:pPr>
+        <w:jc w:val="both"/>
+        <w:rPr>
+          <w:rFonts w:asciiTheme="majorBidi" w:hAnsiTheme="majorBidi" w:cstheme="majorBidi"/>
+          <w:sz w:val="28"/>
+          <w:szCs w:val="28"/>
+        </w:rPr>
+      </w:pPr>
+      <w:r>
+        <w:rPr>
+          <w:rFonts w:asciiTheme="majorBidi" w:hAnsiTheme="majorBidi" w:cstheme="majorBidi"/>
+          <w:sz w:val="28"/>
+          <w:szCs w:val="28"/>
+        </w:rPr>
+        <w:t xml:space="preserve">This </w:t>
+      </w:r>
+      <w:proofErr w:type="spellStart"/>
+      <w:r>
+        <w:rPr>
+          <w:rFonts w:asciiTheme="majorBidi" w:hAnsiTheme="majorBidi" w:cstheme="majorBidi"/>
+          <w:sz w:val="28"/>
+          <w:szCs w:val="28"/>
+        </w:rPr>
+        <w:t>ReplicaSet</w:t>
+      </w:r>
+      <w:proofErr w:type="spellEnd"/>
+      <w:r>
+        <w:rPr>
+          <w:rFonts w:asciiTheme="majorBidi" w:hAnsiTheme="majorBidi" w:cstheme="majorBidi"/>
+          <w:sz w:val="28"/>
+          <w:szCs w:val="28"/>
+        </w:rPr>
+        <w:t xml:space="preserve"> management is what makes Deployments powerful for safe application upgrades.</w:t>
+      </w:r>
+    </w:p>
+    <w:p>
+      <w:pPr>
+        <w:jc w:val="both"/>
+        <w:rPr>
+          <w:rFonts w:asciiTheme="majorBidi" w:hAnsiTheme="majorBidi" w:cstheme="majorBidi"/>
+          <w:b/>
+          <w:bCs/>
+          <w:sz w:val="36"/>
+          <w:szCs w:val="36"/>
+        </w:rPr>
+      </w:pPr>
+      <w:r>
+        <w:rPr>
+          <w:rFonts w:asciiTheme="majorBidi" w:hAnsiTheme="majorBidi" w:cstheme="majorBidi"/>
+          <w:b/>
+          <w:bCs/>
+          <w:sz w:val="36"/>
+          <w:szCs w:val="36"/>
+        </w:rPr>
+        <w:t>Rollback</w:t>
+      </w:r>
+      <w:r>
+        <w:rPr>
+          <w:rFonts w:asciiTheme="majorBidi" w:hAnsiTheme="majorBidi" w:cstheme="majorBidi"/>
+          <w:b/>
+          <w:bCs/>
+          <w:sz w:val="36"/>
+          <w:szCs w:val="36"/>
+        </w:rPr>
+        <w:t>:</w:t>
+      </w:r>
+    </w:p>
+    <w:p>
+      <w:pPr>
+        <w:jc w:val="both"/>
+        <w:rPr>
+          <w:rFonts w:asciiTheme="majorBidi" w:hAnsiTheme="majorBidi" w:cstheme="majorBidi"/>
+          <w:sz w:val="28"/>
+          <w:szCs w:val="28"/>
+        </w:rPr>
+      </w:pPr>
+      <w:r>
+        <w:rPr>
+          <w:rFonts w:asciiTheme="majorBidi" w:hAnsiTheme="majorBidi" w:cstheme="majorBidi"/>
+          <w:sz w:val="28"/>
+          <w:szCs w:val="28"/>
+        </w:rPr>
+        <w:t xml:space="preserve">A Deployment rollback allows you to revert an application to a previous version if a new update causes problems. Kubernetes makes this possible because a Deployment keeps a history of </w:t>
+      </w:r>
+      <w:proofErr w:type="spellStart"/>
+      <w:r>
+        <w:rPr>
+          <w:rFonts w:asciiTheme="majorBidi" w:hAnsiTheme="majorBidi" w:cstheme="majorBidi"/>
+          <w:sz w:val="28"/>
+          <w:szCs w:val="28"/>
+        </w:rPr>
+        <w:t>ReplicaSets</w:t>
+      </w:r>
+      <w:proofErr w:type="spellEnd"/>
+      <w:r>
+        <w:rPr>
+          <w:rFonts w:asciiTheme="majorBidi" w:hAnsiTheme="majorBidi" w:cstheme="majorBidi"/>
+          <w:sz w:val="28"/>
+          <w:szCs w:val="28"/>
+        </w:rPr>
+        <w:t xml:space="preserve">, where each </w:t>
+      </w:r>
+      <w:proofErr w:type="spellStart"/>
+      <w:r>
+        <w:rPr>
+          <w:rFonts w:asciiTheme="majorBidi" w:hAnsiTheme="majorBidi" w:cstheme="majorBidi"/>
+          <w:sz w:val="28"/>
+          <w:szCs w:val="28"/>
+        </w:rPr>
+        <w:t>ReplicaSet</w:t>
+      </w:r>
+      <w:proofErr w:type="spellEnd"/>
+      <w:r>
+        <w:rPr>
+          <w:rFonts w:asciiTheme="majorBidi" w:hAnsiTheme="majorBidi" w:cstheme="majorBidi"/>
+          <w:sz w:val="28"/>
+          <w:szCs w:val="28"/>
+        </w:rPr>
+        <w:t xml:space="preserve"> represents a specific version of the application.</w:t>
+      </w:r>
+    </w:p>
+    <w:p>
+      <w:pPr>
+        <w:jc w:val="both"/>
+        <w:rPr>
+          <w:rFonts w:asciiTheme="majorBidi" w:hAnsiTheme="majorBidi" w:cstheme="majorBidi"/>
+          <w:sz w:val="28"/>
+          <w:szCs w:val="28"/>
+        </w:rPr>
+      </w:pPr>
+      <w:r>
+        <w:rPr>
+          <w:rFonts w:asciiTheme="majorBidi" w:hAnsiTheme="majorBidi" w:cstheme="majorBidi"/>
+          <w:sz w:val="28"/>
+          <w:szCs w:val="28"/>
+        </w:rPr>
+        <w:t xml:space="preserve">When you update a Deployment (for example, change the container image), Kubernetes creates a new </w:t>
+      </w:r>
+      <w:proofErr w:type="spellStart"/>
+      <w:r>
+        <w:rPr>
+          <w:rFonts w:asciiTheme="majorBidi" w:hAnsiTheme="majorBidi" w:cstheme="majorBidi"/>
+          <w:sz w:val="28"/>
+          <w:szCs w:val="28"/>
+        </w:rPr>
+        <w:t>ReplicaSet</w:t>
+      </w:r>
+      <w:proofErr w:type="spellEnd"/>
+      <w:r>
+        <w:rPr>
+          <w:rFonts w:asciiTheme="majorBidi" w:hAnsiTheme="majorBidi" w:cstheme="majorBidi"/>
+          <w:sz w:val="28"/>
+          <w:szCs w:val="28"/>
+        </w:rPr>
+        <w:t xml:space="preserve"> and gradually moves Pods to the new version. The old </w:t>
+      </w:r>
+      <w:proofErr w:type="spellStart"/>
+      <w:r>
+        <w:rPr>
+          <w:rFonts w:asciiTheme="majorBidi" w:hAnsiTheme="majorBidi" w:cstheme="majorBidi"/>
+          <w:sz w:val="28"/>
+          <w:szCs w:val="28"/>
+        </w:rPr>
+        <w:t>ReplicaSet</w:t>
+      </w:r>
+      <w:proofErr w:type="spellEnd"/>
+      <w:r>
+        <w:rPr>
+          <w:rFonts w:asciiTheme="majorBidi" w:hAnsiTheme="majorBidi" w:cstheme="majorBidi"/>
+          <w:sz w:val="28"/>
+          <w:szCs w:val="28"/>
+        </w:rPr>
+        <w:t xml:space="preserve"> is not immediately deleted, which allows Kubernetes to roll back to it if needed.</w:t>
+      </w:r>
+    </w:p>
+    <w:p>
+      <w:pPr>
+        <w:jc w:val="both"/>
+        <w:rPr>
+          <w:rFonts w:asciiTheme="majorBidi" w:hAnsiTheme="majorBidi" w:cstheme="majorBidi"/>
+          <w:sz w:val="28"/>
+          <w:szCs w:val="28"/>
+        </w:rPr>
+      </w:pPr>
+      <w:r>
+        <w:rPr>
+          <w:rFonts w:asciiTheme="majorBidi" w:hAnsiTheme="majorBidi" w:cstheme="majorBidi"/>
+          <w:sz w:val="28"/>
+          <w:szCs w:val="28"/>
+        </w:rPr>
+        <w:t>Why Rollbacks Are Important</w:t>
+      </w:r>
+    </w:p>
+    <w:p>
+      <w:pPr>
+        <w:jc w:val="both"/>
+        <w:rPr>
+          <w:rFonts w:asciiTheme="majorBidi" w:hAnsiTheme="majorBidi" w:cstheme="majorBidi"/>
+          <w:sz w:val="28"/>
+          <w:szCs w:val="28"/>
+        </w:rPr>
+      </w:pPr>
+      <w:r>
+        <w:rPr>
+          <w:rFonts w:asciiTheme="majorBidi" w:hAnsiTheme="majorBidi" w:cstheme="majorBidi"/>
+          <w:sz w:val="28"/>
+          <w:szCs w:val="28"/>
+        </w:rPr>
+        <w:t>Sometimes a new release may introduce issues such as:</w:t>
+      </w:r>
+    </w:p>
+    <w:p>
+      <w:pPr>
+        <w:jc w:val="both"/>
+        <w:rPr>
+          <w:rFonts w:asciiTheme="majorBidi" w:hAnsiTheme="majorBidi" w:cstheme="majorBidi"/>
+          <w:b/>
+          <w:bCs/>
+          <w:sz w:val="32"/>
+          <w:szCs w:val="32"/>
+        </w:rPr>
+      </w:pPr>
+      <w:r>
+        <w:rPr>
+          <w:rFonts w:asciiTheme="majorBidi" w:hAnsiTheme="majorBidi" w:cstheme="majorBidi"/>
+          <w:b/>
+          <w:bCs/>
+          <w:sz w:val="32"/>
+          <w:szCs w:val="32"/>
+        </w:rPr>
+        <w:t>Viewing Deployment History</w:t>
+      </w:r>
+    </w:p>
+    <w:p>
+      <w:pPr>
+        <w:jc w:val="both"/>
+        <w:rPr>
+          <w:rFonts w:asciiTheme="majorBidi" w:hAnsiTheme="majorBidi" w:cstheme="majorBidi"/>
+          <w:sz w:val="28"/>
+          <w:szCs w:val="28"/>
+        </w:rPr>
+      </w:pPr>
+      <w:r>
+        <w:rPr>
+          <w:rFonts w:asciiTheme="majorBidi" w:hAnsiTheme="majorBidi" w:cstheme="majorBidi"/>
+          <w:sz w:val="28"/>
+          <w:szCs w:val="28"/>
+        </w:rPr>
+        <w:t>You can view the revision history of a Deployment using:</w:t>
+      </w:r>
+    </w:p>
+    <w:p>
+      <w:pPr>
+        <w:jc w:val="both"/>
+        <w:rPr>
+          <w:rFonts w:asciiTheme="majorBidi" w:hAnsiTheme="majorBidi" w:cstheme="majorBidi"/>
+          <w:sz w:val="28"/>
+          <w:szCs w:val="28"/>
+        </w:rPr>
+      </w:pPr>
       <w:proofErr w:type="spellStart"/>
       <w:r>
         <w:rPr>
@@ -13831,18 +16633,9 @@
           <w:sz w:val="28"/>
           <w:szCs w:val="28"/>
         </w:rPr>
-        <w:t>maxSurge</w:t>
+        <w:t>kubectl</w:t>
       </w:r>
       <w:proofErr w:type="spellEnd"/>
-      <w:r>
-        <w:rPr>
-          <w:rFonts w:asciiTheme="majorBidi" w:hAnsiTheme="majorBidi" w:cstheme="majorBidi"/>
-          <w:sz w:val="28"/>
-          <w:szCs w:val="28"/>
-        </w:rPr>
-        <w:t xml:space="preserve"> and </w:t>
-      </w:r>
-      <w:proofErr w:type="spellStart"/>
       <w:r>
         <w:rPr>
           <w:rFonts w:asciiTheme="majorBidi" w:hAnsiTheme="majorBidi" w:cstheme="majorBidi"/>
@@ -13853,20 +16646,280 @@
           <w:sz w:val="28"/>
           <w:szCs w:val="28"/>
         </w:rPr>
-        <w:t>maxUnavailable</w:t>
+        <w:t xml:space="preserve"> rollout history deployment &lt;deployment-name&gt;</w:t>
+      </w:r>
+      <w:r>
+        <w:rPr>
+          <w:rFonts w:asciiTheme="majorBidi" w:hAnsiTheme="majorBidi" w:cstheme="majorBidi"/>
+          <w:b/>
+          <w:bCs/>
+          <w:i/>
+          <w:iCs/>
+          <w:sz w:val="28"/>
+          <w:szCs w:val="28"/>
+        </w:rPr>
+        <w:t xml:space="preserve"> </w:t>
+      </w:r>
+      <w:r>
+        <w:rPr>
+          <w:rFonts w:asciiTheme="majorBidi" w:hAnsiTheme="majorBidi" w:cstheme="majorBidi"/>
+          <w:sz w:val="28"/>
+          <w:szCs w:val="28"/>
+        </w:rPr>
+        <w:t xml:space="preserve">→ </w:t>
+      </w:r>
+      <w:r>
+        <w:rPr>
+          <w:rFonts w:asciiTheme="majorBidi" w:hAnsiTheme="majorBidi" w:cstheme="majorBidi"/>
+          <w:sz w:val="28"/>
+          <w:szCs w:val="28"/>
+        </w:rPr>
+        <w:t>This shows the different revisions of the Deployment that Kubernetes has recorded.</w:t>
+      </w:r>
+    </w:p>
+    <w:p>
+      <w:pPr>
+        <w:jc w:val="both"/>
+        <w:rPr>
+          <w:rFonts w:asciiTheme="majorBidi" w:hAnsiTheme="majorBidi" w:cstheme="majorBidi"/>
+          <w:b/>
+          <w:bCs/>
+          <w:sz w:val="28"/>
+          <w:szCs w:val="28"/>
+        </w:rPr>
+      </w:pPr>
+      <w:r>
+        <w:rPr>
+          <w:rFonts w:asciiTheme="majorBidi" w:hAnsiTheme="majorBidi" w:cstheme="majorBidi"/>
+          <w:b/>
+          <w:bCs/>
+          <w:sz w:val="28"/>
+          <w:szCs w:val="28"/>
+        </w:rPr>
+        <w:t>CHANGE-CAUSE</w:t>
+      </w:r>
+    </w:p>
+    <w:p>
+      <w:pPr>
+        <w:jc w:val="both"/>
+        <w:rPr>
+          <w:rFonts w:asciiTheme="majorBidi" w:hAnsiTheme="majorBidi" w:cstheme="majorBidi"/>
+          <w:sz w:val="28"/>
+          <w:szCs w:val="28"/>
+        </w:rPr>
+      </w:pPr>
+      <w:r>
+        <w:rPr>
+          <w:rFonts w:asciiTheme="majorBidi" w:hAnsiTheme="majorBidi" w:cstheme="majorBidi"/>
+          <w:sz w:val="28"/>
+          <w:szCs w:val="28"/>
+        </w:rPr>
+        <w:t>The CHANGE-CAUSE annotation is used to provide context about why a specific revision of a Deployment was created.</w:t>
+      </w:r>
+    </w:p>
+    <w:p>
+      <w:pPr>
+        <w:jc w:val="both"/>
+        <w:rPr>
+          <w:rFonts w:asciiTheme="majorBidi" w:hAnsiTheme="majorBidi" w:cstheme="majorBidi"/>
+          <w:sz w:val="28"/>
+          <w:szCs w:val="28"/>
+          <w:u w:val="single"/>
+        </w:rPr>
+      </w:pPr>
+      <w:r>
+        <w:rPr>
+          <w:rFonts w:asciiTheme="majorBidi" w:hAnsiTheme="majorBidi" w:cstheme="majorBidi"/>
+          <w:sz w:val="28"/>
+          <w:szCs w:val="28"/>
+          <w:u w:val="single"/>
+        </w:rPr>
+        <w:t>Usage:</w:t>
+      </w:r>
+    </w:p>
+    <w:p>
+      <w:pPr>
+        <w:pStyle w:val="ListParagraph"/>
+        <w:numPr>
+          <w:ilvl w:val="0"/>
+          <w:numId w:val="53"/>
+        </w:numPr>
+        <w:ind w:left="360"/>
+        <w:jc w:val="both"/>
+        <w:rPr>
+          <w:rFonts w:asciiTheme="majorBidi" w:hAnsiTheme="majorBidi" w:cstheme="majorBidi"/>
+          <w:sz w:val="28"/>
+          <w:szCs w:val="28"/>
+        </w:rPr>
+      </w:pPr>
+      <w:r>
+        <w:rPr>
+          <w:rFonts w:asciiTheme="majorBidi" w:hAnsiTheme="majorBidi" w:cstheme="majorBidi"/>
+          <w:sz w:val="28"/>
+          <w:szCs w:val="28"/>
+        </w:rPr>
+        <w:t xml:space="preserve">This annotation can be set during a </w:t>
+      </w:r>
+      <w:proofErr w:type="spellStart"/>
+      <w:r>
+        <w:rPr>
+          <w:rFonts w:asciiTheme="majorBidi" w:hAnsiTheme="majorBidi" w:cstheme="majorBidi"/>
+          <w:b/>
+          <w:bCs/>
+          <w:i/>
+          <w:iCs/>
+          <w:sz w:val="28"/>
+          <w:szCs w:val="28"/>
+        </w:rPr>
+        <w:t>kubectl</w:t>
       </w:r>
       <w:proofErr w:type="spellEnd"/>
       <w:r>
         <w:rPr>
           <w:rFonts w:asciiTheme="majorBidi" w:hAnsiTheme="majorBidi" w:cstheme="majorBidi"/>
-          <w:sz w:val="28"/>
-          <w:szCs w:val="28"/>
-        </w:rPr>
-        <w:t xml:space="preserve"> control how much parallel change can happen.</w:t>
-      </w:r>
-      <w:r>
-        <w:rPr>
-          <w:rFonts w:asciiTheme="majorBidi" w:hAnsiTheme="majorBidi" w:cstheme="majorBidi"/>
+          <w:b/>
+          <w:bCs/>
+          <w:i/>
+          <w:iCs/>
+          <w:sz w:val="28"/>
+          <w:szCs w:val="28"/>
+        </w:rPr>
+        <w:t xml:space="preserve"> apply</w:t>
+      </w:r>
+      <w:r>
+        <w:rPr>
+          <w:rFonts w:asciiTheme="majorBidi" w:hAnsiTheme="majorBidi" w:cstheme="majorBidi"/>
+          <w:sz w:val="28"/>
+          <w:szCs w:val="28"/>
+        </w:rPr>
+        <w:t xml:space="preserve"> or </w:t>
+      </w:r>
+      <w:proofErr w:type="spellStart"/>
+      <w:r>
+        <w:rPr>
+          <w:rFonts w:asciiTheme="majorBidi" w:hAnsiTheme="majorBidi" w:cstheme="majorBidi"/>
+          <w:b/>
+          <w:bCs/>
+          <w:i/>
+          <w:iCs/>
+          <w:sz w:val="28"/>
+          <w:szCs w:val="28"/>
+        </w:rPr>
+        <w:t>kubectl</w:t>
+      </w:r>
+      <w:proofErr w:type="spellEnd"/>
+      <w:r>
+        <w:rPr>
+          <w:rFonts w:asciiTheme="majorBidi" w:hAnsiTheme="majorBidi" w:cstheme="majorBidi"/>
+          <w:b/>
+          <w:bCs/>
+          <w:i/>
+          <w:iCs/>
+          <w:sz w:val="28"/>
+          <w:szCs w:val="28"/>
+        </w:rPr>
+        <w:t xml:space="preserve"> create </w:t>
+      </w:r>
+      <w:r>
+        <w:rPr>
+          <w:rFonts w:asciiTheme="majorBidi" w:hAnsiTheme="majorBidi" w:cstheme="majorBidi"/>
+          <w:sz w:val="28"/>
+          <w:szCs w:val="28"/>
+        </w:rPr>
+        <w:t xml:space="preserve">command using the </w:t>
+      </w:r>
+      <w:r>
+        <w:rPr>
+          <w:rFonts w:asciiTheme="majorBidi" w:hAnsiTheme="majorBidi" w:cstheme="majorBidi"/>
+          <w:sz w:val="28"/>
+          <w:szCs w:val="28"/>
+        </w:rPr>
+        <w:t xml:space="preserve">               </w:t>
+      </w:r>
+      <w:r>
+        <w:rPr>
+          <w:rFonts w:asciiTheme="majorBidi" w:hAnsiTheme="majorBidi" w:cstheme="majorBidi"/>
+          <w:b/>
+          <w:bCs/>
+          <w:i/>
+          <w:iCs/>
+          <w:sz w:val="28"/>
+          <w:szCs w:val="28"/>
+        </w:rPr>
+        <w:t>--record</w:t>
+      </w:r>
+      <w:r>
+        <w:rPr>
+          <w:rFonts w:asciiTheme="majorBidi" w:hAnsiTheme="majorBidi" w:cstheme="majorBidi"/>
+          <w:sz w:val="28"/>
+          <w:szCs w:val="28"/>
+        </w:rPr>
+        <w:t xml:space="preserve"> flag. For example:</w:t>
+      </w:r>
+    </w:p>
+    <w:p>
+      <w:pPr>
+        <w:ind w:firstLine="360"/>
+        <w:jc w:val="both"/>
+        <w:rPr>
+          <w:rFonts w:asciiTheme="majorBidi" w:hAnsiTheme="majorBidi" w:cstheme="majorBidi"/>
+          <w:b/>
+          <w:bCs/>
+          <w:i/>
+          <w:iCs/>
+          <w:sz w:val="28"/>
+          <w:szCs w:val="28"/>
+        </w:rPr>
+      </w:pPr>
+      <w:proofErr w:type="spellStart"/>
+      <w:r>
+        <w:rPr>
+          <w:rFonts w:asciiTheme="majorBidi" w:hAnsiTheme="majorBidi" w:cstheme="majorBidi"/>
+          <w:b/>
+          <w:bCs/>
+          <w:i/>
+          <w:iCs/>
+          <w:sz w:val="28"/>
+          <w:szCs w:val="28"/>
+        </w:rPr>
+        <w:t>kubectl</w:t>
+      </w:r>
+      <w:proofErr w:type="spellEnd"/>
+      <w:r>
+        <w:rPr>
+          <w:rFonts w:asciiTheme="majorBidi" w:hAnsiTheme="majorBidi" w:cstheme="majorBidi"/>
+          <w:b/>
+          <w:bCs/>
+          <w:i/>
+          <w:iCs/>
+          <w:sz w:val="28"/>
+          <w:szCs w:val="28"/>
+        </w:rPr>
+        <w:t xml:space="preserve"> apply -f </w:t>
+      </w:r>
+      <w:proofErr w:type="spellStart"/>
+      <w:proofErr w:type="gramStart"/>
+      <w:r>
+        <w:rPr>
+          <w:rFonts w:asciiTheme="majorBidi" w:hAnsiTheme="majorBidi" w:cstheme="majorBidi"/>
+          <w:b/>
+          <w:bCs/>
+          <w:i/>
+          <w:iCs/>
+          <w:sz w:val="28"/>
+          <w:szCs w:val="28"/>
+        </w:rPr>
+        <w:t>deployment.yaml</w:t>
+      </w:r>
+      <w:proofErr w:type="spellEnd"/>
+      <w:proofErr w:type="gramEnd"/>
+      <w:r>
+        <w:rPr>
+          <w:rFonts w:asciiTheme="majorBidi" w:hAnsiTheme="majorBidi" w:cstheme="majorBidi"/>
+          <w:b/>
+          <w:bCs/>
+          <w:i/>
+          <w:iCs/>
           <w:sz w:val="28"/>
           <w:szCs w:val="28"/>
         </w:rPr>
@@ -13875,10 +16928,65 @@
       <w:r>
         <w:rPr>
           <w:rFonts w:asciiTheme="majorBidi" w:hAnsiTheme="majorBidi" w:cstheme="majorBidi"/>
-          <w:sz w:val="28"/>
-          <w:szCs w:val="28"/>
-        </w:rPr>
-        <w:t>Kubernetes tracks the readiness of new Pods during updates to avoid dropping traffic prematurely.</w:t>
+          <w:b/>
+          <w:bCs/>
+          <w:i/>
+          <w:iCs/>
+          <w:sz w:val="28"/>
+          <w:szCs w:val="28"/>
+        </w:rPr>
+        <w:t>–</w:t>
+      </w:r>
+      <w:r>
+        <w:rPr>
+          <w:rFonts w:asciiTheme="majorBidi" w:hAnsiTheme="majorBidi" w:cstheme="majorBidi"/>
+          <w:b/>
+          <w:bCs/>
+          <w:i/>
+          <w:iCs/>
+          <w:sz w:val="28"/>
+          <w:szCs w:val="28"/>
+        </w:rPr>
+        <w:t>record</w:t>
+      </w:r>
+    </w:p>
+    <w:p>
+      <w:pPr>
+        <w:ind w:left="360"/>
+        <w:jc w:val="both"/>
+        <w:rPr>
+          <w:rFonts w:asciiTheme="majorBidi" w:hAnsiTheme="majorBidi" w:cstheme="majorBidi"/>
+          <w:sz w:val="28"/>
+          <w:szCs w:val="28"/>
+        </w:rPr>
+      </w:pPr>
+      <w:r>
+        <w:rPr>
+          <w:rFonts w:asciiTheme="majorBidi" w:hAnsiTheme="majorBidi" w:cstheme="majorBidi"/>
+          <w:sz w:val="28"/>
+          <w:szCs w:val="28"/>
+        </w:rPr>
+        <w:t xml:space="preserve">When the </w:t>
+      </w:r>
+      <w:r>
+        <w:rPr>
+          <w:rFonts w:asciiTheme="majorBidi" w:hAnsiTheme="majorBidi" w:cstheme="majorBidi"/>
+          <w:b/>
+          <w:bCs/>
+          <w:i/>
+          <w:iCs/>
+          <w:sz w:val="28"/>
+          <w:szCs w:val="28"/>
+        </w:rPr>
+        <w:t>--record</w:t>
+      </w:r>
+      <w:r>
+        <w:rPr>
+          <w:rFonts w:asciiTheme="majorBidi" w:hAnsiTheme="majorBidi" w:cstheme="majorBidi"/>
+          <w:sz w:val="28"/>
+          <w:szCs w:val="28"/>
+        </w:rPr>
+        <w:t xml:space="preserve"> flag is used, Kubernetes automatically adds a CHANGE-CAUSE annotation to the revision. This annotation typically includes the command that made the change.</w:t>
       </w:r>
       <w:r>
         <w:rPr>
@@ -13894,7 +17002,3055 @@
           <w:sz w:val="28"/>
           <w:szCs w:val="28"/>
         </w:rPr>
-        <w:t>If something goes wrong during an update (e.g., new Pods fail to become Ready), the Deployment can pause, preserving old instances until corrective action or rollback occurs.</w:t>
+        <w:t>Example:</w:t>
+      </w:r>
+    </w:p>
+    <w:p>
+      <w:pPr>
+        <w:ind w:left="360"/>
+        <w:jc w:val="both"/>
+        <w:rPr>
+          <w:rFonts w:asciiTheme="majorBidi" w:hAnsiTheme="majorBidi" w:cstheme="majorBidi"/>
+          <w:b/>
+          <w:bCs/>
+          <w:i/>
+          <w:iCs/>
+          <w:sz w:val="28"/>
+          <w:szCs w:val="28"/>
+        </w:rPr>
+      </w:pPr>
+      <w:r>
+        <w:rPr>
+          <w:rFonts w:asciiTheme="majorBidi" w:hAnsiTheme="majorBidi" w:cstheme="majorBidi"/>
+          <w:b/>
+          <w:bCs/>
+          <w:i/>
+          <w:iCs/>
+          <w:sz w:val="28"/>
+          <w:szCs w:val="28"/>
+        </w:rPr>
+        <w:t xml:space="preserve">kubectl.kubernetes.io/change-cause: </w:t>
+      </w:r>
+      <w:proofErr w:type="spellStart"/>
+      <w:r>
+        <w:rPr>
+          <w:rFonts w:asciiTheme="majorBidi" w:hAnsiTheme="majorBidi" w:cstheme="majorBidi"/>
+          <w:b/>
+          <w:bCs/>
+          <w:i/>
+          <w:iCs/>
+          <w:sz w:val="28"/>
+          <w:szCs w:val="28"/>
+        </w:rPr>
+        <w:t>kubectl</w:t>
+      </w:r>
+      <w:proofErr w:type="spellEnd"/>
+      <w:r>
+        <w:rPr>
+          <w:rFonts w:asciiTheme="majorBidi" w:hAnsiTheme="majorBidi" w:cstheme="majorBidi"/>
+          <w:b/>
+          <w:bCs/>
+          <w:i/>
+          <w:iCs/>
+          <w:sz w:val="28"/>
+          <w:szCs w:val="28"/>
+        </w:rPr>
+        <w:t xml:space="preserve"> apply -f </w:t>
+      </w:r>
+      <w:proofErr w:type="spellStart"/>
+      <w:proofErr w:type="gramStart"/>
+      <w:r>
+        <w:rPr>
+          <w:rFonts w:asciiTheme="majorBidi" w:hAnsiTheme="majorBidi" w:cstheme="majorBidi"/>
+          <w:b/>
+          <w:bCs/>
+          <w:i/>
+          <w:iCs/>
+          <w:sz w:val="28"/>
+          <w:szCs w:val="28"/>
+        </w:rPr>
+        <w:t>deployment.yaml</w:t>
+      </w:r>
+      <w:proofErr w:type="spellEnd"/>
+      <w:proofErr w:type="gramEnd"/>
+    </w:p>
+    <w:p>
+      <w:pPr>
+        <w:pStyle w:val="ListParagraph"/>
+        <w:numPr>
+          <w:ilvl w:val="0"/>
+          <w:numId w:val="53"/>
+        </w:numPr>
+        <w:ind w:left="360"/>
+        <w:jc w:val="both"/>
+        <w:rPr>
+          <w:rFonts w:asciiTheme="majorBidi" w:hAnsiTheme="majorBidi" w:cstheme="majorBidi"/>
+          <w:sz w:val="28"/>
+          <w:szCs w:val="28"/>
+        </w:rPr>
+      </w:pPr>
+      <w:r>
+        <w:rPr>
+          <w:rFonts w:asciiTheme="majorBidi" w:hAnsiTheme="majorBidi" w:cstheme="majorBidi"/>
+          <w:sz w:val="28"/>
+          <w:szCs w:val="28"/>
+        </w:rPr>
+        <w:t xml:space="preserve">put </w:t>
+      </w:r>
+      <w:r>
+        <w:rPr>
+          <w:rFonts w:asciiTheme="majorBidi" w:hAnsiTheme="majorBidi" w:cstheme="majorBidi"/>
+          <w:b/>
+          <w:bCs/>
+          <w:i/>
+          <w:iCs/>
+          <w:sz w:val="28"/>
+          <w:szCs w:val="28"/>
+        </w:rPr>
+        <w:t>kubectl.kubernetes.io/change-cause</w:t>
+      </w:r>
+      <w:r>
+        <w:rPr>
+          <w:rFonts w:asciiTheme="majorBidi" w:hAnsiTheme="majorBidi" w:cstheme="majorBidi"/>
+          <w:sz w:val="28"/>
+          <w:szCs w:val="28"/>
+        </w:rPr>
+        <w:t xml:space="preserve"> annotation in manifest file.</w:t>
+      </w:r>
+    </w:p>
+    <w:p>
+      <w:pPr>
+        <w:rPr>
+          <w:rFonts w:asciiTheme="majorBidi" w:hAnsiTheme="majorBidi" w:cstheme="majorBidi"/>
+          <w:sz w:val="28"/>
+          <w:szCs w:val="28"/>
+        </w:rPr>
+      </w:pPr>
+      <w:r>
+        <w:rPr>
+          <w:rFonts w:asciiTheme="majorBidi" w:hAnsiTheme="majorBidi" w:cstheme="majorBidi"/>
+          <w:sz w:val="28"/>
+          <w:szCs w:val="28"/>
+        </w:rPr>
+        <w:t>When you check the rollout history of a Deployment using:</w:t>
+      </w:r>
+    </w:p>
+    <w:p>
+      <w:pPr>
+        <w:rPr>
+          <w:rFonts w:asciiTheme="majorBidi" w:hAnsiTheme="majorBidi" w:cstheme="majorBidi"/>
+          <w:sz w:val="28"/>
+          <w:szCs w:val="28"/>
+        </w:rPr>
+      </w:pPr>
+      <w:r>
+        <w:rPr>
+          <w:rFonts w:asciiTheme="majorBidi" w:hAnsiTheme="majorBidi" w:cstheme="majorBidi"/>
+          <w:b/>
+          <w:bCs/>
+          <w:i/>
+          <w:iCs/>
+          <w:noProof/>
+          <w:sz w:val="28"/>
+          <w:szCs w:val="28"/>
+        </w:rPr>
+        <w:lastRenderedPageBreak/>
+        <mc:AlternateContent>
+          <mc:Choice Requires="wps">
+            <w:drawing>
+              <wp:anchor distT="0" distB="0" distL="114300" distR="114300" simplePos="0" relativeHeight="251673600" behindDoc="0" locked="0" layoutInCell="1" allowOverlap="1" wp14:anchorId="4B7FD13D" wp14:editId="25FED130">
+                <wp:simplePos x="0" y="0"/>
+                <wp:positionH relativeFrom="column">
+                  <wp:posOffset>-6927</wp:posOffset>
+                </wp:positionH>
+                <wp:positionV relativeFrom="paragraph">
+                  <wp:posOffset>498764</wp:posOffset>
+                </wp:positionV>
+                <wp:extent cx="4475018" cy="1039091"/>
+                <wp:effectExtent l="0" t="0" r="20955" b="27940"/>
+                <wp:wrapNone/>
+                <wp:docPr id="2143686898" name="Rectangle 13"/>
+                <wp:cNvGraphicFramePr/>
+                <a:graphic xmlns:a="http://schemas.openxmlformats.org/drawingml/2006/main">
+                  <a:graphicData uri="http://schemas.microsoft.com/office/word/2010/wordprocessingShape">
+                    <wps:wsp>
+                      <wps:cNvSpPr/>
+                      <wps:spPr>
+                        <a:xfrm>
+                          <a:off x="0" y="0"/>
+                          <a:ext cx="4475018" cy="1039091"/>
+                        </a:xfrm>
+                        <a:prstGeom prst="rect">
+                          <a:avLst/>
+                        </a:prstGeom>
+                      </wps:spPr>
+                      <wps:style>
+                        <a:lnRef idx="2">
+                          <a:schemeClr val="dk1">
+                            <a:shade val="15000"/>
+                          </a:schemeClr>
+                        </a:lnRef>
+                        <a:fillRef idx="1">
+                          <a:schemeClr val="dk1"/>
+                        </a:fillRef>
+                        <a:effectRef idx="0">
+                          <a:schemeClr val="dk1"/>
+                        </a:effectRef>
+                        <a:fontRef idx="minor">
+                          <a:schemeClr val="lt1"/>
+                        </a:fontRef>
+                      </wps:style>
+                      <wps:txbx>
+                        <w:txbxContent>
+                          <w:p>
+                            <w:pPr>
+                              <w:spacing w:after="0"/>
+                              <w:rPr>
+                                <w:rFonts w:asciiTheme="majorBidi" w:hAnsiTheme="majorBidi" w:cstheme="majorBidi"/>
+                                <w:b/>
+                                <w:bCs/>
+                                <w:i/>
+                                <w:iCs/>
+                                <w:sz w:val="28"/>
+                                <w:szCs w:val="28"/>
+                              </w:rPr>
+                            </w:pPr>
+                            <w:r>
+                              <w:rPr>
+                                <w:rFonts w:asciiTheme="majorBidi" w:hAnsiTheme="majorBidi" w:cstheme="majorBidi"/>
+                                <w:b/>
+                                <w:bCs/>
+                                <w:i/>
+                                <w:iCs/>
+                                <w:sz w:val="28"/>
+                                <w:szCs w:val="28"/>
+                              </w:rPr>
+                              <w:t xml:space="preserve">REVISION  </w:t>
+                            </w:r>
+                            <w:r>
+                              <w:rPr>
+                                <w:rFonts w:asciiTheme="majorBidi" w:hAnsiTheme="majorBidi" w:cstheme="majorBidi"/>
+                                <w:b/>
+                                <w:bCs/>
+                                <w:i/>
+                                <w:iCs/>
+                                <w:sz w:val="28"/>
+                                <w:szCs w:val="28"/>
+                              </w:rPr>
+                              <w:t xml:space="preserve">    </w:t>
+                            </w:r>
+                            <w:r>
+                              <w:rPr>
+                                <w:rFonts w:asciiTheme="majorBidi" w:hAnsiTheme="majorBidi" w:cstheme="majorBidi"/>
+                                <w:b/>
+                                <w:bCs/>
+                                <w:i/>
+                                <w:iCs/>
+                                <w:sz w:val="28"/>
+                                <w:szCs w:val="28"/>
+                              </w:rPr>
+                              <w:t>CHANGE-CAUSE</w:t>
+                            </w:r>
+                          </w:p>
+                          <w:p>
+                            <w:pPr>
+                              <w:spacing w:after="0"/>
+                              <w:rPr>
+                                <w:rFonts w:asciiTheme="majorBidi" w:hAnsiTheme="majorBidi" w:cstheme="majorBidi"/>
+                                <w:b/>
+                                <w:bCs/>
+                                <w:i/>
+                                <w:iCs/>
+                                <w:sz w:val="28"/>
+                                <w:szCs w:val="28"/>
+                              </w:rPr>
+                            </w:pPr>
+                            <w:r>
+                              <w:rPr>
+                                <w:rFonts w:asciiTheme="majorBidi" w:hAnsiTheme="majorBidi" w:cstheme="majorBidi"/>
+                                <w:b/>
+                                <w:bCs/>
+                                <w:i/>
+                                <w:iCs/>
+                                <w:sz w:val="28"/>
+                                <w:szCs w:val="28"/>
+                              </w:rPr>
+                              <w:t xml:space="preserve">1         </w:t>
+                            </w:r>
+                            <w:r>
+                              <w:rPr>
+                                <w:rFonts w:asciiTheme="majorBidi" w:hAnsiTheme="majorBidi" w:cstheme="majorBidi"/>
+                                <w:b/>
+                                <w:bCs/>
+                                <w:i/>
+                                <w:iCs/>
+                                <w:sz w:val="28"/>
+                                <w:szCs w:val="28"/>
+                              </w:rPr>
+                              <w:t xml:space="preserve">              </w:t>
+                            </w:r>
+                            <w:r>
+                              <w:rPr>
+                                <w:rFonts w:asciiTheme="majorBidi" w:hAnsiTheme="majorBidi" w:cstheme="majorBidi"/>
+                                <w:b/>
+                                <w:bCs/>
+                                <w:i/>
+                                <w:iCs/>
+                                <w:sz w:val="28"/>
+                                <w:szCs w:val="28"/>
+                              </w:rPr>
+                              <w:t>Initial deployment</w:t>
+                            </w:r>
+                          </w:p>
+                          <w:p>
+                            <w:pPr>
+                              <w:spacing w:after="0"/>
+                              <w:rPr>
+                                <w:rFonts w:asciiTheme="majorBidi" w:hAnsiTheme="majorBidi" w:cstheme="majorBidi"/>
+                                <w:b/>
+                                <w:bCs/>
+                                <w:i/>
+                                <w:iCs/>
+                                <w:sz w:val="28"/>
+                                <w:szCs w:val="28"/>
+                              </w:rPr>
+                            </w:pPr>
+                            <w:r>
+                              <w:rPr>
+                                <w:rFonts w:asciiTheme="majorBidi" w:hAnsiTheme="majorBidi" w:cstheme="majorBidi"/>
+                                <w:b/>
+                                <w:bCs/>
+                                <w:i/>
+                                <w:iCs/>
+                                <w:sz w:val="28"/>
+                                <w:szCs w:val="28"/>
+                              </w:rPr>
+                              <w:t xml:space="preserve">2       </w:t>
+                            </w:r>
+                            <w:r>
+                              <w:rPr>
+                                <w:rFonts w:asciiTheme="majorBidi" w:hAnsiTheme="majorBidi" w:cstheme="majorBidi"/>
+                                <w:b/>
+                                <w:bCs/>
+                                <w:i/>
+                                <w:iCs/>
+                                <w:sz w:val="28"/>
+                                <w:szCs w:val="28"/>
+                              </w:rPr>
+                              <w:t xml:space="preserve">              </w:t>
+                            </w:r>
+                            <w:r>
+                              <w:rPr>
+                                <w:rFonts w:asciiTheme="majorBidi" w:hAnsiTheme="majorBidi" w:cstheme="majorBidi"/>
+                                <w:b/>
+                                <w:bCs/>
+                                <w:i/>
+                                <w:iCs/>
+                                <w:sz w:val="28"/>
+                                <w:szCs w:val="28"/>
+                              </w:rPr>
+                              <w:t xml:space="preserve">  </w:t>
+                            </w:r>
+                            <w:proofErr w:type="spellStart"/>
+                            <w:r>
+                              <w:rPr>
+                                <w:rFonts w:asciiTheme="majorBidi" w:hAnsiTheme="majorBidi" w:cstheme="majorBidi"/>
+                                <w:b/>
+                                <w:bCs/>
+                                <w:i/>
+                                <w:iCs/>
+                                <w:sz w:val="28"/>
+                                <w:szCs w:val="28"/>
+                              </w:rPr>
+                              <w:t>kubectl</w:t>
+                            </w:r>
+                            <w:proofErr w:type="spellEnd"/>
+                            <w:r>
+                              <w:rPr>
+                                <w:rFonts w:asciiTheme="majorBidi" w:hAnsiTheme="majorBidi" w:cstheme="majorBidi"/>
+                                <w:b/>
+                                <w:bCs/>
+                                <w:i/>
+                                <w:iCs/>
+                                <w:sz w:val="28"/>
+                                <w:szCs w:val="28"/>
+                              </w:rPr>
+                              <w:t xml:space="preserve"> apply -f </w:t>
+                            </w:r>
+                            <w:proofErr w:type="spellStart"/>
+                            <w:proofErr w:type="gramStart"/>
+                            <w:r>
+                              <w:rPr>
+                                <w:rFonts w:asciiTheme="majorBidi" w:hAnsiTheme="majorBidi" w:cstheme="majorBidi"/>
+                                <w:b/>
+                                <w:bCs/>
+                                <w:i/>
+                                <w:iCs/>
+                                <w:sz w:val="28"/>
+                                <w:szCs w:val="28"/>
+                              </w:rPr>
+                              <w:t>deployment.yaml</w:t>
+                            </w:r>
+                            <w:proofErr w:type="spellEnd"/>
+                            <w:proofErr w:type="gramEnd"/>
+                            <w:r>
+                              <w:rPr>
+                                <w:rFonts w:asciiTheme="majorBidi" w:hAnsiTheme="majorBidi" w:cstheme="majorBidi"/>
+                                <w:b/>
+                                <w:bCs/>
+                                <w:i/>
+                                <w:iCs/>
+                                <w:sz w:val="28"/>
+                                <w:szCs w:val="28"/>
+                              </w:rPr>
+                              <w:t xml:space="preserve"> -- record</w:t>
+                            </w:r>
+                          </w:p>
+                          <w:p>
+                            <w:pPr>
+                              <w:spacing w:after="0"/>
+                              <w:rPr>
+                                <w:rFonts w:asciiTheme="majorBidi" w:hAnsiTheme="majorBidi" w:cstheme="majorBidi"/>
+                                <w:b/>
+                                <w:bCs/>
+                                <w:i/>
+                                <w:iCs/>
+                                <w:sz w:val="28"/>
+                                <w:szCs w:val="28"/>
+                              </w:rPr>
+                            </w:pPr>
+                            <w:r>
+                              <w:rPr>
+                                <w:rFonts w:asciiTheme="majorBidi" w:hAnsiTheme="majorBidi" w:cstheme="majorBidi"/>
+                                <w:b/>
+                                <w:bCs/>
+                                <w:i/>
+                                <w:iCs/>
+                                <w:sz w:val="28"/>
+                                <w:szCs w:val="28"/>
+                              </w:rPr>
+                              <w:t xml:space="preserve">3         </w:t>
+                            </w:r>
+                            <w:r>
+                              <w:rPr>
+                                <w:rFonts w:asciiTheme="majorBidi" w:hAnsiTheme="majorBidi" w:cstheme="majorBidi"/>
+                                <w:b/>
+                                <w:bCs/>
+                                <w:i/>
+                                <w:iCs/>
+                                <w:sz w:val="28"/>
+                                <w:szCs w:val="28"/>
+                              </w:rPr>
+                              <w:t xml:space="preserve">             </w:t>
+                            </w:r>
+                            <w:r>
+                              <w:rPr>
+                                <w:rFonts w:asciiTheme="majorBidi" w:hAnsiTheme="majorBidi" w:cstheme="majorBidi"/>
+                                <w:b/>
+                                <w:bCs/>
+                                <w:i/>
+                                <w:iCs/>
+                                <w:sz w:val="28"/>
+                                <w:szCs w:val="28"/>
+                              </w:rPr>
+                              <w:t>Updated nginx image version</w:t>
+                            </w:r>
+                          </w:p>
+                        </w:txbxContent>
+                      </wps:txbx>
+                      <wps:bodyPr rot="0" spcFirstLastPara="0" vertOverflow="overflow" horzOverflow="overflow" vert="horz" wrap="square" lIns="91440" tIns="45720" rIns="91440" bIns="45720" numCol="1" spcCol="0" rtlCol="0" fromWordArt="0" anchor="ctr" anchorCtr="0" forceAA="0" compatLnSpc="1">
+                        <a:prstTxWarp prst="textNoShape">
+                          <a:avLst/>
+                        </a:prstTxWarp>
+                        <a:noAutofit/>
+                      </wps:bodyPr>
+                    </wps:wsp>
+                  </a:graphicData>
+                </a:graphic>
+                <wp14:sizeRelH relativeFrom="margin">
+                  <wp14:pctWidth>0</wp14:pctWidth>
+                </wp14:sizeRelH>
+                <wp14:sizeRelV relativeFrom="margin">
+                  <wp14:pctHeight>0</wp14:pctHeight>
+                </wp14:sizeRelV>
+              </wp:anchor>
+            </w:drawing>
+          </mc:Choice>
+          <mc:Fallback>
+            <w:pict>
+              <v:rect w14:anchorId="4B7FD13D" id="Rectangle 13" o:spid="_x0000_s1037" style="position:absolute;margin-left:-.55pt;margin-top:39.25pt;width:352.35pt;height:81.8pt;z-index:251673600;visibility:visible;mso-wrap-style:square;mso-width-percent:0;mso-height-percent:0;mso-wrap-distance-left:9pt;mso-wrap-distance-top:0;mso-wrap-distance-right:9pt;mso-wrap-distance-bottom:0;mso-position-horizontal:absolute;mso-position-horizontal-relative:text;mso-position-vertical:absolute;mso-position-vertical-relative:text;mso-width-percent:0;mso-height-percent:0;mso-width-relative:margin;mso-height-relative:margin;v-text-anchor:middle" o:gfxdata="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" fillcolor="black [3200]" strokecolor="black [480]" strokeweight="1pt">
+                <v:textbox>
+                  <w:txbxContent>
+                    <w:p>
+                      <w:pPr>
+                        <w:spacing w:after="0"/>
+                        <w:rPr>
+                          <w:rFonts w:asciiTheme="majorBidi" w:hAnsiTheme="majorBidi" w:cstheme="majorBidi"/>
+                          <w:b/>
+                          <w:bCs/>
+                          <w:i/>
+                          <w:iCs/>
+                          <w:sz w:val="28"/>
+                          <w:szCs w:val="28"/>
+                        </w:rPr>
+                      </w:pPr>
+                      <w:r>
+                        <w:rPr>
+                          <w:rFonts w:asciiTheme="majorBidi" w:hAnsiTheme="majorBidi" w:cstheme="majorBidi"/>
+                          <w:b/>
+                          <w:bCs/>
+                          <w:i/>
+                          <w:iCs/>
+                          <w:sz w:val="28"/>
+                          <w:szCs w:val="28"/>
+                        </w:rPr>
+                        <w:t xml:space="preserve">REVISION  </w:t>
+                      </w:r>
+                      <w:r>
+                        <w:rPr>
+                          <w:rFonts w:asciiTheme="majorBidi" w:hAnsiTheme="majorBidi" w:cstheme="majorBidi"/>
+                          <w:b/>
+                          <w:bCs/>
+                          <w:i/>
+                          <w:iCs/>
+                          <w:sz w:val="28"/>
+                          <w:szCs w:val="28"/>
+                        </w:rPr>
+                        <w:t xml:space="preserve">    </w:t>
+                      </w:r>
+                      <w:r>
+                        <w:rPr>
+                          <w:rFonts w:asciiTheme="majorBidi" w:hAnsiTheme="majorBidi" w:cstheme="majorBidi"/>
+                          <w:b/>
+                          <w:bCs/>
+                          <w:i/>
+                          <w:iCs/>
+                          <w:sz w:val="28"/>
+                          <w:szCs w:val="28"/>
+                        </w:rPr>
+                        <w:t>CHANGE-CAUSE</w:t>
+                      </w:r>
+                    </w:p>
+                    <w:p>
+                      <w:pPr>
+                        <w:spacing w:after="0"/>
+                        <w:rPr>
+                          <w:rFonts w:asciiTheme="majorBidi" w:hAnsiTheme="majorBidi" w:cstheme="majorBidi"/>
+                          <w:b/>
+                          <w:bCs/>
+                          <w:i/>
+                          <w:iCs/>
+                          <w:sz w:val="28"/>
+                          <w:szCs w:val="28"/>
+                        </w:rPr>
+                      </w:pPr>
+                      <w:r>
+                        <w:rPr>
+                          <w:rFonts w:asciiTheme="majorBidi" w:hAnsiTheme="majorBidi" w:cstheme="majorBidi"/>
+                          <w:b/>
+                          <w:bCs/>
+                          <w:i/>
+                          <w:iCs/>
+                          <w:sz w:val="28"/>
+                          <w:szCs w:val="28"/>
+                        </w:rPr>
+                        <w:t xml:space="preserve">1         </w:t>
+                      </w:r>
+                      <w:r>
+                        <w:rPr>
+                          <w:rFonts w:asciiTheme="majorBidi" w:hAnsiTheme="majorBidi" w:cstheme="majorBidi"/>
+                          <w:b/>
+                          <w:bCs/>
+                          <w:i/>
+                          <w:iCs/>
+                          <w:sz w:val="28"/>
+                          <w:szCs w:val="28"/>
+                        </w:rPr>
+                        <w:t xml:space="preserve">              </w:t>
+                      </w:r>
+                      <w:r>
+                        <w:rPr>
+                          <w:rFonts w:asciiTheme="majorBidi" w:hAnsiTheme="majorBidi" w:cstheme="majorBidi"/>
+                          <w:b/>
+                          <w:bCs/>
+                          <w:i/>
+                          <w:iCs/>
+                          <w:sz w:val="28"/>
+                          <w:szCs w:val="28"/>
+                        </w:rPr>
+                        <w:t>Initial deployment</w:t>
+                      </w:r>
+                    </w:p>
+                    <w:p>
+                      <w:pPr>
+                        <w:spacing w:after="0"/>
+                        <w:rPr>
+                          <w:rFonts w:asciiTheme="majorBidi" w:hAnsiTheme="majorBidi" w:cstheme="majorBidi"/>
+                          <w:b/>
+                          <w:bCs/>
+                          <w:i/>
+                          <w:iCs/>
+                          <w:sz w:val="28"/>
+                          <w:szCs w:val="28"/>
+                        </w:rPr>
+                      </w:pPr>
+                      <w:r>
+                        <w:rPr>
+                          <w:rFonts w:asciiTheme="majorBidi" w:hAnsiTheme="majorBidi" w:cstheme="majorBidi"/>
+                          <w:b/>
+                          <w:bCs/>
+                          <w:i/>
+                          <w:iCs/>
+                          <w:sz w:val="28"/>
+                          <w:szCs w:val="28"/>
+                        </w:rPr>
+                        <w:t xml:space="preserve">2       </w:t>
+                      </w:r>
+                      <w:r>
+                        <w:rPr>
+                          <w:rFonts w:asciiTheme="majorBidi" w:hAnsiTheme="majorBidi" w:cstheme="majorBidi"/>
+                          <w:b/>
+                          <w:bCs/>
+                          <w:i/>
+                          <w:iCs/>
+                          <w:sz w:val="28"/>
+                          <w:szCs w:val="28"/>
+                        </w:rPr>
+                        <w:t xml:space="preserve">              </w:t>
+                      </w:r>
+                      <w:r>
+                        <w:rPr>
+                          <w:rFonts w:asciiTheme="majorBidi" w:hAnsiTheme="majorBidi" w:cstheme="majorBidi"/>
+                          <w:b/>
+                          <w:bCs/>
+                          <w:i/>
+                          <w:iCs/>
+                          <w:sz w:val="28"/>
+                          <w:szCs w:val="28"/>
+                        </w:rPr>
+                        <w:t xml:space="preserve">  </w:t>
+                      </w:r>
+                      <w:proofErr w:type="spellStart"/>
+                      <w:r>
+                        <w:rPr>
+                          <w:rFonts w:asciiTheme="majorBidi" w:hAnsiTheme="majorBidi" w:cstheme="majorBidi"/>
+                          <w:b/>
+                          <w:bCs/>
+                          <w:i/>
+                          <w:iCs/>
+                          <w:sz w:val="28"/>
+                          <w:szCs w:val="28"/>
+                        </w:rPr>
+                        <w:t>kubectl</w:t>
+                      </w:r>
+                      <w:proofErr w:type="spellEnd"/>
+                      <w:r>
+                        <w:rPr>
+                          <w:rFonts w:asciiTheme="majorBidi" w:hAnsiTheme="majorBidi" w:cstheme="majorBidi"/>
+                          <w:b/>
+                          <w:bCs/>
+                          <w:i/>
+                          <w:iCs/>
+                          <w:sz w:val="28"/>
+                          <w:szCs w:val="28"/>
+                        </w:rPr>
+                        <w:t xml:space="preserve"> apply -f </w:t>
+                      </w:r>
+                      <w:proofErr w:type="spellStart"/>
+                      <w:proofErr w:type="gramStart"/>
+                      <w:r>
+                        <w:rPr>
+                          <w:rFonts w:asciiTheme="majorBidi" w:hAnsiTheme="majorBidi" w:cstheme="majorBidi"/>
+                          <w:b/>
+                          <w:bCs/>
+                          <w:i/>
+                          <w:iCs/>
+                          <w:sz w:val="28"/>
+                          <w:szCs w:val="28"/>
+                        </w:rPr>
+                        <w:t>deployment.yaml</w:t>
+                      </w:r>
+                      <w:proofErr w:type="spellEnd"/>
+                      <w:proofErr w:type="gramEnd"/>
+                      <w:r>
+                        <w:rPr>
+                          <w:rFonts w:asciiTheme="majorBidi" w:hAnsiTheme="majorBidi" w:cstheme="majorBidi"/>
+                          <w:b/>
+                          <w:bCs/>
+                          <w:i/>
+                          <w:iCs/>
+                          <w:sz w:val="28"/>
+                          <w:szCs w:val="28"/>
+                        </w:rPr>
+                        <w:t xml:space="preserve"> -- record</w:t>
+                      </w:r>
+                    </w:p>
+                    <w:p>
+                      <w:pPr>
+                        <w:spacing w:after="0"/>
+                        <w:rPr>
+                          <w:rFonts w:asciiTheme="majorBidi" w:hAnsiTheme="majorBidi" w:cstheme="majorBidi"/>
+                          <w:b/>
+                          <w:bCs/>
+                          <w:i/>
+                          <w:iCs/>
+                          <w:sz w:val="28"/>
+                          <w:szCs w:val="28"/>
+                        </w:rPr>
+                      </w:pPr>
+                      <w:r>
+                        <w:rPr>
+                          <w:rFonts w:asciiTheme="majorBidi" w:hAnsiTheme="majorBidi" w:cstheme="majorBidi"/>
+                          <w:b/>
+                          <w:bCs/>
+                          <w:i/>
+                          <w:iCs/>
+                          <w:sz w:val="28"/>
+                          <w:szCs w:val="28"/>
+                        </w:rPr>
+                        <w:t xml:space="preserve">3         </w:t>
+                      </w:r>
+                      <w:r>
+                        <w:rPr>
+                          <w:rFonts w:asciiTheme="majorBidi" w:hAnsiTheme="majorBidi" w:cstheme="majorBidi"/>
+                          <w:b/>
+                          <w:bCs/>
+                          <w:i/>
+                          <w:iCs/>
+                          <w:sz w:val="28"/>
+                          <w:szCs w:val="28"/>
+                        </w:rPr>
+                        <w:t xml:space="preserve">             </w:t>
+                      </w:r>
+                      <w:r>
+                        <w:rPr>
+                          <w:rFonts w:asciiTheme="majorBidi" w:hAnsiTheme="majorBidi" w:cstheme="majorBidi"/>
+                          <w:b/>
+                          <w:bCs/>
+                          <w:i/>
+                          <w:iCs/>
+                          <w:sz w:val="28"/>
+                          <w:szCs w:val="28"/>
+                        </w:rPr>
+                        <w:t>Updated nginx image version</w:t>
+                      </w:r>
+                    </w:p>
+                  </w:txbxContent>
+                </v:textbox>
+              </v:rect>
+            </w:pict>
+          </mc:Fallback>
+        </mc:AlternateContent>
+      </w:r>
+      <w:proofErr w:type="spellStart"/>
+      <w:r>
+        <w:rPr>
+          <w:rFonts w:asciiTheme="majorBidi" w:hAnsiTheme="majorBidi" w:cstheme="majorBidi"/>
+          <w:b/>
+          <w:bCs/>
+          <w:i/>
+          <w:iCs/>
+          <w:sz w:val="28"/>
+          <w:szCs w:val="28"/>
+        </w:rPr>
+        <w:t>kubectl</w:t>
+      </w:r>
+      <w:proofErr w:type="spellEnd"/>
+      <w:r>
+        <w:rPr>
+          <w:rFonts w:asciiTheme="majorBidi" w:hAnsiTheme="majorBidi" w:cstheme="majorBidi"/>
+          <w:b/>
+          <w:bCs/>
+          <w:i/>
+          <w:iCs/>
+          <w:sz w:val="28"/>
+          <w:szCs w:val="28"/>
+        </w:rPr>
+        <w:t xml:space="preserve"> rollout history deployment &lt;deployment-name&gt;</w:t>
+      </w:r>
+      <w:r>
+        <w:rPr>
+          <w:rFonts w:asciiTheme="majorBidi" w:hAnsiTheme="majorBidi" w:cstheme="majorBidi"/>
+          <w:b/>
+          <w:bCs/>
+          <w:i/>
+          <w:iCs/>
+          <w:sz w:val="28"/>
+          <w:szCs w:val="28"/>
+        </w:rPr>
+        <w:t xml:space="preserve"> </w:t>
+      </w:r>
+      <w:r>
+        <w:rPr>
+          <w:rFonts w:asciiTheme="majorBidi" w:hAnsiTheme="majorBidi" w:cstheme="majorBidi"/>
+          <w:sz w:val="28"/>
+          <w:szCs w:val="28"/>
+        </w:rPr>
+        <w:t xml:space="preserve">→ </w:t>
+      </w:r>
+      <w:r>
+        <w:rPr>
+          <w:rFonts w:asciiTheme="majorBidi" w:hAnsiTheme="majorBidi" w:cstheme="majorBidi"/>
+          <w:sz w:val="28"/>
+          <w:szCs w:val="28"/>
+        </w:rPr>
+        <w:t>You will see the CHANGE-CAUSE column, which indicates what led to each revision.</w:t>
+      </w:r>
+    </w:p>
+    <w:p>
+      <w:pPr>
+        <w:rPr>
+          <w:rFonts w:asciiTheme="majorBidi" w:hAnsiTheme="majorBidi" w:cstheme="majorBidi"/>
+          <w:sz w:val="28"/>
+          <w:szCs w:val="28"/>
+        </w:rPr>
+      </w:pPr>
+    </w:p>
+    <w:p>
+      <w:pPr>
+        <w:rPr>
+          <w:rFonts w:asciiTheme="majorBidi" w:hAnsiTheme="majorBidi" w:cstheme="majorBidi"/>
+          <w:sz w:val="28"/>
+          <w:szCs w:val="28"/>
+        </w:rPr>
+      </w:pPr>
+    </w:p>
+    <w:p>
+      <w:pPr>
+        <w:rPr>
+          <w:rFonts w:asciiTheme="majorBidi" w:hAnsiTheme="majorBidi" w:cstheme="majorBidi"/>
+          <w:b/>
+          <w:bCs/>
+          <w:i/>
+          <w:iCs/>
+          <w:sz w:val="28"/>
+          <w:szCs w:val="28"/>
+        </w:rPr>
+      </w:pPr>
+    </w:p>
+    <w:p>
+      <w:pPr>
+        <w:jc w:val="both"/>
+        <w:rPr>
+          <w:rFonts w:asciiTheme="majorBidi" w:hAnsiTheme="majorBidi" w:cstheme="majorBidi"/>
+          <w:b/>
+          <w:bCs/>
+          <w:sz w:val="28"/>
+          <w:szCs w:val="28"/>
+        </w:rPr>
+      </w:pPr>
+      <w:r>
+        <w:rPr>
+          <w:rFonts w:asciiTheme="majorBidi" w:hAnsiTheme="majorBidi" w:cstheme="majorBidi"/>
+          <w:b/>
+          <w:bCs/>
+          <w:sz w:val="28"/>
+          <w:szCs w:val="28"/>
+        </w:rPr>
+        <w:t>R</w:t>
+      </w:r>
+      <w:r>
+        <w:rPr>
+          <w:rFonts w:asciiTheme="majorBidi" w:hAnsiTheme="majorBidi" w:cstheme="majorBidi"/>
+          <w:b/>
+          <w:bCs/>
+          <w:sz w:val="28"/>
+          <w:szCs w:val="28"/>
+        </w:rPr>
+        <w:t>oll back to the previous revision</w:t>
+      </w:r>
+      <w:r>
+        <w:rPr>
+          <w:rFonts w:asciiTheme="majorBidi" w:hAnsiTheme="majorBidi" w:cstheme="majorBidi"/>
+          <w:b/>
+          <w:bCs/>
+          <w:sz w:val="28"/>
+          <w:szCs w:val="28"/>
+        </w:rPr>
+        <w:t>:</w:t>
+      </w:r>
+    </w:p>
+    <w:p>
+      <w:pPr>
+        <w:jc w:val="both"/>
+        <w:rPr>
+          <w:rFonts w:asciiTheme="majorBidi" w:hAnsiTheme="majorBidi" w:cstheme="majorBidi"/>
+          <w:b/>
+          <w:bCs/>
+          <w:i/>
+          <w:iCs/>
+          <w:sz w:val="28"/>
+          <w:szCs w:val="28"/>
+        </w:rPr>
+      </w:pPr>
+      <w:r>
+        <w:rPr>
+          <w:rFonts w:asciiTheme="majorBidi" w:hAnsiTheme="majorBidi" w:cstheme="majorBidi"/>
+          <w:sz w:val="28"/>
+          <w:szCs w:val="28"/>
+        </w:rPr>
+        <w:t>To roll back to the previous revision, run</w:t>
+      </w:r>
+      <w:r>
+        <w:rPr>
+          <w:rFonts w:asciiTheme="majorBidi" w:hAnsiTheme="majorBidi" w:cstheme="majorBidi"/>
+          <w:sz w:val="28"/>
+          <w:szCs w:val="28"/>
+        </w:rPr>
+        <w:t xml:space="preserve"> </w:t>
+      </w:r>
+      <w:r>
+        <w:rPr>
+          <w:rFonts w:asciiTheme="majorBidi" w:hAnsiTheme="majorBidi" w:cstheme="majorBidi"/>
+          <w:sz w:val="28"/>
+          <w:szCs w:val="28"/>
+        </w:rPr>
+        <w:t xml:space="preserve">→ </w:t>
+      </w:r>
+      <w:proofErr w:type="spellStart"/>
+      <w:r>
+        <w:rPr>
+          <w:rFonts w:asciiTheme="majorBidi" w:hAnsiTheme="majorBidi" w:cstheme="majorBidi"/>
+          <w:b/>
+          <w:bCs/>
+          <w:i/>
+          <w:iCs/>
+          <w:sz w:val="28"/>
+          <w:szCs w:val="28"/>
+        </w:rPr>
+        <w:t>kubectl</w:t>
+      </w:r>
+      <w:proofErr w:type="spellEnd"/>
+      <w:r>
+        <w:rPr>
+          <w:rFonts w:asciiTheme="majorBidi" w:hAnsiTheme="majorBidi" w:cstheme="majorBidi"/>
+          <w:b/>
+          <w:bCs/>
+          <w:i/>
+          <w:iCs/>
+          <w:sz w:val="28"/>
+          <w:szCs w:val="28"/>
+        </w:rPr>
+        <w:t xml:space="preserve"> rollout undo deployment &lt;deployment-name&gt;</w:t>
+      </w:r>
+      <w:r>
+        <w:rPr>
+          <w:rFonts w:asciiTheme="majorBidi" w:hAnsiTheme="majorBidi" w:cstheme="majorBidi"/>
+          <w:b/>
+          <w:bCs/>
+          <w:i/>
+          <w:iCs/>
+          <w:sz w:val="28"/>
+          <w:szCs w:val="28"/>
+        </w:rPr>
+        <w:t xml:space="preserve"> </w:t>
+      </w:r>
+      <w:r>
+        <w:rPr>
+          <w:rFonts w:asciiTheme="majorBidi" w:hAnsiTheme="majorBidi" w:cstheme="majorBidi"/>
+          <w:sz w:val="28"/>
+          <w:szCs w:val="28"/>
+        </w:rPr>
+        <w:t xml:space="preserve">→ </w:t>
+      </w:r>
+      <w:r>
+        <w:rPr>
+          <w:rFonts w:asciiTheme="majorBidi" w:hAnsiTheme="majorBidi" w:cstheme="majorBidi"/>
+          <w:sz w:val="28"/>
+          <w:szCs w:val="28"/>
+        </w:rPr>
+        <w:t xml:space="preserve">Kubernetes will terminate the Pods of the current version and recreate Pods from the previous </w:t>
+      </w:r>
+      <w:proofErr w:type="spellStart"/>
+      <w:r>
+        <w:rPr>
+          <w:rFonts w:asciiTheme="majorBidi" w:hAnsiTheme="majorBidi" w:cstheme="majorBidi"/>
+          <w:sz w:val="28"/>
+          <w:szCs w:val="28"/>
+        </w:rPr>
+        <w:t>ReplicaSet</w:t>
+      </w:r>
+      <w:proofErr w:type="spellEnd"/>
+      <w:r>
+        <w:rPr>
+          <w:rFonts w:asciiTheme="majorBidi" w:hAnsiTheme="majorBidi" w:cstheme="majorBidi"/>
+          <w:sz w:val="28"/>
+          <w:szCs w:val="28"/>
+        </w:rPr>
+        <w:t>.</w:t>
+      </w:r>
+    </w:p>
+    <w:p>
+      <w:pPr>
+        <w:jc w:val="both"/>
+        <w:rPr>
+          <w:rFonts w:asciiTheme="majorBidi" w:hAnsiTheme="majorBidi" w:cstheme="majorBidi"/>
+          <w:b/>
+          <w:bCs/>
+          <w:sz w:val="28"/>
+          <w:szCs w:val="28"/>
+        </w:rPr>
+      </w:pPr>
+      <w:r>
+        <w:rPr>
+          <w:rFonts w:asciiTheme="majorBidi" w:hAnsiTheme="majorBidi" w:cstheme="majorBidi"/>
+          <w:b/>
+          <w:bCs/>
+          <w:sz w:val="28"/>
+          <w:szCs w:val="28"/>
+        </w:rPr>
+        <w:t>Rolling Back to a Specific Revision</w:t>
+      </w:r>
+      <w:r>
+        <w:rPr>
+          <w:rFonts w:asciiTheme="majorBidi" w:hAnsiTheme="majorBidi" w:cstheme="majorBidi"/>
+          <w:b/>
+          <w:bCs/>
+          <w:sz w:val="28"/>
+          <w:szCs w:val="28"/>
+        </w:rPr>
+        <w:t>:</w:t>
+      </w:r>
+    </w:p>
+    <w:p>
+      <w:pPr>
+        <w:jc w:val="both"/>
+        <w:rPr>
+          <w:rFonts w:asciiTheme="majorBidi" w:hAnsiTheme="majorBidi" w:cstheme="majorBidi"/>
+          <w:sz w:val="28"/>
+          <w:szCs w:val="28"/>
+        </w:rPr>
+      </w:pPr>
+      <w:r>
+        <w:rPr>
+          <w:rFonts w:asciiTheme="majorBidi" w:hAnsiTheme="majorBidi" w:cstheme="majorBidi"/>
+          <w:sz w:val="28"/>
+          <w:szCs w:val="28"/>
+        </w:rPr>
+        <w:t>You can also roll back to a specific revision number.</w:t>
+      </w:r>
+    </w:p>
+    <w:p>
+      <w:pPr>
+        <w:pStyle w:val="ListParagraph"/>
+        <w:numPr>
+          <w:ilvl w:val="0"/>
+          <w:numId w:val="43"/>
+        </w:numPr>
+        <w:ind w:left="360"/>
+        <w:jc w:val="both"/>
+        <w:rPr>
+          <w:rFonts w:asciiTheme="majorBidi" w:hAnsiTheme="majorBidi" w:cstheme="majorBidi"/>
+          <w:b/>
+          <w:bCs/>
+          <w:i/>
+          <w:iCs/>
+          <w:sz w:val="28"/>
+          <w:szCs w:val="28"/>
+        </w:rPr>
+      </w:pPr>
+      <w:r>
+        <w:rPr>
+          <w:rFonts w:asciiTheme="majorBidi" w:hAnsiTheme="majorBidi" w:cstheme="majorBidi"/>
+          <w:sz w:val="28"/>
+          <w:szCs w:val="28"/>
+        </w:rPr>
+        <w:t>First check the revision numbers</w:t>
+      </w:r>
+      <w:r>
+        <w:rPr>
+          <w:rFonts w:asciiTheme="majorBidi" w:hAnsiTheme="majorBidi" w:cstheme="majorBidi"/>
+          <w:sz w:val="28"/>
+          <w:szCs w:val="28"/>
+        </w:rPr>
+        <w:t xml:space="preserve"> </w:t>
+      </w:r>
+      <w:r>
+        <w:rPr>
+          <w:rFonts w:asciiTheme="majorBidi" w:hAnsiTheme="majorBidi" w:cstheme="majorBidi"/>
+          <w:sz w:val="28"/>
+          <w:szCs w:val="28"/>
+        </w:rPr>
+        <w:t xml:space="preserve">→ </w:t>
+      </w:r>
+      <w:proofErr w:type="spellStart"/>
+      <w:r>
+        <w:rPr>
+          <w:rFonts w:asciiTheme="majorBidi" w:hAnsiTheme="majorBidi" w:cstheme="majorBidi"/>
+          <w:b/>
+          <w:bCs/>
+          <w:i/>
+          <w:iCs/>
+          <w:sz w:val="28"/>
+          <w:szCs w:val="28"/>
+        </w:rPr>
+        <w:t>kubectl</w:t>
+      </w:r>
+      <w:proofErr w:type="spellEnd"/>
+      <w:r>
+        <w:rPr>
+          <w:rFonts w:asciiTheme="majorBidi" w:hAnsiTheme="majorBidi" w:cstheme="majorBidi"/>
+          <w:b/>
+          <w:bCs/>
+          <w:i/>
+          <w:iCs/>
+          <w:sz w:val="28"/>
+          <w:szCs w:val="28"/>
+        </w:rPr>
+        <w:t xml:space="preserve"> rollout history deployment nginx-deployment</w:t>
+      </w:r>
+    </w:p>
+    <w:p>
+      <w:pPr>
+        <w:pStyle w:val="ListParagraph"/>
+        <w:numPr>
+          <w:ilvl w:val="0"/>
+          <w:numId w:val="43"/>
+        </w:numPr>
+        <w:spacing w:after="0"/>
+        <w:ind w:left="360"/>
+        <w:jc w:val="both"/>
+        <w:rPr>
+          <w:rFonts w:asciiTheme="majorBidi" w:hAnsiTheme="majorBidi" w:cstheme="majorBidi"/>
+          <w:sz w:val="28"/>
+          <w:szCs w:val="28"/>
+        </w:rPr>
+      </w:pPr>
+      <w:r>
+        <w:rPr>
+          <w:rFonts w:asciiTheme="majorBidi" w:hAnsiTheme="majorBidi" w:cstheme="majorBidi"/>
+          <w:sz w:val="28"/>
+          <w:szCs w:val="28"/>
+        </w:rPr>
+        <w:t>Then roll back to a specific revision</w:t>
+      </w:r>
+      <w:r>
+        <w:rPr>
+          <w:rFonts w:asciiTheme="majorBidi" w:hAnsiTheme="majorBidi" w:cstheme="majorBidi"/>
+          <w:sz w:val="28"/>
+          <w:szCs w:val="28"/>
+        </w:rPr>
+        <w:t xml:space="preserve"> </w:t>
+      </w:r>
+      <w:r>
+        <w:rPr>
+          <w:rFonts w:asciiTheme="majorBidi" w:hAnsiTheme="majorBidi" w:cstheme="majorBidi"/>
+          <w:sz w:val="28"/>
+          <w:szCs w:val="28"/>
+        </w:rPr>
+        <w:t>→</w:t>
+      </w:r>
+      <w:r>
+        <w:rPr>
+          <w:rFonts w:asciiTheme="majorBidi" w:hAnsiTheme="majorBidi" w:cstheme="majorBidi"/>
+          <w:sz w:val="28"/>
+          <w:szCs w:val="28"/>
+        </w:rPr>
+        <w:t xml:space="preserve"> </w:t>
+      </w:r>
+      <w:proofErr w:type="spellStart"/>
+      <w:r>
+        <w:rPr>
+          <w:rFonts w:asciiTheme="majorBidi" w:hAnsiTheme="majorBidi" w:cstheme="majorBidi"/>
+          <w:b/>
+          <w:bCs/>
+          <w:i/>
+          <w:iCs/>
+          <w:sz w:val="28"/>
+          <w:szCs w:val="28"/>
+        </w:rPr>
+        <w:t>kubectl</w:t>
+      </w:r>
+      <w:proofErr w:type="spellEnd"/>
+      <w:r>
+        <w:rPr>
+          <w:rFonts w:asciiTheme="majorBidi" w:hAnsiTheme="majorBidi" w:cstheme="majorBidi"/>
+          <w:b/>
+          <w:bCs/>
+          <w:i/>
+          <w:iCs/>
+          <w:sz w:val="28"/>
+          <w:szCs w:val="28"/>
+        </w:rPr>
+        <w:t xml:space="preserve"> rollout undo deployment nginx-</w:t>
+      </w:r>
+      <w:proofErr w:type="gramStart"/>
+      <w:r>
+        <w:rPr>
+          <w:rFonts w:asciiTheme="majorBidi" w:hAnsiTheme="majorBidi" w:cstheme="majorBidi"/>
+          <w:b/>
+          <w:bCs/>
+          <w:i/>
+          <w:iCs/>
+          <w:sz w:val="28"/>
+          <w:szCs w:val="28"/>
+        </w:rPr>
+        <w:t xml:space="preserve">deployment </w:t>
+      </w:r>
+      <w:r>
+        <w:rPr>
+          <w:rFonts w:asciiTheme="majorBidi" w:hAnsiTheme="majorBidi" w:cstheme="majorBidi"/>
+          <w:b/>
+          <w:bCs/>
+          <w:i/>
+          <w:iCs/>
+          <w:sz w:val="28"/>
+          <w:szCs w:val="28"/>
+        </w:rPr>
+        <w:t xml:space="preserve"> </w:t>
+      </w:r>
+      <w:r>
+        <w:rPr>
+          <w:rFonts w:asciiTheme="majorBidi" w:hAnsiTheme="majorBidi" w:cstheme="majorBidi"/>
+          <w:b/>
+          <w:bCs/>
+          <w:i/>
+          <w:iCs/>
+          <w:sz w:val="28"/>
+          <w:szCs w:val="28"/>
+        </w:rPr>
+        <w:t>--</w:t>
+      </w:r>
+      <w:proofErr w:type="gramEnd"/>
+      <w:r>
+        <w:rPr>
+          <w:rFonts w:asciiTheme="majorBidi" w:hAnsiTheme="majorBidi" w:cstheme="majorBidi"/>
+          <w:b/>
+          <w:bCs/>
+          <w:i/>
+          <w:iCs/>
+          <w:sz w:val="28"/>
+          <w:szCs w:val="28"/>
+        </w:rPr>
+        <w:t>to-revision=2</w:t>
+      </w:r>
+    </w:p>
+    <w:p>
+      <w:pPr>
+        <w:ind w:left="360"/>
+        <w:jc w:val="both"/>
+        <w:rPr>
+          <w:rFonts w:asciiTheme="majorBidi" w:hAnsiTheme="majorBidi" w:cstheme="majorBidi"/>
+          <w:sz w:val="28"/>
+          <w:szCs w:val="28"/>
+        </w:rPr>
+      </w:pPr>
+      <w:r>
+        <w:rPr>
+          <w:rFonts w:asciiTheme="majorBidi" w:hAnsiTheme="majorBidi" w:cstheme="majorBidi"/>
+          <w:sz w:val="28"/>
+          <w:szCs w:val="28"/>
+        </w:rPr>
+        <w:t>This instructs Kubernetes to restore the Deployment configuration from revision 2.</w:t>
+      </w:r>
+    </w:p>
+    <w:p>
+      <w:pPr>
+        <w:jc w:val="both"/>
+        <w:rPr>
+          <w:rFonts w:asciiTheme="majorBidi" w:hAnsiTheme="majorBidi" w:cstheme="majorBidi"/>
+          <w:b/>
+          <w:bCs/>
+          <w:sz w:val="28"/>
+          <w:szCs w:val="28"/>
+        </w:rPr>
+      </w:pPr>
+      <w:r>
+        <w:rPr>
+          <w:rFonts w:asciiTheme="majorBidi" w:hAnsiTheme="majorBidi" w:cstheme="majorBidi"/>
+          <w:b/>
+          <w:bCs/>
+          <w:sz w:val="28"/>
+          <w:szCs w:val="28"/>
+        </w:rPr>
+        <w:t>Checking Rollout Status</w:t>
+      </w:r>
+      <w:r>
+        <w:rPr>
+          <w:rFonts w:asciiTheme="majorBidi" w:hAnsiTheme="majorBidi" w:cstheme="majorBidi"/>
+          <w:b/>
+          <w:bCs/>
+          <w:sz w:val="28"/>
+          <w:szCs w:val="28"/>
+        </w:rPr>
+        <w:t>:</w:t>
+      </w:r>
+    </w:p>
+    <w:p>
+      <w:pPr>
+        <w:jc w:val="both"/>
+        <w:rPr>
+          <w:rFonts w:asciiTheme="majorBidi" w:hAnsiTheme="majorBidi" w:cstheme="majorBidi"/>
+          <w:sz w:val="28"/>
+          <w:szCs w:val="28"/>
+        </w:rPr>
+      </w:pPr>
+      <w:r>
+        <w:rPr>
+          <w:rFonts w:asciiTheme="majorBidi" w:hAnsiTheme="majorBidi" w:cstheme="majorBidi"/>
+          <w:sz w:val="28"/>
+          <w:szCs w:val="28"/>
+        </w:rPr>
+        <w:t>To monitor the progress of a rollout or rollback:</w:t>
+      </w:r>
+    </w:p>
+    <w:p>
+      <w:pPr>
+        <w:jc w:val="both"/>
+        <w:rPr>
+          <w:rFonts w:asciiTheme="majorBidi" w:hAnsiTheme="majorBidi" w:cstheme="majorBidi"/>
+          <w:sz w:val="28"/>
+          <w:szCs w:val="28"/>
+        </w:rPr>
+      </w:pPr>
+      <w:proofErr w:type="spellStart"/>
+      <w:r>
+        <w:rPr>
+          <w:rFonts w:asciiTheme="majorBidi" w:hAnsiTheme="majorBidi" w:cstheme="majorBidi"/>
+          <w:b/>
+          <w:bCs/>
+          <w:i/>
+          <w:iCs/>
+          <w:sz w:val="28"/>
+          <w:szCs w:val="28"/>
+        </w:rPr>
+        <w:t>kubectl</w:t>
+      </w:r>
+      <w:proofErr w:type="spellEnd"/>
+      <w:r>
+        <w:rPr>
+          <w:rFonts w:asciiTheme="majorBidi" w:hAnsiTheme="majorBidi" w:cstheme="majorBidi"/>
+          <w:b/>
+          <w:bCs/>
+          <w:i/>
+          <w:iCs/>
+          <w:sz w:val="28"/>
+          <w:szCs w:val="28"/>
+        </w:rPr>
+        <w:t xml:space="preserve"> rollout status deployment &lt;deployment-name&gt;</w:t>
+      </w:r>
+      <w:r>
+        <w:rPr>
+          <w:rFonts w:asciiTheme="majorBidi" w:hAnsiTheme="majorBidi" w:cstheme="majorBidi"/>
+          <w:sz w:val="28"/>
+          <w:szCs w:val="28"/>
+        </w:rPr>
+        <w:t xml:space="preserve"> </w:t>
+      </w:r>
+      <w:r>
+        <w:rPr>
+          <w:rFonts w:asciiTheme="majorBidi" w:hAnsiTheme="majorBidi" w:cstheme="majorBidi"/>
+          <w:sz w:val="28"/>
+          <w:szCs w:val="28"/>
+        </w:rPr>
+        <w:t xml:space="preserve">→ </w:t>
+      </w:r>
+      <w:r>
+        <w:rPr>
+          <w:rFonts w:asciiTheme="majorBidi" w:hAnsiTheme="majorBidi" w:cstheme="majorBidi"/>
+          <w:sz w:val="28"/>
+          <w:szCs w:val="28"/>
+        </w:rPr>
+        <w:t>This command shows whether the Deployment update or rollback has successfully completed.</w:t>
+      </w:r>
+    </w:p>
+    <w:p>
+      <w:pPr>
+        <w:jc w:val="both"/>
+        <w:rPr>
+          <w:rFonts w:asciiTheme="majorBidi" w:hAnsiTheme="majorBidi" w:cstheme="majorBidi"/>
+          <w:b/>
+          <w:bCs/>
+          <w:sz w:val="28"/>
+          <w:szCs w:val="28"/>
+          <w:u w:val="single"/>
+        </w:rPr>
+      </w:pPr>
+      <w:r>
+        <w:rPr>
+          <w:rFonts w:asciiTheme="majorBidi" w:hAnsiTheme="majorBidi" w:cstheme="majorBidi"/>
+          <w:b/>
+          <w:bCs/>
+          <w:sz w:val="28"/>
+          <w:szCs w:val="28"/>
+          <w:u w:val="single"/>
+        </w:rPr>
+        <w:t>Important Notes</w:t>
+      </w:r>
+      <w:r>
+        <w:rPr>
+          <w:rFonts w:asciiTheme="majorBidi" w:hAnsiTheme="majorBidi" w:cstheme="majorBidi"/>
+          <w:b/>
+          <w:bCs/>
+          <w:sz w:val="28"/>
+          <w:szCs w:val="28"/>
+          <w:u w:val="single"/>
+        </w:rPr>
+        <w:t>:</w:t>
+      </w:r>
+    </w:p>
+    <w:p>
+      <w:pPr>
+        <w:jc w:val="both"/>
+        <w:rPr>
+          <w:rFonts w:asciiTheme="majorBidi" w:hAnsiTheme="majorBidi" w:cstheme="majorBidi"/>
+          <w:sz w:val="28"/>
+          <w:szCs w:val="28"/>
+        </w:rPr>
+      </w:pPr>
+      <w:r>
+        <w:rPr>
+          <w:rFonts w:asciiTheme="majorBidi" w:hAnsiTheme="majorBidi" w:cstheme="majorBidi"/>
+          <w:sz w:val="28"/>
+          <w:szCs w:val="28"/>
+        </w:rPr>
+        <w:t xml:space="preserve">Rollbacks work because old </w:t>
+      </w:r>
+      <w:proofErr w:type="spellStart"/>
+      <w:r>
+        <w:rPr>
+          <w:rFonts w:asciiTheme="majorBidi" w:hAnsiTheme="majorBidi" w:cstheme="majorBidi"/>
+          <w:sz w:val="28"/>
+          <w:szCs w:val="28"/>
+        </w:rPr>
+        <w:t>ReplicaSets</w:t>
+      </w:r>
+      <w:proofErr w:type="spellEnd"/>
+      <w:r>
+        <w:rPr>
+          <w:rFonts w:asciiTheme="majorBidi" w:hAnsiTheme="majorBidi" w:cstheme="majorBidi"/>
+          <w:sz w:val="28"/>
+          <w:szCs w:val="28"/>
+        </w:rPr>
+        <w:t xml:space="preserve"> are retained by the Deployment.</w:t>
+      </w:r>
+      <w:r>
+        <w:rPr>
+          <w:rFonts w:asciiTheme="majorBidi" w:hAnsiTheme="majorBidi" w:cstheme="majorBidi"/>
+          <w:sz w:val="28"/>
+          <w:szCs w:val="28"/>
+        </w:rPr>
+        <w:t xml:space="preserve"> </w:t>
+      </w:r>
+      <w:r>
+        <w:rPr>
+          <w:rFonts w:asciiTheme="majorBidi" w:hAnsiTheme="majorBidi" w:cstheme="majorBidi"/>
+          <w:sz w:val="28"/>
+          <w:szCs w:val="28"/>
+        </w:rPr>
+        <w:t xml:space="preserve">If the old </w:t>
+      </w:r>
+      <w:proofErr w:type="spellStart"/>
+      <w:r>
+        <w:rPr>
+          <w:rFonts w:asciiTheme="majorBidi" w:hAnsiTheme="majorBidi" w:cstheme="majorBidi"/>
+          <w:sz w:val="28"/>
+          <w:szCs w:val="28"/>
+        </w:rPr>
+        <w:t>ReplicaSet</w:t>
+      </w:r>
+      <w:proofErr w:type="spellEnd"/>
+      <w:r>
+        <w:rPr>
+          <w:rFonts w:asciiTheme="majorBidi" w:hAnsiTheme="majorBidi" w:cstheme="majorBidi"/>
+          <w:sz w:val="28"/>
+          <w:szCs w:val="28"/>
+        </w:rPr>
+        <w:t xml:space="preserve"> has been deleted, rollback will not be possible.</w:t>
+      </w:r>
+      <w:r>
+        <w:rPr>
+          <w:rFonts w:asciiTheme="majorBidi" w:hAnsiTheme="majorBidi" w:cstheme="majorBidi"/>
+          <w:sz w:val="28"/>
+          <w:szCs w:val="28"/>
+        </w:rPr>
+        <w:t xml:space="preserve"> </w:t>
+      </w:r>
+      <w:r>
+        <w:rPr>
+          <w:rFonts w:asciiTheme="majorBidi" w:hAnsiTheme="majorBidi" w:cstheme="majorBidi"/>
+          <w:sz w:val="28"/>
+          <w:szCs w:val="28"/>
+        </w:rPr>
+        <w:t xml:space="preserve">Deployments maintain revision history automatically, but the number of stored revisions can be controlled using the </w:t>
+      </w:r>
+      <w:proofErr w:type="spellStart"/>
+      <w:r>
+        <w:rPr>
+          <w:rFonts w:asciiTheme="majorBidi" w:hAnsiTheme="majorBidi" w:cstheme="majorBidi"/>
+          <w:b/>
+          <w:bCs/>
+          <w:i/>
+          <w:iCs/>
+          <w:sz w:val="28"/>
+          <w:szCs w:val="28"/>
+        </w:rPr>
+        <w:t>revisionHistoryLimit</w:t>
+      </w:r>
+      <w:proofErr w:type="spellEnd"/>
+      <w:r>
+        <w:rPr>
+          <w:rFonts w:asciiTheme="majorBidi" w:hAnsiTheme="majorBidi" w:cstheme="majorBidi"/>
+          <w:b/>
+          <w:bCs/>
+          <w:i/>
+          <w:iCs/>
+          <w:sz w:val="28"/>
+          <w:szCs w:val="28"/>
+        </w:rPr>
+        <w:t xml:space="preserve"> </w:t>
+      </w:r>
+      <w:r>
+        <w:rPr>
+          <w:rFonts w:asciiTheme="majorBidi" w:hAnsiTheme="majorBidi" w:cstheme="majorBidi"/>
+          <w:sz w:val="28"/>
+          <w:szCs w:val="28"/>
+        </w:rPr>
+        <w:t>field.</w:t>
+      </w:r>
+    </w:p>
+    <w:p>
+      <w:pPr>
+        <w:jc w:val="both"/>
+        <w:rPr>
+          <w:rFonts w:asciiTheme="majorBidi" w:hAnsiTheme="majorBidi" w:cstheme="majorBidi"/>
+          <w:sz w:val="28"/>
+          <w:szCs w:val="28"/>
+        </w:rPr>
+      </w:pPr>
+      <w:r>
+        <w:rPr>
+          <w:rFonts w:asciiTheme="majorBidi" w:hAnsiTheme="majorBidi" w:cstheme="majorBidi"/>
+          <w:noProof/>
+          <w:sz w:val="28"/>
+          <w:szCs w:val="28"/>
+        </w:rPr>
+        <mc:AlternateContent>
+          <mc:Choice Requires="wps">
+            <w:drawing>
+              <wp:anchor distT="0" distB="0" distL="114300" distR="114300" simplePos="0" relativeHeight="251672576" behindDoc="0" locked="0" layoutInCell="1" allowOverlap="1" wp14:anchorId="569354A6" wp14:editId="1F36D822">
+                <wp:simplePos x="0" y="0"/>
+                <wp:positionH relativeFrom="column">
+                  <wp:posOffset>-13855</wp:posOffset>
+                </wp:positionH>
+                <wp:positionV relativeFrom="paragraph">
+                  <wp:posOffset>281999</wp:posOffset>
+                </wp:positionV>
+                <wp:extent cx="2611582" cy="554182"/>
+                <wp:effectExtent l="0" t="0" r="17780" b="17780"/>
+                <wp:wrapNone/>
+                <wp:docPr id="480786319" name="Rectangle 12"/>
+                <wp:cNvGraphicFramePr/>
+                <a:graphic xmlns:a="http://schemas.openxmlformats.org/drawingml/2006/main">
+                  <a:graphicData uri="http://schemas.microsoft.com/office/word/2010/wordprocessingShape">
+                    <wps:wsp>
+                      <wps:cNvSpPr/>
+                      <wps:spPr>
+                        <a:xfrm>
+                          <a:off x="0" y="0"/>
+                          <a:ext cx="2611582" cy="554182"/>
+                        </a:xfrm>
+                        <a:prstGeom prst="rect">
+                          <a:avLst/>
+                        </a:prstGeom>
+                      </wps:spPr>
+                      <wps:style>
+                        <a:lnRef idx="2">
+                          <a:schemeClr val="dk1">
+                            <a:shade val="15000"/>
+                          </a:schemeClr>
+                        </a:lnRef>
+                        <a:fillRef idx="1">
+                          <a:schemeClr val="dk1"/>
+                        </a:fillRef>
+                        <a:effectRef idx="0">
+                          <a:schemeClr val="dk1"/>
+                        </a:effectRef>
+                        <a:fontRef idx="minor">
+                          <a:schemeClr val="lt1"/>
+                        </a:fontRef>
+                      </wps:style>
+                      <wps:txbx>
+                        <w:txbxContent>
+                          <w:p>
+                            <w:pPr>
+                              <w:spacing w:after="0"/>
+                              <w:rPr>
+                                <w:rFonts w:asciiTheme="majorBidi" w:hAnsiTheme="majorBidi" w:cstheme="majorBidi"/>
+                                <w:b/>
+                                <w:bCs/>
+                                <w:i/>
+                                <w:iCs/>
+                                <w:sz w:val="28"/>
+                                <w:szCs w:val="28"/>
+                              </w:rPr>
+                            </w:pPr>
+                            <w:r>
+                              <w:rPr>
+                                <w:rFonts w:asciiTheme="majorBidi" w:hAnsiTheme="majorBidi" w:cstheme="majorBidi"/>
+                                <w:b/>
+                                <w:bCs/>
+                                <w:i/>
+                                <w:iCs/>
+                                <w:sz w:val="28"/>
+                                <w:szCs w:val="28"/>
+                              </w:rPr>
+                              <w:t>spec:</w:t>
+                            </w:r>
+                          </w:p>
+                          <w:p>
+                            <w:pPr>
+                              <w:spacing w:after="0"/>
+                              <w:rPr>
+                                <w:rFonts w:asciiTheme="majorBidi" w:hAnsiTheme="majorBidi" w:cstheme="majorBidi"/>
+                                <w:b/>
+                                <w:bCs/>
+                                <w:i/>
+                                <w:iCs/>
+                                <w:sz w:val="28"/>
+                                <w:szCs w:val="28"/>
+                              </w:rPr>
+                            </w:pPr>
+                            <w:r>
+                              <w:rPr>
+                                <w:rFonts w:asciiTheme="majorBidi" w:hAnsiTheme="majorBidi" w:cstheme="majorBidi"/>
+                                <w:b/>
+                                <w:bCs/>
+                                <w:i/>
+                                <w:iCs/>
+                                <w:sz w:val="28"/>
+                                <w:szCs w:val="28"/>
+                              </w:rPr>
+                              <w:t xml:space="preserve">     </w:t>
+                            </w:r>
+                            <w:proofErr w:type="spellStart"/>
+                            <w:r>
+                              <w:rPr>
+                                <w:rFonts w:asciiTheme="majorBidi" w:hAnsiTheme="majorBidi" w:cstheme="majorBidi"/>
+                                <w:b/>
+                                <w:bCs/>
+                                <w:i/>
+                                <w:iCs/>
+                                <w:sz w:val="28"/>
+                                <w:szCs w:val="28"/>
+                              </w:rPr>
+                              <w:t>revisionHistoryLimit</w:t>
+                            </w:r>
+                            <w:proofErr w:type="spellEnd"/>
+                            <w:r>
+                              <w:rPr>
+                                <w:rFonts w:asciiTheme="majorBidi" w:hAnsiTheme="majorBidi" w:cstheme="majorBidi"/>
+                                <w:b/>
+                                <w:bCs/>
+                                <w:i/>
+                                <w:iCs/>
+                                <w:sz w:val="28"/>
+                                <w:szCs w:val="28"/>
+                              </w:rPr>
+                              <w:t>: 10</w:t>
+                            </w:r>
+                          </w:p>
+                          <w:p>
+                            <w:pPr>
+                              <w:spacing w:after="0"/>
+                              <w:jc w:val="center"/>
+                              <w:rPr>
+                                <w:b/>
+                                <w:bCs/>
+                                <w:i/>
+                                <w:iCs/>
+                              </w:rPr>
+                            </w:pPr>
+                          </w:p>
+                        </w:txbxContent>
+                      </wps:txbx>
+                      <wps:bodyPr rot="0" spcFirstLastPara="0" vertOverflow="overflow" horzOverflow="overflow" vert="horz" wrap="square" lIns="91440" tIns="45720" rIns="91440" bIns="45720" numCol="1" spcCol="0" rtlCol="0" fromWordArt="0" anchor="ctr" anchorCtr="0" forceAA="0" compatLnSpc="1">
+                        <a:prstTxWarp prst="textNoShape">
+                          <a:avLst/>
+                        </a:prstTxWarp>
+                        <a:noAutofit/>
+                      </wps:bodyPr>
+                    </wps:wsp>
+                  </a:graphicData>
+                </a:graphic>
+                <wp14:sizeRelV relativeFrom="margin">
+                  <wp14:pctHeight>0</wp14:pctHeight>
+                </wp14:sizeRelV>
+              </wp:anchor>
+            </w:drawing>
+          </mc:Choice>
+          <mc:Fallback>
+            <w:pict>
+              <v:rect w14:anchorId="569354A6" id="Rectangle 12" o:spid="_x0000_s1038" style="position:absolute;left:0;text-align:left;margin-left:-1.1pt;margin-top:22.2pt;width:205.65pt;height:43.65pt;z-index:251672576;visibility:visible;mso-wrap-style:square;mso-height-percent:0;mso-wrap-distance-left:9pt;mso-wrap-distance-top:0;mso-wrap-distance-right:9pt;mso-wrap-distance-bottom:0;mso-position-horizontal:absolute;mso-position-horizontal-relative:text;mso-position-vertical:absolute;mso-position-vertical-relative:text;mso-height-percent:0;mso-height-relative:margin;v-text-anchor:middle" o:gfxdata="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" fillcolor="black [3200]" strokecolor="black [480]" strokeweight="1pt">
+                <v:textbox>
+                  <w:txbxContent>
+                    <w:p>
+                      <w:pPr>
+                        <w:spacing w:after="0"/>
+                        <w:rPr>
+                          <w:rFonts w:asciiTheme="majorBidi" w:hAnsiTheme="majorBidi" w:cstheme="majorBidi"/>
+                          <w:b/>
+                          <w:bCs/>
+                          <w:i/>
+                          <w:iCs/>
+                          <w:sz w:val="28"/>
+                          <w:szCs w:val="28"/>
+                        </w:rPr>
+                      </w:pPr>
+                      <w:r>
+                        <w:rPr>
+                          <w:rFonts w:asciiTheme="majorBidi" w:hAnsiTheme="majorBidi" w:cstheme="majorBidi"/>
+                          <w:b/>
+                          <w:bCs/>
+                          <w:i/>
+                          <w:iCs/>
+                          <w:sz w:val="28"/>
+                          <w:szCs w:val="28"/>
+                        </w:rPr>
+                        <w:t>spec:</w:t>
+                      </w:r>
+                    </w:p>
+                    <w:p>
+                      <w:pPr>
+                        <w:spacing w:after="0"/>
+                        <w:rPr>
+                          <w:rFonts w:asciiTheme="majorBidi" w:hAnsiTheme="majorBidi" w:cstheme="majorBidi"/>
+                          <w:b/>
+                          <w:bCs/>
+                          <w:i/>
+                          <w:iCs/>
+                          <w:sz w:val="28"/>
+                          <w:szCs w:val="28"/>
+                        </w:rPr>
+                      </w:pPr>
+                      <w:r>
+                        <w:rPr>
+                          <w:rFonts w:asciiTheme="majorBidi" w:hAnsiTheme="majorBidi" w:cstheme="majorBidi"/>
+                          <w:b/>
+                          <w:bCs/>
+                          <w:i/>
+                          <w:iCs/>
+                          <w:sz w:val="28"/>
+                          <w:szCs w:val="28"/>
+                        </w:rPr>
+                        <w:t xml:space="preserve">     </w:t>
+                      </w:r>
+                      <w:proofErr w:type="spellStart"/>
+                      <w:r>
+                        <w:rPr>
+                          <w:rFonts w:asciiTheme="majorBidi" w:hAnsiTheme="majorBidi" w:cstheme="majorBidi"/>
+                          <w:b/>
+                          <w:bCs/>
+                          <w:i/>
+                          <w:iCs/>
+                          <w:sz w:val="28"/>
+                          <w:szCs w:val="28"/>
+                        </w:rPr>
+                        <w:t>revisionHistoryLimit</w:t>
+                      </w:r>
+                      <w:proofErr w:type="spellEnd"/>
+                      <w:r>
+                        <w:rPr>
+                          <w:rFonts w:asciiTheme="majorBidi" w:hAnsiTheme="majorBidi" w:cstheme="majorBidi"/>
+                          <w:b/>
+                          <w:bCs/>
+                          <w:i/>
+                          <w:iCs/>
+                          <w:sz w:val="28"/>
+                          <w:szCs w:val="28"/>
+                        </w:rPr>
+                        <w:t>: 10</w:t>
+                      </w:r>
+                    </w:p>
+                    <w:p>
+                      <w:pPr>
+                        <w:spacing w:after="0"/>
+                        <w:jc w:val="center"/>
+                        <w:rPr>
+                          <w:b/>
+                          <w:bCs/>
+                          <w:i/>
+                          <w:iCs/>
+                        </w:rPr>
+                      </w:pPr>
+                    </w:p>
+                  </w:txbxContent>
+                </v:textbox>
+              </v:rect>
+            </w:pict>
+          </mc:Fallback>
+        </mc:AlternateContent>
+      </w:r>
+      <w:r>
+        <w:rPr>
+          <w:rFonts w:asciiTheme="majorBidi" w:hAnsiTheme="majorBidi" w:cstheme="majorBidi"/>
+          <w:sz w:val="28"/>
+          <w:szCs w:val="28"/>
+        </w:rPr>
+        <w:t>Example:</w:t>
+      </w:r>
+    </w:p>
+    <w:p>
+      <w:pPr>
+        <w:jc w:val="both"/>
+        <w:rPr>
+          <w:rFonts w:asciiTheme="majorBidi" w:hAnsiTheme="majorBidi" w:cstheme="majorBidi"/>
+          <w:sz w:val="28"/>
+          <w:szCs w:val="28"/>
+        </w:rPr>
+      </w:pPr>
+    </w:p>
+    <w:p>
+      <w:pPr>
+        <w:jc w:val="both"/>
+        <w:rPr>
+          <w:rFonts w:asciiTheme="majorBidi" w:hAnsiTheme="majorBidi" w:cstheme="majorBidi"/>
+          <w:sz w:val="14"/>
+          <w:szCs w:val="14"/>
+        </w:rPr>
+      </w:pPr>
+    </w:p>
+    <w:p>
+      <w:pPr>
+        <w:jc w:val="both"/>
+        <w:rPr>
+          <w:rFonts w:asciiTheme="majorBidi" w:hAnsiTheme="majorBidi" w:cstheme="majorBidi"/>
+          <w:sz w:val="28"/>
+          <w:szCs w:val="28"/>
+        </w:rPr>
+      </w:pPr>
+      <w:r>
+        <w:rPr>
+          <w:rFonts w:asciiTheme="majorBidi" w:hAnsiTheme="majorBidi" w:cstheme="majorBidi"/>
+          <w:sz w:val="28"/>
+          <w:szCs w:val="28"/>
+        </w:rPr>
+        <w:t>This means Kubernetes will keep the last 10 revisions of the Deployment.</w:t>
+      </w:r>
+    </w:p>
+    <w:p>
+      <w:pPr>
+        <w:pStyle w:val="ListParagraph"/>
+        <w:numPr>
+          <w:ilvl w:val="0"/>
+          <w:numId w:val="49"/>
+        </w:numPr>
+        <w:spacing w:after="60"/>
+        <w:ind w:left="360"/>
+        <w:jc w:val="both"/>
+        <w:rPr>
+          <w:rFonts w:asciiTheme="majorBidi" w:hAnsiTheme="majorBidi" w:cstheme="majorBidi"/>
+          <w:sz w:val="28"/>
+          <w:szCs w:val="28"/>
+        </w:rPr>
+      </w:pPr>
+      <w:r>
+        <w:rPr>
+          <w:rFonts w:asciiTheme="majorBidi" w:hAnsiTheme="majorBidi" w:cstheme="majorBidi"/>
+          <w:sz w:val="28"/>
+          <w:szCs w:val="28"/>
+        </w:rPr>
+        <w:t>You can inspect the configuration of a particular revision using:</w:t>
+      </w:r>
+    </w:p>
+    <w:p>
+      <w:pPr>
+        <w:spacing w:after="60"/>
+        <w:ind w:firstLine="360"/>
+        <w:jc w:val="both"/>
+        <w:rPr>
+          <w:rFonts w:asciiTheme="majorBidi" w:hAnsiTheme="majorBidi" w:cstheme="majorBidi"/>
+          <w:b/>
+          <w:bCs/>
+          <w:i/>
+          <w:iCs/>
+          <w:sz w:val="28"/>
+          <w:szCs w:val="28"/>
+        </w:rPr>
+      </w:pPr>
+      <w:proofErr w:type="spellStart"/>
+      <w:r>
+        <w:rPr>
+          <w:rFonts w:asciiTheme="majorBidi" w:hAnsiTheme="majorBidi" w:cstheme="majorBidi"/>
+          <w:b/>
+          <w:bCs/>
+          <w:i/>
+          <w:iCs/>
+          <w:sz w:val="28"/>
+          <w:szCs w:val="28"/>
+        </w:rPr>
+        <w:t>kubectl</w:t>
+      </w:r>
+      <w:proofErr w:type="spellEnd"/>
+      <w:r>
+        <w:rPr>
+          <w:rFonts w:asciiTheme="majorBidi" w:hAnsiTheme="majorBidi" w:cstheme="majorBidi"/>
+          <w:b/>
+          <w:bCs/>
+          <w:i/>
+          <w:iCs/>
+          <w:sz w:val="28"/>
+          <w:szCs w:val="28"/>
+        </w:rPr>
+        <w:t xml:space="preserve"> rollout history deployment &lt;deployment-name&gt; --revision=&lt;number&gt;</w:t>
+      </w:r>
+    </w:p>
+    <w:p>
+      <w:pPr>
+        <w:spacing w:after="60"/>
+        <w:ind w:left="360"/>
+        <w:jc w:val="both"/>
+        <w:rPr>
+          <w:rFonts w:asciiTheme="majorBidi" w:hAnsiTheme="majorBidi" w:cstheme="majorBidi"/>
+          <w:sz w:val="28"/>
+          <w:szCs w:val="28"/>
+          <w:u w:val="single"/>
+        </w:rPr>
+      </w:pPr>
+      <w:r>
+        <w:rPr>
+          <w:rFonts w:asciiTheme="majorBidi" w:hAnsiTheme="majorBidi" w:cstheme="majorBidi"/>
+          <w:sz w:val="28"/>
+          <w:szCs w:val="28"/>
+          <w:u w:val="single"/>
+        </w:rPr>
+        <w:t>Example:</w:t>
+      </w:r>
+    </w:p>
+    <w:p>
+      <w:pPr>
+        <w:spacing w:after="60"/>
+        <w:ind w:left="360"/>
+        <w:jc w:val="both"/>
+        <w:rPr>
+          <w:rFonts w:asciiTheme="majorBidi" w:hAnsiTheme="majorBidi" w:cstheme="majorBidi"/>
+          <w:b/>
+          <w:bCs/>
+          <w:i/>
+          <w:iCs/>
+          <w:sz w:val="28"/>
+          <w:szCs w:val="28"/>
+        </w:rPr>
+      </w:pPr>
+      <w:proofErr w:type="spellStart"/>
+      <w:r>
+        <w:rPr>
+          <w:rFonts w:asciiTheme="majorBidi" w:hAnsiTheme="majorBidi" w:cstheme="majorBidi"/>
+          <w:b/>
+          <w:bCs/>
+          <w:i/>
+          <w:iCs/>
+          <w:sz w:val="28"/>
+          <w:szCs w:val="28"/>
+        </w:rPr>
+        <w:lastRenderedPageBreak/>
+        <w:t>kubectl</w:t>
+      </w:r>
+      <w:proofErr w:type="spellEnd"/>
+      <w:r>
+        <w:rPr>
+          <w:rFonts w:asciiTheme="majorBidi" w:hAnsiTheme="majorBidi" w:cstheme="majorBidi"/>
+          <w:b/>
+          <w:bCs/>
+          <w:i/>
+          <w:iCs/>
+          <w:sz w:val="28"/>
+          <w:szCs w:val="28"/>
+        </w:rPr>
+        <w:t xml:space="preserve"> rollout history deployment nginx-deployment --revision=2</w:t>
+      </w:r>
+      <w:r>
+        <w:rPr>
+          <w:rFonts w:asciiTheme="majorBidi" w:hAnsiTheme="majorBidi" w:cstheme="majorBidi"/>
+          <w:b/>
+          <w:bCs/>
+          <w:i/>
+          <w:iCs/>
+          <w:sz w:val="28"/>
+          <w:szCs w:val="28"/>
+        </w:rPr>
+        <w:t xml:space="preserve"> </w:t>
+      </w:r>
+      <w:r>
+        <w:rPr>
+          <w:rFonts w:asciiTheme="majorBidi" w:hAnsiTheme="majorBidi" w:cstheme="majorBidi"/>
+          <w:sz w:val="28"/>
+          <w:szCs w:val="28"/>
+        </w:rPr>
+        <w:t xml:space="preserve">→ </w:t>
+      </w:r>
+      <w:r>
+        <w:rPr>
+          <w:rFonts w:asciiTheme="majorBidi" w:hAnsiTheme="majorBidi" w:cstheme="majorBidi"/>
+          <w:sz w:val="28"/>
+          <w:szCs w:val="28"/>
+        </w:rPr>
+        <w:t>This command shows the Pod template details of that specific revision, such as:</w:t>
+      </w:r>
+    </w:p>
+    <w:p>
+      <w:pPr>
+        <w:pStyle w:val="ListParagraph"/>
+        <w:numPr>
+          <w:ilvl w:val="0"/>
+          <w:numId w:val="50"/>
+        </w:numPr>
+        <w:jc w:val="both"/>
+        <w:rPr>
+          <w:rFonts w:asciiTheme="majorBidi" w:hAnsiTheme="majorBidi" w:cstheme="majorBidi"/>
+          <w:sz w:val="28"/>
+          <w:szCs w:val="28"/>
+        </w:rPr>
+      </w:pPr>
+      <w:r>
+        <w:rPr>
+          <w:rFonts w:asciiTheme="majorBidi" w:hAnsiTheme="majorBidi" w:cstheme="majorBidi"/>
+          <w:sz w:val="28"/>
+          <w:szCs w:val="28"/>
+        </w:rPr>
+        <w:t>container image</w:t>
+      </w:r>
+    </w:p>
+    <w:p>
+      <w:pPr>
+        <w:pStyle w:val="ListParagraph"/>
+        <w:numPr>
+          <w:ilvl w:val="0"/>
+          <w:numId w:val="50"/>
+        </w:numPr>
+        <w:jc w:val="both"/>
+        <w:rPr>
+          <w:rFonts w:asciiTheme="majorBidi" w:hAnsiTheme="majorBidi" w:cstheme="majorBidi"/>
+          <w:sz w:val="28"/>
+          <w:szCs w:val="28"/>
+        </w:rPr>
+      </w:pPr>
+      <w:r>
+        <w:rPr>
+          <w:rFonts w:asciiTheme="majorBidi" w:hAnsiTheme="majorBidi" w:cstheme="majorBidi"/>
+          <w:sz w:val="28"/>
+          <w:szCs w:val="28"/>
+        </w:rPr>
+        <w:t>environment variables</w:t>
+      </w:r>
+    </w:p>
+    <w:p>
+      <w:pPr>
+        <w:pStyle w:val="ListParagraph"/>
+        <w:numPr>
+          <w:ilvl w:val="0"/>
+          <w:numId w:val="50"/>
+        </w:numPr>
+        <w:jc w:val="both"/>
+        <w:rPr>
+          <w:rFonts w:asciiTheme="majorBidi" w:hAnsiTheme="majorBidi" w:cstheme="majorBidi"/>
+          <w:sz w:val="28"/>
+          <w:szCs w:val="28"/>
+        </w:rPr>
+      </w:pPr>
+      <w:r>
+        <w:rPr>
+          <w:rFonts w:asciiTheme="majorBidi" w:hAnsiTheme="majorBidi" w:cstheme="majorBidi"/>
+          <w:sz w:val="28"/>
+          <w:szCs w:val="28"/>
+        </w:rPr>
+        <w:t>container configuration</w:t>
+      </w:r>
+    </w:p>
+    <w:p>
+      <w:pPr>
+        <w:pStyle w:val="ListParagraph"/>
+        <w:jc w:val="both"/>
+        <w:rPr>
+          <w:rFonts w:asciiTheme="majorBidi" w:hAnsiTheme="majorBidi" w:cstheme="majorBidi"/>
+          <w:sz w:val="12"/>
+          <w:szCs w:val="12"/>
+        </w:rPr>
+      </w:pPr>
+    </w:p>
+    <w:p>
+      <w:pPr>
+        <w:pStyle w:val="ListParagraph"/>
+        <w:numPr>
+          <w:ilvl w:val="0"/>
+          <w:numId w:val="44"/>
+        </w:numPr>
+        <w:ind w:left="360"/>
+        <w:jc w:val="both"/>
+        <w:rPr>
+          <w:rFonts w:asciiTheme="majorBidi" w:hAnsiTheme="majorBidi" w:cstheme="majorBidi"/>
+          <w:sz w:val="28"/>
+          <w:szCs w:val="28"/>
+        </w:rPr>
+      </w:pPr>
+      <w:r>
+        <w:rPr>
+          <w:rFonts w:asciiTheme="majorBidi" w:hAnsiTheme="majorBidi" w:cstheme="majorBidi"/>
+          <w:sz w:val="28"/>
+          <w:szCs w:val="28"/>
+        </w:rPr>
+        <w:t xml:space="preserve">When Kubernetes updates a Deployment, it keeps track of revisions. Each revision represents a version of the Deployment configuration. These revisions are mainly stored and tracked through </w:t>
+      </w:r>
+      <w:proofErr w:type="spellStart"/>
+      <w:r>
+        <w:rPr>
+          <w:rFonts w:asciiTheme="majorBidi" w:hAnsiTheme="majorBidi" w:cstheme="majorBidi"/>
+          <w:sz w:val="28"/>
+          <w:szCs w:val="28"/>
+        </w:rPr>
+        <w:t>ReplicaSets</w:t>
+      </w:r>
+      <w:proofErr w:type="spellEnd"/>
+      <w:r>
+        <w:rPr>
+          <w:rFonts w:asciiTheme="majorBidi" w:hAnsiTheme="majorBidi" w:cstheme="majorBidi"/>
+          <w:sz w:val="28"/>
+          <w:szCs w:val="28"/>
+        </w:rPr>
+        <w:t xml:space="preserve"> and annotations.</w:t>
+      </w:r>
+    </w:p>
+    <w:p>
+      <w:pPr>
+        <w:pStyle w:val="ListParagraph"/>
+        <w:ind w:left="360"/>
+        <w:jc w:val="both"/>
+        <w:rPr>
+          <w:rFonts w:asciiTheme="majorBidi" w:hAnsiTheme="majorBidi" w:cstheme="majorBidi"/>
+          <w:sz w:val="8"/>
+          <w:szCs w:val="8"/>
+        </w:rPr>
+      </w:pPr>
+    </w:p>
+    <w:p>
+      <w:pPr>
+        <w:pStyle w:val="ListParagraph"/>
+        <w:numPr>
+          <w:ilvl w:val="0"/>
+          <w:numId w:val="45"/>
+        </w:numPr>
+        <w:spacing w:after="60"/>
+        <w:jc w:val="both"/>
+        <w:rPr>
+          <w:rFonts w:asciiTheme="majorBidi" w:hAnsiTheme="majorBidi" w:cstheme="majorBidi"/>
+          <w:b/>
+          <w:bCs/>
+          <w:sz w:val="28"/>
+          <w:szCs w:val="28"/>
+        </w:rPr>
+      </w:pPr>
+      <w:r>
+        <w:rPr>
+          <w:rFonts w:asciiTheme="majorBidi" w:hAnsiTheme="majorBidi" w:cstheme="majorBidi"/>
+          <w:b/>
+          <w:bCs/>
+          <w:i/>
+          <w:iCs/>
+          <w:sz w:val="28"/>
+          <w:szCs w:val="28"/>
+        </w:rPr>
+        <w:t>deployment.kubernetes.io/revision</w:t>
+      </w:r>
+      <w:r>
+        <w:rPr>
+          <w:rFonts w:asciiTheme="majorBidi" w:hAnsiTheme="majorBidi" w:cstheme="majorBidi"/>
+          <w:b/>
+          <w:bCs/>
+          <w:sz w:val="28"/>
+          <w:szCs w:val="28"/>
+        </w:rPr>
+        <w:t xml:space="preserve"> Annotation</w:t>
+      </w:r>
+      <w:r>
+        <w:rPr>
+          <w:rFonts w:asciiTheme="majorBidi" w:hAnsiTheme="majorBidi" w:cstheme="majorBidi"/>
+          <w:b/>
+          <w:bCs/>
+          <w:sz w:val="28"/>
+          <w:szCs w:val="28"/>
+        </w:rPr>
+        <w:t>:</w:t>
+      </w:r>
+    </w:p>
+    <w:p>
+      <w:pPr>
+        <w:spacing w:after="60"/>
+        <w:ind w:left="720"/>
+        <w:jc w:val="both"/>
+        <w:rPr>
+          <w:rFonts w:asciiTheme="majorBidi" w:hAnsiTheme="majorBidi" w:cstheme="majorBidi"/>
+          <w:sz w:val="28"/>
+          <w:szCs w:val="28"/>
+        </w:rPr>
+      </w:pPr>
+      <w:r>
+        <w:rPr>
+          <w:rFonts w:asciiTheme="majorBidi" w:hAnsiTheme="majorBidi" w:cstheme="majorBidi"/>
+          <w:sz w:val="28"/>
+          <w:szCs w:val="28"/>
+        </w:rPr>
+        <w:t>Kubernetes automatically adds the annotation:</w:t>
+      </w:r>
+      <w:r>
+        <w:rPr>
+          <w:rFonts w:asciiTheme="majorBidi" w:hAnsiTheme="majorBidi" w:cstheme="majorBidi"/>
+          <w:sz w:val="28"/>
+          <w:szCs w:val="28"/>
+        </w:rPr>
+        <w:t xml:space="preserve"> </w:t>
+      </w:r>
+      <w:r>
+        <w:rPr>
+          <w:rFonts w:asciiTheme="majorBidi" w:hAnsiTheme="majorBidi" w:cstheme="majorBidi"/>
+          <w:sz w:val="28"/>
+          <w:szCs w:val="28"/>
+        </w:rPr>
+        <w:t>This annotation contains the revision number of the Deployment.</w:t>
+      </w:r>
+      <w:r>
+        <w:rPr>
+          <w:rFonts w:asciiTheme="majorBidi" w:hAnsiTheme="majorBidi" w:cstheme="majorBidi"/>
+          <w:sz w:val="28"/>
+          <w:szCs w:val="28"/>
+        </w:rPr>
+        <w:t xml:space="preserve"> </w:t>
+      </w:r>
+      <w:r>
+        <w:rPr>
+          <w:rFonts w:asciiTheme="majorBidi" w:hAnsiTheme="majorBidi" w:cstheme="majorBidi"/>
+          <w:sz w:val="28"/>
+          <w:szCs w:val="28"/>
+        </w:rPr>
+        <w:t>Example:</w:t>
+      </w:r>
+    </w:p>
+    <w:p>
+      <w:pPr>
+        <w:spacing w:after="60"/>
+        <w:ind w:left="720"/>
+        <w:jc w:val="both"/>
+        <w:rPr>
+          <w:rFonts w:asciiTheme="majorBidi" w:hAnsiTheme="majorBidi" w:cstheme="majorBidi"/>
+          <w:b/>
+          <w:bCs/>
+          <w:i/>
+          <w:iCs/>
+          <w:sz w:val="28"/>
+          <w:szCs w:val="28"/>
+        </w:rPr>
+      </w:pPr>
+      <w:r>
+        <w:rPr>
+          <w:rFonts w:asciiTheme="majorBidi" w:hAnsiTheme="majorBidi" w:cstheme="majorBidi"/>
+          <w:b/>
+          <w:bCs/>
+          <w:i/>
+          <w:iCs/>
+          <w:sz w:val="28"/>
+          <w:szCs w:val="28"/>
+        </w:rPr>
+        <w:t>deployment.kubernetes.io/revision: "3"</w:t>
+      </w:r>
+      <w:r>
+        <w:t xml:space="preserve"> </w:t>
+      </w:r>
+      <w:r>
+        <w:rPr>
+          <w:rFonts w:asciiTheme="majorBidi" w:hAnsiTheme="majorBidi" w:cstheme="majorBidi"/>
+          <w:sz w:val="28"/>
+          <w:szCs w:val="28"/>
+        </w:rPr>
+        <w:t>→ Meaning:</w:t>
+      </w:r>
+    </w:p>
+    <w:p>
+      <w:pPr>
+        <w:pStyle w:val="ListParagraph"/>
+        <w:numPr>
+          <w:ilvl w:val="0"/>
+          <w:numId w:val="45"/>
+        </w:numPr>
+        <w:ind w:left="1080"/>
+        <w:jc w:val="both"/>
+        <w:rPr>
+          <w:rFonts w:asciiTheme="majorBidi" w:hAnsiTheme="majorBidi" w:cstheme="majorBidi"/>
+          <w:sz w:val="28"/>
+          <w:szCs w:val="28"/>
+        </w:rPr>
+      </w:pPr>
+      <w:r>
+        <w:rPr>
+          <w:rFonts w:asciiTheme="majorBidi" w:hAnsiTheme="majorBidi" w:cstheme="majorBidi"/>
+          <w:sz w:val="28"/>
+          <w:szCs w:val="28"/>
+        </w:rPr>
+        <w:t>Revision 1 → first Deployment version</w:t>
+      </w:r>
+    </w:p>
+    <w:p>
+      <w:pPr>
+        <w:pStyle w:val="ListParagraph"/>
+        <w:numPr>
+          <w:ilvl w:val="0"/>
+          <w:numId w:val="45"/>
+        </w:numPr>
+        <w:ind w:left="1080"/>
+        <w:jc w:val="both"/>
+        <w:rPr>
+          <w:rFonts w:asciiTheme="majorBidi" w:hAnsiTheme="majorBidi" w:cstheme="majorBidi"/>
+          <w:sz w:val="28"/>
+          <w:szCs w:val="28"/>
+        </w:rPr>
+      </w:pPr>
+      <w:r>
+        <w:rPr>
+          <w:rFonts w:asciiTheme="majorBidi" w:hAnsiTheme="majorBidi" w:cstheme="majorBidi"/>
+          <w:sz w:val="28"/>
+          <w:szCs w:val="28"/>
+        </w:rPr>
+        <w:t>Revision 2 → first update</w:t>
+      </w:r>
+    </w:p>
+    <w:p>
+      <w:pPr>
+        <w:pStyle w:val="ListParagraph"/>
+        <w:numPr>
+          <w:ilvl w:val="0"/>
+          <w:numId w:val="45"/>
+        </w:numPr>
+        <w:spacing w:after="60"/>
+        <w:ind w:left="1080"/>
+        <w:jc w:val="both"/>
+        <w:rPr>
+          <w:rFonts w:asciiTheme="majorBidi" w:hAnsiTheme="majorBidi" w:cstheme="majorBidi"/>
+          <w:sz w:val="28"/>
+          <w:szCs w:val="28"/>
+        </w:rPr>
+      </w:pPr>
+      <w:r>
+        <w:rPr>
+          <w:rFonts w:asciiTheme="majorBidi" w:hAnsiTheme="majorBidi" w:cstheme="majorBidi"/>
+          <w:sz w:val="28"/>
+          <w:szCs w:val="28"/>
+        </w:rPr>
+        <w:t>Revision 3 → second update</w:t>
+      </w:r>
+    </w:p>
+    <w:p>
+      <w:pPr>
+        <w:spacing w:after="60"/>
+        <w:ind w:left="720"/>
+        <w:jc w:val="both"/>
+        <w:rPr>
+          <w:rFonts w:asciiTheme="majorBidi" w:hAnsiTheme="majorBidi" w:cstheme="majorBidi"/>
+          <w:sz w:val="28"/>
+          <w:szCs w:val="28"/>
+        </w:rPr>
+      </w:pPr>
+      <w:r>
+        <w:rPr>
+          <w:rFonts w:asciiTheme="majorBidi" w:hAnsiTheme="majorBidi" w:cstheme="majorBidi"/>
+          <w:sz w:val="28"/>
+          <w:szCs w:val="28"/>
+        </w:rPr>
+        <w:t>Each time you modify the Deployment’s Pod template (for example, changing the image version), Kubernetes:</w:t>
+      </w:r>
+    </w:p>
+    <w:p>
+      <w:pPr>
+        <w:pStyle w:val="ListParagraph"/>
+        <w:numPr>
+          <w:ilvl w:val="0"/>
+          <w:numId w:val="46"/>
+        </w:numPr>
+        <w:jc w:val="both"/>
+        <w:rPr>
+          <w:rFonts w:asciiTheme="majorBidi" w:hAnsiTheme="majorBidi" w:cstheme="majorBidi"/>
+          <w:sz w:val="28"/>
+          <w:szCs w:val="28"/>
+        </w:rPr>
+      </w:pPr>
+      <w:r>
+        <w:rPr>
+          <w:rFonts w:asciiTheme="majorBidi" w:hAnsiTheme="majorBidi" w:cstheme="majorBidi"/>
+          <w:sz w:val="28"/>
+          <w:szCs w:val="28"/>
+        </w:rPr>
+        <w:t xml:space="preserve">Creates a new </w:t>
+      </w:r>
+      <w:proofErr w:type="spellStart"/>
+      <w:r>
+        <w:rPr>
+          <w:rFonts w:asciiTheme="majorBidi" w:hAnsiTheme="majorBidi" w:cstheme="majorBidi"/>
+          <w:sz w:val="28"/>
+          <w:szCs w:val="28"/>
+        </w:rPr>
+        <w:t>ReplicaSet</w:t>
+      </w:r>
+      <w:proofErr w:type="spellEnd"/>
+    </w:p>
+    <w:p>
+      <w:pPr>
+        <w:pStyle w:val="ListParagraph"/>
+        <w:numPr>
+          <w:ilvl w:val="0"/>
+          <w:numId w:val="46"/>
+        </w:numPr>
+        <w:jc w:val="both"/>
+        <w:rPr>
+          <w:rFonts w:asciiTheme="majorBidi" w:hAnsiTheme="majorBidi" w:cstheme="majorBidi"/>
+          <w:sz w:val="28"/>
+          <w:szCs w:val="28"/>
+        </w:rPr>
+      </w:pPr>
+      <w:r>
+        <w:rPr>
+          <w:rFonts w:asciiTheme="majorBidi" w:hAnsiTheme="majorBidi" w:cstheme="majorBidi"/>
+          <w:sz w:val="28"/>
+          <w:szCs w:val="28"/>
+        </w:rPr>
+        <w:t>Assigns it a new revision number</w:t>
+      </w:r>
+    </w:p>
+    <w:p>
+      <w:pPr>
+        <w:pStyle w:val="ListParagraph"/>
+        <w:numPr>
+          <w:ilvl w:val="0"/>
+          <w:numId w:val="46"/>
+        </w:numPr>
+        <w:spacing w:after="60"/>
+        <w:jc w:val="both"/>
+        <w:rPr>
+          <w:rFonts w:asciiTheme="majorBidi" w:hAnsiTheme="majorBidi" w:cstheme="majorBidi"/>
+          <w:sz w:val="28"/>
+          <w:szCs w:val="28"/>
+        </w:rPr>
+      </w:pPr>
+      <w:r>
+        <w:rPr>
+          <w:rFonts w:asciiTheme="majorBidi" w:hAnsiTheme="majorBidi" w:cstheme="majorBidi"/>
+          <w:sz w:val="28"/>
+          <w:szCs w:val="28"/>
+        </w:rPr>
+        <w:t>Stores the revision as this annotation</w:t>
+      </w:r>
+    </w:p>
+    <w:p>
+      <w:pPr>
+        <w:ind w:left="720"/>
+        <w:jc w:val="both"/>
+        <w:rPr>
+          <w:rFonts w:asciiTheme="majorBidi" w:hAnsiTheme="majorBidi" w:cstheme="majorBidi"/>
+          <w:sz w:val="28"/>
+          <w:szCs w:val="28"/>
+        </w:rPr>
+      </w:pPr>
+      <w:r>
+        <w:rPr>
+          <w:rFonts w:asciiTheme="majorBidi" w:hAnsiTheme="majorBidi" w:cstheme="majorBidi"/>
+          <w:sz w:val="28"/>
+          <w:szCs w:val="28"/>
+        </w:rPr>
+        <w:t xml:space="preserve">During a rollback, Kubernetes simply switches back to an older </w:t>
+      </w:r>
+      <w:proofErr w:type="spellStart"/>
+      <w:r>
+        <w:rPr>
+          <w:rFonts w:asciiTheme="majorBidi" w:hAnsiTheme="majorBidi" w:cstheme="majorBidi"/>
+          <w:sz w:val="28"/>
+          <w:szCs w:val="28"/>
+        </w:rPr>
+        <w:t>ReplicaSet</w:t>
+      </w:r>
+      <w:proofErr w:type="spellEnd"/>
+      <w:r>
+        <w:rPr>
+          <w:rFonts w:asciiTheme="majorBidi" w:hAnsiTheme="majorBidi" w:cstheme="majorBidi"/>
+          <w:sz w:val="28"/>
+          <w:szCs w:val="28"/>
+        </w:rPr>
+        <w:t xml:space="preserve"> revision.</w:t>
+      </w:r>
+    </w:p>
+    <w:p>
+      <w:pPr>
+        <w:pStyle w:val="ListParagraph"/>
+        <w:numPr>
+          <w:ilvl w:val="0"/>
+          <w:numId w:val="47"/>
+        </w:numPr>
+        <w:ind w:left="720"/>
+        <w:jc w:val="both"/>
+        <w:rPr>
+          <w:rFonts w:asciiTheme="majorBidi" w:hAnsiTheme="majorBidi" w:cstheme="majorBidi"/>
+          <w:b/>
+          <w:bCs/>
+          <w:sz w:val="28"/>
+          <w:szCs w:val="28"/>
+        </w:rPr>
+      </w:pPr>
+      <w:r>
+        <w:rPr>
+          <w:rFonts w:asciiTheme="majorBidi" w:hAnsiTheme="majorBidi" w:cstheme="majorBidi"/>
+          <w:b/>
+          <w:bCs/>
+          <w:i/>
+          <w:iCs/>
+          <w:sz w:val="28"/>
+          <w:szCs w:val="28"/>
+        </w:rPr>
+        <w:t>kubectl.kubernetes.io/last-applied-configuration</w:t>
+      </w:r>
+      <w:r>
+        <w:rPr>
+          <w:rFonts w:asciiTheme="majorBidi" w:hAnsiTheme="majorBidi" w:cstheme="majorBidi"/>
+          <w:b/>
+          <w:bCs/>
+          <w:sz w:val="28"/>
+          <w:szCs w:val="28"/>
+        </w:rPr>
+        <w:t xml:space="preserve"> Annotation</w:t>
+      </w:r>
+    </w:p>
+    <w:p>
+      <w:pPr>
+        <w:ind w:left="720"/>
+        <w:jc w:val="both"/>
+        <w:rPr>
+          <w:rFonts w:asciiTheme="majorBidi" w:hAnsiTheme="majorBidi" w:cstheme="majorBidi"/>
+          <w:sz w:val="28"/>
+          <w:szCs w:val="28"/>
+        </w:rPr>
+      </w:pPr>
+      <w:r>
+        <w:rPr>
+          <w:rFonts w:asciiTheme="majorBidi" w:hAnsiTheme="majorBidi" w:cstheme="majorBidi"/>
+          <w:sz w:val="28"/>
+          <w:szCs w:val="28"/>
+        </w:rPr>
+        <w:t>When you create or update resources using</w:t>
+      </w:r>
+      <w:r>
+        <w:rPr>
+          <w:rFonts w:asciiTheme="majorBidi" w:hAnsiTheme="majorBidi" w:cstheme="majorBidi"/>
+          <w:sz w:val="28"/>
+          <w:szCs w:val="28"/>
+        </w:rPr>
+        <w:t xml:space="preserve"> </w:t>
+      </w:r>
+      <w:proofErr w:type="spellStart"/>
+      <w:r>
+        <w:rPr>
+          <w:rFonts w:asciiTheme="majorBidi" w:hAnsiTheme="majorBidi" w:cstheme="majorBidi"/>
+          <w:b/>
+          <w:bCs/>
+          <w:i/>
+          <w:iCs/>
+          <w:sz w:val="28"/>
+          <w:szCs w:val="28"/>
+        </w:rPr>
+        <w:t>kubectl</w:t>
+      </w:r>
+      <w:proofErr w:type="spellEnd"/>
+      <w:r>
+        <w:rPr>
+          <w:rFonts w:asciiTheme="majorBidi" w:hAnsiTheme="majorBidi" w:cstheme="majorBidi"/>
+          <w:b/>
+          <w:bCs/>
+          <w:i/>
+          <w:iCs/>
+          <w:sz w:val="28"/>
+          <w:szCs w:val="28"/>
+        </w:rPr>
+        <w:t xml:space="preserve"> apply -f </w:t>
+      </w:r>
+      <w:proofErr w:type="spellStart"/>
+      <w:proofErr w:type="gramStart"/>
+      <w:r>
+        <w:rPr>
+          <w:rFonts w:asciiTheme="majorBidi" w:hAnsiTheme="majorBidi" w:cstheme="majorBidi"/>
+          <w:b/>
+          <w:bCs/>
+          <w:i/>
+          <w:iCs/>
+          <w:sz w:val="28"/>
+          <w:szCs w:val="28"/>
+        </w:rPr>
+        <w:t>deployment.yaml</w:t>
+      </w:r>
+      <w:proofErr w:type="spellEnd"/>
+      <w:proofErr w:type="gramEnd"/>
+      <w:r>
+        <w:rPr>
+          <w:rFonts w:asciiTheme="majorBidi" w:hAnsiTheme="majorBidi" w:cstheme="majorBidi"/>
+          <w:sz w:val="28"/>
+          <w:szCs w:val="28"/>
+        </w:rPr>
+        <w:t xml:space="preserve">, </w:t>
+      </w:r>
+      <w:proofErr w:type="spellStart"/>
+      <w:r>
+        <w:rPr>
+          <w:rFonts w:asciiTheme="majorBidi" w:hAnsiTheme="majorBidi" w:cstheme="majorBidi"/>
+          <w:b/>
+          <w:bCs/>
+          <w:sz w:val="28"/>
+          <w:szCs w:val="28"/>
+        </w:rPr>
+        <w:t>kubectl</w:t>
+      </w:r>
+      <w:proofErr w:type="spellEnd"/>
+      <w:r>
+        <w:rPr>
+          <w:rFonts w:asciiTheme="majorBidi" w:hAnsiTheme="majorBidi" w:cstheme="majorBidi"/>
+          <w:sz w:val="28"/>
+          <w:szCs w:val="28"/>
+        </w:rPr>
+        <w:t xml:space="preserve"> stores the entire applied configuration inside th</w:t>
+      </w:r>
+      <w:r>
+        <w:rPr>
+          <w:rFonts w:asciiTheme="majorBidi" w:hAnsiTheme="majorBidi" w:cstheme="majorBidi"/>
+          <w:sz w:val="28"/>
+          <w:szCs w:val="28"/>
+        </w:rPr>
+        <w:t>is</w:t>
+      </w:r>
+      <w:r>
+        <w:rPr>
+          <w:rFonts w:asciiTheme="majorBidi" w:hAnsiTheme="majorBidi" w:cstheme="majorBidi"/>
+          <w:sz w:val="28"/>
+          <w:szCs w:val="28"/>
+        </w:rPr>
+        <w:t xml:space="preserve"> annotation</w:t>
+      </w:r>
+      <w:r>
+        <w:rPr>
+          <w:rFonts w:asciiTheme="majorBidi" w:hAnsiTheme="majorBidi" w:cstheme="majorBidi"/>
+          <w:sz w:val="28"/>
+          <w:szCs w:val="28"/>
+        </w:rPr>
+        <w:t xml:space="preserve">. </w:t>
+      </w:r>
+      <w:r>
+        <w:rPr>
+          <w:rFonts w:asciiTheme="majorBidi" w:hAnsiTheme="majorBidi" w:cstheme="majorBidi"/>
+          <w:sz w:val="28"/>
+          <w:szCs w:val="28"/>
+        </w:rPr>
+        <w:t>This annotation contains the previously applied YAML configuration in JSON format.</w:t>
+      </w:r>
+    </w:p>
+    <w:p>
+      <w:pPr>
+        <w:ind w:left="720"/>
+        <w:jc w:val="both"/>
+        <w:rPr>
+          <w:rFonts w:asciiTheme="majorBidi" w:hAnsiTheme="majorBidi" w:cstheme="majorBidi"/>
+          <w:sz w:val="28"/>
+          <w:szCs w:val="28"/>
+          <w:u w:val="single"/>
+        </w:rPr>
+      </w:pPr>
+      <w:r>
+        <w:rPr>
+          <w:rFonts w:asciiTheme="majorBidi" w:hAnsiTheme="majorBidi" w:cstheme="majorBidi"/>
+          <w:sz w:val="28"/>
+          <w:szCs w:val="28"/>
+          <w:u w:val="single"/>
+        </w:rPr>
+        <w:t>Purpose:</w:t>
+      </w:r>
+    </w:p>
+    <w:p>
+      <w:pPr>
+        <w:pStyle w:val="ListParagraph"/>
+        <w:numPr>
+          <w:ilvl w:val="0"/>
+          <w:numId w:val="47"/>
+        </w:numPr>
+        <w:ind w:left="1080"/>
+        <w:jc w:val="both"/>
+        <w:rPr>
+          <w:rFonts w:asciiTheme="majorBidi" w:hAnsiTheme="majorBidi" w:cstheme="majorBidi"/>
+          <w:sz w:val="28"/>
+          <w:szCs w:val="28"/>
+        </w:rPr>
+      </w:pPr>
+      <w:r>
+        <w:rPr>
+          <w:rFonts w:asciiTheme="majorBidi" w:hAnsiTheme="majorBidi" w:cstheme="majorBidi"/>
+          <w:sz w:val="28"/>
+          <w:szCs w:val="28"/>
+        </w:rPr>
+        <w:t xml:space="preserve">Allows </w:t>
+      </w:r>
+      <w:proofErr w:type="spellStart"/>
+      <w:r>
+        <w:rPr>
+          <w:rFonts w:asciiTheme="majorBidi" w:hAnsiTheme="majorBidi" w:cstheme="majorBidi"/>
+          <w:b/>
+          <w:bCs/>
+          <w:i/>
+          <w:iCs/>
+          <w:sz w:val="28"/>
+          <w:szCs w:val="28"/>
+        </w:rPr>
+        <w:t>kubectl</w:t>
+      </w:r>
+      <w:proofErr w:type="spellEnd"/>
+      <w:r>
+        <w:rPr>
+          <w:rFonts w:asciiTheme="majorBidi" w:hAnsiTheme="majorBidi" w:cstheme="majorBidi"/>
+          <w:b/>
+          <w:bCs/>
+          <w:i/>
+          <w:iCs/>
+          <w:sz w:val="28"/>
+          <w:szCs w:val="28"/>
+        </w:rPr>
+        <w:t xml:space="preserve"> apply</w:t>
+      </w:r>
+      <w:r>
+        <w:rPr>
+          <w:rFonts w:asciiTheme="majorBidi" w:hAnsiTheme="majorBidi" w:cstheme="majorBidi"/>
+          <w:sz w:val="28"/>
+          <w:szCs w:val="28"/>
+        </w:rPr>
+        <w:t xml:space="preserve"> to compare the current configuration with the previously applied configuration</w:t>
+      </w:r>
+    </w:p>
+    <w:p>
+      <w:pPr>
+        <w:pStyle w:val="ListParagraph"/>
+        <w:numPr>
+          <w:ilvl w:val="0"/>
+          <w:numId w:val="47"/>
+        </w:numPr>
+        <w:ind w:left="1080"/>
+        <w:jc w:val="both"/>
+        <w:rPr>
+          <w:rFonts w:asciiTheme="majorBidi" w:hAnsiTheme="majorBidi" w:cstheme="majorBidi"/>
+          <w:sz w:val="28"/>
+          <w:szCs w:val="28"/>
+        </w:rPr>
+      </w:pPr>
+      <w:r>
+        <w:rPr>
+          <w:rFonts w:asciiTheme="majorBidi" w:hAnsiTheme="majorBidi" w:cstheme="majorBidi"/>
+          <w:sz w:val="28"/>
+          <w:szCs w:val="28"/>
+        </w:rPr>
+        <w:t>Enables declarative updates</w:t>
+      </w:r>
+    </w:p>
+    <w:p>
+      <w:pPr>
+        <w:pStyle w:val="ListParagraph"/>
+        <w:numPr>
+          <w:ilvl w:val="0"/>
+          <w:numId w:val="47"/>
+        </w:numPr>
+        <w:ind w:left="1080"/>
+        <w:jc w:val="both"/>
+        <w:rPr>
+          <w:rFonts w:asciiTheme="majorBidi" w:hAnsiTheme="majorBidi" w:cstheme="majorBidi"/>
+          <w:sz w:val="28"/>
+          <w:szCs w:val="28"/>
+        </w:rPr>
+      </w:pPr>
+      <w:r>
+        <w:rPr>
+          <w:rFonts w:asciiTheme="majorBidi" w:hAnsiTheme="majorBidi" w:cstheme="majorBidi"/>
+          <w:sz w:val="28"/>
+          <w:szCs w:val="28"/>
+        </w:rPr>
+        <w:t xml:space="preserve">Helps </w:t>
+      </w:r>
+      <w:proofErr w:type="spellStart"/>
+      <w:r>
+        <w:rPr>
+          <w:rFonts w:asciiTheme="majorBidi" w:hAnsiTheme="majorBidi" w:cstheme="majorBidi"/>
+          <w:sz w:val="28"/>
+          <w:szCs w:val="28"/>
+        </w:rPr>
+        <w:t>kubectl</w:t>
+      </w:r>
+      <w:proofErr w:type="spellEnd"/>
+      <w:r>
+        <w:rPr>
+          <w:rFonts w:asciiTheme="majorBidi" w:hAnsiTheme="majorBidi" w:cstheme="majorBidi"/>
+          <w:sz w:val="28"/>
+          <w:szCs w:val="28"/>
+        </w:rPr>
+        <w:t xml:space="preserve"> calculate what fields should be added, updated, or removed</w:t>
+      </w:r>
+    </w:p>
+    <w:p>
+      <w:pPr>
+        <w:ind w:left="720"/>
+        <w:jc w:val="both"/>
+        <w:rPr>
+          <w:rFonts w:asciiTheme="majorBidi" w:hAnsiTheme="majorBidi" w:cstheme="majorBidi"/>
+          <w:sz w:val="28"/>
+          <w:szCs w:val="28"/>
+          <w:u w:val="single"/>
+        </w:rPr>
+      </w:pPr>
+      <w:r>
+        <w:rPr>
+          <w:rFonts w:asciiTheme="majorBidi" w:hAnsiTheme="majorBidi" w:cstheme="majorBidi"/>
+          <w:sz w:val="28"/>
+          <w:szCs w:val="28"/>
+          <w:u w:val="single"/>
+        </w:rPr>
+        <w:t>Important points:</w:t>
+      </w:r>
+    </w:p>
+    <w:p>
+      <w:pPr>
+        <w:pStyle w:val="ListParagraph"/>
+        <w:numPr>
+          <w:ilvl w:val="0"/>
+          <w:numId w:val="48"/>
+        </w:numPr>
+        <w:ind w:left="1080"/>
+        <w:jc w:val="both"/>
+        <w:rPr>
+          <w:rFonts w:asciiTheme="majorBidi" w:hAnsiTheme="majorBidi" w:cstheme="majorBidi"/>
+          <w:sz w:val="28"/>
+          <w:szCs w:val="28"/>
+        </w:rPr>
+      </w:pPr>
+      <w:r>
+        <w:rPr>
+          <w:rFonts w:asciiTheme="majorBidi" w:hAnsiTheme="majorBidi" w:cstheme="majorBidi"/>
+          <w:sz w:val="28"/>
+          <w:szCs w:val="28"/>
+        </w:rPr>
+        <w:t xml:space="preserve">Managed by </w:t>
+      </w:r>
+      <w:proofErr w:type="spellStart"/>
+      <w:r>
+        <w:rPr>
+          <w:rFonts w:asciiTheme="majorBidi" w:hAnsiTheme="majorBidi" w:cstheme="majorBidi"/>
+          <w:sz w:val="28"/>
+          <w:szCs w:val="28"/>
+        </w:rPr>
+        <w:t>kubectl</w:t>
+      </w:r>
+      <w:proofErr w:type="spellEnd"/>
+      <w:r>
+        <w:rPr>
+          <w:rFonts w:asciiTheme="majorBidi" w:hAnsiTheme="majorBidi" w:cstheme="majorBidi"/>
+          <w:sz w:val="28"/>
+          <w:szCs w:val="28"/>
+        </w:rPr>
+        <w:t>, not by Kubernetes itself</w:t>
+      </w:r>
+    </w:p>
+    <w:p>
+      <w:pPr>
+        <w:pStyle w:val="ListParagraph"/>
+        <w:numPr>
+          <w:ilvl w:val="0"/>
+          <w:numId w:val="48"/>
+        </w:numPr>
+        <w:ind w:left="1080"/>
+        <w:jc w:val="both"/>
+        <w:rPr>
+          <w:rFonts w:asciiTheme="majorBidi" w:hAnsiTheme="majorBidi" w:cstheme="majorBidi"/>
+          <w:sz w:val="28"/>
+          <w:szCs w:val="28"/>
+        </w:rPr>
+      </w:pPr>
+      <w:r>
+        <w:rPr>
+          <w:rFonts w:asciiTheme="majorBidi" w:hAnsiTheme="majorBidi" w:cstheme="majorBidi"/>
+          <w:sz w:val="28"/>
+          <w:szCs w:val="28"/>
+        </w:rPr>
+        <w:t xml:space="preserve">Only exists when using </w:t>
+      </w:r>
+      <w:proofErr w:type="spellStart"/>
+      <w:r>
+        <w:rPr>
+          <w:rFonts w:asciiTheme="majorBidi" w:hAnsiTheme="majorBidi" w:cstheme="majorBidi"/>
+          <w:sz w:val="28"/>
+          <w:szCs w:val="28"/>
+        </w:rPr>
+        <w:t>kubectl</w:t>
+      </w:r>
+      <w:proofErr w:type="spellEnd"/>
+      <w:r>
+        <w:rPr>
+          <w:rFonts w:asciiTheme="majorBidi" w:hAnsiTheme="majorBidi" w:cstheme="majorBidi"/>
+          <w:sz w:val="28"/>
+          <w:szCs w:val="28"/>
+        </w:rPr>
+        <w:t xml:space="preserve"> apply</w:t>
+      </w:r>
+    </w:p>
+    <w:p>
+      <w:pPr>
+        <w:pStyle w:val="ListParagraph"/>
+        <w:numPr>
+          <w:ilvl w:val="0"/>
+          <w:numId w:val="48"/>
+        </w:numPr>
+        <w:ind w:left="1080"/>
+        <w:jc w:val="both"/>
+        <w:rPr>
+          <w:rFonts w:asciiTheme="majorBidi" w:hAnsiTheme="majorBidi" w:cstheme="majorBidi"/>
+          <w:sz w:val="28"/>
+          <w:szCs w:val="28"/>
+        </w:rPr>
+      </w:pPr>
+      <w:r>
+        <w:rPr>
+          <w:rFonts w:asciiTheme="majorBidi" w:hAnsiTheme="majorBidi" w:cstheme="majorBidi"/>
+          <w:sz w:val="28"/>
+          <w:szCs w:val="28"/>
+        </w:rPr>
+        <w:lastRenderedPageBreak/>
+        <w:t xml:space="preserve">Not used when resources are created with </w:t>
+      </w:r>
+      <w:proofErr w:type="spellStart"/>
+      <w:r>
+        <w:rPr>
+          <w:rFonts w:asciiTheme="majorBidi" w:hAnsiTheme="majorBidi" w:cstheme="majorBidi"/>
+          <w:sz w:val="28"/>
+          <w:szCs w:val="28"/>
+        </w:rPr>
+        <w:t>kubectl</w:t>
+      </w:r>
+      <w:proofErr w:type="spellEnd"/>
+      <w:r>
+        <w:rPr>
+          <w:rFonts w:asciiTheme="majorBidi" w:hAnsiTheme="majorBidi" w:cstheme="majorBidi"/>
+          <w:sz w:val="28"/>
+          <w:szCs w:val="28"/>
+        </w:rPr>
+        <w:t xml:space="preserve"> create</w:t>
+      </w:r>
+    </w:p>
+    <w:p>
+      <w:pPr>
+        <w:pStyle w:val="ListParagraph"/>
+        <w:ind w:left="1080"/>
+        <w:jc w:val="both"/>
+        <w:rPr>
+          <w:rFonts w:asciiTheme="majorBidi" w:hAnsiTheme="majorBidi" w:cstheme="majorBidi"/>
+          <w:sz w:val="12"/>
+          <w:szCs w:val="12"/>
+        </w:rPr>
+      </w:pPr>
+    </w:p>
+    <w:p>
+      <w:pPr>
+        <w:pStyle w:val="ListParagraph"/>
+        <w:numPr>
+          <w:ilvl w:val="0"/>
+          <w:numId w:val="51"/>
+        </w:numPr>
+        <w:ind w:left="360"/>
+        <w:jc w:val="both"/>
+        <w:rPr>
+          <w:rFonts w:asciiTheme="majorBidi" w:hAnsiTheme="majorBidi" w:cstheme="majorBidi"/>
+          <w:sz w:val="28"/>
+          <w:szCs w:val="28"/>
+        </w:rPr>
+      </w:pPr>
+      <w:r>
+        <w:rPr>
+          <w:rFonts w:asciiTheme="majorBidi" w:hAnsiTheme="majorBidi" w:cstheme="majorBidi"/>
+          <w:sz w:val="28"/>
+          <w:szCs w:val="28"/>
+        </w:rPr>
+        <w:t xml:space="preserve">The Deployment rollback mechanism in Kubernetes operates entirely at the application layer, not at the storage or data layer. When you roll back a Deployment, Kubernetes only reverts the Deployment configuration </w:t>
+      </w:r>
+      <w:r>
+        <w:rPr>
+          <w:rFonts w:asciiTheme="majorBidi" w:hAnsiTheme="majorBidi" w:cstheme="majorBidi"/>
+          <w:sz w:val="28"/>
+          <w:szCs w:val="28"/>
+        </w:rPr>
+        <w:t>-</w:t>
+      </w:r>
+      <w:r>
+        <w:rPr>
+          <w:rFonts w:asciiTheme="majorBidi" w:hAnsiTheme="majorBidi" w:cstheme="majorBidi"/>
+          <w:sz w:val="28"/>
+          <w:szCs w:val="28"/>
+        </w:rPr>
+        <w:t xml:space="preserve"> things like the image version, environment variables, and Pod template </w:t>
+      </w:r>
+      <w:r>
+        <w:rPr>
+          <w:rFonts w:asciiTheme="majorBidi" w:hAnsiTheme="majorBidi" w:cstheme="majorBidi"/>
+          <w:sz w:val="28"/>
+          <w:szCs w:val="28"/>
+        </w:rPr>
+        <w:t>-</w:t>
+      </w:r>
+      <w:r>
+        <w:rPr>
+          <w:rFonts w:asciiTheme="majorBidi" w:hAnsiTheme="majorBidi" w:cstheme="majorBidi"/>
+          <w:sz w:val="28"/>
+          <w:szCs w:val="28"/>
+        </w:rPr>
+        <w:t xml:space="preserve"> but it does not revert or restore the contents of any </w:t>
+      </w:r>
+      <w:proofErr w:type="spellStart"/>
+      <w:r>
+        <w:rPr>
+          <w:rFonts w:asciiTheme="majorBidi" w:hAnsiTheme="majorBidi" w:cstheme="majorBidi"/>
+          <w:sz w:val="28"/>
+          <w:szCs w:val="28"/>
+        </w:rPr>
+        <w:t>PersistentVolumes</w:t>
+      </w:r>
+      <w:proofErr w:type="spellEnd"/>
+      <w:r>
+        <w:rPr>
+          <w:rFonts w:asciiTheme="majorBidi" w:hAnsiTheme="majorBidi" w:cstheme="majorBidi"/>
+          <w:sz w:val="28"/>
+          <w:szCs w:val="28"/>
+        </w:rPr>
+        <w:t xml:space="preserve"> or attached storage.</w:t>
+      </w:r>
+      <w:r>
+        <w:rPr>
+          <w:rFonts w:asciiTheme="majorBidi" w:hAnsiTheme="majorBidi" w:cstheme="majorBidi"/>
+          <w:sz w:val="28"/>
+          <w:szCs w:val="28"/>
+        </w:rPr>
+        <w:t xml:space="preserve"> </w:t>
+      </w:r>
+      <w:r>
+        <w:rPr>
+          <w:rFonts w:asciiTheme="majorBidi" w:hAnsiTheme="majorBidi" w:cstheme="majorBidi"/>
+          <w:sz w:val="28"/>
+          <w:szCs w:val="28"/>
+        </w:rPr>
+        <w:t xml:space="preserve">So even if you return the application container to an older version, the data stored on the volume remains as it was </w:t>
+      </w:r>
+      <w:r>
+        <w:rPr>
+          <w:rFonts w:asciiTheme="majorBidi" w:hAnsiTheme="majorBidi" w:cstheme="majorBidi"/>
+          <w:sz w:val="28"/>
+          <w:szCs w:val="28"/>
+        </w:rPr>
+        <w:t>-</w:t>
+      </w:r>
+      <w:r>
+        <w:rPr>
+          <w:rFonts w:asciiTheme="majorBidi" w:hAnsiTheme="majorBidi" w:cstheme="majorBidi"/>
+          <w:sz w:val="28"/>
+          <w:szCs w:val="28"/>
+        </w:rPr>
+        <w:t xml:space="preserve"> including any changes made while the newer version was running. That’s why a Deployment rollback is called an application‑level rollback: it changes the application code and configuration, but not persistent state.</w:t>
       </w:r>
     </w:p>
     <w:p>
@@ -13982,7 +20138,6 @@
           <w:szCs w:val="28"/>
           <w:u w:val="single"/>
         </w:rPr>
-        <w:lastRenderedPageBreak/>
         <w:t>Example rollback:</w:t>
       </w:r>
     </w:p>
@@ -14169,15 +20324,7 @@
           <w:sz w:val="28"/>
           <w:szCs w:val="28"/>
         </w:rPr>
-        <w:t xml:space="preserve"> </w:t>
-      </w:r>
-      <w:r>
-        <w:rPr>
-          <w:rFonts w:asciiTheme="majorBidi" w:hAnsiTheme="majorBidi" w:cstheme="majorBidi"/>
-          <w:sz w:val="28"/>
-          <w:szCs w:val="28"/>
-        </w:rPr>
-        <w:t xml:space="preserve">→ </w:t>
+        <w:t xml:space="preserve"> → </w:t>
       </w:r>
       <w:proofErr w:type="spellStart"/>
       <w:r>
@@ -14684,6 +20831,7 @@
           <w:sz w:val="28"/>
           <w:szCs w:val="28"/>
         </w:rPr>
+        <w:lastRenderedPageBreak/>
         <w:t>Pods run container instances</w:t>
       </w:r>
     </w:p>
@@ -14921,16 +21069,7 @@
           <w:sz w:val="28"/>
           <w:szCs w:val="28"/>
         </w:rPr>
-        <w:t xml:space="preserve">It ensures the right number of Pods exist, supports seamless rolling updates, and </w:t>
-      </w:r>
-      <w:r>
-        <w:rPr>
-          <w:rFonts w:asciiTheme="majorBidi" w:hAnsiTheme="majorBidi" w:cstheme="majorBidi"/>
-          <w:sz w:val="28"/>
-          <w:szCs w:val="28"/>
-        </w:rPr>
-        <w:lastRenderedPageBreak/>
-        <w:t>provides rollback history.</w:t>
+        <w:t>It ensures the right number of Pods exist, supports seamless rolling updates, and provides rollback history.</w:t>
       </w:r>
       <w:r>
         <w:rPr>
@@ -15030,6 +21169,119 @@
 <file path=word/numbering.xml><?xml version="1.0" encoding="utf-8"?>
 <w:numbering xmlns:wpc="http://schemas.microsoft.com/office/word/2010/wordprocessingCanvas" xmlns:cx="http://schemas.microsoft.com/office/drawing/2014/chartex" xmlns:cx1="http://schemas.microsoft.com/office/drawing/2015/9/8/chartex" xmlns:cx2="http://schemas.microsoft.com/office/drawing/2015/10/21/chartex" xmlns:cx3="http://schemas.microsoft.com/office/drawing/2016/5/9/chartex" xmlns:cx4="http://schemas.microsoft.com/office/drawing/2016/5/10/chartex" xmlns:cx5="http://schemas.microsoft.com/office/drawing/2016/5/11/chartex" xmlns:cx6="http://schemas.microsoft.com/office/drawing/2016/5/12/chartex" xmlns:cx7="http://schemas.microsoft.com/office/drawing/2016/5/13/chartex" xmlns:cx8="http://schemas.microsoft.com/office/drawing/2016/5/14/chartex" xmlns:mc="http://schemas.openxmlformats.org/markup-compatibility/2006" xmlns:aink="http://schemas.microsoft.com/office/drawing/2016/ink" xmlns:am3d="http://schemas.microsoft.com/office/drawing/2017/model3d" xmlns:o="urn:schemas-microsoft-com:office:office" xmlns:oel="http://schemas.microsoft.com/office/2019/extlst" xmlns:r="http://schemas.openxmlformats.org/officeDocument/2006/relationships" xmlns:m="http://schemas.openxmlformats.org/officeDocument/2006/math" xmlns:v="urn:schemas-microsoft-com:vml" xmlns:wp14="http://schemas.microsoft.com/office/word/2010/wordprocessingDrawing" xmlns:wp="http://schemas.openxmlformats.org/drawingml/2006/wordprocessingDrawing" xmlns:w10="urn:schemas-microsoft-com:office:word" xmlns:w="http://schemas.openxmlformats.org/wordprocessingml/2006/main" xmlns:w14="http://schemas.microsoft.com/office/word/2010/wordml" xmlns:w15="http://schemas.microsoft.com/office/word/2012/wordml" xmlns:w16cex="http://schemas.microsoft.com/office/word/2018/wordml/cex" xmlns:w16cid="http://schemas.microsoft.com/office/word/2016/wordml/cid" xmlns:w16="http://schemas.microsoft.com/office/word/2018/wordml" xmlns:w16du="http://schemas.microsoft.com/office/word/2023/wordml/word16du" xmlns:w16sdtdh="http://schemas.microsoft.com/office/word/2020/wordml/sdtdatahash" xmlns:w16sdtfl="http://schemas.microsoft.com/office/word/2024/wordml/sdtformatlock" xmlns:w16se="http://schemas.microsoft.com/office/word/2015/wordml/symex" xmlns:wpg="http://schemas.microsoft.com/office/word/2010/wordprocessingGroup" xmlns:wpi="http://schemas.microsoft.com/office/word/2010/wordprocessingInk" xmlns:wne="http://schemas.microsoft.com/office/word/2006/wordml" xmlns:wps="http://schemas.microsoft.com/office/word/2010/wordprocessingShape" mc:Ignorable="w14 w15 w16se w16cid w16 w16cex w16sdtdh w16sdtfl w16du wp14">
   <w:abstractNum w:abstractNumId="0" w15:restartNumberingAfterBreak="0">
+    <w:nsid w:val="00B547E6"/>
+    <w:multiLevelType w:val="hybridMultilevel"/>
+    <w:tmpl w:val="AA98F32C"/>
+    <w:lvl w:ilvl="0" w:tplc="04090001">
+      <w:start w:val="1"/>
+      <w:numFmt w:val="bullet"/>
+      <w:lvlText w:val=""/>
+      <w:lvlJc w:val="left"/>
+      <w:pPr>
+        <w:ind w:left="1440" w:hanging="360"/>
+      </w:pPr>
+      <w:rPr>
+        <w:rFonts w:ascii="Symbol" w:hAnsi="Symbol" w:hint="default"/>
+      </w:rPr>
+    </w:lvl>
+    <w:lvl w:ilvl="1" w:tplc="04090003" w:tentative="1">
+      <w:start w:val="1"/>
+      <w:numFmt w:val="bullet"/>
+      <w:lvlText w:val="o"/>
+      <w:lvlJc w:val="left"/>
+      <w:pPr>
+        <w:ind w:left="2160" w:hanging="360"/>
+      </w:pPr>
+      <w:rPr>
+        <w:rFonts w:ascii="Courier New" w:hAnsi="Courier New" w:cs="Courier New" w:hint="default"/>
+      </w:rPr>
+    </w:lvl>
+    <w:lvl w:ilvl="2" w:tplc="04090005" w:tentative="1">
+      <w:start w:val="1"/>
+      <w:numFmt w:val="bullet"/>
+      <w:lvlText w:val=""/>
+      <w:lvlJc w:val="left"/>
+      <w:pPr>
+        <w:ind w:left="2880" w:hanging="360"/>
+      </w:pPr>
+      <w:rPr>
+        <w:rFonts w:ascii="Wingdings" w:hAnsi="Wingdings" w:hint="default"/>
+      </w:rPr>
+    </w:lvl>
+    <w:lvl w:ilvl="3" w:tplc="04090001" w:tentative="1">
+      <w:start w:val="1"/>
+      <w:numFmt w:val="bullet"/>
+      <w:lvlText w:val=""/>
+      <w:lvlJc w:val="left"/>
+      <w:pPr>
+        <w:ind w:left="3600" w:hanging="360"/>
+      </w:pPr>
+      <w:rPr>
+        <w:rFonts w:ascii="Symbol" w:hAnsi="Symbol" w:hint="default"/>
+      </w:rPr>
+    </w:lvl>
+    <w:lvl w:ilvl="4" w:tplc="04090003" w:tentative="1">
+      <w:start w:val="1"/>
+      <w:numFmt w:val="bullet"/>
+      <w:lvlText w:val="o"/>
+      <w:lvlJc w:val="left"/>
+      <w:pPr>
+        <w:ind w:left="4320" w:hanging="360"/>
+      </w:pPr>
+      <w:rPr>
+        <w:rFonts w:ascii="Courier New" w:hAnsi="Courier New" w:cs="Courier New" w:hint="default"/>
+      </w:rPr>
+    </w:lvl>
+    <w:lvl w:ilvl="5" w:tplc="04090005" w:tentative="1">
+      <w:start w:val="1"/>
+      <w:numFmt w:val="bullet"/>
+      <w:lvlText w:val=""/>
+      <w:lvlJc w:val="left"/>
+      <w:pPr>
+        <w:ind w:left="5040" w:hanging="360"/>
+      </w:pPr>
+      <w:rPr>
+        <w:rFonts w:ascii="Wingdings" w:hAnsi="Wingdings" w:hint="default"/>
+      </w:rPr>
+    </w:lvl>
+    <w:lvl w:ilvl="6" w:tplc="04090001" w:tentative="1">
+      <w:start w:val="1"/>
+      <w:numFmt w:val="bullet"/>
+      <w:lvlText w:val=""/>
+      <w:lvlJc w:val="left"/>
+      <w:pPr>
+        <w:ind w:left="5760" w:hanging="360"/>
+      </w:pPr>
+      <w:rPr>
+        <w:rFonts w:ascii="Symbol" w:hAnsi="Symbol" w:hint="default"/>
+      </w:rPr>
+    </w:lvl>
+    <w:lvl w:ilvl="7" w:tplc="04090003" w:tentative="1">
+      <w:start w:val="1"/>
+      <w:numFmt w:val="bullet"/>
+      <w:lvlText w:val="o"/>
+      <w:lvlJc w:val="left"/>
+      <w:pPr>
+        <w:ind w:left="6480" w:hanging="360"/>
+      </w:pPr>
+      <w:rPr>
+        <w:rFonts w:ascii="Courier New" w:hAnsi="Courier New" w:cs="Courier New" w:hint="default"/>
+      </w:rPr>
+    </w:lvl>
+    <w:lvl w:ilvl="8" w:tplc="04090005" w:tentative="1">
+      <w:start w:val="1"/>
+      <w:numFmt w:val="bullet"/>
+      <w:lvlText w:val=""/>
+      <w:lvlJc w:val="left"/>
+      <w:pPr>
+        <w:ind w:left="7200" w:hanging="360"/>
+      </w:pPr>
+      <w:rPr>
+        <w:rFonts w:ascii="Wingdings" w:hAnsi="Wingdings" w:hint="default"/>
+      </w:rPr>
+    </w:lvl>
+  </w:abstractNum>
+  <w:abstractNum w:abstractNumId="1" w15:restartNumberingAfterBreak="0">
     <w:nsid w:val="048F0AFE"/>
     <w:multiLevelType w:val="hybridMultilevel"/>
     <w:tmpl w:val="E66421C2"/>
@@ -15115,7 +21367,7 @@
       </w:pPr>
     </w:lvl>
   </w:abstractNum>
-  <w:abstractNum w:abstractNumId="1" w15:restartNumberingAfterBreak="0">
+  <w:abstractNum w:abstractNumId="2" w15:restartNumberingAfterBreak="0">
     <w:nsid w:val="08A2532F"/>
     <w:multiLevelType w:val="hybridMultilevel"/>
     <w:tmpl w:val="FBC0AD9E"/>
@@ -15227,7 +21479,7 @@
       </w:rPr>
     </w:lvl>
   </w:abstractNum>
-  <w:abstractNum w:abstractNumId="2" w15:restartNumberingAfterBreak="0">
+  <w:abstractNum w:abstractNumId="3" w15:restartNumberingAfterBreak="0">
     <w:nsid w:val="0D786CDC"/>
     <w:multiLevelType w:val="hybridMultilevel"/>
     <w:tmpl w:val="C4801F82"/>
@@ -15313,7 +21565,120 @@
       </w:pPr>
     </w:lvl>
   </w:abstractNum>
-  <w:abstractNum w:abstractNumId="3" w15:restartNumberingAfterBreak="0">
+  <w:abstractNum w:abstractNumId="4" w15:restartNumberingAfterBreak="0">
+    <w:nsid w:val="0E87076C"/>
+    <w:multiLevelType w:val="hybridMultilevel"/>
+    <w:tmpl w:val="47B0AAD4"/>
+    <w:lvl w:ilvl="0" w:tplc="04090003">
+      <w:start w:val="1"/>
+      <w:numFmt w:val="bullet"/>
+      <w:lvlText w:val="o"/>
+      <w:lvlJc w:val="left"/>
+      <w:pPr>
+        <w:ind w:left="1080" w:hanging="360"/>
+      </w:pPr>
+      <w:rPr>
+        <w:rFonts w:ascii="Courier New" w:hAnsi="Courier New" w:cs="Courier New" w:hint="default"/>
+      </w:rPr>
+    </w:lvl>
+    <w:lvl w:ilvl="1" w:tplc="04090003" w:tentative="1">
+      <w:start w:val="1"/>
+      <w:numFmt w:val="bullet"/>
+      <w:lvlText w:val="o"/>
+      <w:lvlJc w:val="left"/>
+      <w:pPr>
+        <w:ind w:left="1800" w:hanging="360"/>
+      </w:pPr>
+      <w:rPr>
+        <w:rFonts w:ascii="Courier New" w:hAnsi="Courier New" w:cs="Courier New" w:hint="default"/>
+      </w:rPr>
+    </w:lvl>
+    <w:lvl w:ilvl="2" w:tplc="04090005" w:tentative="1">
+      <w:start w:val="1"/>
+      <w:numFmt w:val="bullet"/>
+      <w:lvlText w:val=""/>
+      <w:lvlJc w:val="left"/>
+      <w:pPr>
+        <w:ind w:left="2520" w:hanging="360"/>
+      </w:pPr>
+      <w:rPr>
+        <w:rFonts w:ascii="Wingdings" w:hAnsi="Wingdings" w:hint="default"/>
+      </w:rPr>
+    </w:lvl>
+    <w:lvl w:ilvl="3" w:tplc="04090001" w:tentative="1">
+      <w:start w:val="1"/>
+      <w:numFmt w:val="bullet"/>
+      <w:lvlText w:val=""/>
+      <w:lvlJc w:val="left"/>
+      <w:pPr>
+        <w:ind w:left="3240" w:hanging="360"/>
+      </w:pPr>
+      <w:rPr>
+        <w:rFonts w:ascii="Symbol" w:hAnsi="Symbol" w:hint="default"/>
+      </w:rPr>
+    </w:lvl>
+    <w:lvl w:ilvl="4" w:tplc="04090003" w:tentative="1">
+      <w:start w:val="1"/>
+      <w:numFmt w:val="bullet"/>
+      <w:lvlText w:val="o"/>
+      <w:lvlJc w:val="left"/>
+      <w:pPr>
+        <w:ind w:left="3960" w:hanging="360"/>
+      </w:pPr>
+      <w:rPr>
+        <w:rFonts w:ascii="Courier New" w:hAnsi="Courier New" w:cs="Courier New" w:hint="default"/>
+      </w:rPr>
+    </w:lvl>
+    <w:lvl w:ilvl="5" w:tplc="04090005" w:tentative="1">
+      <w:start w:val="1"/>
+      <w:numFmt w:val="bullet"/>
+      <w:lvlText w:val=""/>
+      <w:lvlJc w:val="left"/>
+      <w:pPr>
+        <w:ind w:left="4680" w:hanging="360"/>
+      </w:pPr>
+      <w:rPr>
+        <w:rFonts w:ascii="Wingdings" w:hAnsi="Wingdings" w:hint="default"/>
+      </w:rPr>
+    </w:lvl>
+    <w:lvl w:ilvl="6" w:tplc="04090001" w:tentative="1">
+      <w:start w:val="1"/>
+      <w:numFmt w:val="bullet"/>
+      <w:lvlText w:val=""/>
+      <w:lvlJc w:val="left"/>
+      <w:pPr>
+        <w:ind w:left="5400" w:hanging="360"/>
+      </w:pPr>
+      <w:rPr>
+        <w:rFonts w:ascii="Symbol" w:hAnsi="Symbol" w:hint="default"/>
+      </w:rPr>
+    </w:lvl>
+    <w:lvl w:ilvl="7" w:tplc="04090003" w:tentative="1">
+      <w:start w:val="1"/>
+      <w:numFmt w:val="bullet"/>
+      <w:lvlText w:val="o"/>
+      <w:lvlJc w:val="left"/>
+      <w:pPr>
+        <w:ind w:left="6120" w:hanging="360"/>
+      </w:pPr>
+      <w:rPr>
+        <w:rFonts w:ascii="Courier New" w:hAnsi="Courier New" w:cs="Courier New" w:hint="default"/>
+      </w:rPr>
+    </w:lvl>
+    <w:lvl w:ilvl="8" w:tplc="04090005" w:tentative="1">
+      <w:start w:val="1"/>
+      <w:numFmt w:val="bullet"/>
+      <w:lvlText w:val=""/>
+      <w:lvlJc w:val="left"/>
+      <w:pPr>
+        <w:ind w:left="6840" w:hanging="360"/>
+      </w:pPr>
+      <w:rPr>
+        <w:rFonts w:ascii="Wingdings" w:hAnsi="Wingdings" w:hint="default"/>
+      </w:rPr>
+    </w:lvl>
+  </w:abstractNum>
+  <w:abstractNum w:abstractNumId="5" w15:restartNumberingAfterBreak="0">
     <w:nsid w:val="0EB441F6"/>
     <w:multiLevelType w:val="hybridMultilevel"/>
     <w:tmpl w:val="8C62F772"/>
@@ -15425,7 +21790,233 @@
       </w:rPr>
     </w:lvl>
   </w:abstractNum>
-  <w:abstractNum w:abstractNumId="4" w15:restartNumberingAfterBreak="0">
+  <w:abstractNum w:abstractNumId="6" w15:restartNumberingAfterBreak="0">
+    <w:nsid w:val="11E40472"/>
+    <w:multiLevelType w:val="hybridMultilevel"/>
+    <w:tmpl w:val="916413BC"/>
+    <w:lvl w:ilvl="0" w:tplc="04090003">
+      <w:start w:val="1"/>
+      <w:numFmt w:val="bullet"/>
+      <w:lvlText w:val="o"/>
+      <w:lvlJc w:val="left"/>
+      <w:pPr>
+        <w:ind w:left="1080" w:hanging="360"/>
+      </w:pPr>
+      <w:rPr>
+        <w:rFonts w:ascii="Courier New" w:hAnsi="Courier New" w:cs="Courier New" w:hint="default"/>
+      </w:rPr>
+    </w:lvl>
+    <w:lvl w:ilvl="1" w:tplc="04090003" w:tentative="1">
+      <w:start w:val="1"/>
+      <w:numFmt w:val="bullet"/>
+      <w:lvlText w:val="o"/>
+      <w:lvlJc w:val="left"/>
+      <w:pPr>
+        <w:ind w:left="1800" w:hanging="360"/>
+      </w:pPr>
+      <w:rPr>
+        <w:rFonts w:ascii="Courier New" w:hAnsi="Courier New" w:cs="Courier New" w:hint="default"/>
+      </w:rPr>
+    </w:lvl>
+    <w:lvl w:ilvl="2" w:tplc="04090005" w:tentative="1">
+      <w:start w:val="1"/>
+      <w:numFmt w:val="bullet"/>
+      <w:lvlText w:val=""/>
+      <w:lvlJc w:val="left"/>
+      <w:pPr>
+        <w:ind w:left="2520" w:hanging="360"/>
+      </w:pPr>
+      <w:rPr>
+        <w:rFonts w:ascii="Wingdings" w:hAnsi="Wingdings" w:hint="default"/>
+      </w:rPr>
+    </w:lvl>
+    <w:lvl w:ilvl="3" w:tplc="04090001" w:tentative="1">
+      <w:start w:val="1"/>
+      <w:numFmt w:val="bullet"/>
+      <w:lvlText w:val=""/>
+      <w:lvlJc w:val="left"/>
+      <w:pPr>
+        <w:ind w:left="3240" w:hanging="360"/>
+      </w:pPr>
+      <w:rPr>
+        <w:rFonts w:ascii="Symbol" w:hAnsi="Symbol" w:hint="default"/>
+      </w:rPr>
+    </w:lvl>
+    <w:lvl w:ilvl="4" w:tplc="04090003" w:tentative="1">
+      <w:start w:val="1"/>
+      <w:numFmt w:val="bullet"/>
+      <w:lvlText w:val="o"/>
+      <w:lvlJc w:val="left"/>
+      <w:pPr>
+        <w:ind w:left="3960" w:hanging="360"/>
+      </w:pPr>
+      <w:rPr>
+        <w:rFonts w:ascii="Courier New" w:hAnsi="Courier New" w:cs="Courier New" w:hint="default"/>
+      </w:rPr>
+    </w:lvl>
+    <w:lvl w:ilvl="5" w:tplc="04090005" w:tentative="1">
+      <w:start w:val="1"/>
+      <w:numFmt w:val="bullet"/>
+      <w:lvlText w:val=""/>
+      <w:lvlJc w:val="left"/>
+      <w:pPr>
+        <w:ind w:left="4680" w:hanging="360"/>
+      </w:pPr>
+      <w:rPr>
+        <w:rFonts w:ascii="Wingdings" w:hAnsi="Wingdings" w:hint="default"/>
+      </w:rPr>
+    </w:lvl>
+    <w:lvl w:ilvl="6" w:tplc="04090001" w:tentative="1">
+      <w:start w:val="1"/>
+      <w:numFmt w:val="bullet"/>
+      <w:lvlText w:val=""/>
+      <w:lvlJc w:val="left"/>
+      <w:pPr>
+        <w:ind w:left="5400" w:hanging="360"/>
+      </w:pPr>
+      <w:rPr>
+        <w:rFonts w:ascii="Symbol" w:hAnsi="Symbol" w:hint="default"/>
+      </w:rPr>
+    </w:lvl>
+    <w:lvl w:ilvl="7" w:tplc="04090003" w:tentative="1">
+      <w:start w:val="1"/>
+      <w:numFmt w:val="bullet"/>
+      <w:lvlText w:val="o"/>
+      <w:lvlJc w:val="left"/>
+      <w:pPr>
+        <w:ind w:left="6120" w:hanging="360"/>
+      </w:pPr>
+      <w:rPr>
+        <w:rFonts w:ascii="Courier New" w:hAnsi="Courier New" w:cs="Courier New" w:hint="default"/>
+      </w:rPr>
+    </w:lvl>
+    <w:lvl w:ilvl="8" w:tplc="04090005" w:tentative="1">
+      <w:start w:val="1"/>
+      <w:numFmt w:val="bullet"/>
+      <w:lvlText w:val=""/>
+      <w:lvlJc w:val="left"/>
+      <w:pPr>
+        <w:ind w:left="6840" w:hanging="360"/>
+      </w:pPr>
+      <w:rPr>
+        <w:rFonts w:ascii="Wingdings" w:hAnsi="Wingdings" w:hint="default"/>
+      </w:rPr>
+    </w:lvl>
+  </w:abstractNum>
+  <w:abstractNum w:abstractNumId="7" w15:restartNumberingAfterBreak="0">
+    <w:nsid w:val="121321D0"/>
+    <w:multiLevelType w:val="hybridMultilevel"/>
+    <w:tmpl w:val="B7FCB814"/>
+    <w:lvl w:ilvl="0" w:tplc="04090003">
+      <w:start w:val="1"/>
+      <w:numFmt w:val="bullet"/>
+      <w:lvlText w:val="o"/>
+      <w:lvlJc w:val="left"/>
+      <w:pPr>
+        <w:ind w:left="1080" w:hanging="360"/>
+      </w:pPr>
+      <w:rPr>
+        <w:rFonts w:ascii="Courier New" w:hAnsi="Courier New" w:cs="Courier New" w:hint="default"/>
+      </w:rPr>
+    </w:lvl>
+    <w:lvl w:ilvl="1" w:tplc="04090003" w:tentative="1">
+      <w:start w:val="1"/>
+      <w:numFmt w:val="bullet"/>
+      <w:lvlText w:val="o"/>
+      <w:lvlJc w:val="left"/>
+      <w:pPr>
+        <w:ind w:left="1800" w:hanging="360"/>
+      </w:pPr>
+      <w:rPr>
+        <w:rFonts w:ascii="Courier New" w:hAnsi="Courier New" w:cs="Courier New" w:hint="default"/>
+      </w:rPr>
+    </w:lvl>
+    <w:lvl w:ilvl="2" w:tplc="04090005" w:tentative="1">
+      <w:start w:val="1"/>
+      <w:numFmt w:val="bullet"/>
+      <w:lvlText w:val=""/>
+      <w:lvlJc w:val="left"/>
+      <w:pPr>
+        <w:ind w:left="2520" w:hanging="360"/>
+      </w:pPr>
+      <w:rPr>
+        <w:rFonts w:ascii="Wingdings" w:hAnsi="Wingdings" w:hint="default"/>
+      </w:rPr>
+    </w:lvl>
+    <w:lvl w:ilvl="3" w:tplc="04090001" w:tentative="1">
+      <w:start w:val="1"/>
+      <w:numFmt w:val="bullet"/>
+      <w:lvlText w:val=""/>
+      <w:lvlJc w:val="left"/>
+      <w:pPr>
+        <w:ind w:left="3240" w:hanging="360"/>
+      </w:pPr>
+      <w:rPr>
+        <w:rFonts w:ascii="Symbol" w:hAnsi="Symbol" w:hint="default"/>
+      </w:rPr>
+    </w:lvl>
+    <w:lvl w:ilvl="4" w:tplc="04090003" w:tentative="1">
+      <w:start w:val="1"/>
+      <w:numFmt w:val="bullet"/>
+      <w:lvlText w:val="o"/>
+      <w:lvlJc w:val="left"/>
+      <w:pPr>
+        <w:ind w:left="3960" w:hanging="360"/>
+      </w:pPr>
+      <w:rPr>
+        <w:rFonts w:ascii="Courier New" w:hAnsi="Courier New" w:cs="Courier New" w:hint="default"/>
+      </w:rPr>
+    </w:lvl>
+    <w:lvl w:ilvl="5" w:tplc="04090005" w:tentative="1">
+      <w:start w:val="1"/>
+      <w:numFmt w:val="bullet"/>
+      <w:lvlText w:val=""/>
+      <w:lvlJc w:val="left"/>
+      <w:pPr>
+        <w:ind w:left="4680" w:hanging="360"/>
+      </w:pPr>
+      <w:rPr>
+        <w:rFonts w:ascii="Wingdings" w:hAnsi="Wingdings" w:hint="default"/>
+      </w:rPr>
+    </w:lvl>
+    <w:lvl w:ilvl="6" w:tplc="04090001" w:tentative="1">
+      <w:start w:val="1"/>
+      <w:numFmt w:val="bullet"/>
+      <w:lvlText w:val=""/>
+      <w:lvlJc w:val="left"/>
+      <w:pPr>
+        <w:ind w:left="5400" w:hanging="360"/>
+      </w:pPr>
+      <w:rPr>
+        <w:rFonts w:ascii="Symbol" w:hAnsi="Symbol" w:hint="default"/>
+      </w:rPr>
+    </w:lvl>
+    <w:lvl w:ilvl="7" w:tplc="04090003" w:tentative="1">
+      <w:start w:val="1"/>
+      <w:numFmt w:val="bullet"/>
+      <w:lvlText w:val="o"/>
+      <w:lvlJc w:val="left"/>
+      <w:pPr>
+        <w:ind w:left="6120" w:hanging="360"/>
+      </w:pPr>
+      <w:rPr>
+        <w:rFonts w:ascii="Courier New" w:hAnsi="Courier New" w:cs="Courier New" w:hint="default"/>
+      </w:rPr>
+    </w:lvl>
+    <w:lvl w:ilvl="8" w:tplc="04090005" w:tentative="1">
+      <w:start w:val="1"/>
+      <w:numFmt w:val="bullet"/>
+      <w:lvlText w:val=""/>
+      <w:lvlJc w:val="left"/>
+      <w:pPr>
+        <w:ind w:left="6840" w:hanging="360"/>
+      </w:pPr>
+      <w:rPr>
+        <w:rFonts w:ascii="Wingdings" w:hAnsi="Wingdings" w:hint="default"/>
+      </w:rPr>
+    </w:lvl>
+  </w:abstractNum>
+  <w:abstractNum w:abstractNumId="8" w15:restartNumberingAfterBreak="0">
     <w:nsid w:val="13BF310E"/>
     <w:multiLevelType w:val="hybridMultilevel"/>
     <w:tmpl w:val="1FD0BB38"/>
@@ -15537,7 +22128,7 @@
       </w:rPr>
     </w:lvl>
   </w:abstractNum>
-  <w:abstractNum w:abstractNumId="5" w15:restartNumberingAfterBreak="0">
+  <w:abstractNum w:abstractNumId="9" w15:restartNumberingAfterBreak="0">
     <w:nsid w:val="155814F1"/>
     <w:multiLevelType w:val="hybridMultilevel"/>
     <w:tmpl w:val="1C3ECD0C"/>
@@ -15649,7 +22240,7 @@
       </w:rPr>
     </w:lvl>
   </w:abstractNum>
-  <w:abstractNum w:abstractNumId="6" w15:restartNumberingAfterBreak="0">
+  <w:abstractNum w:abstractNumId="10" w15:restartNumberingAfterBreak="0">
     <w:nsid w:val="18162E66"/>
     <w:multiLevelType w:val="hybridMultilevel"/>
     <w:tmpl w:val="78A6D96A"/>
@@ -15762,7 +22353,459 @@
       </w:rPr>
     </w:lvl>
   </w:abstractNum>
-  <w:abstractNum w:abstractNumId="7" w15:restartNumberingAfterBreak="0">
+  <w:abstractNum w:abstractNumId="11" w15:restartNumberingAfterBreak="0">
+    <w:nsid w:val="1CD00C06"/>
+    <w:multiLevelType w:val="hybridMultilevel"/>
+    <w:tmpl w:val="1272E412"/>
+    <w:lvl w:ilvl="0" w:tplc="04090001">
+      <w:start w:val="1"/>
+      <w:numFmt w:val="bullet"/>
+      <w:lvlText w:val=""/>
+      <w:lvlJc w:val="left"/>
+      <w:pPr>
+        <w:ind w:left="1080" w:hanging="360"/>
+      </w:pPr>
+      <w:rPr>
+        <w:rFonts w:ascii="Symbol" w:hAnsi="Symbol" w:hint="default"/>
+      </w:rPr>
+    </w:lvl>
+    <w:lvl w:ilvl="1" w:tplc="FFFFFFFF" w:tentative="1">
+      <w:start w:val="1"/>
+      <w:numFmt w:val="bullet"/>
+      <w:lvlText w:val="o"/>
+      <w:lvlJc w:val="left"/>
+      <w:pPr>
+        <w:ind w:left="1800" w:hanging="360"/>
+      </w:pPr>
+      <w:rPr>
+        <w:rFonts w:ascii="Courier New" w:hAnsi="Courier New" w:cs="Courier New" w:hint="default"/>
+      </w:rPr>
+    </w:lvl>
+    <w:lvl w:ilvl="2" w:tplc="FFFFFFFF" w:tentative="1">
+      <w:start w:val="1"/>
+      <w:numFmt w:val="bullet"/>
+      <w:lvlText w:val=""/>
+      <w:lvlJc w:val="left"/>
+      <w:pPr>
+        <w:ind w:left="2520" w:hanging="360"/>
+      </w:pPr>
+      <w:rPr>
+        <w:rFonts w:ascii="Wingdings" w:hAnsi="Wingdings" w:hint="default"/>
+      </w:rPr>
+    </w:lvl>
+    <w:lvl w:ilvl="3" w:tplc="FFFFFFFF" w:tentative="1">
+      <w:start w:val="1"/>
+      <w:numFmt w:val="bullet"/>
+      <w:lvlText w:val=""/>
+      <w:lvlJc w:val="left"/>
+      <w:pPr>
+        <w:ind w:left="3240" w:hanging="360"/>
+      </w:pPr>
+      <w:rPr>
+        <w:rFonts w:ascii="Symbol" w:hAnsi="Symbol" w:hint="default"/>
+      </w:rPr>
+    </w:lvl>
+    <w:lvl w:ilvl="4" w:tplc="FFFFFFFF" w:tentative="1">
+      <w:start w:val="1"/>
+      <w:numFmt w:val="bullet"/>
+      <w:lvlText w:val="o"/>
+      <w:lvlJc w:val="left"/>
+      <w:pPr>
+        <w:ind w:left="3960" w:hanging="360"/>
+      </w:pPr>
+      <w:rPr>
+        <w:rFonts w:ascii="Courier New" w:hAnsi="Courier New" w:cs="Courier New" w:hint="default"/>
+      </w:rPr>
+    </w:lvl>
+    <w:lvl w:ilvl="5" w:tplc="FFFFFFFF" w:tentative="1">
+      <w:start w:val="1"/>
+      <w:numFmt w:val="bullet"/>
+      <w:lvlText w:val=""/>
+      <w:lvlJc w:val="left"/>
+      <w:pPr>
+        <w:ind w:left="4680" w:hanging="360"/>
+      </w:pPr>
+      <w:rPr>
+        <w:rFonts w:ascii="Wingdings" w:hAnsi="Wingdings" w:hint="default"/>
+      </w:rPr>
+    </w:lvl>
+    <w:lvl w:ilvl="6" w:tplc="FFFFFFFF" w:tentative="1">
+      <w:start w:val="1"/>
+      <w:numFmt w:val="bullet"/>
+      <w:lvlText w:val=""/>
+      <w:lvlJc w:val="left"/>
+      <w:pPr>
+        <w:ind w:left="5400" w:hanging="360"/>
+      </w:pPr>
+      <w:rPr>
+        <w:rFonts w:ascii="Symbol" w:hAnsi="Symbol" w:hint="default"/>
+      </w:rPr>
+    </w:lvl>
+    <w:lvl w:ilvl="7" w:tplc="FFFFFFFF" w:tentative="1">
+      <w:start w:val="1"/>
+      <w:numFmt w:val="bullet"/>
+      <w:lvlText w:val="o"/>
+      <w:lvlJc w:val="left"/>
+      <w:pPr>
+        <w:ind w:left="6120" w:hanging="360"/>
+      </w:pPr>
+      <w:rPr>
+        <w:rFonts w:ascii="Courier New" w:hAnsi="Courier New" w:cs="Courier New" w:hint="default"/>
+      </w:rPr>
+    </w:lvl>
+    <w:lvl w:ilvl="8" w:tplc="FFFFFFFF" w:tentative="1">
+      <w:start w:val="1"/>
+      <w:numFmt w:val="bullet"/>
+      <w:lvlText w:val=""/>
+      <w:lvlJc w:val="left"/>
+      <w:pPr>
+        <w:ind w:left="6840" w:hanging="360"/>
+      </w:pPr>
+      <w:rPr>
+        <w:rFonts w:ascii="Wingdings" w:hAnsi="Wingdings" w:hint="default"/>
+      </w:rPr>
+    </w:lvl>
+  </w:abstractNum>
+  <w:abstractNum w:abstractNumId="12" w15:restartNumberingAfterBreak="0">
+    <w:nsid w:val="22600409"/>
+    <w:multiLevelType w:val="hybridMultilevel"/>
+    <w:tmpl w:val="D97E413A"/>
+    <w:lvl w:ilvl="0" w:tplc="04090001">
+      <w:start w:val="1"/>
+      <w:numFmt w:val="bullet"/>
+      <w:lvlText w:val=""/>
+      <w:lvlJc w:val="left"/>
+      <w:pPr>
+        <w:ind w:left="1080" w:hanging="360"/>
+      </w:pPr>
+      <w:rPr>
+        <w:rFonts w:ascii="Symbol" w:hAnsi="Symbol" w:hint="default"/>
+      </w:rPr>
+    </w:lvl>
+    <w:lvl w:ilvl="1" w:tplc="04090003" w:tentative="1">
+      <w:start w:val="1"/>
+      <w:numFmt w:val="bullet"/>
+      <w:lvlText w:val="o"/>
+      <w:lvlJc w:val="left"/>
+      <w:pPr>
+        <w:ind w:left="1800" w:hanging="360"/>
+      </w:pPr>
+      <w:rPr>
+        <w:rFonts w:ascii="Courier New" w:hAnsi="Courier New" w:cs="Courier New" w:hint="default"/>
+      </w:rPr>
+    </w:lvl>
+    <w:lvl w:ilvl="2" w:tplc="04090005" w:tentative="1">
+      <w:start w:val="1"/>
+      <w:numFmt w:val="bullet"/>
+      <w:lvlText w:val=""/>
+      <w:lvlJc w:val="left"/>
+      <w:pPr>
+        <w:ind w:left="2520" w:hanging="360"/>
+      </w:pPr>
+      <w:rPr>
+        <w:rFonts w:ascii="Wingdings" w:hAnsi="Wingdings" w:hint="default"/>
+      </w:rPr>
+    </w:lvl>
+    <w:lvl w:ilvl="3" w:tplc="04090001" w:tentative="1">
+      <w:start w:val="1"/>
+      <w:numFmt w:val="bullet"/>
+      <w:lvlText w:val=""/>
+      <w:lvlJc w:val="left"/>
+      <w:pPr>
+        <w:ind w:left="3240" w:hanging="360"/>
+      </w:pPr>
+      <w:rPr>
+        <w:rFonts w:ascii="Symbol" w:hAnsi="Symbol" w:hint="default"/>
+      </w:rPr>
+    </w:lvl>
+    <w:lvl w:ilvl="4" w:tplc="04090003" w:tentative="1">
+      <w:start w:val="1"/>
+      <w:numFmt w:val="bullet"/>
+      <w:lvlText w:val="o"/>
+      <w:lvlJc w:val="left"/>
+      <w:pPr>
+        <w:ind w:left="3960" w:hanging="360"/>
+      </w:pPr>
+      <w:rPr>
+        <w:rFonts w:ascii="Courier New" w:hAnsi="Courier New" w:cs="Courier New" w:hint="default"/>
+      </w:rPr>
+    </w:lvl>
+    <w:lvl w:ilvl="5" w:tplc="04090005" w:tentative="1">
+      <w:start w:val="1"/>
+      <w:numFmt w:val="bullet"/>
+      <w:lvlText w:val=""/>
+      <w:lvlJc w:val="left"/>
+      <w:pPr>
+        <w:ind w:left="4680" w:hanging="360"/>
+      </w:pPr>
+      <w:rPr>
+        <w:rFonts w:ascii="Wingdings" w:hAnsi="Wingdings" w:hint="default"/>
+      </w:rPr>
+    </w:lvl>
+    <w:lvl w:ilvl="6" w:tplc="04090001" w:tentative="1">
+      <w:start w:val="1"/>
+      <w:numFmt w:val="bullet"/>
+      <w:lvlText w:val=""/>
+      <w:lvlJc w:val="left"/>
+      <w:pPr>
+        <w:ind w:left="5400" w:hanging="360"/>
+      </w:pPr>
+      <w:rPr>
+        <w:rFonts w:ascii="Symbol" w:hAnsi="Symbol" w:hint="default"/>
+      </w:rPr>
+    </w:lvl>
+    <w:lvl w:ilvl="7" w:tplc="04090003" w:tentative="1">
+      <w:start w:val="1"/>
+      <w:numFmt w:val="bullet"/>
+      <w:lvlText w:val="o"/>
+      <w:lvlJc w:val="left"/>
+      <w:pPr>
+        <w:ind w:left="6120" w:hanging="360"/>
+      </w:pPr>
+      <w:rPr>
+        <w:rFonts w:ascii="Courier New" w:hAnsi="Courier New" w:cs="Courier New" w:hint="default"/>
+      </w:rPr>
+    </w:lvl>
+    <w:lvl w:ilvl="8" w:tplc="04090005" w:tentative="1">
+      <w:start w:val="1"/>
+      <w:numFmt w:val="bullet"/>
+      <w:lvlText w:val=""/>
+      <w:lvlJc w:val="left"/>
+      <w:pPr>
+        <w:ind w:left="6840" w:hanging="360"/>
+      </w:pPr>
+      <w:rPr>
+        <w:rFonts w:ascii="Wingdings" w:hAnsi="Wingdings" w:hint="default"/>
+      </w:rPr>
+    </w:lvl>
+  </w:abstractNum>
+  <w:abstractNum w:abstractNumId="13" w15:restartNumberingAfterBreak="0">
+    <w:nsid w:val="22B527E2"/>
+    <w:multiLevelType w:val="hybridMultilevel"/>
+    <w:tmpl w:val="AA900188"/>
+    <w:lvl w:ilvl="0" w:tplc="04090001">
+      <w:start w:val="1"/>
+      <w:numFmt w:val="bullet"/>
+      <w:lvlText w:val=""/>
+      <w:lvlJc w:val="left"/>
+      <w:pPr>
+        <w:ind w:left="720" w:hanging="360"/>
+      </w:pPr>
+      <w:rPr>
+        <w:rFonts w:ascii="Symbol" w:hAnsi="Symbol" w:hint="default"/>
+      </w:rPr>
+    </w:lvl>
+    <w:lvl w:ilvl="1" w:tplc="FFFFFFFF" w:tentative="1">
+      <w:start w:val="1"/>
+      <w:numFmt w:val="bullet"/>
+      <w:lvlText w:val="o"/>
+      <w:lvlJc w:val="left"/>
+      <w:pPr>
+        <w:ind w:left="1440" w:hanging="360"/>
+      </w:pPr>
+      <w:rPr>
+        <w:rFonts w:ascii="Courier New" w:hAnsi="Courier New" w:cs="Courier New" w:hint="default"/>
+      </w:rPr>
+    </w:lvl>
+    <w:lvl w:ilvl="2" w:tplc="FFFFFFFF" w:tentative="1">
+      <w:start w:val="1"/>
+      <w:numFmt w:val="bullet"/>
+      <w:lvlText w:val=""/>
+      <w:lvlJc w:val="left"/>
+      <w:pPr>
+        <w:ind w:left="2160" w:hanging="360"/>
+      </w:pPr>
+      <w:rPr>
+        <w:rFonts w:ascii="Wingdings" w:hAnsi="Wingdings" w:hint="default"/>
+      </w:rPr>
+    </w:lvl>
+    <w:lvl w:ilvl="3" w:tplc="FFFFFFFF" w:tentative="1">
+      <w:start w:val="1"/>
+      <w:numFmt w:val="bullet"/>
+      <w:lvlText w:val=""/>
+      <w:lvlJc w:val="left"/>
+      <w:pPr>
+        <w:ind w:left="2880" w:hanging="360"/>
+      </w:pPr>
+      <w:rPr>
+        <w:rFonts w:ascii="Symbol" w:hAnsi="Symbol" w:hint="default"/>
+      </w:rPr>
+    </w:lvl>
+    <w:lvl w:ilvl="4" w:tplc="FFFFFFFF" w:tentative="1">
+      <w:start w:val="1"/>
+      <w:numFmt w:val="bullet"/>
+      <w:lvlText w:val="o"/>
+      <w:lvlJc w:val="left"/>
+      <w:pPr>
+        <w:ind w:left="3600" w:hanging="360"/>
+      </w:pPr>
+      <w:rPr>
+        <w:rFonts w:ascii="Courier New" w:hAnsi="Courier New" w:cs="Courier New" w:hint="default"/>
+      </w:rPr>
+    </w:lvl>
+    <w:lvl w:ilvl="5" w:tplc="FFFFFFFF" w:tentative="1">
+      <w:start w:val="1"/>
+      <w:numFmt w:val="bullet"/>
+      <w:lvlText w:val=""/>
+      <w:lvlJc w:val="left"/>
+      <w:pPr>
+        <w:ind w:left="4320" w:hanging="360"/>
+      </w:pPr>
+      <w:rPr>
+        <w:rFonts w:ascii="Wingdings" w:hAnsi="Wingdings" w:hint="default"/>
+      </w:rPr>
+    </w:lvl>
+    <w:lvl w:ilvl="6" w:tplc="FFFFFFFF" w:tentative="1">
+      <w:start w:val="1"/>
+      <w:numFmt w:val="bullet"/>
+      <w:lvlText w:val=""/>
+      <w:lvlJc w:val="left"/>
+      <w:pPr>
+        <w:ind w:left="5040" w:hanging="360"/>
+      </w:pPr>
+      <w:rPr>
+        <w:rFonts w:ascii="Symbol" w:hAnsi="Symbol" w:hint="default"/>
+      </w:rPr>
+    </w:lvl>
+    <w:lvl w:ilvl="7" w:tplc="FFFFFFFF" w:tentative="1">
+      <w:start w:val="1"/>
+      <w:numFmt w:val="bullet"/>
+      <w:lvlText w:val="o"/>
+      <w:lvlJc w:val="left"/>
+      <w:pPr>
+        <w:ind w:left="5760" w:hanging="360"/>
+      </w:pPr>
+      <w:rPr>
+        <w:rFonts w:ascii="Courier New" w:hAnsi="Courier New" w:cs="Courier New" w:hint="default"/>
+      </w:rPr>
+    </w:lvl>
+    <w:lvl w:ilvl="8" w:tplc="FFFFFFFF" w:tentative="1">
+      <w:start w:val="1"/>
+      <w:numFmt w:val="bullet"/>
+      <w:lvlText w:val=""/>
+      <w:lvlJc w:val="left"/>
+      <w:pPr>
+        <w:ind w:left="6480" w:hanging="360"/>
+      </w:pPr>
+      <w:rPr>
+        <w:rFonts w:ascii="Wingdings" w:hAnsi="Wingdings" w:hint="default"/>
+      </w:rPr>
+    </w:lvl>
+  </w:abstractNum>
+  <w:abstractNum w:abstractNumId="14" w15:restartNumberingAfterBreak="0">
+    <w:nsid w:val="24551CC8"/>
+    <w:multiLevelType w:val="hybridMultilevel"/>
+    <w:tmpl w:val="2DDEF534"/>
+    <w:lvl w:ilvl="0" w:tplc="0409000D">
+      <w:start w:val="1"/>
+      <w:numFmt w:val="bullet"/>
+      <w:lvlText w:val=""/>
+      <w:lvlJc w:val="left"/>
+      <w:pPr>
+        <w:ind w:left="720" w:hanging="360"/>
+      </w:pPr>
+      <w:rPr>
+        <w:rFonts w:ascii="Wingdings" w:hAnsi="Wingdings" w:hint="default"/>
+      </w:rPr>
+    </w:lvl>
+    <w:lvl w:ilvl="1" w:tplc="04090003" w:tentative="1">
+      <w:start w:val="1"/>
+      <w:numFmt w:val="bullet"/>
+      <w:lvlText w:val="o"/>
+      <w:lvlJc w:val="left"/>
+      <w:pPr>
+        <w:ind w:left="1440" w:hanging="360"/>
+      </w:pPr>
+      <w:rPr>
+        <w:rFonts w:ascii="Courier New" w:hAnsi="Courier New" w:cs="Courier New" w:hint="default"/>
+      </w:rPr>
+    </w:lvl>
+    <w:lvl w:ilvl="2" w:tplc="04090005" w:tentative="1">
+      <w:start w:val="1"/>
+      <w:numFmt w:val="bullet"/>
+      <w:lvlText w:val=""/>
+      <w:lvlJc w:val="left"/>
+      <w:pPr>
+        <w:ind w:left="2160" w:hanging="360"/>
+      </w:pPr>
+      <w:rPr>
+        <w:rFonts w:ascii="Wingdings" w:hAnsi="Wingdings" w:hint="default"/>
+      </w:rPr>
+    </w:lvl>
+    <w:lvl w:ilvl="3" w:tplc="04090001" w:tentative="1">
+      <w:start w:val="1"/>
+      <w:numFmt w:val="bullet"/>
+      <w:lvlText w:val=""/>
+      <w:lvlJc w:val="left"/>
+      <w:pPr>
+        <w:ind w:left="2880" w:hanging="360"/>
+      </w:pPr>
+      <w:rPr>
+        <w:rFonts w:ascii="Symbol" w:hAnsi="Symbol" w:hint="default"/>
+      </w:rPr>
+    </w:lvl>
+    <w:lvl w:ilvl="4" w:tplc="04090003" w:tentative="1">
+      <w:start w:val="1"/>
+      <w:numFmt w:val="bullet"/>
+      <w:lvlText w:val="o"/>
+      <w:lvlJc w:val="left"/>
+      <w:pPr>
+        <w:ind w:left="3600" w:hanging="360"/>
+      </w:pPr>
+      <w:rPr>
+        <w:rFonts w:ascii="Courier New" w:hAnsi="Courier New" w:cs="Courier New" w:hint="default"/>
+      </w:rPr>
+    </w:lvl>
+    <w:lvl w:ilvl="5" w:tplc="04090005" w:tentative="1">
+      <w:start w:val="1"/>
+      <w:numFmt w:val="bullet"/>
+      <w:lvlText w:val=""/>
+      <w:lvlJc w:val="left"/>
+      <w:pPr>
+        <w:ind w:left="4320" w:hanging="360"/>
+      </w:pPr>
+      <w:rPr>
+        <w:rFonts w:ascii="Wingdings" w:hAnsi="Wingdings" w:hint="default"/>
+      </w:rPr>
+    </w:lvl>
+    <w:lvl w:ilvl="6" w:tplc="04090001" w:tentative="1">
+      <w:start w:val="1"/>
+      <w:numFmt w:val="bullet"/>
+      <w:lvlText w:val=""/>
+      <w:lvlJc w:val="left"/>
+      <w:pPr>
+        <w:ind w:left="5040" w:hanging="360"/>
+      </w:pPr>
+      <w:rPr>
+        <w:rFonts w:ascii="Symbol" w:hAnsi="Symbol" w:hint="default"/>
+      </w:rPr>
+    </w:lvl>
+    <w:lvl w:ilvl="7" w:tplc="04090003" w:tentative="1">
+      <w:start w:val="1"/>
+      <w:numFmt w:val="bullet"/>
+      <w:lvlText w:val="o"/>
+      <w:lvlJc w:val="left"/>
+      <w:pPr>
+        <w:ind w:left="5760" w:hanging="360"/>
+      </w:pPr>
+      <w:rPr>
+        <w:rFonts w:ascii="Courier New" w:hAnsi="Courier New" w:cs="Courier New" w:hint="default"/>
+      </w:rPr>
+    </w:lvl>
+    <w:lvl w:ilvl="8" w:tplc="04090005" w:tentative="1">
+      <w:start w:val="1"/>
+      <w:numFmt w:val="bullet"/>
+      <w:lvlText w:val=""/>
+      <w:lvlJc w:val="left"/>
+      <w:pPr>
+        <w:ind w:left="6480" w:hanging="360"/>
+      </w:pPr>
+      <w:rPr>
+        <w:rFonts w:ascii="Wingdings" w:hAnsi="Wingdings" w:hint="default"/>
+      </w:rPr>
+    </w:lvl>
+  </w:abstractNum>
+  <w:abstractNum w:abstractNumId="15" w15:restartNumberingAfterBreak="0">
     <w:nsid w:val="279B0EEE"/>
     <w:multiLevelType w:val="hybridMultilevel"/>
     <w:tmpl w:val="01904BBC"/>
@@ -15874,7 +22917,346 @@
       </w:rPr>
     </w:lvl>
   </w:abstractNum>
-  <w:abstractNum w:abstractNumId="8" w15:restartNumberingAfterBreak="0">
+  <w:abstractNum w:abstractNumId="16" w15:restartNumberingAfterBreak="0">
+    <w:nsid w:val="28D943B6"/>
+    <w:multiLevelType w:val="hybridMultilevel"/>
+    <w:tmpl w:val="AA7038DC"/>
+    <w:lvl w:ilvl="0" w:tplc="0409000D">
+      <w:start w:val="1"/>
+      <w:numFmt w:val="bullet"/>
+      <w:lvlText w:val=""/>
+      <w:lvlJc w:val="left"/>
+      <w:pPr>
+        <w:ind w:left="720" w:hanging="360"/>
+      </w:pPr>
+      <w:rPr>
+        <w:rFonts w:ascii="Wingdings" w:hAnsi="Wingdings" w:hint="default"/>
+      </w:rPr>
+    </w:lvl>
+    <w:lvl w:ilvl="1" w:tplc="04090003" w:tentative="1">
+      <w:start w:val="1"/>
+      <w:numFmt w:val="bullet"/>
+      <w:lvlText w:val="o"/>
+      <w:lvlJc w:val="left"/>
+      <w:pPr>
+        <w:ind w:left="1440" w:hanging="360"/>
+      </w:pPr>
+      <w:rPr>
+        <w:rFonts w:ascii="Courier New" w:hAnsi="Courier New" w:cs="Courier New" w:hint="default"/>
+      </w:rPr>
+    </w:lvl>
+    <w:lvl w:ilvl="2" w:tplc="04090005" w:tentative="1">
+      <w:start w:val="1"/>
+      <w:numFmt w:val="bullet"/>
+      <w:lvlText w:val=""/>
+      <w:lvlJc w:val="left"/>
+      <w:pPr>
+        <w:ind w:left="2160" w:hanging="360"/>
+      </w:pPr>
+      <w:rPr>
+        <w:rFonts w:ascii="Wingdings" w:hAnsi="Wingdings" w:hint="default"/>
+      </w:rPr>
+    </w:lvl>
+    <w:lvl w:ilvl="3" w:tplc="04090001" w:tentative="1">
+      <w:start w:val="1"/>
+      <w:numFmt w:val="bullet"/>
+      <w:lvlText w:val=""/>
+      <w:lvlJc w:val="left"/>
+      <w:pPr>
+        <w:ind w:left="2880" w:hanging="360"/>
+      </w:pPr>
+      <w:rPr>
+        <w:rFonts w:ascii="Symbol" w:hAnsi="Symbol" w:hint="default"/>
+      </w:rPr>
+    </w:lvl>
+    <w:lvl w:ilvl="4" w:tplc="04090003" w:tentative="1">
+      <w:start w:val="1"/>
+      <w:numFmt w:val="bullet"/>
+      <w:lvlText w:val="o"/>
+      <w:lvlJc w:val="left"/>
+      <w:pPr>
+        <w:ind w:left="3600" w:hanging="360"/>
+      </w:pPr>
+      <w:rPr>
+        <w:rFonts w:ascii="Courier New" w:hAnsi="Courier New" w:cs="Courier New" w:hint="default"/>
+      </w:rPr>
+    </w:lvl>
+    <w:lvl w:ilvl="5" w:tplc="04090005" w:tentative="1">
+      <w:start w:val="1"/>
+      <w:numFmt w:val="bullet"/>
+      <w:lvlText w:val=""/>
+      <w:lvlJc w:val="left"/>
+      <w:pPr>
+        <w:ind w:left="4320" w:hanging="360"/>
+      </w:pPr>
+      <w:rPr>
+        <w:rFonts w:ascii="Wingdings" w:hAnsi="Wingdings" w:hint="default"/>
+      </w:rPr>
+    </w:lvl>
+    <w:lvl w:ilvl="6" w:tplc="04090001" w:tentative="1">
+      <w:start w:val="1"/>
+      <w:numFmt w:val="bullet"/>
+      <w:lvlText w:val=""/>
+      <w:lvlJc w:val="left"/>
+      <w:pPr>
+        <w:ind w:left="5040" w:hanging="360"/>
+      </w:pPr>
+      <w:rPr>
+        <w:rFonts w:ascii="Symbol" w:hAnsi="Symbol" w:hint="default"/>
+      </w:rPr>
+    </w:lvl>
+    <w:lvl w:ilvl="7" w:tplc="04090003" w:tentative="1">
+      <w:start w:val="1"/>
+      <w:numFmt w:val="bullet"/>
+      <w:lvlText w:val="o"/>
+      <w:lvlJc w:val="left"/>
+      <w:pPr>
+        <w:ind w:left="5760" w:hanging="360"/>
+      </w:pPr>
+      <w:rPr>
+        <w:rFonts w:ascii="Courier New" w:hAnsi="Courier New" w:cs="Courier New" w:hint="default"/>
+      </w:rPr>
+    </w:lvl>
+    <w:lvl w:ilvl="8" w:tplc="04090005" w:tentative="1">
+      <w:start w:val="1"/>
+      <w:numFmt w:val="bullet"/>
+      <w:lvlText w:val=""/>
+      <w:lvlJc w:val="left"/>
+      <w:pPr>
+        <w:ind w:left="6480" w:hanging="360"/>
+      </w:pPr>
+      <w:rPr>
+        <w:rFonts w:ascii="Wingdings" w:hAnsi="Wingdings" w:hint="default"/>
+      </w:rPr>
+    </w:lvl>
+  </w:abstractNum>
+  <w:abstractNum w:abstractNumId="17" w15:restartNumberingAfterBreak="0">
+    <w:nsid w:val="29E31AAD"/>
+    <w:multiLevelType w:val="hybridMultilevel"/>
+    <w:tmpl w:val="38489B70"/>
+    <w:lvl w:ilvl="0" w:tplc="04090003">
+      <w:start w:val="1"/>
+      <w:numFmt w:val="bullet"/>
+      <w:lvlText w:val="o"/>
+      <w:lvlJc w:val="left"/>
+      <w:pPr>
+        <w:ind w:left="1080" w:hanging="360"/>
+      </w:pPr>
+      <w:rPr>
+        <w:rFonts w:ascii="Courier New" w:hAnsi="Courier New" w:cs="Courier New" w:hint="default"/>
+      </w:rPr>
+    </w:lvl>
+    <w:lvl w:ilvl="1" w:tplc="04090003" w:tentative="1">
+      <w:start w:val="1"/>
+      <w:numFmt w:val="bullet"/>
+      <w:lvlText w:val="o"/>
+      <w:lvlJc w:val="left"/>
+      <w:pPr>
+        <w:ind w:left="1800" w:hanging="360"/>
+      </w:pPr>
+      <w:rPr>
+        <w:rFonts w:ascii="Courier New" w:hAnsi="Courier New" w:cs="Courier New" w:hint="default"/>
+      </w:rPr>
+    </w:lvl>
+    <w:lvl w:ilvl="2" w:tplc="04090005" w:tentative="1">
+      <w:start w:val="1"/>
+      <w:numFmt w:val="bullet"/>
+      <w:lvlText w:val=""/>
+      <w:lvlJc w:val="left"/>
+      <w:pPr>
+        <w:ind w:left="2520" w:hanging="360"/>
+      </w:pPr>
+      <w:rPr>
+        <w:rFonts w:ascii="Wingdings" w:hAnsi="Wingdings" w:hint="default"/>
+      </w:rPr>
+    </w:lvl>
+    <w:lvl w:ilvl="3" w:tplc="04090001" w:tentative="1">
+      <w:start w:val="1"/>
+      <w:numFmt w:val="bullet"/>
+      <w:lvlText w:val=""/>
+      <w:lvlJc w:val="left"/>
+      <w:pPr>
+        <w:ind w:left="3240" w:hanging="360"/>
+      </w:pPr>
+      <w:rPr>
+        <w:rFonts w:ascii="Symbol" w:hAnsi="Symbol" w:hint="default"/>
+      </w:rPr>
+    </w:lvl>
+    <w:lvl w:ilvl="4" w:tplc="04090003" w:tentative="1">
+      <w:start w:val="1"/>
+      <w:numFmt w:val="bullet"/>
+      <w:lvlText w:val="o"/>
+      <w:lvlJc w:val="left"/>
+      <w:pPr>
+        <w:ind w:left="3960" w:hanging="360"/>
+      </w:pPr>
+      <w:rPr>
+        <w:rFonts w:ascii="Courier New" w:hAnsi="Courier New" w:cs="Courier New" w:hint="default"/>
+      </w:rPr>
+    </w:lvl>
+    <w:lvl w:ilvl="5" w:tplc="04090005" w:tentative="1">
+      <w:start w:val="1"/>
+      <w:numFmt w:val="bullet"/>
+      <w:lvlText w:val=""/>
+      <w:lvlJc w:val="left"/>
+      <w:pPr>
+        <w:ind w:left="4680" w:hanging="360"/>
+      </w:pPr>
+      <w:rPr>
+        <w:rFonts w:ascii="Wingdings" w:hAnsi="Wingdings" w:hint="default"/>
+      </w:rPr>
+    </w:lvl>
+    <w:lvl w:ilvl="6" w:tplc="04090001" w:tentative="1">
+      <w:start w:val="1"/>
+      <w:numFmt w:val="bullet"/>
+      <w:lvlText w:val=""/>
+      <w:lvlJc w:val="left"/>
+      <w:pPr>
+        <w:ind w:left="5400" w:hanging="360"/>
+      </w:pPr>
+      <w:rPr>
+        <w:rFonts w:ascii="Symbol" w:hAnsi="Symbol" w:hint="default"/>
+      </w:rPr>
+    </w:lvl>
+    <w:lvl w:ilvl="7" w:tplc="04090003" w:tentative="1">
+      <w:start w:val="1"/>
+      <w:numFmt w:val="bullet"/>
+      <w:lvlText w:val="o"/>
+      <w:lvlJc w:val="left"/>
+      <w:pPr>
+        <w:ind w:left="6120" w:hanging="360"/>
+      </w:pPr>
+      <w:rPr>
+        <w:rFonts w:ascii="Courier New" w:hAnsi="Courier New" w:cs="Courier New" w:hint="default"/>
+      </w:rPr>
+    </w:lvl>
+    <w:lvl w:ilvl="8" w:tplc="04090005" w:tentative="1">
+      <w:start w:val="1"/>
+      <w:numFmt w:val="bullet"/>
+      <w:lvlText w:val=""/>
+      <w:lvlJc w:val="left"/>
+      <w:pPr>
+        <w:ind w:left="6840" w:hanging="360"/>
+      </w:pPr>
+      <w:rPr>
+        <w:rFonts w:ascii="Wingdings" w:hAnsi="Wingdings" w:hint="default"/>
+      </w:rPr>
+    </w:lvl>
+  </w:abstractNum>
+  <w:abstractNum w:abstractNumId="18" w15:restartNumberingAfterBreak="0">
+    <w:nsid w:val="2A0F3E18"/>
+    <w:multiLevelType w:val="hybridMultilevel"/>
+    <w:tmpl w:val="AF8C3D08"/>
+    <w:lvl w:ilvl="0" w:tplc="0409000D">
+      <w:start w:val="1"/>
+      <w:numFmt w:val="bullet"/>
+      <w:lvlText w:val=""/>
+      <w:lvlJc w:val="left"/>
+      <w:pPr>
+        <w:ind w:left="720" w:hanging="360"/>
+      </w:pPr>
+      <w:rPr>
+        <w:rFonts w:ascii="Wingdings" w:hAnsi="Wingdings" w:hint="default"/>
+      </w:rPr>
+    </w:lvl>
+    <w:lvl w:ilvl="1" w:tplc="04090003" w:tentative="1">
+      <w:start w:val="1"/>
+      <w:numFmt w:val="bullet"/>
+      <w:lvlText w:val="o"/>
+      <w:lvlJc w:val="left"/>
+      <w:pPr>
+        <w:ind w:left="1440" w:hanging="360"/>
+      </w:pPr>
+      <w:rPr>
+        <w:rFonts w:ascii="Courier New" w:hAnsi="Courier New" w:cs="Courier New" w:hint="default"/>
+      </w:rPr>
+    </w:lvl>
+    <w:lvl w:ilvl="2" w:tplc="04090005" w:tentative="1">
+      <w:start w:val="1"/>
+      <w:numFmt w:val="bullet"/>
+      <w:lvlText w:val=""/>
+      <w:lvlJc w:val="left"/>
+      <w:pPr>
+        <w:ind w:left="2160" w:hanging="360"/>
+      </w:pPr>
+      <w:rPr>
+        <w:rFonts w:ascii="Wingdings" w:hAnsi="Wingdings" w:hint="default"/>
+      </w:rPr>
+    </w:lvl>
+    <w:lvl w:ilvl="3" w:tplc="04090001" w:tentative="1">
+      <w:start w:val="1"/>
+      <w:numFmt w:val="bullet"/>
+      <w:lvlText w:val=""/>
+      <w:lvlJc w:val="left"/>
+      <w:pPr>
+        <w:ind w:left="2880" w:hanging="360"/>
+      </w:pPr>
+      <w:rPr>
+        <w:rFonts w:ascii="Symbol" w:hAnsi="Symbol" w:hint="default"/>
+      </w:rPr>
+    </w:lvl>
+    <w:lvl w:ilvl="4" w:tplc="04090003" w:tentative="1">
+      <w:start w:val="1"/>
+      <w:numFmt w:val="bullet"/>
+      <w:lvlText w:val="o"/>
+      <w:lvlJc w:val="left"/>
+      <w:pPr>
+        <w:ind w:left="3600" w:hanging="360"/>
+      </w:pPr>
+      <w:rPr>
+        <w:rFonts w:ascii="Courier New" w:hAnsi="Courier New" w:cs="Courier New" w:hint="default"/>
+      </w:rPr>
+    </w:lvl>
+    <w:lvl w:ilvl="5" w:tplc="04090005" w:tentative="1">
+      <w:start w:val="1"/>
+      <w:numFmt w:val="bullet"/>
+      <w:lvlText w:val=""/>
+      <w:lvlJc w:val="left"/>
+      <w:pPr>
+        <w:ind w:left="4320" w:hanging="360"/>
+      </w:pPr>
+      <w:rPr>
+        <w:rFonts w:ascii="Wingdings" w:hAnsi="Wingdings" w:hint="default"/>
+      </w:rPr>
+    </w:lvl>
+    <w:lvl w:ilvl="6" w:tplc="04090001" w:tentative="1">
+      <w:start w:val="1"/>
+      <w:numFmt w:val="bullet"/>
+      <w:lvlText w:val=""/>
+      <w:lvlJc w:val="left"/>
+      <w:pPr>
+        <w:ind w:left="5040" w:hanging="360"/>
+      </w:pPr>
+      <w:rPr>
+        <w:rFonts w:ascii="Symbol" w:hAnsi="Symbol" w:hint="default"/>
+      </w:rPr>
+    </w:lvl>
+    <w:lvl w:ilvl="7" w:tplc="04090003" w:tentative="1">
+      <w:start w:val="1"/>
+      <w:numFmt w:val="bullet"/>
+      <w:lvlText w:val="o"/>
+      <w:lvlJc w:val="left"/>
+      <w:pPr>
+        <w:ind w:left="5760" w:hanging="360"/>
+      </w:pPr>
+      <w:rPr>
+        <w:rFonts w:ascii="Courier New" w:hAnsi="Courier New" w:cs="Courier New" w:hint="default"/>
+      </w:rPr>
+    </w:lvl>
+    <w:lvl w:ilvl="8" w:tplc="04090005" w:tentative="1">
+      <w:start w:val="1"/>
+      <w:numFmt w:val="bullet"/>
+      <w:lvlText w:val=""/>
+      <w:lvlJc w:val="left"/>
+      <w:pPr>
+        <w:ind w:left="6480" w:hanging="360"/>
+      </w:pPr>
+      <w:rPr>
+        <w:rFonts w:ascii="Wingdings" w:hAnsi="Wingdings" w:hint="default"/>
+      </w:rPr>
+    </w:lvl>
+  </w:abstractNum>
+  <w:abstractNum w:abstractNumId="19" w15:restartNumberingAfterBreak="0">
     <w:nsid w:val="2CAA3C26"/>
     <w:multiLevelType w:val="hybridMultilevel"/>
     <w:tmpl w:val="93FE0272"/>
@@ -15986,7 +23368,206 @@
       </w:rPr>
     </w:lvl>
   </w:abstractNum>
-  <w:abstractNum w:abstractNumId="9" w15:restartNumberingAfterBreak="0">
+  <w:abstractNum w:abstractNumId="20" w15:restartNumberingAfterBreak="0">
+    <w:nsid w:val="318F7796"/>
+    <w:multiLevelType w:val="hybridMultilevel"/>
+    <w:tmpl w:val="25381E70"/>
+    <w:lvl w:ilvl="0" w:tplc="04090001">
+      <w:start w:val="1"/>
+      <w:numFmt w:val="bullet"/>
+      <w:lvlText w:val=""/>
+      <w:lvlJc w:val="left"/>
+      <w:pPr>
+        <w:ind w:left="1080" w:hanging="360"/>
+      </w:pPr>
+      <w:rPr>
+        <w:rFonts w:ascii="Symbol" w:hAnsi="Symbol" w:hint="default"/>
+      </w:rPr>
+    </w:lvl>
+    <w:lvl w:ilvl="1" w:tplc="04090003" w:tentative="1">
+      <w:start w:val="1"/>
+      <w:numFmt w:val="bullet"/>
+      <w:lvlText w:val="o"/>
+      <w:lvlJc w:val="left"/>
+      <w:pPr>
+        <w:ind w:left="1800" w:hanging="360"/>
+      </w:pPr>
+      <w:rPr>
+        <w:rFonts w:ascii="Courier New" w:hAnsi="Courier New" w:cs="Courier New" w:hint="default"/>
+      </w:rPr>
+    </w:lvl>
+    <w:lvl w:ilvl="2" w:tplc="04090005" w:tentative="1">
+      <w:start w:val="1"/>
+      <w:numFmt w:val="bullet"/>
+      <w:lvlText w:val=""/>
+      <w:lvlJc w:val="left"/>
+      <w:pPr>
+        <w:ind w:left="2520" w:hanging="360"/>
+      </w:pPr>
+      <w:rPr>
+        <w:rFonts w:ascii="Wingdings" w:hAnsi="Wingdings" w:hint="default"/>
+      </w:rPr>
+    </w:lvl>
+    <w:lvl w:ilvl="3" w:tplc="04090001" w:tentative="1">
+      <w:start w:val="1"/>
+      <w:numFmt w:val="bullet"/>
+      <w:lvlText w:val=""/>
+      <w:lvlJc w:val="left"/>
+      <w:pPr>
+        <w:ind w:left="3240" w:hanging="360"/>
+      </w:pPr>
+      <w:rPr>
+        <w:rFonts w:ascii="Symbol" w:hAnsi="Symbol" w:hint="default"/>
+      </w:rPr>
+    </w:lvl>
+    <w:lvl w:ilvl="4" w:tplc="04090003" w:tentative="1">
+      <w:start w:val="1"/>
+      <w:numFmt w:val="bullet"/>
+      <w:lvlText w:val="o"/>
+      <w:lvlJc w:val="left"/>
+      <w:pPr>
+        <w:ind w:left="3960" w:hanging="360"/>
+      </w:pPr>
+      <w:rPr>
+        <w:rFonts w:ascii="Courier New" w:hAnsi="Courier New" w:cs="Courier New" w:hint="default"/>
+      </w:rPr>
+    </w:lvl>
+    <w:lvl w:ilvl="5" w:tplc="04090005" w:tentative="1">
+      <w:start w:val="1"/>
+      <w:numFmt w:val="bullet"/>
+      <w:lvlText w:val=""/>
+      <w:lvlJc w:val="left"/>
+      <w:pPr>
+        <w:ind w:left="4680" w:hanging="360"/>
+      </w:pPr>
+      <w:rPr>
+        <w:rFonts w:ascii="Wingdings" w:hAnsi="Wingdings" w:hint="default"/>
+      </w:rPr>
+    </w:lvl>
+    <w:lvl w:ilvl="6" w:tplc="04090001" w:tentative="1">
+      <w:start w:val="1"/>
+      <w:numFmt w:val="bullet"/>
+      <w:lvlText w:val=""/>
+      <w:lvlJc w:val="left"/>
+      <w:pPr>
+        <w:ind w:left="5400" w:hanging="360"/>
+      </w:pPr>
+      <w:rPr>
+        <w:rFonts w:ascii="Symbol" w:hAnsi="Symbol" w:hint="default"/>
+      </w:rPr>
+    </w:lvl>
+    <w:lvl w:ilvl="7" w:tplc="04090003" w:tentative="1">
+      <w:start w:val="1"/>
+      <w:numFmt w:val="bullet"/>
+      <w:lvlText w:val="o"/>
+      <w:lvlJc w:val="left"/>
+      <w:pPr>
+        <w:ind w:left="6120" w:hanging="360"/>
+      </w:pPr>
+      <w:rPr>
+        <w:rFonts w:ascii="Courier New" w:hAnsi="Courier New" w:cs="Courier New" w:hint="default"/>
+      </w:rPr>
+    </w:lvl>
+    <w:lvl w:ilvl="8" w:tplc="04090005" w:tentative="1">
+      <w:start w:val="1"/>
+      <w:numFmt w:val="bullet"/>
+      <w:lvlText w:val=""/>
+      <w:lvlJc w:val="left"/>
+      <w:pPr>
+        <w:ind w:left="6840" w:hanging="360"/>
+      </w:pPr>
+      <w:rPr>
+        <w:rFonts w:ascii="Wingdings" w:hAnsi="Wingdings" w:hint="default"/>
+      </w:rPr>
+    </w:lvl>
+  </w:abstractNum>
+  <w:abstractNum w:abstractNumId="21" w15:restartNumberingAfterBreak="0">
+    <w:nsid w:val="328844CA"/>
+    <w:multiLevelType w:val="hybridMultilevel"/>
+    <w:tmpl w:val="3F586B3E"/>
+    <w:lvl w:ilvl="0" w:tplc="FFFFFFFF">
+      <w:start w:val="1"/>
+      <w:numFmt w:val="decimal"/>
+      <w:lvlText w:val="%1."/>
+      <w:lvlJc w:val="left"/>
+      <w:pPr>
+        <w:ind w:left="720" w:hanging="360"/>
+      </w:pPr>
+    </w:lvl>
+    <w:lvl w:ilvl="1" w:tplc="FFFFFFFF" w:tentative="1">
+      <w:start w:val="1"/>
+      <w:numFmt w:val="lowerLetter"/>
+      <w:lvlText w:val="%2."/>
+      <w:lvlJc w:val="left"/>
+      <w:pPr>
+        <w:ind w:left="1440" w:hanging="360"/>
+      </w:pPr>
+    </w:lvl>
+    <w:lvl w:ilvl="2" w:tplc="FFFFFFFF" w:tentative="1">
+      <w:start w:val="1"/>
+      <w:numFmt w:val="lowerRoman"/>
+      <w:lvlText w:val="%3."/>
+      <w:lvlJc w:val="right"/>
+      <w:pPr>
+        <w:ind w:left="2160" w:hanging="180"/>
+      </w:pPr>
+    </w:lvl>
+    <w:lvl w:ilvl="3" w:tplc="FFFFFFFF" w:tentative="1">
+      <w:start w:val="1"/>
+      <w:numFmt w:val="decimal"/>
+      <w:lvlText w:val="%4."/>
+      <w:lvlJc w:val="left"/>
+      <w:pPr>
+        <w:ind w:left="2880" w:hanging="360"/>
+      </w:pPr>
+    </w:lvl>
+    <w:lvl w:ilvl="4" w:tplc="FFFFFFFF" w:tentative="1">
+      <w:start w:val="1"/>
+      <w:numFmt w:val="lowerLetter"/>
+      <w:lvlText w:val="%5."/>
+      <w:lvlJc w:val="left"/>
+      <w:pPr>
+        <w:ind w:left="3600" w:hanging="360"/>
+      </w:pPr>
+    </w:lvl>
+    <w:lvl w:ilvl="5" w:tplc="FFFFFFFF" w:tentative="1">
+      <w:start w:val="1"/>
+      <w:numFmt w:val="lowerRoman"/>
+      <w:lvlText w:val="%6."/>
+      <w:lvlJc w:val="right"/>
+      <w:pPr>
+        <w:ind w:left="4320" w:hanging="180"/>
+      </w:pPr>
+    </w:lvl>
+    <w:lvl w:ilvl="6" w:tplc="FFFFFFFF" w:tentative="1">
+      <w:start w:val="1"/>
+      <w:numFmt w:val="decimal"/>
+      <w:lvlText w:val="%7."/>
+      <w:lvlJc w:val="left"/>
+      <w:pPr>
+        <w:ind w:left="5040" w:hanging="360"/>
+      </w:pPr>
+    </w:lvl>
+    <w:lvl w:ilvl="7" w:tplc="FFFFFFFF" w:tentative="1">
+      <w:start w:val="1"/>
+      <w:numFmt w:val="lowerLetter"/>
+      <w:lvlText w:val="%8."/>
+      <w:lvlJc w:val="left"/>
+      <w:pPr>
+        <w:ind w:left="5760" w:hanging="360"/>
+      </w:pPr>
+    </w:lvl>
+    <w:lvl w:ilvl="8" w:tplc="FFFFFFFF" w:tentative="1">
+      <w:start w:val="1"/>
+      <w:numFmt w:val="lowerRoman"/>
+      <w:lvlText w:val="%9."/>
+      <w:lvlJc w:val="right"/>
+      <w:pPr>
+        <w:ind w:left="6480" w:hanging="180"/>
+      </w:pPr>
+    </w:lvl>
+  </w:abstractNum>
+  <w:abstractNum w:abstractNumId="22" w15:restartNumberingAfterBreak="0">
     <w:nsid w:val="32EE2202"/>
     <w:multiLevelType w:val="hybridMultilevel"/>
     <w:tmpl w:val="E2FC889C"/>
@@ -16099,7 +23680,7 @@
       </w:rPr>
     </w:lvl>
   </w:abstractNum>
-  <w:abstractNum w:abstractNumId="10" w15:restartNumberingAfterBreak="0">
+  <w:abstractNum w:abstractNumId="23" w15:restartNumberingAfterBreak="0">
     <w:nsid w:val="34067D76"/>
     <w:multiLevelType w:val="hybridMultilevel"/>
     <w:tmpl w:val="D334325A"/>
@@ -16211,7 +23792,7 @@
       </w:rPr>
     </w:lvl>
   </w:abstractNum>
-  <w:abstractNum w:abstractNumId="11" w15:restartNumberingAfterBreak="0">
+  <w:abstractNum w:abstractNumId="24" w15:restartNumberingAfterBreak="0">
     <w:nsid w:val="34B25DEB"/>
     <w:multiLevelType w:val="hybridMultilevel"/>
     <w:tmpl w:val="A6827260"/>
@@ -16323,7 +23904,233 @@
       </w:rPr>
     </w:lvl>
   </w:abstractNum>
-  <w:abstractNum w:abstractNumId="12" w15:restartNumberingAfterBreak="0">
+  <w:abstractNum w:abstractNumId="25" w15:restartNumberingAfterBreak="0">
+    <w:nsid w:val="39133DFE"/>
+    <w:multiLevelType w:val="hybridMultilevel"/>
+    <w:tmpl w:val="14DEF5CC"/>
+    <w:lvl w:ilvl="0" w:tplc="04090001">
+      <w:start w:val="1"/>
+      <w:numFmt w:val="bullet"/>
+      <w:lvlText w:val=""/>
+      <w:lvlJc w:val="left"/>
+      <w:pPr>
+        <w:ind w:left="1440" w:hanging="360"/>
+      </w:pPr>
+      <w:rPr>
+        <w:rFonts w:ascii="Symbol" w:hAnsi="Symbol" w:hint="default"/>
+      </w:rPr>
+    </w:lvl>
+    <w:lvl w:ilvl="1" w:tplc="04090003" w:tentative="1">
+      <w:start w:val="1"/>
+      <w:numFmt w:val="bullet"/>
+      <w:lvlText w:val="o"/>
+      <w:lvlJc w:val="left"/>
+      <w:pPr>
+        <w:ind w:left="2160" w:hanging="360"/>
+      </w:pPr>
+      <w:rPr>
+        <w:rFonts w:ascii="Courier New" w:hAnsi="Courier New" w:cs="Courier New" w:hint="default"/>
+      </w:rPr>
+    </w:lvl>
+    <w:lvl w:ilvl="2" w:tplc="04090005" w:tentative="1">
+      <w:start w:val="1"/>
+      <w:numFmt w:val="bullet"/>
+      <w:lvlText w:val=""/>
+      <w:lvlJc w:val="left"/>
+      <w:pPr>
+        <w:ind w:left="2880" w:hanging="360"/>
+      </w:pPr>
+      <w:rPr>
+        <w:rFonts w:ascii="Wingdings" w:hAnsi="Wingdings" w:hint="default"/>
+      </w:rPr>
+    </w:lvl>
+    <w:lvl w:ilvl="3" w:tplc="04090001" w:tentative="1">
+      <w:start w:val="1"/>
+      <w:numFmt w:val="bullet"/>
+      <w:lvlText w:val=""/>
+      <w:lvlJc w:val="left"/>
+      <w:pPr>
+        <w:ind w:left="3600" w:hanging="360"/>
+      </w:pPr>
+      <w:rPr>
+        <w:rFonts w:ascii="Symbol" w:hAnsi="Symbol" w:hint="default"/>
+      </w:rPr>
+    </w:lvl>
+    <w:lvl w:ilvl="4" w:tplc="04090003" w:tentative="1">
+      <w:start w:val="1"/>
+      <w:numFmt w:val="bullet"/>
+      <w:lvlText w:val="o"/>
+      <w:lvlJc w:val="left"/>
+      <w:pPr>
+        <w:ind w:left="4320" w:hanging="360"/>
+      </w:pPr>
+      <w:rPr>
+        <w:rFonts w:ascii="Courier New" w:hAnsi="Courier New" w:cs="Courier New" w:hint="default"/>
+      </w:rPr>
+    </w:lvl>
+    <w:lvl w:ilvl="5" w:tplc="04090005" w:tentative="1">
+      <w:start w:val="1"/>
+      <w:numFmt w:val="bullet"/>
+      <w:lvlText w:val=""/>
+      <w:lvlJc w:val="left"/>
+      <w:pPr>
+        <w:ind w:left="5040" w:hanging="360"/>
+      </w:pPr>
+      <w:rPr>
+        <w:rFonts w:ascii="Wingdings" w:hAnsi="Wingdings" w:hint="default"/>
+      </w:rPr>
+    </w:lvl>
+    <w:lvl w:ilvl="6" w:tplc="04090001" w:tentative="1">
+      <w:start w:val="1"/>
+      <w:numFmt w:val="bullet"/>
+      <w:lvlText w:val=""/>
+      <w:lvlJc w:val="left"/>
+      <w:pPr>
+        <w:ind w:left="5760" w:hanging="360"/>
+      </w:pPr>
+      <w:rPr>
+        <w:rFonts w:ascii="Symbol" w:hAnsi="Symbol" w:hint="default"/>
+      </w:rPr>
+    </w:lvl>
+    <w:lvl w:ilvl="7" w:tplc="04090003" w:tentative="1">
+      <w:start w:val="1"/>
+      <w:numFmt w:val="bullet"/>
+      <w:lvlText w:val="o"/>
+      <w:lvlJc w:val="left"/>
+      <w:pPr>
+        <w:ind w:left="6480" w:hanging="360"/>
+      </w:pPr>
+      <w:rPr>
+        <w:rFonts w:ascii="Courier New" w:hAnsi="Courier New" w:cs="Courier New" w:hint="default"/>
+      </w:rPr>
+    </w:lvl>
+    <w:lvl w:ilvl="8" w:tplc="04090005" w:tentative="1">
+      <w:start w:val="1"/>
+      <w:numFmt w:val="bullet"/>
+      <w:lvlText w:val=""/>
+      <w:lvlJc w:val="left"/>
+      <w:pPr>
+        <w:ind w:left="7200" w:hanging="360"/>
+      </w:pPr>
+      <w:rPr>
+        <w:rFonts w:ascii="Wingdings" w:hAnsi="Wingdings" w:hint="default"/>
+      </w:rPr>
+    </w:lvl>
+  </w:abstractNum>
+  <w:abstractNum w:abstractNumId="26" w15:restartNumberingAfterBreak="0">
+    <w:nsid w:val="3AF80C4A"/>
+    <w:multiLevelType w:val="hybridMultilevel"/>
+    <w:tmpl w:val="048A5EC2"/>
+    <w:lvl w:ilvl="0" w:tplc="0409000D">
+      <w:start w:val="1"/>
+      <w:numFmt w:val="bullet"/>
+      <w:lvlText w:val=""/>
+      <w:lvlJc w:val="left"/>
+      <w:pPr>
+        <w:ind w:left="720" w:hanging="360"/>
+      </w:pPr>
+      <w:rPr>
+        <w:rFonts w:ascii="Wingdings" w:hAnsi="Wingdings" w:hint="default"/>
+      </w:rPr>
+    </w:lvl>
+    <w:lvl w:ilvl="1" w:tplc="04090003" w:tentative="1">
+      <w:start w:val="1"/>
+      <w:numFmt w:val="bullet"/>
+      <w:lvlText w:val="o"/>
+      <w:lvlJc w:val="left"/>
+      <w:pPr>
+        <w:ind w:left="1440" w:hanging="360"/>
+      </w:pPr>
+      <w:rPr>
+        <w:rFonts w:ascii="Courier New" w:hAnsi="Courier New" w:cs="Courier New" w:hint="default"/>
+      </w:rPr>
+    </w:lvl>
+    <w:lvl w:ilvl="2" w:tplc="04090005" w:tentative="1">
+      <w:start w:val="1"/>
+      <w:numFmt w:val="bullet"/>
+      <w:lvlText w:val=""/>
+      <w:lvlJc w:val="left"/>
+      <w:pPr>
+        <w:ind w:left="2160" w:hanging="360"/>
+      </w:pPr>
+      <w:rPr>
+        <w:rFonts w:ascii="Wingdings" w:hAnsi="Wingdings" w:hint="default"/>
+      </w:rPr>
+    </w:lvl>
+    <w:lvl w:ilvl="3" w:tplc="04090001" w:tentative="1">
+      <w:start w:val="1"/>
+      <w:numFmt w:val="bullet"/>
+      <w:lvlText w:val=""/>
+      <w:lvlJc w:val="left"/>
+      <w:pPr>
+        <w:ind w:left="2880" w:hanging="360"/>
+      </w:pPr>
+      <w:rPr>
+        <w:rFonts w:ascii="Symbol" w:hAnsi="Symbol" w:hint="default"/>
+      </w:rPr>
+    </w:lvl>
+    <w:lvl w:ilvl="4" w:tplc="04090003" w:tentative="1">
+      <w:start w:val="1"/>
+      <w:numFmt w:val="bullet"/>
+      <w:lvlText w:val="o"/>
+      <w:lvlJc w:val="left"/>
+      <w:pPr>
+        <w:ind w:left="3600" w:hanging="360"/>
+      </w:pPr>
+      <w:rPr>
+        <w:rFonts w:ascii="Courier New" w:hAnsi="Courier New" w:cs="Courier New" w:hint="default"/>
+      </w:rPr>
+    </w:lvl>
+    <w:lvl w:ilvl="5" w:tplc="04090005" w:tentative="1">
+      <w:start w:val="1"/>
+      <w:numFmt w:val="bullet"/>
+      <w:lvlText w:val=""/>
+      <w:lvlJc w:val="left"/>
+      <w:pPr>
+        <w:ind w:left="4320" w:hanging="360"/>
+      </w:pPr>
+      <w:rPr>
+        <w:rFonts w:ascii="Wingdings" w:hAnsi="Wingdings" w:hint="default"/>
+      </w:rPr>
+    </w:lvl>
+    <w:lvl w:ilvl="6" w:tplc="04090001" w:tentative="1">
+      <w:start w:val="1"/>
+      <w:numFmt w:val="bullet"/>
+      <w:lvlText w:val=""/>
+      <w:lvlJc w:val="left"/>
+      <w:pPr>
+        <w:ind w:left="5040" w:hanging="360"/>
+      </w:pPr>
+      <w:rPr>
+        <w:rFonts w:ascii="Symbol" w:hAnsi="Symbol" w:hint="default"/>
+      </w:rPr>
+    </w:lvl>
+    <w:lvl w:ilvl="7" w:tplc="04090003" w:tentative="1">
+      <w:start w:val="1"/>
+      <w:numFmt w:val="bullet"/>
+      <w:lvlText w:val="o"/>
+      <w:lvlJc w:val="left"/>
+      <w:pPr>
+        <w:ind w:left="5760" w:hanging="360"/>
+      </w:pPr>
+      <w:rPr>
+        <w:rFonts w:ascii="Courier New" w:hAnsi="Courier New" w:cs="Courier New" w:hint="default"/>
+      </w:rPr>
+    </w:lvl>
+    <w:lvl w:ilvl="8" w:tplc="04090005" w:tentative="1">
+      <w:start w:val="1"/>
+      <w:numFmt w:val="bullet"/>
+      <w:lvlText w:val=""/>
+      <w:lvlJc w:val="left"/>
+      <w:pPr>
+        <w:ind w:left="6480" w:hanging="360"/>
+      </w:pPr>
+      <w:rPr>
+        <w:rFonts w:ascii="Wingdings" w:hAnsi="Wingdings" w:hint="default"/>
+      </w:rPr>
+    </w:lvl>
+  </w:abstractNum>
+  <w:abstractNum w:abstractNumId="27" w15:restartNumberingAfterBreak="0">
     <w:nsid w:val="3CE8506F"/>
     <w:multiLevelType w:val="hybridMultilevel"/>
     <w:tmpl w:val="13BC70BA"/>
@@ -16435,7 +24242,7 @@
       </w:rPr>
     </w:lvl>
   </w:abstractNum>
-  <w:abstractNum w:abstractNumId="13" w15:restartNumberingAfterBreak="0">
+  <w:abstractNum w:abstractNumId="28" w15:restartNumberingAfterBreak="0">
     <w:nsid w:val="3DAF31D9"/>
     <w:multiLevelType w:val="hybridMultilevel"/>
     <w:tmpl w:val="2976DA98"/>
@@ -16547,7 +24354,7 @@
       </w:rPr>
     </w:lvl>
   </w:abstractNum>
-  <w:abstractNum w:abstractNumId="14" w15:restartNumberingAfterBreak="0">
+  <w:abstractNum w:abstractNumId="29" w15:restartNumberingAfterBreak="0">
     <w:nsid w:val="43183CE1"/>
     <w:multiLevelType w:val="hybridMultilevel"/>
     <w:tmpl w:val="AE8A5DA6"/>
@@ -16660,11 +24467,11 @@
       </w:rPr>
     </w:lvl>
   </w:abstractNum>
-  <w:abstractNum w:abstractNumId="15" w15:restartNumberingAfterBreak="0">
-    <w:nsid w:val="50FB6125"/>
+  <w:abstractNum w:abstractNumId="30" w15:restartNumberingAfterBreak="0">
+    <w:nsid w:val="444972AD"/>
     <w:multiLevelType w:val="hybridMultilevel"/>
-    <w:tmpl w:val="C4801F82"/>
-    <w:lvl w:ilvl="0" w:tplc="0409000F">
+    <w:tmpl w:val="E3B65A18"/>
+    <w:lvl w:ilvl="0" w:tplc="FFFFFFFF">
       <w:start w:val="1"/>
       <w:numFmt w:val="decimal"/>
       <w:lvlText w:val="%1."/>
@@ -16746,7 +24553,93 @@
       </w:pPr>
     </w:lvl>
   </w:abstractNum>
-  <w:abstractNum w:abstractNumId="16" w15:restartNumberingAfterBreak="0">
+  <w:abstractNum w:abstractNumId="31" w15:restartNumberingAfterBreak="0">
+    <w:nsid w:val="50FB6125"/>
+    <w:multiLevelType w:val="hybridMultilevel"/>
+    <w:tmpl w:val="3F586B3E"/>
+    <w:lvl w:ilvl="0" w:tplc="0409000F">
+      <w:start w:val="1"/>
+      <w:numFmt w:val="decimal"/>
+      <w:lvlText w:val="%1."/>
+      <w:lvlJc w:val="left"/>
+      <w:pPr>
+        <w:ind w:left="720" w:hanging="360"/>
+      </w:pPr>
+    </w:lvl>
+    <w:lvl w:ilvl="1" w:tplc="04090019" w:tentative="1">
+      <w:start w:val="1"/>
+      <w:numFmt w:val="lowerLetter"/>
+      <w:lvlText w:val="%2."/>
+      <w:lvlJc w:val="left"/>
+      <w:pPr>
+        <w:ind w:left="1440" w:hanging="360"/>
+      </w:pPr>
+    </w:lvl>
+    <w:lvl w:ilvl="2" w:tplc="0409001B" w:tentative="1">
+      <w:start w:val="1"/>
+      <w:numFmt w:val="lowerRoman"/>
+      <w:lvlText w:val="%3."/>
+      <w:lvlJc w:val="right"/>
+      <w:pPr>
+        <w:ind w:left="2160" w:hanging="180"/>
+      </w:pPr>
+    </w:lvl>
+    <w:lvl w:ilvl="3" w:tplc="0409000F" w:tentative="1">
+      <w:start w:val="1"/>
+      <w:numFmt w:val="decimal"/>
+      <w:lvlText w:val="%4."/>
+      <w:lvlJc w:val="left"/>
+      <w:pPr>
+        <w:ind w:left="2880" w:hanging="360"/>
+      </w:pPr>
+    </w:lvl>
+    <w:lvl w:ilvl="4" w:tplc="04090019" w:tentative="1">
+      <w:start w:val="1"/>
+      <w:numFmt w:val="lowerLetter"/>
+      <w:lvlText w:val="%5."/>
+      <w:lvlJc w:val="left"/>
+      <w:pPr>
+        <w:ind w:left="3600" w:hanging="360"/>
+      </w:pPr>
+    </w:lvl>
+    <w:lvl w:ilvl="5" w:tplc="0409001B" w:tentative="1">
+      <w:start w:val="1"/>
+      <w:numFmt w:val="lowerRoman"/>
+      <w:lvlText w:val="%6."/>
+      <w:lvlJc w:val="right"/>
+      <w:pPr>
+        <w:ind w:left="4320" w:hanging="180"/>
+      </w:pPr>
+    </w:lvl>
+    <w:lvl w:ilvl="6" w:tplc="0409000F" w:tentative="1">
+      <w:start w:val="1"/>
+      <w:numFmt w:val="decimal"/>
+      <w:lvlText w:val="%7."/>
+      <w:lvlJc w:val="left"/>
+      <w:pPr>
+        <w:ind w:left="5040" w:hanging="360"/>
+      </w:pPr>
+    </w:lvl>
+    <w:lvl w:ilvl="7" w:tplc="04090019" w:tentative="1">
+      <w:start w:val="1"/>
+      <w:numFmt w:val="lowerLetter"/>
+      <w:lvlText w:val="%8."/>
+      <w:lvlJc w:val="left"/>
+      <w:pPr>
+        <w:ind w:left="5760" w:hanging="360"/>
+      </w:pPr>
+    </w:lvl>
+    <w:lvl w:ilvl="8" w:tplc="0409001B" w:tentative="1">
+      <w:start w:val="1"/>
+      <w:numFmt w:val="lowerRoman"/>
+      <w:lvlText w:val="%9."/>
+      <w:lvlJc w:val="right"/>
+      <w:pPr>
+        <w:ind w:left="6480" w:hanging="180"/>
+      </w:pPr>
+    </w:lvl>
+  </w:abstractNum>
+  <w:abstractNum w:abstractNumId="32" w15:restartNumberingAfterBreak="0">
     <w:nsid w:val="51962D36"/>
     <w:multiLevelType w:val="multilevel"/>
     <w:tmpl w:val="66507DB8"/>
@@ -16895,7 +24788,233 @@
       </w:rPr>
     </w:lvl>
   </w:abstractNum>
-  <w:abstractNum w:abstractNumId="17" w15:restartNumberingAfterBreak="0">
+  <w:abstractNum w:abstractNumId="33" w15:restartNumberingAfterBreak="0">
+    <w:nsid w:val="55AA1F03"/>
+    <w:multiLevelType w:val="hybridMultilevel"/>
+    <w:tmpl w:val="D250D236"/>
+    <w:lvl w:ilvl="0" w:tplc="04090003">
+      <w:start w:val="1"/>
+      <w:numFmt w:val="bullet"/>
+      <w:lvlText w:val="o"/>
+      <w:lvlJc w:val="left"/>
+      <w:pPr>
+        <w:ind w:left="1080" w:hanging="360"/>
+      </w:pPr>
+      <w:rPr>
+        <w:rFonts w:ascii="Courier New" w:hAnsi="Courier New" w:cs="Courier New" w:hint="default"/>
+      </w:rPr>
+    </w:lvl>
+    <w:lvl w:ilvl="1" w:tplc="04090003" w:tentative="1">
+      <w:start w:val="1"/>
+      <w:numFmt w:val="bullet"/>
+      <w:lvlText w:val="o"/>
+      <w:lvlJc w:val="left"/>
+      <w:pPr>
+        <w:ind w:left="1800" w:hanging="360"/>
+      </w:pPr>
+      <w:rPr>
+        <w:rFonts w:ascii="Courier New" w:hAnsi="Courier New" w:cs="Courier New" w:hint="default"/>
+      </w:rPr>
+    </w:lvl>
+    <w:lvl w:ilvl="2" w:tplc="04090005" w:tentative="1">
+      <w:start w:val="1"/>
+      <w:numFmt w:val="bullet"/>
+      <w:lvlText w:val=""/>
+      <w:lvlJc w:val="left"/>
+      <w:pPr>
+        <w:ind w:left="2520" w:hanging="360"/>
+      </w:pPr>
+      <w:rPr>
+        <w:rFonts w:ascii="Wingdings" w:hAnsi="Wingdings" w:hint="default"/>
+      </w:rPr>
+    </w:lvl>
+    <w:lvl w:ilvl="3" w:tplc="04090001" w:tentative="1">
+      <w:start w:val="1"/>
+      <w:numFmt w:val="bullet"/>
+      <w:lvlText w:val=""/>
+      <w:lvlJc w:val="left"/>
+      <w:pPr>
+        <w:ind w:left="3240" w:hanging="360"/>
+      </w:pPr>
+      <w:rPr>
+        <w:rFonts w:ascii="Symbol" w:hAnsi="Symbol" w:hint="default"/>
+      </w:rPr>
+    </w:lvl>
+    <w:lvl w:ilvl="4" w:tplc="04090003" w:tentative="1">
+      <w:start w:val="1"/>
+      <w:numFmt w:val="bullet"/>
+      <w:lvlText w:val="o"/>
+      <w:lvlJc w:val="left"/>
+      <w:pPr>
+        <w:ind w:left="3960" w:hanging="360"/>
+      </w:pPr>
+      <w:rPr>
+        <w:rFonts w:ascii="Courier New" w:hAnsi="Courier New" w:cs="Courier New" w:hint="default"/>
+      </w:rPr>
+    </w:lvl>
+    <w:lvl w:ilvl="5" w:tplc="04090005" w:tentative="1">
+      <w:start w:val="1"/>
+      <w:numFmt w:val="bullet"/>
+      <w:lvlText w:val=""/>
+      <w:lvlJc w:val="left"/>
+      <w:pPr>
+        <w:ind w:left="4680" w:hanging="360"/>
+      </w:pPr>
+      <w:rPr>
+        <w:rFonts w:ascii="Wingdings" w:hAnsi="Wingdings" w:hint="default"/>
+      </w:rPr>
+    </w:lvl>
+    <w:lvl w:ilvl="6" w:tplc="04090001" w:tentative="1">
+      <w:start w:val="1"/>
+      <w:numFmt w:val="bullet"/>
+      <w:lvlText w:val=""/>
+      <w:lvlJc w:val="left"/>
+      <w:pPr>
+        <w:ind w:left="5400" w:hanging="360"/>
+      </w:pPr>
+      <w:rPr>
+        <w:rFonts w:ascii="Symbol" w:hAnsi="Symbol" w:hint="default"/>
+      </w:rPr>
+    </w:lvl>
+    <w:lvl w:ilvl="7" w:tplc="04090003" w:tentative="1">
+      <w:start w:val="1"/>
+      <w:numFmt w:val="bullet"/>
+      <w:lvlText w:val="o"/>
+      <w:lvlJc w:val="left"/>
+      <w:pPr>
+        <w:ind w:left="6120" w:hanging="360"/>
+      </w:pPr>
+      <w:rPr>
+        <w:rFonts w:ascii="Courier New" w:hAnsi="Courier New" w:cs="Courier New" w:hint="default"/>
+      </w:rPr>
+    </w:lvl>
+    <w:lvl w:ilvl="8" w:tplc="04090005" w:tentative="1">
+      <w:start w:val="1"/>
+      <w:numFmt w:val="bullet"/>
+      <w:lvlText w:val=""/>
+      <w:lvlJc w:val="left"/>
+      <w:pPr>
+        <w:ind w:left="6840" w:hanging="360"/>
+      </w:pPr>
+      <w:rPr>
+        <w:rFonts w:ascii="Wingdings" w:hAnsi="Wingdings" w:hint="default"/>
+      </w:rPr>
+    </w:lvl>
+  </w:abstractNum>
+  <w:abstractNum w:abstractNumId="34" w15:restartNumberingAfterBreak="0">
+    <w:nsid w:val="57F17E60"/>
+    <w:multiLevelType w:val="hybridMultilevel"/>
+    <w:tmpl w:val="E1B69E4C"/>
+    <w:lvl w:ilvl="0" w:tplc="04090003">
+      <w:start w:val="1"/>
+      <w:numFmt w:val="bullet"/>
+      <w:lvlText w:val="o"/>
+      <w:lvlJc w:val="left"/>
+      <w:pPr>
+        <w:ind w:left="1080" w:hanging="360"/>
+      </w:pPr>
+      <w:rPr>
+        <w:rFonts w:ascii="Courier New" w:hAnsi="Courier New" w:cs="Courier New" w:hint="default"/>
+      </w:rPr>
+    </w:lvl>
+    <w:lvl w:ilvl="1" w:tplc="04090003" w:tentative="1">
+      <w:start w:val="1"/>
+      <w:numFmt w:val="bullet"/>
+      <w:lvlText w:val="o"/>
+      <w:lvlJc w:val="left"/>
+      <w:pPr>
+        <w:ind w:left="1800" w:hanging="360"/>
+      </w:pPr>
+      <w:rPr>
+        <w:rFonts w:ascii="Courier New" w:hAnsi="Courier New" w:cs="Courier New" w:hint="default"/>
+      </w:rPr>
+    </w:lvl>
+    <w:lvl w:ilvl="2" w:tplc="04090005" w:tentative="1">
+      <w:start w:val="1"/>
+      <w:numFmt w:val="bullet"/>
+      <w:lvlText w:val=""/>
+      <w:lvlJc w:val="left"/>
+      <w:pPr>
+        <w:ind w:left="2520" w:hanging="360"/>
+      </w:pPr>
+      <w:rPr>
+        <w:rFonts w:ascii="Wingdings" w:hAnsi="Wingdings" w:hint="default"/>
+      </w:rPr>
+    </w:lvl>
+    <w:lvl w:ilvl="3" w:tplc="04090001" w:tentative="1">
+      <w:start w:val="1"/>
+      <w:numFmt w:val="bullet"/>
+      <w:lvlText w:val=""/>
+      <w:lvlJc w:val="left"/>
+      <w:pPr>
+        <w:ind w:left="3240" w:hanging="360"/>
+      </w:pPr>
+      <w:rPr>
+        <w:rFonts w:ascii="Symbol" w:hAnsi="Symbol" w:hint="default"/>
+      </w:rPr>
+    </w:lvl>
+    <w:lvl w:ilvl="4" w:tplc="04090003" w:tentative="1">
+      <w:start w:val="1"/>
+      <w:numFmt w:val="bullet"/>
+      <w:lvlText w:val="o"/>
+      <w:lvlJc w:val="left"/>
+      <w:pPr>
+        <w:ind w:left="3960" w:hanging="360"/>
+      </w:pPr>
+      <w:rPr>
+        <w:rFonts w:ascii="Courier New" w:hAnsi="Courier New" w:cs="Courier New" w:hint="default"/>
+      </w:rPr>
+    </w:lvl>
+    <w:lvl w:ilvl="5" w:tplc="04090005" w:tentative="1">
+      <w:start w:val="1"/>
+      <w:numFmt w:val="bullet"/>
+      <w:lvlText w:val=""/>
+      <w:lvlJc w:val="left"/>
+      <w:pPr>
+        <w:ind w:left="4680" w:hanging="360"/>
+      </w:pPr>
+      <w:rPr>
+        <w:rFonts w:ascii="Wingdings" w:hAnsi="Wingdings" w:hint="default"/>
+      </w:rPr>
+    </w:lvl>
+    <w:lvl w:ilvl="6" w:tplc="04090001" w:tentative="1">
+      <w:start w:val="1"/>
+      <w:numFmt w:val="bullet"/>
+      <w:lvlText w:val=""/>
+      <w:lvlJc w:val="left"/>
+      <w:pPr>
+        <w:ind w:left="5400" w:hanging="360"/>
+      </w:pPr>
+      <w:rPr>
+        <w:rFonts w:ascii="Symbol" w:hAnsi="Symbol" w:hint="default"/>
+      </w:rPr>
+    </w:lvl>
+    <w:lvl w:ilvl="7" w:tplc="04090003" w:tentative="1">
+      <w:start w:val="1"/>
+      <w:numFmt w:val="bullet"/>
+      <w:lvlText w:val="o"/>
+      <w:lvlJc w:val="left"/>
+      <w:pPr>
+        <w:ind w:left="6120" w:hanging="360"/>
+      </w:pPr>
+      <w:rPr>
+        <w:rFonts w:ascii="Courier New" w:hAnsi="Courier New" w:cs="Courier New" w:hint="default"/>
+      </w:rPr>
+    </w:lvl>
+    <w:lvl w:ilvl="8" w:tplc="04090005" w:tentative="1">
+      <w:start w:val="1"/>
+      <w:numFmt w:val="bullet"/>
+      <w:lvlText w:val=""/>
+      <w:lvlJc w:val="left"/>
+      <w:pPr>
+        <w:ind w:left="6840" w:hanging="360"/>
+      </w:pPr>
+      <w:rPr>
+        <w:rFonts w:ascii="Wingdings" w:hAnsi="Wingdings" w:hint="default"/>
+      </w:rPr>
+    </w:lvl>
+  </w:abstractNum>
+  <w:abstractNum w:abstractNumId="35" w15:restartNumberingAfterBreak="0">
     <w:nsid w:val="57FD3E6B"/>
     <w:multiLevelType w:val="hybridMultilevel"/>
     <w:tmpl w:val="AA784672"/>
@@ -17008,7 +25127,7 @@
       </w:rPr>
     </w:lvl>
   </w:abstractNum>
-  <w:abstractNum w:abstractNumId="18" w15:restartNumberingAfterBreak="0">
+  <w:abstractNum w:abstractNumId="36" w15:restartNumberingAfterBreak="0">
     <w:nsid w:val="57FF1262"/>
     <w:multiLevelType w:val="hybridMultilevel"/>
     <w:tmpl w:val="C80CFC44"/>
@@ -17121,7 +25240,7 @@
       </w:rPr>
     </w:lvl>
   </w:abstractNum>
-  <w:abstractNum w:abstractNumId="19" w15:restartNumberingAfterBreak="0">
+  <w:abstractNum w:abstractNumId="37" w15:restartNumberingAfterBreak="0">
     <w:nsid w:val="58630DCC"/>
     <w:multiLevelType w:val="hybridMultilevel"/>
     <w:tmpl w:val="EF46D1AE"/>
@@ -17233,7 +25352,120 @@
       </w:rPr>
     </w:lvl>
   </w:abstractNum>
-  <w:abstractNum w:abstractNumId="20" w15:restartNumberingAfterBreak="0">
+  <w:abstractNum w:abstractNumId="38" w15:restartNumberingAfterBreak="0">
+    <w:nsid w:val="5B337FA7"/>
+    <w:multiLevelType w:val="hybridMultilevel"/>
+    <w:tmpl w:val="274C1378"/>
+    <w:lvl w:ilvl="0" w:tplc="04090001">
+      <w:start w:val="1"/>
+      <w:numFmt w:val="bullet"/>
+      <w:lvlText w:val=""/>
+      <w:lvlJc w:val="left"/>
+      <w:pPr>
+        <w:ind w:left="720" w:hanging="360"/>
+      </w:pPr>
+      <w:rPr>
+        <w:rFonts w:ascii="Symbol" w:hAnsi="Symbol" w:hint="default"/>
+      </w:rPr>
+    </w:lvl>
+    <w:lvl w:ilvl="1" w:tplc="FFFFFFFF" w:tentative="1">
+      <w:start w:val="1"/>
+      <w:numFmt w:val="bullet"/>
+      <w:lvlText w:val="o"/>
+      <w:lvlJc w:val="left"/>
+      <w:pPr>
+        <w:ind w:left="1440" w:hanging="360"/>
+      </w:pPr>
+      <w:rPr>
+        <w:rFonts w:ascii="Courier New" w:hAnsi="Courier New" w:cs="Courier New" w:hint="default"/>
+      </w:rPr>
+    </w:lvl>
+    <w:lvl w:ilvl="2" w:tplc="FFFFFFFF" w:tentative="1">
+      <w:start w:val="1"/>
+      <w:numFmt w:val="bullet"/>
+      <w:lvlText w:val=""/>
+      <w:lvlJc w:val="left"/>
+      <w:pPr>
+        <w:ind w:left="2160" w:hanging="360"/>
+      </w:pPr>
+      <w:rPr>
+        <w:rFonts w:ascii="Wingdings" w:hAnsi="Wingdings" w:hint="default"/>
+      </w:rPr>
+    </w:lvl>
+    <w:lvl w:ilvl="3" w:tplc="FFFFFFFF" w:tentative="1">
+      <w:start w:val="1"/>
+      <w:numFmt w:val="bullet"/>
+      <w:lvlText w:val=""/>
+      <w:lvlJc w:val="left"/>
+      <w:pPr>
+        <w:ind w:left="2880" w:hanging="360"/>
+      </w:pPr>
+      <w:rPr>
+        <w:rFonts w:ascii="Symbol" w:hAnsi="Symbol" w:hint="default"/>
+      </w:rPr>
+    </w:lvl>
+    <w:lvl w:ilvl="4" w:tplc="FFFFFFFF" w:tentative="1">
+      <w:start w:val="1"/>
+      <w:numFmt w:val="bullet"/>
+      <w:lvlText w:val="o"/>
+      <w:lvlJc w:val="left"/>
+      <w:pPr>
+        <w:ind w:left="3600" w:hanging="360"/>
+      </w:pPr>
+      <w:rPr>
+        <w:rFonts w:ascii="Courier New" w:hAnsi="Courier New" w:cs="Courier New" w:hint="default"/>
+      </w:rPr>
+    </w:lvl>
+    <w:lvl w:ilvl="5" w:tplc="FFFFFFFF" w:tentative="1">
+      <w:start w:val="1"/>
+      <w:numFmt w:val="bullet"/>
+      <w:lvlText w:val=""/>
+      <w:lvlJc w:val="left"/>
+      <w:pPr>
+        <w:ind w:left="4320" w:hanging="360"/>
+      </w:pPr>
+      <w:rPr>
+        <w:rFonts w:ascii="Wingdings" w:hAnsi="Wingdings" w:hint="default"/>
+      </w:rPr>
+    </w:lvl>
+    <w:lvl w:ilvl="6" w:tplc="FFFFFFFF" w:tentative="1">
+      <w:start w:val="1"/>
+      <w:numFmt w:val="bullet"/>
+      <w:lvlText w:val=""/>
+      <w:lvlJc w:val="left"/>
+      <w:pPr>
+        <w:ind w:left="5040" w:hanging="360"/>
+      </w:pPr>
+      <w:rPr>
+        <w:rFonts w:ascii="Symbol" w:hAnsi="Symbol" w:hint="default"/>
+      </w:rPr>
+    </w:lvl>
+    <w:lvl w:ilvl="7" w:tplc="FFFFFFFF" w:tentative="1">
+      <w:start w:val="1"/>
+      <w:numFmt w:val="bullet"/>
+      <w:lvlText w:val="o"/>
+      <w:lvlJc w:val="left"/>
+      <w:pPr>
+        <w:ind w:left="5760" w:hanging="360"/>
+      </w:pPr>
+      <w:rPr>
+        <w:rFonts w:ascii="Courier New" w:hAnsi="Courier New" w:cs="Courier New" w:hint="default"/>
+      </w:rPr>
+    </w:lvl>
+    <w:lvl w:ilvl="8" w:tplc="FFFFFFFF" w:tentative="1">
+      <w:start w:val="1"/>
+      <w:numFmt w:val="bullet"/>
+      <w:lvlText w:val=""/>
+      <w:lvlJc w:val="left"/>
+      <w:pPr>
+        <w:ind w:left="6480" w:hanging="360"/>
+      </w:pPr>
+      <w:rPr>
+        <w:rFonts w:ascii="Wingdings" w:hAnsi="Wingdings" w:hint="default"/>
+      </w:rPr>
+    </w:lvl>
+  </w:abstractNum>
+  <w:abstractNum w:abstractNumId="39" w15:restartNumberingAfterBreak="0">
     <w:nsid w:val="5D961D64"/>
     <w:multiLevelType w:val="hybridMultilevel"/>
     <w:tmpl w:val="85E8BFE2"/>
@@ -17345,7 +25577,233 @@
       </w:rPr>
     </w:lvl>
   </w:abstractNum>
-  <w:abstractNum w:abstractNumId="21" w15:restartNumberingAfterBreak="0">
+  <w:abstractNum w:abstractNumId="40" w15:restartNumberingAfterBreak="0">
+    <w:nsid w:val="614E32F4"/>
+    <w:multiLevelType w:val="hybridMultilevel"/>
+    <w:tmpl w:val="97BE0072"/>
+    <w:lvl w:ilvl="0" w:tplc="04090001">
+      <w:start w:val="1"/>
+      <w:numFmt w:val="bullet"/>
+      <w:lvlText w:val=""/>
+      <w:lvlJc w:val="left"/>
+      <w:pPr>
+        <w:ind w:left="720" w:hanging="360"/>
+      </w:pPr>
+      <w:rPr>
+        <w:rFonts w:ascii="Symbol" w:hAnsi="Symbol" w:hint="default"/>
+      </w:rPr>
+    </w:lvl>
+    <w:lvl w:ilvl="1" w:tplc="FFFFFFFF" w:tentative="1">
+      <w:start w:val="1"/>
+      <w:numFmt w:val="bullet"/>
+      <w:lvlText w:val="o"/>
+      <w:lvlJc w:val="left"/>
+      <w:pPr>
+        <w:ind w:left="1440" w:hanging="360"/>
+      </w:pPr>
+      <w:rPr>
+        <w:rFonts w:ascii="Courier New" w:hAnsi="Courier New" w:cs="Courier New" w:hint="default"/>
+      </w:rPr>
+    </w:lvl>
+    <w:lvl w:ilvl="2" w:tplc="FFFFFFFF" w:tentative="1">
+      <w:start w:val="1"/>
+      <w:numFmt w:val="bullet"/>
+      <w:lvlText w:val=""/>
+      <w:lvlJc w:val="left"/>
+      <w:pPr>
+        <w:ind w:left="2160" w:hanging="360"/>
+      </w:pPr>
+      <w:rPr>
+        <w:rFonts w:ascii="Wingdings" w:hAnsi="Wingdings" w:hint="default"/>
+      </w:rPr>
+    </w:lvl>
+    <w:lvl w:ilvl="3" w:tplc="FFFFFFFF" w:tentative="1">
+      <w:start w:val="1"/>
+      <w:numFmt w:val="bullet"/>
+      <w:lvlText w:val=""/>
+      <w:lvlJc w:val="left"/>
+      <w:pPr>
+        <w:ind w:left="2880" w:hanging="360"/>
+      </w:pPr>
+      <w:rPr>
+        <w:rFonts w:ascii="Symbol" w:hAnsi="Symbol" w:hint="default"/>
+      </w:rPr>
+    </w:lvl>
+    <w:lvl w:ilvl="4" w:tplc="FFFFFFFF" w:tentative="1">
+      <w:start w:val="1"/>
+      <w:numFmt w:val="bullet"/>
+      <w:lvlText w:val="o"/>
+      <w:lvlJc w:val="left"/>
+      <w:pPr>
+        <w:ind w:left="3600" w:hanging="360"/>
+      </w:pPr>
+      <w:rPr>
+        <w:rFonts w:ascii="Courier New" w:hAnsi="Courier New" w:cs="Courier New" w:hint="default"/>
+      </w:rPr>
+    </w:lvl>
+    <w:lvl w:ilvl="5" w:tplc="FFFFFFFF" w:tentative="1">
+      <w:start w:val="1"/>
+      <w:numFmt w:val="bullet"/>
+      <w:lvlText w:val=""/>
+      <w:lvlJc w:val="left"/>
+      <w:pPr>
+        <w:ind w:left="4320" w:hanging="360"/>
+      </w:pPr>
+      <w:rPr>
+        <w:rFonts w:ascii="Wingdings" w:hAnsi="Wingdings" w:hint="default"/>
+      </w:rPr>
+    </w:lvl>
+    <w:lvl w:ilvl="6" w:tplc="FFFFFFFF" w:tentative="1">
+      <w:start w:val="1"/>
+      <w:numFmt w:val="bullet"/>
+      <w:lvlText w:val=""/>
+      <w:lvlJc w:val="left"/>
+      <w:pPr>
+        <w:ind w:left="5040" w:hanging="360"/>
+      </w:pPr>
+      <w:rPr>
+        <w:rFonts w:ascii="Symbol" w:hAnsi="Symbol" w:hint="default"/>
+      </w:rPr>
+    </w:lvl>
+    <w:lvl w:ilvl="7" w:tplc="FFFFFFFF" w:tentative="1">
+      <w:start w:val="1"/>
+      <w:numFmt w:val="bullet"/>
+      <w:lvlText w:val="o"/>
+      <w:lvlJc w:val="left"/>
+      <w:pPr>
+        <w:ind w:left="5760" w:hanging="360"/>
+      </w:pPr>
+      <w:rPr>
+        <w:rFonts w:ascii="Courier New" w:hAnsi="Courier New" w:cs="Courier New" w:hint="default"/>
+      </w:rPr>
+    </w:lvl>
+    <w:lvl w:ilvl="8" w:tplc="FFFFFFFF" w:tentative="1">
+      <w:start w:val="1"/>
+      <w:numFmt w:val="bullet"/>
+      <w:lvlText w:val=""/>
+      <w:lvlJc w:val="left"/>
+      <w:pPr>
+        <w:ind w:left="6480" w:hanging="360"/>
+      </w:pPr>
+      <w:rPr>
+        <w:rFonts w:ascii="Wingdings" w:hAnsi="Wingdings" w:hint="default"/>
+      </w:rPr>
+    </w:lvl>
+  </w:abstractNum>
+  <w:abstractNum w:abstractNumId="41" w15:restartNumberingAfterBreak="0">
+    <w:nsid w:val="61787DBC"/>
+    <w:multiLevelType w:val="hybridMultilevel"/>
+    <w:tmpl w:val="EE9C8548"/>
+    <w:lvl w:ilvl="0" w:tplc="04090001">
+      <w:start w:val="1"/>
+      <w:numFmt w:val="bullet"/>
+      <w:lvlText w:val=""/>
+      <w:lvlJc w:val="left"/>
+      <w:pPr>
+        <w:ind w:left="1080" w:hanging="360"/>
+      </w:pPr>
+      <w:rPr>
+        <w:rFonts w:ascii="Symbol" w:hAnsi="Symbol" w:hint="default"/>
+      </w:rPr>
+    </w:lvl>
+    <w:lvl w:ilvl="1" w:tplc="04090003" w:tentative="1">
+      <w:start w:val="1"/>
+      <w:numFmt w:val="bullet"/>
+      <w:lvlText w:val="o"/>
+      <w:lvlJc w:val="left"/>
+      <w:pPr>
+        <w:ind w:left="1800" w:hanging="360"/>
+      </w:pPr>
+      <w:rPr>
+        <w:rFonts w:ascii="Courier New" w:hAnsi="Courier New" w:cs="Courier New" w:hint="default"/>
+      </w:rPr>
+    </w:lvl>
+    <w:lvl w:ilvl="2" w:tplc="04090005" w:tentative="1">
+      <w:start w:val="1"/>
+      <w:numFmt w:val="bullet"/>
+      <w:lvlText w:val=""/>
+      <w:lvlJc w:val="left"/>
+      <w:pPr>
+        <w:ind w:left="2520" w:hanging="360"/>
+      </w:pPr>
+      <w:rPr>
+        <w:rFonts w:ascii="Wingdings" w:hAnsi="Wingdings" w:hint="default"/>
+      </w:rPr>
+    </w:lvl>
+    <w:lvl w:ilvl="3" w:tplc="04090001" w:tentative="1">
+      <w:start w:val="1"/>
+      <w:numFmt w:val="bullet"/>
+      <w:lvlText w:val=""/>
+      <w:lvlJc w:val="left"/>
+      <w:pPr>
+        <w:ind w:left="3240" w:hanging="360"/>
+      </w:pPr>
+      <w:rPr>
+        <w:rFonts w:ascii="Symbol" w:hAnsi="Symbol" w:hint="default"/>
+      </w:rPr>
+    </w:lvl>
+    <w:lvl w:ilvl="4" w:tplc="04090003" w:tentative="1">
+      <w:start w:val="1"/>
+      <w:numFmt w:val="bullet"/>
+      <w:lvlText w:val="o"/>
+      <w:lvlJc w:val="left"/>
+      <w:pPr>
+        <w:ind w:left="3960" w:hanging="360"/>
+      </w:pPr>
+      <w:rPr>
+        <w:rFonts w:ascii="Courier New" w:hAnsi="Courier New" w:cs="Courier New" w:hint="default"/>
+      </w:rPr>
+    </w:lvl>
+    <w:lvl w:ilvl="5" w:tplc="04090005" w:tentative="1">
+      <w:start w:val="1"/>
+      <w:numFmt w:val="bullet"/>
+      <w:lvlText w:val=""/>
+      <w:lvlJc w:val="left"/>
+      <w:pPr>
+        <w:ind w:left="4680" w:hanging="360"/>
+      </w:pPr>
+      <w:rPr>
+        <w:rFonts w:ascii="Wingdings" w:hAnsi="Wingdings" w:hint="default"/>
+      </w:rPr>
+    </w:lvl>
+    <w:lvl w:ilvl="6" w:tplc="04090001" w:tentative="1">
+      <w:start w:val="1"/>
+      <w:numFmt w:val="bullet"/>
+      <w:lvlText w:val=""/>
+      <w:lvlJc w:val="left"/>
+      <w:pPr>
+        <w:ind w:left="5400" w:hanging="360"/>
+      </w:pPr>
+      <w:rPr>
+        <w:rFonts w:ascii="Symbol" w:hAnsi="Symbol" w:hint="default"/>
+      </w:rPr>
+    </w:lvl>
+    <w:lvl w:ilvl="7" w:tplc="04090003" w:tentative="1">
+      <w:start w:val="1"/>
+      <w:numFmt w:val="bullet"/>
+      <w:lvlText w:val="o"/>
+      <w:lvlJc w:val="left"/>
+      <w:pPr>
+        <w:ind w:left="6120" w:hanging="360"/>
+      </w:pPr>
+      <w:rPr>
+        <w:rFonts w:ascii="Courier New" w:hAnsi="Courier New" w:cs="Courier New" w:hint="default"/>
+      </w:rPr>
+    </w:lvl>
+    <w:lvl w:ilvl="8" w:tplc="04090005" w:tentative="1">
+      <w:start w:val="1"/>
+      <w:numFmt w:val="bullet"/>
+      <w:lvlText w:val=""/>
+      <w:lvlJc w:val="left"/>
+      <w:pPr>
+        <w:ind w:left="6840" w:hanging="360"/>
+      </w:pPr>
+      <w:rPr>
+        <w:rFonts w:ascii="Wingdings" w:hAnsi="Wingdings" w:hint="default"/>
+      </w:rPr>
+    </w:lvl>
+  </w:abstractNum>
+  <w:abstractNum w:abstractNumId="42" w15:restartNumberingAfterBreak="0">
     <w:nsid w:val="64AA1BA1"/>
     <w:multiLevelType w:val="hybridMultilevel"/>
     <w:tmpl w:val="4C302412"/>
@@ -17457,7 +25915,7 @@
       </w:rPr>
     </w:lvl>
   </w:abstractNum>
-  <w:abstractNum w:abstractNumId="22" w15:restartNumberingAfterBreak="0">
+  <w:abstractNum w:abstractNumId="43" w15:restartNumberingAfterBreak="0">
     <w:nsid w:val="66922990"/>
     <w:multiLevelType w:val="hybridMultilevel"/>
     <w:tmpl w:val="7220A4AE"/>
@@ -17570,7 +26028,7 @@
       </w:rPr>
     </w:lvl>
   </w:abstractNum>
-  <w:abstractNum w:abstractNumId="23" w15:restartNumberingAfterBreak="0">
+  <w:abstractNum w:abstractNumId="44" w15:restartNumberingAfterBreak="0">
     <w:nsid w:val="670A289A"/>
     <w:multiLevelType w:val="hybridMultilevel"/>
     <w:tmpl w:val="8EAA8596"/>
@@ -17682,7 +26140,7 @@
       </w:rPr>
     </w:lvl>
   </w:abstractNum>
-  <w:abstractNum w:abstractNumId="24" w15:restartNumberingAfterBreak="0">
+  <w:abstractNum w:abstractNumId="45" w15:restartNumberingAfterBreak="0">
     <w:nsid w:val="673A6DD4"/>
     <w:multiLevelType w:val="hybridMultilevel"/>
     <w:tmpl w:val="AD60EDF6"/>
@@ -17794,7 +26252,233 @@
       </w:rPr>
     </w:lvl>
   </w:abstractNum>
-  <w:abstractNum w:abstractNumId="25" w15:restartNumberingAfterBreak="0">
+  <w:abstractNum w:abstractNumId="46" w15:restartNumberingAfterBreak="0">
+    <w:nsid w:val="6A7C5456"/>
+    <w:multiLevelType w:val="hybridMultilevel"/>
+    <w:tmpl w:val="CF1A9DBE"/>
+    <w:lvl w:ilvl="0" w:tplc="04090003">
+      <w:start w:val="1"/>
+      <w:numFmt w:val="bullet"/>
+      <w:lvlText w:val="o"/>
+      <w:lvlJc w:val="left"/>
+      <w:pPr>
+        <w:ind w:left="720" w:hanging="360"/>
+      </w:pPr>
+      <w:rPr>
+        <w:rFonts w:ascii="Courier New" w:hAnsi="Courier New" w:cs="Courier New" w:hint="default"/>
+      </w:rPr>
+    </w:lvl>
+    <w:lvl w:ilvl="1" w:tplc="FFFFFFFF" w:tentative="1">
+      <w:start w:val="1"/>
+      <w:numFmt w:val="bullet"/>
+      <w:lvlText w:val="o"/>
+      <w:lvlJc w:val="left"/>
+      <w:pPr>
+        <w:ind w:left="1440" w:hanging="360"/>
+      </w:pPr>
+      <w:rPr>
+        <w:rFonts w:ascii="Courier New" w:hAnsi="Courier New" w:cs="Courier New" w:hint="default"/>
+      </w:rPr>
+    </w:lvl>
+    <w:lvl w:ilvl="2" w:tplc="FFFFFFFF" w:tentative="1">
+      <w:start w:val="1"/>
+      <w:numFmt w:val="bullet"/>
+      <w:lvlText w:val=""/>
+      <w:lvlJc w:val="left"/>
+      <w:pPr>
+        <w:ind w:left="2160" w:hanging="360"/>
+      </w:pPr>
+      <w:rPr>
+        <w:rFonts w:ascii="Wingdings" w:hAnsi="Wingdings" w:hint="default"/>
+      </w:rPr>
+    </w:lvl>
+    <w:lvl w:ilvl="3" w:tplc="FFFFFFFF" w:tentative="1">
+      <w:start w:val="1"/>
+      <w:numFmt w:val="bullet"/>
+      <w:lvlText w:val=""/>
+      <w:lvlJc w:val="left"/>
+      <w:pPr>
+        <w:ind w:left="2880" w:hanging="360"/>
+      </w:pPr>
+      <w:rPr>
+        <w:rFonts w:ascii="Symbol" w:hAnsi="Symbol" w:hint="default"/>
+      </w:rPr>
+    </w:lvl>
+    <w:lvl w:ilvl="4" w:tplc="FFFFFFFF" w:tentative="1">
+      <w:start w:val="1"/>
+      <w:numFmt w:val="bullet"/>
+      <w:lvlText w:val="o"/>
+      <w:lvlJc w:val="left"/>
+      <w:pPr>
+        <w:ind w:left="3600" w:hanging="360"/>
+      </w:pPr>
+      <w:rPr>
+        <w:rFonts w:ascii="Courier New" w:hAnsi="Courier New" w:cs="Courier New" w:hint="default"/>
+      </w:rPr>
+    </w:lvl>
+    <w:lvl w:ilvl="5" w:tplc="FFFFFFFF" w:tentative="1">
+      <w:start w:val="1"/>
+      <w:numFmt w:val="bullet"/>
+      <w:lvlText w:val=""/>
+      <w:lvlJc w:val="left"/>
+      <w:pPr>
+        <w:ind w:left="4320" w:hanging="360"/>
+      </w:pPr>
+      <w:rPr>
+        <w:rFonts w:ascii="Wingdings" w:hAnsi="Wingdings" w:hint="default"/>
+      </w:rPr>
+    </w:lvl>
+    <w:lvl w:ilvl="6" w:tplc="FFFFFFFF" w:tentative="1">
+      <w:start w:val="1"/>
+      <w:numFmt w:val="bullet"/>
+      <w:lvlText w:val=""/>
+      <w:lvlJc w:val="left"/>
+      <w:pPr>
+        <w:ind w:left="5040" w:hanging="360"/>
+      </w:pPr>
+      <w:rPr>
+        <w:rFonts w:ascii="Symbol" w:hAnsi="Symbol" w:hint="default"/>
+      </w:rPr>
+    </w:lvl>
+    <w:lvl w:ilvl="7" w:tplc="FFFFFFFF" w:tentative="1">
+      <w:start w:val="1"/>
+      <w:numFmt w:val="bullet"/>
+      <w:lvlText w:val="o"/>
+      <w:lvlJc w:val="left"/>
+      <w:pPr>
+        <w:ind w:left="5760" w:hanging="360"/>
+      </w:pPr>
+      <w:rPr>
+        <w:rFonts w:ascii="Courier New" w:hAnsi="Courier New" w:cs="Courier New" w:hint="default"/>
+      </w:rPr>
+    </w:lvl>
+    <w:lvl w:ilvl="8" w:tplc="FFFFFFFF" w:tentative="1">
+      <w:start w:val="1"/>
+      <w:numFmt w:val="bullet"/>
+      <w:lvlText w:val=""/>
+      <w:lvlJc w:val="left"/>
+      <w:pPr>
+        <w:ind w:left="6480" w:hanging="360"/>
+      </w:pPr>
+      <w:rPr>
+        <w:rFonts w:ascii="Wingdings" w:hAnsi="Wingdings" w:hint="default"/>
+      </w:rPr>
+    </w:lvl>
+  </w:abstractNum>
+  <w:abstractNum w:abstractNumId="47" w15:restartNumberingAfterBreak="0">
+    <w:nsid w:val="6EEB05F0"/>
+    <w:multiLevelType w:val="hybridMultilevel"/>
+    <w:tmpl w:val="D6C25E98"/>
+    <w:lvl w:ilvl="0" w:tplc="04090001">
+      <w:start w:val="1"/>
+      <w:numFmt w:val="bullet"/>
+      <w:lvlText w:val=""/>
+      <w:lvlJc w:val="left"/>
+      <w:pPr>
+        <w:ind w:left="720" w:hanging="360"/>
+      </w:pPr>
+      <w:rPr>
+        <w:rFonts w:ascii="Symbol" w:hAnsi="Symbol" w:hint="default"/>
+      </w:rPr>
+    </w:lvl>
+    <w:lvl w:ilvl="1" w:tplc="04090003" w:tentative="1">
+      <w:start w:val="1"/>
+      <w:numFmt w:val="bullet"/>
+      <w:lvlText w:val="o"/>
+      <w:lvlJc w:val="left"/>
+      <w:pPr>
+        <w:ind w:left="1440" w:hanging="360"/>
+      </w:pPr>
+      <w:rPr>
+        <w:rFonts w:ascii="Courier New" w:hAnsi="Courier New" w:cs="Courier New" w:hint="default"/>
+      </w:rPr>
+    </w:lvl>
+    <w:lvl w:ilvl="2" w:tplc="04090005" w:tentative="1">
+      <w:start w:val="1"/>
+      <w:numFmt w:val="bullet"/>
+      <w:lvlText w:val=""/>
+      <w:lvlJc w:val="left"/>
+      <w:pPr>
+        <w:ind w:left="2160" w:hanging="360"/>
+      </w:pPr>
+      <w:rPr>
+        <w:rFonts w:ascii="Wingdings" w:hAnsi="Wingdings" w:hint="default"/>
+      </w:rPr>
+    </w:lvl>
+    <w:lvl w:ilvl="3" w:tplc="04090001" w:tentative="1">
+      <w:start w:val="1"/>
+      <w:numFmt w:val="bullet"/>
+      <w:lvlText w:val=""/>
+      <w:lvlJc w:val="left"/>
+      <w:pPr>
+        <w:ind w:left="2880" w:hanging="360"/>
+      </w:pPr>
+      <w:rPr>
+        <w:rFonts w:ascii="Symbol" w:hAnsi="Symbol" w:hint="default"/>
+      </w:rPr>
+    </w:lvl>
+    <w:lvl w:ilvl="4" w:tplc="04090003" w:tentative="1">
+      <w:start w:val="1"/>
+      <w:numFmt w:val="bullet"/>
+      <w:lvlText w:val="o"/>
+      <w:lvlJc w:val="left"/>
+      <w:pPr>
+        <w:ind w:left="3600" w:hanging="360"/>
+      </w:pPr>
+      <w:rPr>
+        <w:rFonts w:ascii="Courier New" w:hAnsi="Courier New" w:cs="Courier New" w:hint="default"/>
+      </w:rPr>
+    </w:lvl>
+    <w:lvl w:ilvl="5" w:tplc="04090005" w:tentative="1">
+      <w:start w:val="1"/>
+      <w:numFmt w:val="bullet"/>
+      <w:lvlText w:val=""/>
+      <w:lvlJc w:val="left"/>
+      <w:pPr>
+        <w:ind w:left="4320" w:hanging="360"/>
+      </w:pPr>
+      <w:rPr>
+        <w:rFonts w:ascii="Wingdings" w:hAnsi="Wingdings" w:hint="default"/>
+      </w:rPr>
+    </w:lvl>
+    <w:lvl w:ilvl="6" w:tplc="04090001" w:tentative="1">
+      <w:start w:val="1"/>
+      <w:numFmt w:val="bullet"/>
+      <w:lvlText w:val=""/>
+      <w:lvlJc w:val="left"/>
+      <w:pPr>
+        <w:ind w:left="5040" w:hanging="360"/>
+      </w:pPr>
+      <w:rPr>
+        <w:rFonts w:ascii="Symbol" w:hAnsi="Symbol" w:hint="default"/>
+      </w:rPr>
+    </w:lvl>
+    <w:lvl w:ilvl="7" w:tplc="04090003" w:tentative="1">
+      <w:start w:val="1"/>
+      <w:numFmt w:val="bullet"/>
+      <w:lvlText w:val="o"/>
+      <w:lvlJc w:val="left"/>
+      <w:pPr>
+        <w:ind w:left="5760" w:hanging="360"/>
+      </w:pPr>
+      <w:rPr>
+        <w:rFonts w:ascii="Courier New" w:hAnsi="Courier New" w:cs="Courier New" w:hint="default"/>
+      </w:rPr>
+    </w:lvl>
+    <w:lvl w:ilvl="8" w:tplc="04090005" w:tentative="1">
+      <w:start w:val="1"/>
+      <w:numFmt w:val="bullet"/>
+      <w:lvlText w:val=""/>
+      <w:lvlJc w:val="left"/>
+      <w:pPr>
+        <w:ind w:left="6480" w:hanging="360"/>
+      </w:pPr>
+      <w:rPr>
+        <w:rFonts w:ascii="Wingdings" w:hAnsi="Wingdings" w:hint="default"/>
+      </w:rPr>
+    </w:lvl>
+  </w:abstractNum>
+  <w:abstractNum w:abstractNumId="48" w15:restartNumberingAfterBreak="0">
     <w:nsid w:val="71510671"/>
     <w:multiLevelType w:val="hybridMultilevel"/>
     <w:tmpl w:val="96301986"/>
@@ -17906,7 +26590,7 @@
       </w:rPr>
     </w:lvl>
   </w:abstractNum>
-  <w:abstractNum w:abstractNumId="26" w15:restartNumberingAfterBreak="0">
+  <w:abstractNum w:abstractNumId="49" w15:restartNumberingAfterBreak="0">
     <w:nsid w:val="77A26246"/>
     <w:multiLevelType w:val="hybridMultilevel"/>
     <w:tmpl w:val="08B44A9A"/>
@@ -18018,7 +26702,206 @@
       </w:rPr>
     </w:lvl>
   </w:abstractNum>
-  <w:abstractNum w:abstractNumId="27" w15:restartNumberingAfterBreak="0">
+  <w:abstractNum w:abstractNumId="50" w15:restartNumberingAfterBreak="0">
+    <w:nsid w:val="77CA55A4"/>
+    <w:multiLevelType w:val="hybridMultilevel"/>
+    <w:tmpl w:val="787EF6C6"/>
+    <w:lvl w:ilvl="0" w:tplc="04090001">
+      <w:start w:val="1"/>
+      <w:numFmt w:val="bullet"/>
+      <w:lvlText w:val=""/>
+      <w:lvlJc w:val="left"/>
+      <w:pPr>
+        <w:ind w:left="1080" w:hanging="360"/>
+      </w:pPr>
+      <w:rPr>
+        <w:rFonts w:ascii="Symbol" w:hAnsi="Symbol" w:hint="default"/>
+      </w:rPr>
+    </w:lvl>
+    <w:lvl w:ilvl="1" w:tplc="04090003" w:tentative="1">
+      <w:start w:val="1"/>
+      <w:numFmt w:val="bullet"/>
+      <w:lvlText w:val="o"/>
+      <w:lvlJc w:val="left"/>
+      <w:pPr>
+        <w:ind w:left="1800" w:hanging="360"/>
+      </w:pPr>
+      <w:rPr>
+        <w:rFonts w:ascii="Courier New" w:hAnsi="Courier New" w:cs="Courier New" w:hint="default"/>
+      </w:rPr>
+    </w:lvl>
+    <w:lvl w:ilvl="2" w:tplc="04090005" w:tentative="1">
+      <w:start w:val="1"/>
+      <w:numFmt w:val="bullet"/>
+      <w:lvlText w:val=""/>
+      <w:lvlJc w:val="left"/>
+      <w:pPr>
+        <w:ind w:left="2520" w:hanging="360"/>
+      </w:pPr>
+      <w:rPr>
+        <w:rFonts w:ascii="Wingdings" w:hAnsi="Wingdings" w:hint="default"/>
+      </w:rPr>
+    </w:lvl>
+    <w:lvl w:ilvl="3" w:tplc="04090001" w:tentative="1">
+      <w:start w:val="1"/>
+      <w:numFmt w:val="bullet"/>
+      <w:lvlText w:val=""/>
+      <w:lvlJc w:val="left"/>
+      <w:pPr>
+        <w:ind w:left="3240" w:hanging="360"/>
+      </w:pPr>
+      <w:rPr>
+        <w:rFonts w:ascii="Symbol" w:hAnsi="Symbol" w:hint="default"/>
+      </w:rPr>
+    </w:lvl>
+    <w:lvl w:ilvl="4" w:tplc="04090003" w:tentative="1">
+      <w:start w:val="1"/>
+      <w:numFmt w:val="bullet"/>
+      <w:lvlText w:val="o"/>
+      <w:lvlJc w:val="left"/>
+      <w:pPr>
+        <w:ind w:left="3960" w:hanging="360"/>
+      </w:pPr>
+      <w:rPr>
+        <w:rFonts w:ascii="Courier New" w:hAnsi="Courier New" w:cs="Courier New" w:hint="default"/>
+      </w:rPr>
+    </w:lvl>
+    <w:lvl w:ilvl="5" w:tplc="04090005" w:tentative="1">
+      <w:start w:val="1"/>
+      <w:numFmt w:val="bullet"/>
+      <w:lvlText w:val=""/>
+      <w:lvlJc w:val="left"/>
+      <w:pPr>
+        <w:ind w:left="4680" w:hanging="360"/>
+      </w:pPr>
+      <w:rPr>
+        <w:rFonts w:ascii="Wingdings" w:hAnsi="Wingdings" w:hint="default"/>
+      </w:rPr>
+    </w:lvl>
+    <w:lvl w:ilvl="6" w:tplc="04090001" w:tentative="1">
+      <w:start w:val="1"/>
+      <w:numFmt w:val="bullet"/>
+      <w:lvlText w:val=""/>
+      <w:lvlJc w:val="left"/>
+      <w:pPr>
+        <w:ind w:left="5400" w:hanging="360"/>
+      </w:pPr>
+      <w:rPr>
+        <w:rFonts w:ascii="Symbol" w:hAnsi="Symbol" w:hint="default"/>
+      </w:rPr>
+    </w:lvl>
+    <w:lvl w:ilvl="7" w:tplc="04090003" w:tentative="1">
+      <w:start w:val="1"/>
+      <w:numFmt w:val="bullet"/>
+      <w:lvlText w:val="o"/>
+      <w:lvlJc w:val="left"/>
+      <w:pPr>
+        <w:ind w:left="6120" w:hanging="360"/>
+      </w:pPr>
+      <w:rPr>
+        <w:rFonts w:ascii="Courier New" w:hAnsi="Courier New" w:cs="Courier New" w:hint="default"/>
+      </w:rPr>
+    </w:lvl>
+    <w:lvl w:ilvl="8" w:tplc="04090005" w:tentative="1">
+      <w:start w:val="1"/>
+      <w:numFmt w:val="bullet"/>
+      <w:lvlText w:val=""/>
+      <w:lvlJc w:val="left"/>
+      <w:pPr>
+        <w:ind w:left="6840" w:hanging="360"/>
+      </w:pPr>
+      <w:rPr>
+        <w:rFonts w:ascii="Wingdings" w:hAnsi="Wingdings" w:hint="default"/>
+      </w:rPr>
+    </w:lvl>
+  </w:abstractNum>
+  <w:abstractNum w:abstractNumId="51" w15:restartNumberingAfterBreak="0">
+    <w:nsid w:val="795C139B"/>
+    <w:multiLevelType w:val="hybridMultilevel"/>
+    <w:tmpl w:val="BCE63856"/>
+    <w:lvl w:ilvl="0" w:tplc="FFFFFFFF">
+      <w:start w:val="1"/>
+      <w:numFmt w:val="decimal"/>
+      <w:lvlText w:val="%1."/>
+      <w:lvlJc w:val="left"/>
+      <w:pPr>
+        <w:ind w:left="1080" w:hanging="360"/>
+      </w:pPr>
+    </w:lvl>
+    <w:lvl w:ilvl="1" w:tplc="04090019" w:tentative="1">
+      <w:start w:val="1"/>
+      <w:numFmt w:val="lowerLetter"/>
+      <w:lvlText w:val="%2."/>
+      <w:lvlJc w:val="left"/>
+      <w:pPr>
+        <w:ind w:left="1800" w:hanging="360"/>
+      </w:pPr>
+    </w:lvl>
+    <w:lvl w:ilvl="2" w:tplc="0409001B" w:tentative="1">
+      <w:start w:val="1"/>
+      <w:numFmt w:val="lowerRoman"/>
+      <w:lvlText w:val="%3."/>
+      <w:lvlJc w:val="right"/>
+      <w:pPr>
+        <w:ind w:left="2520" w:hanging="180"/>
+      </w:pPr>
+    </w:lvl>
+    <w:lvl w:ilvl="3" w:tplc="0409000F" w:tentative="1">
+      <w:start w:val="1"/>
+      <w:numFmt w:val="decimal"/>
+      <w:lvlText w:val="%4."/>
+      <w:lvlJc w:val="left"/>
+      <w:pPr>
+        <w:ind w:left="3240" w:hanging="360"/>
+      </w:pPr>
+    </w:lvl>
+    <w:lvl w:ilvl="4" w:tplc="04090019" w:tentative="1">
+      <w:start w:val="1"/>
+      <w:numFmt w:val="lowerLetter"/>
+      <w:lvlText w:val="%5."/>
+      <w:lvlJc w:val="left"/>
+      <w:pPr>
+        <w:ind w:left="3960" w:hanging="360"/>
+      </w:pPr>
+    </w:lvl>
+    <w:lvl w:ilvl="5" w:tplc="0409001B" w:tentative="1">
+      <w:start w:val="1"/>
+      <w:numFmt w:val="lowerRoman"/>
+      <w:lvlText w:val="%6."/>
+      <w:lvlJc w:val="right"/>
+      <w:pPr>
+        <w:ind w:left="4680" w:hanging="180"/>
+      </w:pPr>
+    </w:lvl>
+    <w:lvl w:ilvl="6" w:tplc="0409000F" w:tentative="1">
+      <w:start w:val="1"/>
+      <w:numFmt w:val="decimal"/>
+      <w:lvlText w:val="%7."/>
+      <w:lvlJc w:val="left"/>
+      <w:pPr>
+        <w:ind w:left="5400" w:hanging="360"/>
+      </w:pPr>
+    </w:lvl>
+    <w:lvl w:ilvl="7" w:tplc="04090019" w:tentative="1">
+      <w:start w:val="1"/>
+      <w:numFmt w:val="lowerLetter"/>
+      <w:lvlText w:val="%8."/>
+      <w:lvlJc w:val="left"/>
+      <w:pPr>
+        <w:ind w:left="6120" w:hanging="360"/>
+      </w:pPr>
+    </w:lvl>
+    <w:lvl w:ilvl="8" w:tplc="0409001B" w:tentative="1">
+      <w:start w:val="1"/>
+      <w:numFmt w:val="lowerRoman"/>
+      <w:lvlText w:val="%9."/>
+      <w:lvlJc w:val="right"/>
+      <w:pPr>
+        <w:ind w:left="6840" w:hanging="180"/>
+      </w:pPr>
+    </w:lvl>
+  </w:abstractNum>
+  <w:abstractNum w:abstractNumId="52" w15:restartNumberingAfterBreak="0">
     <w:nsid w:val="7E6C4EA5"/>
     <w:multiLevelType w:val="hybridMultilevel"/>
     <w:tmpl w:val="86C0D800"/>
@@ -18131,88 +27014,163 @@
     </w:lvl>
   </w:abstractNum>
   <w:num w:numId="1" w16cid:durableId="985865416">
+    <w:abstractNumId w:val="31"/>
+  </w:num>
+  <w:num w:numId="2" w16cid:durableId="1357997118">
+    <w:abstractNumId w:val="43"/>
+  </w:num>
+  <w:num w:numId="3" w16cid:durableId="954412718">
+    <w:abstractNumId w:val="10"/>
+  </w:num>
+  <w:num w:numId="4" w16cid:durableId="1334838414">
+    <w:abstractNumId w:val="48"/>
+  </w:num>
+  <w:num w:numId="5" w16cid:durableId="1719890426">
+    <w:abstractNumId w:val="42"/>
+  </w:num>
+  <w:num w:numId="6" w16cid:durableId="33162647">
+    <w:abstractNumId w:val="24"/>
+  </w:num>
+  <w:num w:numId="7" w16cid:durableId="1276863902">
     <w:abstractNumId w:val="15"/>
   </w:num>
-  <w:num w:numId="2" w16cid:durableId="1357997118">
+  <w:num w:numId="8" w16cid:durableId="1067536879">
+    <w:abstractNumId w:val="49"/>
+  </w:num>
+  <w:num w:numId="9" w16cid:durableId="2023317445">
+    <w:abstractNumId w:val="3"/>
+  </w:num>
+  <w:num w:numId="10" w16cid:durableId="1508443105">
+    <w:abstractNumId w:val="1"/>
+  </w:num>
+  <w:num w:numId="11" w16cid:durableId="820581353">
+    <w:abstractNumId w:val="8"/>
+  </w:num>
+  <w:num w:numId="12" w16cid:durableId="1843546727">
+    <w:abstractNumId w:val="9"/>
+  </w:num>
+  <w:num w:numId="13" w16cid:durableId="1733649973">
+    <w:abstractNumId w:val="27"/>
+  </w:num>
+  <w:num w:numId="14" w16cid:durableId="1635065147">
+    <w:abstractNumId w:val="28"/>
+  </w:num>
+  <w:num w:numId="15" w16cid:durableId="1414159583">
+    <w:abstractNumId w:val="19"/>
+  </w:num>
+  <w:num w:numId="16" w16cid:durableId="926692090">
+    <w:abstractNumId w:val="32"/>
+  </w:num>
+  <w:num w:numId="17" w16cid:durableId="435637166">
+    <w:abstractNumId w:val="2"/>
+  </w:num>
+  <w:num w:numId="18" w16cid:durableId="640381194">
+    <w:abstractNumId w:val="39"/>
+  </w:num>
+  <w:num w:numId="19" w16cid:durableId="2016955889">
+    <w:abstractNumId w:val="44"/>
+  </w:num>
+  <w:num w:numId="20" w16cid:durableId="665278943">
+    <w:abstractNumId w:val="5"/>
+  </w:num>
+  <w:num w:numId="21" w16cid:durableId="2135169734">
+    <w:abstractNumId w:val="37"/>
+  </w:num>
+  <w:num w:numId="22" w16cid:durableId="612634043">
+    <w:abstractNumId w:val="45"/>
+  </w:num>
+  <w:num w:numId="23" w16cid:durableId="1684555838">
+    <w:abstractNumId w:val="23"/>
+  </w:num>
+  <w:num w:numId="24" w16cid:durableId="2014261147">
+    <w:abstractNumId w:val="52"/>
+  </w:num>
+  <w:num w:numId="25" w16cid:durableId="309098788">
     <w:abstractNumId w:val="22"/>
   </w:num>
-  <w:num w:numId="3" w16cid:durableId="954412718">
+  <w:num w:numId="26" w16cid:durableId="1267956913">
+    <w:abstractNumId w:val="35"/>
+  </w:num>
+  <w:num w:numId="27" w16cid:durableId="127750394">
+    <w:abstractNumId w:val="36"/>
+  </w:num>
+  <w:num w:numId="28" w16cid:durableId="647247590">
+    <w:abstractNumId w:val="29"/>
+  </w:num>
+  <w:num w:numId="29" w16cid:durableId="1592855828">
+    <w:abstractNumId w:val="47"/>
+  </w:num>
+  <w:num w:numId="30" w16cid:durableId="814681073">
+    <w:abstractNumId w:val="21"/>
+  </w:num>
+  <w:num w:numId="31" w16cid:durableId="985356382">
+    <w:abstractNumId w:val="46"/>
+  </w:num>
+  <w:num w:numId="32" w16cid:durableId="1439985534">
+    <w:abstractNumId w:val="4"/>
+  </w:num>
+  <w:num w:numId="33" w16cid:durableId="243144593">
+    <w:abstractNumId w:val="34"/>
+  </w:num>
+  <w:num w:numId="34" w16cid:durableId="302004669">
+    <w:abstractNumId w:val="33"/>
+  </w:num>
+  <w:num w:numId="35" w16cid:durableId="1468159656">
+    <w:abstractNumId w:val="17"/>
+  </w:num>
+  <w:num w:numId="36" w16cid:durableId="2102752133">
+    <w:abstractNumId w:val="11"/>
+  </w:num>
+  <w:num w:numId="37" w16cid:durableId="1547982813">
+    <w:abstractNumId w:val="51"/>
+  </w:num>
+  <w:num w:numId="38" w16cid:durableId="386296522">
+    <w:abstractNumId w:val="7"/>
+  </w:num>
+  <w:num w:numId="39" w16cid:durableId="708144125">
     <w:abstractNumId w:val="6"/>
   </w:num>
-  <w:num w:numId="4" w16cid:durableId="1334838414">
+  <w:num w:numId="40" w16cid:durableId="1191069953">
+    <w:abstractNumId w:val="50"/>
+  </w:num>
+  <w:num w:numId="41" w16cid:durableId="550699742">
+    <w:abstractNumId w:val="20"/>
+  </w:num>
+  <w:num w:numId="42" w16cid:durableId="544289915">
+    <w:abstractNumId w:val="12"/>
+  </w:num>
+  <w:num w:numId="43" w16cid:durableId="2105761222">
+    <w:abstractNumId w:val="30"/>
+  </w:num>
+  <w:num w:numId="44" w16cid:durableId="993797807">
+    <w:abstractNumId w:val="26"/>
+  </w:num>
+  <w:num w:numId="45" w16cid:durableId="1801148759">
+    <w:abstractNumId w:val="38"/>
+  </w:num>
+  <w:num w:numId="46" w16cid:durableId="477461107">
+    <w:abstractNumId w:val="41"/>
+  </w:num>
+  <w:num w:numId="47" w16cid:durableId="1272131790">
+    <w:abstractNumId w:val="0"/>
+  </w:num>
+  <w:num w:numId="48" w16cid:durableId="1712146447">
     <w:abstractNumId w:val="25"/>
   </w:num>
-  <w:num w:numId="5" w16cid:durableId="1719890426">
-    <w:abstractNumId w:val="21"/>
+  <w:num w:numId="49" w16cid:durableId="1922568847">
+    <w:abstractNumId w:val="14"/>
   </w:num>
-  <w:num w:numId="6" w16cid:durableId="33162647">
-    <w:abstractNumId w:val="11"/>
+  <w:num w:numId="50" w16cid:durableId="1839153401">
+    <w:abstractNumId w:val="40"/>
   </w:num>
-  <w:num w:numId="7" w16cid:durableId="1276863902">
-    <w:abstractNumId w:val="7"/>
-  </w:num>
-  <w:num w:numId="8" w16cid:durableId="1067536879">
-    <w:abstractNumId w:val="26"/>
-  </w:num>
-  <w:num w:numId="9" w16cid:durableId="2023317445">
-    <w:abstractNumId w:val="2"/>
-  </w:num>
-  <w:num w:numId="10" w16cid:durableId="1508443105">
-    <w:abstractNumId w:val="0"/>
-  </w:num>
-  <w:num w:numId="11" w16cid:durableId="820581353">
-    <w:abstractNumId w:val="4"/>
-  </w:num>
-  <w:num w:numId="12" w16cid:durableId="1843546727">
-    <w:abstractNumId w:val="5"/>
-  </w:num>
-  <w:num w:numId="13" w16cid:durableId="1733649973">
-    <w:abstractNumId w:val="12"/>
-  </w:num>
-  <w:num w:numId="14" w16cid:durableId="1635065147">
-    <w:abstractNumId w:val="13"/>
-  </w:num>
-  <w:num w:numId="15" w16cid:durableId="1414159583">
-    <w:abstractNumId w:val="8"/>
-  </w:num>
-  <w:num w:numId="16" w16cid:durableId="926692090">
+  <w:num w:numId="51" w16cid:durableId="876041062">
     <w:abstractNumId w:val="16"/>
   </w:num>
-  <w:num w:numId="17" w16cid:durableId="435637166">
-    <w:abstractNumId w:val="1"/>
-  </w:num>
-  <w:num w:numId="18" w16cid:durableId="640381194">
-    <w:abstractNumId w:val="20"/>
-  </w:num>
-  <w:num w:numId="19" w16cid:durableId="2016955889">
-    <w:abstractNumId w:val="23"/>
-  </w:num>
-  <w:num w:numId="20" w16cid:durableId="665278943">
-    <w:abstractNumId w:val="3"/>
-  </w:num>
-  <w:num w:numId="21" w16cid:durableId="2135169734">
-    <w:abstractNumId w:val="19"/>
-  </w:num>
-  <w:num w:numId="22" w16cid:durableId="612634043">
-    <w:abstractNumId w:val="24"/>
-  </w:num>
-  <w:num w:numId="23" w16cid:durableId="1684555838">
-    <w:abstractNumId w:val="10"/>
-  </w:num>
-  <w:num w:numId="24" w16cid:durableId="2014261147">
-    <w:abstractNumId w:val="27"/>
-  </w:num>
-  <w:num w:numId="25" w16cid:durableId="309098788">
-    <w:abstractNumId w:val="9"/>
-  </w:num>
-  <w:num w:numId="26" w16cid:durableId="1267956913">
-    <w:abstractNumId w:val="17"/>
-  </w:num>
-  <w:num w:numId="27" w16cid:durableId="127750394">
+  <w:num w:numId="52" w16cid:durableId="637884612">
     <w:abstractNumId w:val="18"/>
   </w:num>
-  <w:num w:numId="28" w16cid:durableId="647247590">
-    <w:abstractNumId w:val="14"/>
+  <w:num w:numId="53" w16cid:durableId="1017079294">
+    <w:abstractNumId w:val="13"/>
   </w:num>
 </w:numbering>
 </file>
@@ -18820,7 +27778,6 @@
   <w:style w:type="character" w:default="1" w:styleId="DefaultParagraphFont">
     <w:name w:val="Default Paragraph Font"/>
     <w:uiPriority w:val="1"/>
-    <w:semiHidden/>
     <w:unhideWhenUsed/>
   </w:style>
   <w:style w:type="table" w:default="1" w:styleId="TableNormal">
@@ -19430,4 +28387,16 @@
     </a:ext>
   </a:extLst>
 </a:theme>
+</file>
+
+<file path=customXml/item1.xml><?xml version="1.0" encoding="utf-8"?>
+<b:Sources xmlns:b="http://schemas.openxmlformats.org/officeDocument/2006/bibliography" xmlns="http://schemas.openxmlformats.org/officeDocument/2006/bibliography" SelectedStyle="\APASixthEditionOfficeOnline.xsl" StyleName="APA" Version="6"/>
+</file>
+
+<file path=customXml/itemProps1.xml><?xml version="1.0" encoding="utf-8"?>
+<ds:datastoreItem xmlns:ds="http://schemas.openxmlformats.org/officeDocument/2006/customXml" ds:itemID="{79BD5F0D-C84D-4EB3-B6DB-B9013AB3F70E}">
+  <ds:schemaRefs>
+    <ds:schemaRef ds:uri="http://schemas.openxmlformats.org/officeDocument/2006/bibliography"/>
+  </ds:schemaRefs>
+</ds:datastoreItem>
 </file>
--- a/Kubernetes/5-controllers.docx
+++ b/Kubernetes/5-controllers.docx
@@ -1,6 +1,6 @@
 
 <file path=word/document.xml><?xml version="1.0" encoding="utf-8"?>
-<w:document xmlns:wpc="http://schemas.microsoft.com/office/word/2010/wordprocessingCanvas" xmlns:cx="http://schemas.microsoft.com/office/drawing/2014/chartex" xmlns:cx1="http://schemas.microsoft.com/office/drawing/2015/9/8/chartex" xmlns:cx2="http://schemas.microsoft.com/office/drawing/2015/10/21/chartex" xmlns:cx3="http://schemas.microsoft.com/office/drawing/2016/5/9/chartex" xmlns:cx4="http://schemas.microsoft.com/office/drawing/2016/5/10/chartex" xmlns:cx5="http://schemas.microsoft.com/office/drawing/2016/5/11/chartex" xmlns:cx6="http://schemas.microsoft.com/office/drawing/2016/5/12/chartex" xmlns:cx7="http://schemas.microsoft.com/office/drawing/2016/5/13/chartex" xmlns:cx8="http://schemas.microsoft.com/office/drawing/2016/5/14/chartex" xmlns:mc="http://schemas.openxmlformats.org/markup-compatibility/2006" xmlns:aink="http://schemas.microsoft.com/office/drawing/2016/ink" xmlns:am3d="http://schemas.microsoft.com/office/drawing/2017/model3d" xmlns:o="urn:schemas-microsoft-com:office:office" xmlns:oel="http://schemas.microsoft.com/office/2019/extlst" xmlns:r="http://schemas.openxmlformats.org/officeDocument/2006/relationships" xmlns:m="http://schemas.openxmlformats.org/officeDocument/2006/math" xmlns:v="urn:schemas-microsoft-com:vml" xmlns:wp14="http://schemas.microsoft.com/office/word/2010/wordprocessingDrawing" xmlns:wp="http://schemas.openxmlformats.org/drawingml/2006/wordprocessingDrawing" xmlns:w10="urn:schemas-microsoft-com:office:word" xmlns:w="http://schemas.openxmlformats.org/wordprocessingml/2006/main" xmlns:w14="http://schemas.microsoft.com/office/word/2010/wordml" xmlns:w15="http://schemas.microsoft.com/office/word/2012/wordml" xmlns:w16cex="http://schemas.microsoft.com/office/word/2018/wordml/cex" xmlns:w16cid="http://schemas.microsoft.com/office/word/2016/wordml/cid" xmlns:w16="http://schemas.microsoft.com/office/word/2018/wordml" xmlns:w16du="http://schemas.microsoft.com/office/word/2023/wordml/word16du" xmlns:w16sdtdh="http://schemas.microsoft.com/office/word/2020/wordml/sdtdatahash" xmlns:w16sdtfl="http://schemas.microsoft.com/office/word/2024/wordml/sdtformatlock" xmlns:w16se="http://schemas.microsoft.com/office/word/2015/wordml/symex" xmlns:wpg="http://schemas.microsoft.com/office/word/2010/wordprocessingGroup" xmlns:wpi="http://schemas.microsoft.com/office/word/2010/wordprocessingInk" xmlns:wne="http://schemas.microsoft.com/office/word/2006/wordml" xmlns:wps="http://schemas.microsoft.com/office/word/2010/wordprocessingShape" mc:Ignorable="w14 w15 w16se w16cid w16 w16cex w16sdtdh w16sdtfl w16du wp14">
+<w:document xmlns:wpc="http://schemas.microsoft.com/office/word/2010/wordprocessingCanvas" xmlns:cx="http://schemas.microsoft.com/office/drawing/2014/chartex" xmlns:cx1="http://schemas.microsoft.com/office/drawing/2015/9/8/chartex" xmlns:cx2="http://schemas.microsoft.com/office/drawing/2015/10/21/chartex" xmlns:cx3="http://schemas.microsoft.com/office/drawing/2016/5/9/chartex" xmlns:cx4="http://schemas.microsoft.com/office/drawing/2016/5/10/chartex" xmlns:cx5="http://schemas.microsoft.com/office/drawing/2016/5/11/chartex" xmlns:cx6="http://schemas.microsoft.com/office/drawing/2016/5/12/chartex" xmlns:cx7="http://schemas.microsoft.com/office/drawing/2016/5/13/chartex" xmlns:cx8="http://schemas.microsoft.com/office/drawing/2016/5/14/chartex" xmlns:mc="http://schemas.openxmlformats.org/markup-compatibility/2006" xmlns:aink="http://schemas.microsoft.com/office/drawing/2016/ink" xmlns:am3d="http://schemas.microsoft.com/office/drawing/2017/model3d" xmlns:o="urn:schemas-microsoft-com:office:office" xmlns:oel="http://schemas.microsoft.com/office/2019/extlst" xmlns:r="http://schemas.openxmlformats.org/officeDocument/2006/relationships" xmlns:m="http://schemas.openxmlformats.org/officeDocument/2006/math" xmlns:v="urn:schemas-microsoft-com:vml" xmlns:wp14="http://schemas.microsoft.com/office/word/2010/wordprocessingDrawing" xmlns:wp="http://schemas.openxmlformats.org/drawingml/2006/wordprocessingDrawing" xmlns:w10="urn:schemas-microsoft-com:office:word" xmlns:w="http://schemas.openxmlformats.org/wordprocessingml/2006/main" xmlns:w14="http://schemas.microsoft.com/office/word/2010/wordml" xmlns:w15="http://schemas.microsoft.com/office/word/2012/wordml" xmlns:w16cex="http://schemas.microsoft.com/office/word/2018/wordml/cex" xmlns:w16cid="http://schemas.microsoft.com/office/word/2016/wordml/cid" xmlns:w16="http://schemas.microsoft.com/office/word/2018/wordml" xmlns:w16sdtdh="http://schemas.microsoft.com/office/word/2020/wordml/sdtdatahash" xmlns:w16se="http://schemas.microsoft.com/office/word/2015/wordml/symex" xmlns:wpg="http://schemas.microsoft.com/office/word/2010/wordprocessingGroup" xmlns:wpi="http://schemas.microsoft.com/office/word/2010/wordprocessingInk" xmlns:wne="http://schemas.microsoft.com/office/word/2006/wordml" xmlns:wps="http://schemas.microsoft.com/office/word/2010/wordprocessingShape" mc:Ignorable="w14 w15 w16se w16cid w16 w16cex w16sdtdh wp14">
   <w:body>
     <w:p>
       <w:pPr>
@@ -27,6 +27,7 @@
     </w:p>
     <w:p>
       <w:pPr>
+        <w:spacing w:after="120"/>
         <w:jc w:val="both"/>
         <w:rPr>
           <w:rFonts w:asciiTheme="majorBidi" w:hAnsiTheme="majorBidi" w:cstheme="majorBidi"/>
@@ -74,7 +75,7 @@
           <w:ilvl w:val="0"/>
           <w:numId w:val="1"/>
         </w:numPr>
-        <w:spacing w:after="120"/>
+        <w:spacing w:after="60"/>
         <w:ind w:left="360"/>
         <w:jc w:val="both"/>
         <w:rPr>
@@ -552,6 +553,7 @@
     </w:p>
     <w:p>
       <w:pPr>
+        <w:spacing w:after="120"/>
         <w:ind w:left="360"/>
         <w:jc w:val="both"/>
         <w:rPr>
@@ -576,7 +578,7 @@
           <w:ilvl w:val="0"/>
           <w:numId w:val="1"/>
         </w:numPr>
-        <w:spacing w:after="120"/>
+        <w:spacing w:after="60"/>
         <w:ind w:left="360"/>
         <w:jc w:val="both"/>
         <w:rPr>
@@ -770,6 +772,7 @@
     </w:p>
     <w:p>
       <w:pPr>
+        <w:spacing w:after="120"/>
         <w:ind w:left="360"/>
         <w:jc w:val="both"/>
         <w:rPr>
@@ -812,333 +815,333 @@
           <w:ilvl w:val="0"/>
           <w:numId w:val="1"/>
         </w:numPr>
+        <w:spacing w:after="60"/>
+        <w:ind w:left="360"/>
+        <w:jc w:val="both"/>
+        <w:rPr>
+          <w:rFonts w:asciiTheme="majorBidi" w:hAnsiTheme="majorBidi" w:cstheme="majorBidi"/>
+          <w:b/>
+          <w:bCs/>
+          <w:sz w:val="32"/>
+          <w:szCs w:val="32"/>
+        </w:rPr>
+      </w:pPr>
+      <w:r>
+        <w:rPr>
+          <w:rFonts w:asciiTheme="majorBidi" w:hAnsiTheme="majorBidi" w:cstheme="majorBidi"/>
+          <w:b/>
+          <w:bCs/>
+          <w:sz w:val="32"/>
+          <w:szCs w:val="32"/>
+        </w:rPr>
+        <w:t>Pods Do Not Support Rolling Updates</w:t>
+      </w:r>
+    </w:p>
+    <w:p>
+      <w:pPr>
+        <w:spacing w:after="60"/>
+        <w:ind w:left="360"/>
+        <w:jc w:val="both"/>
+        <w:rPr>
+          <w:rFonts w:asciiTheme="majorBidi" w:hAnsiTheme="majorBidi" w:cstheme="majorBidi"/>
+          <w:sz w:val="28"/>
+          <w:szCs w:val="28"/>
+        </w:rPr>
+      </w:pPr>
+      <w:r>
+        <w:rPr>
+          <w:rFonts w:asciiTheme="majorBidi" w:hAnsiTheme="majorBidi" w:cstheme="majorBidi"/>
+          <w:sz w:val="28"/>
+          <w:szCs w:val="28"/>
+        </w:rPr>
+        <w:t>Applications frequently need to be updated.</w:t>
+      </w:r>
+      <w:r>
+        <w:rPr>
+          <w:rFonts w:asciiTheme="majorBidi" w:hAnsiTheme="majorBidi" w:cstheme="majorBidi"/>
+          <w:sz w:val="28"/>
+          <w:szCs w:val="28"/>
+        </w:rPr>
+        <w:t xml:space="preserve"> </w:t>
+      </w:r>
+      <w:r>
+        <w:rPr>
+          <w:rFonts w:asciiTheme="majorBidi" w:hAnsiTheme="majorBidi" w:cstheme="majorBidi"/>
+          <w:sz w:val="28"/>
+          <w:szCs w:val="28"/>
+        </w:rPr>
+        <w:t>If you run an application directly in a Pod and want to change the container image:</w:t>
+      </w:r>
+      <w:r>
+        <w:rPr>
+          <w:rFonts w:asciiTheme="majorBidi" w:hAnsiTheme="majorBidi" w:cstheme="majorBidi"/>
+          <w:sz w:val="28"/>
+          <w:szCs w:val="28"/>
+        </w:rPr>
+        <w:t xml:space="preserve"> </w:t>
+      </w:r>
+      <w:r>
+        <w:rPr>
+          <w:rFonts w:asciiTheme="majorBidi" w:hAnsiTheme="majorBidi" w:cstheme="majorBidi"/>
+          <w:b/>
+          <w:bCs/>
+          <w:i/>
+          <w:iCs/>
+          <w:sz w:val="28"/>
+          <w:szCs w:val="28"/>
+        </w:rPr>
+        <w:t>nginx:1.24 → nginx:1.25</w:t>
+      </w:r>
+      <w:r>
+        <w:rPr>
+          <w:rFonts w:asciiTheme="majorBidi" w:hAnsiTheme="majorBidi" w:cstheme="majorBidi"/>
+          <w:sz w:val="28"/>
+          <w:szCs w:val="28"/>
+        </w:rPr>
+        <w:t xml:space="preserve">, </w:t>
+      </w:r>
+      <w:r>
+        <w:rPr>
+          <w:rFonts w:asciiTheme="majorBidi" w:hAnsiTheme="majorBidi" w:cstheme="majorBidi"/>
+          <w:sz w:val="28"/>
+          <w:szCs w:val="28"/>
+        </w:rPr>
+        <w:t>You must</w:t>
+      </w:r>
+      <w:r>
+        <w:rPr>
+          <w:rFonts w:asciiTheme="majorBidi" w:hAnsiTheme="majorBidi" w:cstheme="majorBidi"/>
+          <w:sz w:val="28"/>
+          <w:szCs w:val="28"/>
+        </w:rPr>
+        <w:t xml:space="preserve"> d</w:t>
+      </w:r>
+      <w:r>
+        <w:rPr>
+          <w:rFonts w:asciiTheme="majorBidi" w:hAnsiTheme="majorBidi" w:cstheme="majorBidi"/>
+          <w:sz w:val="28"/>
+          <w:szCs w:val="28"/>
+        </w:rPr>
+        <w:t>elete the Pod</w:t>
+      </w:r>
+      <w:r>
+        <w:rPr>
+          <w:rFonts w:asciiTheme="majorBidi" w:hAnsiTheme="majorBidi" w:cstheme="majorBidi"/>
+          <w:sz w:val="28"/>
+          <w:szCs w:val="28"/>
+        </w:rPr>
+        <w:t xml:space="preserve"> and c</w:t>
+      </w:r>
+      <w:r>
+        <w:rPr>
+          <w:rFonts w:asciiTheme="majorBidi" w:hAnsiTheme="majorBidi" w:cstheme="majorBidi"/>
+          <w:sz w:val="28"/>
+          <w:szCs w:val="28"/>
+        </w:rPr>
+        <w:t>reate a new Pod</w:t>
+      </w:r>
+      <w:r>
+        <w:rPr>
+          <w:rFonts w:asciiTheme="majorBidi" w:hAnsiTheme="majorBidi" w:cstheme="majorBidi"/>
+          <w:sz w:val="28"/>
+          <w:szCs w:val="28"/>
+        </w:rPr>
+        <w:t xml:space="preserve">. </w:t>
+      </w:r>
+      <w:r>
+        <w:rPr>
+          <w:rFonts w:asciiTheme="majorBidi" w:hAnsiTheme="majorBidi" w:cstheme="majorBidi"/>
+          <w:sz w:val="28"/>
+          <w:szCs w:val="28"/>
+        </w:rPr>
+        <w:t>This causes service disruption.</w:t>
+      </w:r>
+    </w:p>
+    <w:p>
+      <w:pPr>
+        <w:spacing w:after="60"/>
+        <w:ind w:left="360"/>
+        <w:jc w:val="both"/>
+        <w:rPr>
+          <w:rFonts w:asciiTheme="majorBidi" w:hAnsiTheme="majorBidi" w:cstheme="majorBidi"/>
+          <w:sz w:val="28"/>
+          <w:szCs w:val="28"/>
+        </w:rPr>
+      </w:pPr>
+      <w:r>
+        <w:rPr>
+          <w:rFonts w:asciiTheme="majorBidi" w:hAnsiTheme="majorBidi" w:cstheme="majorBidi"/>
+          <w:sz w:val="28"/>
+          <w:szCs w:val="28"/>
+        </w:rPr>
+        <w:t>Controllers like Deployments support rolling updates.</w:t>
+      </w:r>
+      <w:r>
+        <w:rPr>
+          <w:rFonts w:asciiTheme="majorBidi" w:hAnsiTheme="majorBidi" w:cstheme="majorBidi"/>
+          <w:sz w:val="28"/>
+          <w:szCs w:val="28"/>
+        </w:rPr>
+        <w:t xml:space="preserve"> </w:t>
+      </w:r>
+      <w:r>
+        <w:rPr>
+          <w:rFonts w:asciiTheme="majorBidi" w:hAnsiTheme="majorBidi" w:cstheme="majorBidi"/>
+          <w:sz w:val="28"/>
+          <w:szCs w:val="28"/>
+        </w:rPr>
+        <w:t>Rolling updates allow:</w:t>
+      </w:r>
+    </w:p>
+    <w:p>
+      <w:pPr>
+        <w:spacing w:after="60"/>
+        <w:ind w:left="360"/>
+        <w:jc w:val="both"/>
+        <w:rPr>
+          <w:rFonts w:asciiTheme="majorBidi" w:hAnsiTheme="majorBidi" w:cstheme="majorBidi"/>
+          <w:sz w:val="28"/>
+          <w:szCs w:val="28"/>
+        </w:rPr>
+      </w:pPr>
+      <w:r>
+        <w:rPr>
+          <w:rFonts w:asciiTheme="majorBidi" w:hAnsiTheme="majorBidi" w:cstheme="majorBidi"/>
+          <w:sz w:val="28"/>
+          <w:szCs w:val="28"/>
+        </w:rPr>
+        <w:t>Old Pods → gradually replaced → New Pods</w:t>
+      </w:r>
+      <w:r>
+        <w:rPr>
+          <w:rFonts w:asciiTheme="majorBidi" w:hAnsiTheme="majorBidi" w:cstheme="majorBidi"/>
+          <w:sz w:val="28"/>
+          <w:szCs w:val="28"/>
+        </w:rPr>
+        <w:t>. For example:</w:t>
+      </w:r>
+    </w:p>
+    <w:p>
+      <w:pPr>
+        <w:spacing w:after="60"/>
+        <w:ind w:left="360"/>
+        <w:jc w:val="both"/>
+        <w:rPr>
+          <w:rFonts w:asciiTheme="majorBidi" w:hAnsiTheme="majorBidi" w:cstheme="majorBidi"/>
+          <w:sz w:val="28"/>
+          <w:szCs w:val="28"/>
+        </w:rPr>
+      </w:pPr>
+      <w:r>
+        <w:rPr>
+          <w:rFonts w:asciiTheme="majorBidi" w:hAnsiTheme="majorBidi" w:cstheme="majorBidi"/>
+          <w:sz w:val="28"/>
+          <w:szCs w:val="28"/>
+        </w:rPr>
+        <w:t>3 old Pods</w:t>
+      </w:r>
+      <w:r>
+        <w:rPr>
+          <w:rFonts w:asciiTheme="majorBidi" w:hAnsiTheme="majorBidi" w:cstheme="majorBidi"/>
+          <w:sz w:val="28"/>
+          <w:szCs w:val="28"/>
+        </w:rPr>
+        <w:t xml:space="preserve"> </w:t>
+      </w:r>
+      <w:r>
+        <w:rPr>
+          <w:rFonts w:asciiTheme="majorBidi" w:hAnsiTheme="majorBidi" w:cstheme="majorBidi"/>
+          <w:b/>
+          <w:bCs/>
+          <w:i/>
+          <w:iCs/>
+          <w:sz w:val="28"/>
+          <w:szCs w:val="28"/>
+        </w:rPr>
+        <w:t xml:space="preserve">→ </w:t>
+      </w:r>
+      <w:r>
+        <w:rPr>
+          <w:rFonts w:asciiTheme="majorBidi" w:hAnsiTheme="majorBidi" w:cstheme="majorBidi"/>
+          <w:sz w:val="28"/>
+          <w:szCs w:val="28"/>
+        </w:rPr>
+        <w:t>2 old + 1 new</w:t>
+      </w:r>
+      <w:r>
+        <w:rPr>
+          <w:rFonts w:asciiTheme="majorBidi" w:hAnsiTheme="majorBidi" w:cstheme="majorBidi"/>
+          <w:sz w:val="28"/>
+          <w:szCs w:val="28"/>
+        </w:rPr>
+        <w:t xml:space="preserve"> </w:t>
+      </w:r>
+      <w:r>
+        <w:rPr>
+          <w:rFonts w:asciiTheme="majorBidi" w:hAnsiTheme="majorBidi" w:cstheme="majorBidi"/>
+          <w:b/>
+          <w:bCs/>
+          <w:i/>
+          <w:iCs/>
+          <w:sz w:val="28"/>
+          <w:szCs w:val="28"/>
+        </w:rPr>
+        <w:t xml:space="preserve">→ </w:t>
+      </w:r>
+      <w:r>
+        <w:rPr>
+          <w:rFonts w:asciiTheme="majorBidi" w:hAnsiTheme="majorBidi" w:cstheme="majorBidi"/>
+          <w:sz w:val="28"/>
+          <w:szCs w:val="28"/>
+        </w:rPr>
+        <w:t>1 old + 2 new</w:t>
+      </w:r>
+      <w:r>
+        <w:rPr>
+          <w:rFonts w:asciiTheme="majorBidi" w:hAnsiTheme="majorBidi" w:cstheme="majorBidi"/>
+          <w:sz w:val="28"/>
+          <w:szCs w:val="28"/>
+        </w:rPr>
+        <w:t xml:space="preserve"> </w:t>
+      </w:r>
+      <w:r>
+        <w:rPr>
+          <w:rFonts w:asciiTheme="majorBidi" w:hAnsiTheme="majorBidi" w:cstheme="majorBidi"/>
+          <w:b/>
+          <w:bCs/>
+          <w:i/>
+          <w:iCs/>
+          <w:sz w:val="28"/>
+          <w:szCs w:val="28"/>
+        </w:rPr>
+        <w:t xml:space="preserve">→ </w:t>
+      </w:r>
+      <w:r>
+        <w:rPr>
+          <w:rFonts w:asciiTheme="majorBidi" w:hAnsiTheme="majorBidi" w:cstheme="majorBidi"/>
+          <w:sz w:val="28"/>
+          <w:szCs w:val="28"/>
+        </w:rPr>
+        <w:t>3 new Pods</w:t>
+      </w:r>
+    </w:p>
+    <w:p>
+      <w:pPr>
         <w:spacing w:after="120"/>
         <w:ind w:left="360"/>
         <w:jc w:val="both"/>
         <w:rPr>
           <w:rFonts w:asciiTheme="majorBidi" w:hAnsiTheme="majorBidi" w:cstheme="majorBidi"/>
-          <w:b/>
-          <w:bCs/>
-          <w:sz w:val="32"/>
-          <w:szCs w:val="32"/>
-        </w:rPr>
-      </w:pPr>
-      <w:r>
-        <w:rPr>
-          <w:rFonts w:asciiTheme="majorBidi" w:hAnsiTheme="majorBidi" w:cstheme="majorBidi"/>
-          <w:b/>
-          <w:bCs/>
-          <w:sz w:val="32"/>
-          <w:szCs w:val="32"/>
-        </w:rPr>
-        <w:t>Pods Do Not Support Rolling Updates</w:t>
-      </w:r>
-    </w:p>
-    <w:p>
-      <w:pPr>
-        <w:spacing w:after="60"/>
-        <w:ind w:left="360"/>
-        <w:jc w:val="both"/>
-        <w:rPr>
-          <w:rFonts w:asciiTheme="majorBidi" w:hAnsiTheme="majorBidi" w:cstheme="majorBidi"/>
-          <w:sz w:val="28"/>
-          <w:szCs w:val="28"/>
-        </w:rPr>
-      </w:pPr>
-      <w:r>
-        <w:rPr>
-          <w:rFonts w:asciiTheme="majorBidi" w:hAnsiTheme="majorBidi" w:cstheme="majorBidi"/>
-          <w:sz w:val="28"/>
-          <w:szCs w:val="28"/>
-        </w:rPr>
-        <w:t>Applications frequently need to be updated.</w:t>
-      </w:r>
-      <w:r>
-        <w:rPr>
-          <w:rFonts w:asciiTheme="majorBidi" w:hAnsiTheme="majorBidi" w:cstheme="majorBidi"/>
-          <w:sz w:val="28"/>
-          <w:szCs w:val="28"/>
-        </w:rPr>
-        <w:t xml:space="preserve"> </w:t>
-      </w:r>
-      <w:r>
-        <w:rPr>
-          <w:rFonts w:asciiTheme="majorBidi" w:hAnsiTheme="majorBidi" w:cstheme="majorBidi"/>
-          <w:sz w:val="28"/>
-          <w:szCs w:val="28"/>
-        </w:rPr>
-        <w:t>If you run an application directly in a Pod and want to change the container image:</w:t>
-      </w:r>
-      <w:r>
-        <w:rPr>
-          <w:rFonts w:asciiTheme="majorBidi" w:hAnsiTheme="majorBidi" w:cstheme="majorBidi"/>
-          <w:sz w:val="28"/>
-          <w:szCs w:val="28"/>
-        </w:rPr>
-        <w:t xml:space="preserve"> </w:t>
-      </w:r>
-      <w:r>
-        <w:rPr>
-          <w:rFonts w:asciiTheme="majorBidi" w:hAnsiTheme="majorBidi" w:cstheme="majorBidi"/>
-          <w:b/>
-          <w:bCs/>
-          <w:i/>
-          <w:iCs/>
-          <w:sz w:val="28"/>
-          <w:szCs w:val="28"/>
-        </w:rPr>
-        <w:t>nginx:1.24 → nginx:1.25</w:t>
-      </w:r>
-      <w:r>
-        <w:rPr>
-          <w:rFonts w:asciiTheme="majorBidi" w:hAnsiTheme="majorBidi" w:cstheme="majorBidi"/>
-          <w:sz w:val="28"/>
-          <w:szCs w:val="28"/>
-        </w:rPr>
-        <w:t xml:space="preserve">, </w:t>
-      </w:r>
-      <w:r>
-        <w:rPr>
-          <w:rFonts w:asciiTheme="majorBidi" w:hAnsiTheme="majorBidi" w:cstheme="majorBidi"/>
-          <w:sz w:val="28"/>
-          <w:szCs w:val="28"/>
-        </w:rPr>
-        <w:t>You must</w:t>
-      </w:r>
-      <w:r>
-        <w:rPr>
-          <w:rFonts w:asciiTheme="majorBidi" w:hAnsiTheme="majorBidi" w:cstheme="majorBidi"/>
-          <w:sz w:val="28"/>
-          <w:szCs w:val="28"/>
-        </w:rPr>
-        <w:t xml:space="preserve"> d</w:t>
-      </w:r>
-      <w:r>
-        <w:rPr>
-          <w:rFonts w:asciiTheme="majorBidi" w:hAnsiTheme="majorBidi" w:cstheme="majorBidi"/>
-          <w:sz w:val="28"/>
-          <w:szCs w:val="28"/>
-        </w:rPr>
-        <w:t>elete the Pod</w:t>
-      </w:r>
-      <w:r>
-        <w:rPr>
-          <w:rFonts w:asciiTheme="majorBidi" w:hAnsiTheme="majorBidi" w:cstheme="majorBidi"/>
-          <w:sz w:val="28"/>
-          <w:szCs w:val="28"/>
-        </w:rPr>
-        <w:t xml:space="preserve"> and c</w:t>
-      </w:r>
-      <w:r>
-        <w:rPr>
-          <w:rFonts w:asciiTheme="majorBidi" w:hAnsiTheme="majorBidi" w:cstheme="majorBidi"/>
-          <w:sz w:val="28"/>
-          <w:szCs w:val="28"/>
-        </w:rPr>
-        <w:t>reate a new Pod</w:t>
-      </w:r>
-      <w:r>
-        <w:rPr>
-          <w:rFonts w:asciiTheme="majorBidi" w:hAnsiTheme="majorBidi" w:cstheme="majorBidi"/>
-          <w:sz w:val="28"/>
-          <w:szCs w:val="28"/>
-        </w:rPr>
-        <w:t xml:space="preserve">. </w:t>
-      </w:r>
-      <w:r>
-        <w:rPr>
-          <w:rFonts w:asciiTheme="majorBidi" w:hAnsiTheme="majorBidi" w:cstheme="majorBidi"/>
-          <w:sz w:val="28"/>
-          <w:szCs w:val="28"/>
-        </w:rPr>
-        <w:t>This causes service disruption.</w:t>
-      </w:r>
-    </w:p>
-    <w:p>
-      <w:pPr>
-        <w:spacing w:after="60"/>
-        <w:ind w:left="360"/>
-        <w:jc w:val="both"/>
-        <w:rPr>
-          <w:rFonts w:asciiTheme="majorBidi" w:hAnsiTheme="majorBidi" w:cstheme="majorBidi"/>
-          <w:sz w:val="28"/>
-          <w:szCs w:val="28"/>
-        </w:rPr>
-      </w:pPr>
-      <w:r>
-        <w:rPr>
-          <w:rFonts w:asciiTheme="majorBidi" w:hAnsiTheme="majorBidi" w:cstheme="majorBidi"/>
-          <w:sz w:val="28"/>
-          <w:szCs w:val="28"/>
-        </w:rPr>
-        <w:t>Controllers like Deployments support rolling updates.</w:t>
-      </w:r>
-      <w:r>
-        <w:rPr>
-          <w:rFonts w:asciiTheme="majorBidi" w:hAnsiTheme="majorBidi" w:cstheme="majorBidi"/>
-          <w:sz w:val="28"/>
-          <w:szCs w:val="28"/>
-        </w:rPr>
-        <w:t xml:space="preserve"> </w:t>
-      </w:r>
-      <w:r>
-        <w:rPr>
-          <w:rFonts w:asciiTheme="majorBidi" w:hAnsiTheme="majorBidi" w:cstheme="majorBidi"/>
-          <w:sz w:val="28"/>
-          <w:szCs w:val="28"/>
-        </w:rPr>
-        <w:t>Rolling updates allow:</w:t>
-      </w:r>
-    </w:p>
-    <w:p>
-      <w:pPr>
-        <w:spacing w:after="60"/>
-        <w:ind w:left="360"/>
-        <w:jc w:val="both"/>
-        <w:rPr>
-          <w:rFonts w:asciiTheme="majorBidi" w:hAnsiTheme="majorBidi" w:cstheme="majorBidi"/>
-          <w:sz w:val="28"/>
-          <w:szCs w:val="28"/>
-        </w:rPr>
-      </w:pPr>
-      <w:r>
-        <w:rPr>
-          <w:rFonts w:asciiTheme="majorBidi" w:hAnsiTheme="majorBidi" w:cstheme="majorBidi"/>
-          <w:sz w:val="28"/>
-          <w:szCs w:val="28"/>
-        </w:rPr>
-        <w:t>Old Pods → gradually replaced → New Pods</w:t>
-      </w:r>
-      <w:r>
-        <w:rPr>
-          <w:rFonts w:asciiTheme="majorBidi" w:hAnsiTheme="majorBidi" w:cstheme="majorBidi"/>
-          <w:sz w:val="28"/>
-          <w:szCs w:val="28"/>
-        </w:rPr>
-        <w:t>. For example:</w:t>
-      </w:r>
-    </w:p>
-    <w:p>
-      <w:pPr>
-        <w:spacing w:after="60"/>
-        <w:ind w:left="360"/>
-        <w:jc w:val="both"/>
-        <w:rPr>
-          <w:rFonts w:asciiTheme="majorBidi" w:hAnsiTheme="majorBidi" w:cstheme="majorBidi"/>
-          <w:sz w:val="28"/>
-          <w:szCs w:val="28"/>
-        </w:rPr>
-      </w:pPr>
-      <w:r>
-        <w:rPr>
-          <w:rFonts w:asciiTheme="majorBidi" w:hAnsiTheme="majorBidi" w:cstheme="majorBidi"/>
-          <w:sz w:val="28"/>
-          <w:szCs w:val="28"/>
-        </w:rPr>
-        <w:t>3 old Pods</w:t>
-      </w:r>
-      <w:r>
-        <w:rPr>
-          <w:rFonts w:asciiTheme="majorBidi" w:hAnsiTheme="majorBidi" w:cstheme="majorBidi"/>
-          <w:sz w:val="28"/>
-          <w:szCs w:val="28"/>
-        </w:rPr>
-        <w:t xml:space="preserve"> </w:t>
-      </w:r>
-      <w:r>
-        <w:rPr>
-          <w:rFonts w:asciiTheme="majorBidi" w:hAnsiTheme="majorBidi" w:cstheme="majorBidi"/>
-          <w:b/>
-          <w:bCs/>
-          <w:i/>
-          <w:iCs/>
-          <w:sz w:val="28"/>
-          <w:szCs w:val="28"/>
-        </w:rPr>
-        <w:t xml:space="preserve">→ </w:t>
-      </w:r>
-      <w:r>
-        <w:rPr>
-          <w:rFonts w:asciiTheme="majorBidi" w:hAnsiTheme="majorBidi" w:cstheme="majorBidi"/>
-          <w:sz w:val="28"/>
-          <w:szCs w:val="28"/>
-        </w:rPr>
-        <w:t>2 old + 1 new</w:t>
-      </w:r>
-      <w:r>
-        <w:rPr>
-          <w:rFonts w:asciiTheme="majorBidi" w:hAnsiTheme="majorBidi" w:cstheme="majorBidi"/>
-          <w:sz w:val="28"/>
-          <w:szCs w:val="28"/>
-        </w:rPr>
-        <w:t xml:space="preserve"> </w:t>
-      </w:r>
-      <w:r>
-        <w:rPr>
-          <w:rFonts w:asciiTheme="majorBidi" w:hAnsiTheme="majorBidi" w:cstheme="majorBidi"/>
-          <w:b/>
-          <w:bCs/>
-          <w:i/>
-          <w:iCs/>
-          <w:sz w:val="28"/>
-          <w:szCs w:val="28"/>
-        </w:rPr>
-        <w:t xml:space="preserve">→ </w:t>
-      </w:r>
-      <w:r>
-        <w:rPr>
-          <w:rFonts w:asciiTheme="majorBidi" w:hAnsiTheme="majorBidi" w:cstheme="majorBidi"/>
-          <w:sz w:val="28"/>
-          <w:szCs w:val="28"/>
-        </w:rPr>
-        <w:t>1 old + 2 new</w:t>
-      </w:r>
-      <w:r>
-        <w:rPr>
-          <w:rFonts w:asciiTheme="majorBidi" w:hAnsiTheme="majorBidi" w:cstheme="majorBidi"/>
-          <w:sz w:val="28"/>
-          <w:szCs w:val="28"/>
-        </w:rPr>
-        <w:t xml:space="preserve"> </w:t>
-      </w:r>
-      <w:r>
-        <w:rPr>
-          <w:rFonts w:asciiTheme="majorBidi" w:hAnsiTheme="majorBidi" w:cstheme="majorBidi"/>
-          <w:b/>
-          <w:bCs/>
-          <w:i/>
-          <w:iCs/>
-          <w:sz w:val="28"/>
-          <w:szCs w:val="28"/>
-        </w:rPr>
-        <w:t xml:space="preserve">→ </w:t>
-      </w:r>
-      <w:r>
-        <w:rPr>
-          <w:rFonts w:asciiTheme="majorBidi" w:hAnsiTheme="majorBidi" w:cstheme="majorBidi"/>
-          <w:sz w:val="28"/>
-          <w:szCs w:val="28"/>
-        </w:rPr>
-        <w:t>3 new Pods</w:t>
-      </w:r>
-    </w:p>
-    <w:p>
-      <w:pPr>
-        <w:ind w:left="360"/>
-        <w:jc w:val="both"/>
-        <w:rPr>
-          <w:rFonts w:asciiTheme="majorBidi" w:hAnsiTheme="majorBidi" w:cstheme="majorBidi"/>
-          <w:sz w:val="28"/>
-          <w:szCs w:val="28"/>
-        </w:rPr>
-      </w:pPr>
-      <w:r>
-        <w:rPr>
-          <w:rFonts w:asciiTheme="majorBidi" w:hAnsiTheme="majorBidi" w:cstheme="majorBidi"/>
-          <w:sz w:val="28"/>
-          <w:szCs w:val="28"/>
-        </w:rPr>
-        <w:lastRenderedPageBreak/>
+          <w:sz w:val="28"/>
+          <w:szCs w:val="28"/>
+        </w:rPr>
+      </w:pPr>
+      <w:r>
+        <w:rPr>
+          <w:rFonts w:asciiTheme="majorBidi" w:hAnsiTheme="majorBidi" w:cstheme="majorBidi"/>
+          <w:sz w:val="28"/>
+          <w:szCs w:val="28"/>
+        </w:rPr>
         <w:t>The application remains available during the update.</w:t>
       </w:r>
     </w:p>
@@ -1149,11 +1152,167 @@
           <w:ilvl w:val="0"/>
           <w:numId w:val="1"/>
         </w:numPr>
+        <w:spacing w:after="60"/>
+        <w:ind w:left="360"/>
+        <w:jc w:val="both"/>
+        <w:rPr>
+          <w:rFonts w:asciiTheme="majorBidi" w:hAnsiTheme="majorBidi" w:cstheme="majorBidi"/>
+          <w:b/>
+          <w:bCs/>
+          <w:sz w:val="32"/>
+          <w:szCs w:val="32"/>
+        </w:rPr>
+      </w:pPr>
+      <w:r>
+        <w:rPr>
+          <w:rFonts w:asciiTheme="majorBidi" w:hAnsiTheme="majorBidi" w:cstheme="majorBidi"/>
+          <w:b/>
+          <w:bCs/>
+          <w:sz w:val="32"/>
+          <w:szCs w:val="32"/>
+        </w:rPr>
+        <w:t>Pods Do Not Support Rollbacks</w:t>
+      </w:r>
+    </w:p>
+    <w:p>
+      <w:pPr>
+        <w:spacing w:after="60"/>
+        <w:ind w:left="360"/>
+        <w:jc w:val="both"/>
+        <w:rPr>
+          <w:rFonts w:asciiTheme="majorBidi" w:hAnsiTheme="majorBidi" w:cstheme="majorBidi"/>
+          <w:sz w:val="28"/>
+          <w:szCs w:val="28"/>
+        </w:rPr>
+      </w:pPr>
+      <w:r>
+        <w:rPr>
+          <w:rFonts w:asciiTheme="majorBidi" w:hAnsiTheme="majorBidi" w:cstheme="majorBidi"/>
+          <w:sz w:val="28"/>
+          <w:szCs w:val="28"/>
+        </w:rPr>
+        <w:lastRenderedPageBreak/>
+        <w:t>If a new application version fails, a direct Pod setup cannot easily revert to a previous version.</w:t>
+      </w:r>
+      <w:r>
+        <w:rPr>
+          <w:rFonts w:asciiTheme="majorBidi" w:hAnsiTheme="majorBidi" w:cstheme="majorBidi"/>
+          <w:sz w:val="28"/>
+          <w:szCs w:val="28"/>
+        </w:rPr>
+        <w:t xml:space="preserve"> </w:t>
+      </w:r>
+      <w:r>
+        <w:rPr>
+          <w:rFonts w:asciiTheme="majorBidi" w:hAnsiTheme="majorBidi" w:cstheme="majorBidi"/>
+          <w:sz w:val="28"/>
+          <w:szCs w:val="28"/>
+        </w:rPr>
+        <w:t>Controllers like Deployments maintain revision history.</w:t>
+      </w:r>
+    </w:p>
+    <w:p>
+      <w:pPr>
+        <w:spacing w:after="60"/>
+        <w:ind w:left="360"/>
+        <w:jc w:val="both"/>
+        <w:rPr>
+          <w:rFonts w:asciiTheme="majorBidi" w:hAnsiTheme="majorBidi" w:cstheme="majorBidi"/>
+          <w:sz w:val="28"/>
+          <w:szCs w:val="28"/>
+        </w:rPr>
+      </w:pPr>
+      <w:r>
+        <w:rPr>
+          <w:rFonts w:asciiTheme="majorBidi" w:hAnsiTheme="majorBidi" w:cstheme="majorBidi"/>
+          <w:sz w:val="28"/>
+          <w:szCs w:val="28"/>
+        </w:rPr>
+        <w:t>If something breaks:</w:t>
+      </w:r>
+    </w:p>
+    <w:p>
+      <w:pPr>
+        <w:spacing w:after="60"/>
+        <w:ind w:left="360"/>
+        <w:jc w:val="both"/>
+        <w:rPr>
+          <w:rFonts w:asciiTheme="majorBidi" w:hAnsiTheme="majorBidi" w:cstheme="majorBidi"/>
+          <w:b/>
+          <w:bCs/>
+          <w:i/>
+          <w:iCs/>
+          <w:sz w:val="28"/>
+          <w:szCs w:val="28"/>
+        </w:rPr>
+      </w:pPr>
+      <w:proofErr w:type="spellStart"/>
+      <w:r>
+        <w:rPr>
+          <w:rFonts w:asciiTheme="majorBidi" w:hAnsiTheme="majorBidi" w:cstheme="majorBidi"/>
+          <w:b/>
+          <w:bCs/>
+          <w:i/>
+          <w:iCs/>
+          <w:sz w:val="28"/>
+          <w:szCs w:val="28"/>
+        </w:rPr>
+        <w:t>kubectl</w:t>
+      </w:r>
+      <w:proofErr w:type="spellEnd"/>
+      <w:r>
+        <w:rPr>
+          <w:rFonts w:asciiTheme="majorBidi" w:hAnsiTheme="majorBidi" w:cstheme="majorBidi"/>
+          <w:b/>
+          <w:bCs/>
+          <w:i/>
+          <w:iCs/>
+          <w:sz w:val="28"/>
+          <w:szCs w:val="28"/>
+        </w:rPr>
+        <w:t xml:space="preserve"> rollout undo deployment </w:t>
+      </w:r>
+      <w:proofErr w:type="spellStart"/>
+      <w:r>
+        <w:rPr>
+          <w:rFonts w:asciiTheme="majorBidi" w:hAnsiTheme="majorBidi" w:cstheme="majorBidi"/>
+          <w:b/>
+          <w:bCs/>
+          <w:i/>
+          <w:iCs/>
+          <w:sz w:val="28"/>
+          <w:szCs w:val="28"/>
+        </w:rPr>
+        <w:t>myapp</w:t>
+      </w:r>
+      <w:proofErr w:type="spellEnd"/>
+    </w:p>
+    <w:p>
+      <w:pPr>
         <w:spacing w:after="120"/>
         <w:ind w:left="360"/>
         <w:jc w:val="both"/>
         <w:rPr>
           <w:rFonts w:asciiTheme="majorBidi" w:hAnsiTheme="majorBidi" w:cstheme="majorBidi"/>
+          <w:sz w:val="28"/>
+          <w:szCs w:val="28"/>
+        </w:rPr>
+      </w:pPr>
+      <w:r>
+        <w:rPr>
+          <w:rFonts w:asciiTheme="majorBidi" w:hAnsiTheme="majorBidi" w:cstheme="majorBidi"/>
+          <w:sz w:val="28"/>
+          <w:szCs w:val="28"/>
+        </w:rPr>
+        <w:t>Kubernetes automatically restores the previous working version.</w:t>
+      </w:r>
+    </w:p>
+    <w:p>
+      <w:pPr>
+        <w:spacing w:after="60"/>
+        <w:jc w:val="both"/>
+        <w:rPr>
+          <w:rFonts w:asciiTheme="majorBidi" w:hAnsiTheme="majorBidi" w:cstheme="majorBidi"/>
           <w:b/>
           <w:bCs/>
           <w:sz w:val="32"/>
@@ -1168,160 +1327,6 @@
           <w:sz w:val="32"/>
           <w:szCs w:val="32"/>
         </w:rPr>
-        <w:t>Pods Do Not Support Rollbacks</w:t>
-      </w:r>
-    </w:p>
-    <w:p>
-      <w:pPr>
-        <w:spacing w:after="60"/>
-        <w:ind w:left="360"/>
-        <w:jc w:val="both"/>
-        <w:rPr>
-          <w:rFonts w:asciiTheme="majorBidi" w:hAnsiTheme="majorBidi" w:cstheme="majorBidi"/>
-          <w:sz w:val="28"/>
-          <w:szCs w:val="28"/>
-        </w:rPr>
-      </w:pPr>
-      <w:r>
-        <w:rPr>
-          <w:rFonts w:asciiTheme="majorBidi" w:hAnsiTheme="majorBidi" w:cstheme="majorBidi"/>
-          <w:sz w:val="28"/>
-          <w:szCs w:val="28"/>
-        </w:rPr>
-        <w:t>If a new application version fails, a direct Pod setup cannot easily revert to a previous version.</w:t>
-      </w:r>
-      <w:r>
-        <w:rPr>
-          <w:rFonts w:asciiTheme="majorBidi" w:hAnsiTheme="majorBidi" w:cstheme="majorBidi"/>
-          <w:sz w:val="28"/>
-          <w:szCs w:val="28"/>
-        </w:rPr>
-        <w:t xml:space="preserve"> </w:t>
-      </w:r>
-      <w:r>
-        <w:rPr>
-          <w:rFonts w:asciiTheme="majorBidi" w:hAnsiTheme="majorBidi" w:cstheme="majorBidi"/>
-          <w:sz w:val="28"/>
-          <w:szCs w:val="28"/>
-        </w:rPr>
-        <w:t>Controllers like Deployments maintain revision history.</w:t>
-      </w:r>
-    </w:p>
-    <w:p>
-      <w:pPr>
-        <w:spacing w:after="60"/>
-        <w:ind w:left="360"/>
-        <w:jc w:val="both"/>
-        <w:rPr>
-          <w:rFonts w:asciiTheme="majorBidi" w:hAnsiTheme="majorBidi" w:cstheme="majorBidi"/>
-          <w:sz w:val="28"/>
-          <w:szCs w:val="28"/>
-        </w:rPr>
-      </w:pPr>
-      <w:r>
-        <w:rPr>
-          <w:rFonts w:asciiTheme="majorBidi" w:hAnsiTheme="majorBidi" w:cstheme="majorBidi"/>
-          <w:sz w:val="28"/>
-          <w:szCs w:val="28"/>
-        </w:rPr>
-        <w:t>If something breaks:</w:t>
-      </w:r>
-    </w:p>
-    <w:p>
-      <w:pPr>
-        <w:spacing w:after="60"/>
-        <w:ind w:left="360"/>
-        <w:jc w:val="both"/>
-        <w:rPr>
-          <w:rFonts w:asciiTheme="majorBidi" w:hAnsiTheme="majorBidi" w:cstheme="majorBidi"/>
-          <w:b/>
-          <w:bCs/>
-          <w:i/>
-          <w:iCs/>
-          <w:sz w:val="28"/>
-          <w:szCs w:val="28"/>
-        </w:rPr>
-      </w:pPr>
-      <w:proofErr w:type="spellStart"/>
-      <w:r>
-        <w:rPr>
-          <w:rFonts w:asciiTheme="majorBidi" w:hAnsiTheme="majorBidi" w:cstheme="majorBidi"/>
-          <w:b/>
-          <w:bCs/>
-          <w:i/>
-          <w:iCs/>
-          <w:sz w:val="28"/>
-          <w:szCs w:val="28"/>
-        </w:rPr>
-        <w:t>kubectl</w:t>
-      </w:r>
-      <w:proofErr w:type="spellEnd"/>
-      <w:r>
-        <w:rPr>
-          <w:rFonts w:asciiTheme="majorBidi" w:hAnsiTheme="majorBidi" w:cstheme="majorBidi"/>
-          <w:b/>
-          <w:bCs/>
-          <w:i/>
-          <w:iCs/>
-          <w:sz w:val="28"/>
-          <w:szCs w:val="28"/>
-        </w:rPr>
-        <w:t xml:space="preserve"> rollout undo deployment </w:t>
-      </w:r>
-      <w:proofErr w:type="spellStart"/>
-      <w:r>
-        <w:rPr>
-          <w:rFonts w:asciiTheme="majorBidi" w:hAnsiTheme="majorBidi" w:cstheme="majorBidi"/>
-          <w:b/>
-          <w:bCs/>
-          <w:i/>
-          <w:iCs/>
-          <w:sz w:val="28"/>
-          <w:szCs w:val="28"/>
-        </w:rPr>
-        <w:t>myapp</w:t>
-      </w:r>
-      <w:proofErr w:type="spellEnd"/>
-    </w:p>
-    <w:p>
-      <w:pPr>
-        <w:ind w:left="360"/>
-        <w:jc w:val="both"/>
-        <w:rPr>
-          <w:rFonts w:asciiTheme="majorBidi" w:hAnsiTheme="majorBidi" w:cstheme="majorBidi"/>
-          <w:sz w:val="28"/>
-          <w:szCs w:val="28"/>
-        </w:rPr>
-      </w:pPr>
-      <w:r>
-        <w:rPr>
-          <w:rFonts w:asciiTheme="majorBidi" w:hAnsiTheme="majorBidi" w:cstheme="majorBidi"/>
-          <w:sz w:val="28"/>
-          <w:szCs w:val="28"/>
-        </w:rPr>
-        <w:t>Kubernetes automatically restores the previous working version.</w:t>
-      </w:r>
-    </w:p>
-    <w:p>
-      <w:pPr>
-        <w:spacing w:after="120"/>
-        <w:jc w:val="both"/>
-        <w:rPr>
-          <w:rFonts w:asciiTheme="majorBidi" w:hAnsiTheme="majorBidi" w:cstheme="majorBidi"/>
-          <w:b/>
-          <w:bCs/>
-          <w:sz w:val="32"/>
-          <w:szCs w:val="32"/>
-        </w:rPr>
-      </w:pPr>
-      <w:r>
-        <w:rPr>
-          <w:rFonts w:asciiTheme="majorBidi" w:hAnsiTheme="majorBidi" w:cstheme="majorBidi"/>
-          <w:b/>
-          <w:bCs/>
-          <w:sz w:val="32"/>
-          <w:szCs w:val="32"/>
-        </w:rPr>
         <w:t>Summery:</w:t>
       </w:r>
     </w:p>
@@ -1531,7 +1536,10 @@
           <w:szCs w:val="44"/>
         </w:rPr>
       </w:pPr>
-      <w:r>
+    </w:p>
+    <w:p>
+      <w:pPr>
+        <w:jc w:val="both"/>
         <w:rPr>
           <w:rFonts w:asciiTheme="majorBidi" w:hAnsiTheme="majorBidi" w:cstheme="majorBidi"/>
           <w:b/>
@@ -1539,6 +1547,28 @@
           <w:sz w:val="44"/>
           <w:szCs w:val="44"/>
         </w:rPr>
+      </w:pPr>
+    </w:p>
+    <w:p>
+      <w:pPr>
+        <w:spacing w:after="60"/>
+        <w:jc w:val="both"/>
+        <w:rPr>
+          <w:rFonts w:asciiTheme="majorBidi" w:hAnsiTheme="majorBidi" w:cstheme="majorBidi"/>
+          <w:b/>
+          <w:bCs/>
+          <w:sz w:val="44"/>
+          <w:szCs w:val="44"/>
+        </w:rPr>
+      </w:pPr>
+      <w:r>
+        <w:rPr>
+          <w:rFonts w:asciiTheme="majorBidi" w:hAnsiTheme="majorBidi" w:cstheme="majorBidi"/>
+          <w:b/>
+          <w:bCs/>
+          <w:sz w:val="44"/>
+          <w:szCs w:val="44"/>
+        </w:rPr>
         <w:lastRenderedPageBreak/>
         <w:t>Controllers (Workloads)</w:t>
       </w:r>
@@ -1555,6 +1585,7 @@
     </w:p>
     <w:p>
       <w:pPr>
+        <w:spacing w:after="60"/>
         <w:jc w:val="both"/>
         <w:rPr>
           <w:rFonts w:asciiTheme="majorBidi" w:hAnsiTheme="majorBidi" w:cstheme="majorBidi"/>
@@ -1602,16 +1633,14 @@
         </w:rPr>
         <w:t>are higher‑level objects that manage Pods and ensure the cluster maintains the desired application state. While Pods are the smallest deployable unit, they are not suitable to manage directly in real systems because they lack self‑healing, scaling, automated updates, and other operational guarantees. Controllers solve these limitations by continuously monitoring both the desired state and actual state of the cluster, then taking corrective action whenever the two differ. In other words, controllers are the mechanism through which Kubernetes implements its core principle: “the control plane ensures the actual state always matches the desired state.”</w:t>
       </w:r>
-    </w:p>
-    <w:p>
-      <w:pPr>
-        <w:jc w:val="both"/>
-        <w:rPr>
-          <w:rFonts w:asciiTheme="majorBidi" w:hAnsiTheme="majorBidi" w:cstheme="majorBidi"/>
-          <w:sz w:val="28"/>
-          <w:szCs w:val="28"/>
-        </w:rPr>
-      </w:pPr>
+      <w:r>
+        <w:rPr>
+          <w:rFonts w:asciiTheme="majorBidi" w:hAnsiTheme="majorBidi" w:cstheme="majorBidi"/>
+          <w:sz w:val="28"/>
+          <w:szCs w:val="28"/>
+        </w:rPr>
+        <w:t xml:space="preserve"> </w:t>
+      </w:r>
       <w:r>
         <w:rPr>
           <w:rFonts w:asciiTheme="majorBidi" w:hAnsiTheme="majorBidi" w:cstheme="majorBidi"/>
@@ -1639,6 +1668,7 @@
     </w:p>
     <w:p>
       <w:pPr>
+        <w:spacing w:after="60"/>
         <w:jc w:val="both"/>
         <w:rPr>
           <w:rFonts w:asciiTheme="majorBidi" w:hAnsiTheme="majorBidi" w:cstheme="majorBidi"/>
@@ -1657,6 +1687,7 @@
     </w:p>
     <w:p>
       <w:pPr>
+        <w:spacing w:after="60"/>
         <w:jc w:val="both"/>
         <w:rPr>
           <w:rFonts w:asciiTheme="majorBidi" w:hAnsiTheme="majorBidi" w:cstheme="majorBidi"/>
@@ -1944,6 +1975,7 @@
           <w:ilvl w:val="0"/>
           <w:numId w:val="3"/>
         </w:numPr>
+        <w:spacing w:after="60"/>
         <w:ind w:left="504"/>
         <w:jc w:val="both"/>
         <w:rPr>
@@ -1991,6 +2023,7 @@
     </w:p>
     <w:p>
       <w:pPr>
+        <w:spacing w:after="120"/>
         <w:jc w:val="both"/>
         <w:rPr>
           <w:rFonts w:asciiTheme="majorBidi" w:hAnsiTheme="majorBidi" w:cstheme="majorBidi"/>
@@ -2009,6 +2042,7 @@
     </w:p>
     <w:p>
       <w:pPr>
+        <w:spacing w:after="60"/>
         <w:jc w:val="both"/>
         <w:rPr>
           <w:rFonts w:asciiTheme="majorBidi" w:hAnsiTheme="majorBidi" w:cstheme="majorBidi"/>
@@ -2027,7 +2061,6 @@
           <w:sz w:val="40"/>
           <w:szCs w:val="40"/>
         </w:rPr>
-        <w:lastRenderedPageBreak/>
         <w:t>ReplicaSet</w:t>
       </w:r>
       <w:proofErr w:type="spellEnd"/>
@@ -2075,7 +2108,16 @@
           <w:sz w:val="28"/>
           <w:szCs w:val="28"/>
         </w:rPr>
-        <w:t xml:space="preserve"> is a Kubernetes workload controller whose primary responsibility is to ensure that a specified number of identical Pods are running at all times. It continuously monitors the cluster and automatically creates or deletes Pods so that the actual number of running Pods always matches the desired number declared by the user. </w:t>
+        <w:t xml:space="preserve"> is a Kubernetes workload controller whose primary responsibility is to ensure that a specified number of identical Pods are running at all times. It continuously monitors the cluster and automatically creates or deletes Pods so that the actual number of running Pods </w:t>
+      </w:r>
+      <w:r>
+        <w:rPr>
+          <w:rFonts w:asciiTheme="majorBidi" w:hAnsiTheme="majorBidi" w:cstheme="majorBidi"/>
+          <w:sz w:val="28"/>
+          <w:szCs w:val="28"/>
+        </w:rPr>
+        <w:lastRenderedPageBreak/>
+        <w:t xml:space="preserve">always matches the desired number declared by the user. </w:t>
       </w:r>
       <w:proofErr w:type="spellStart"/>
       <w:r>
@@ -2098,6 +2140,7 @@
     </w:p>
     <w:p>
       <w:pPr>
+        <w:spacing w:after="120"/>
         <w:jc w:val="both"/>
         <w:rPr>
           <w:rFonts w:asciiTheme="majorBidi" w:hAnsiTheme="majorBidi" w:cstheme="majorBidi"/>
@@ -2152,6 +2195,7 @@
     </w:p>
     <w:p>
       <w:pPr>
+        <w:spacing w:after="60"/>
         <w:jc w:val="both"/>
         <w:rPr>
           <w:rFonts w:asciiTheme="majorBidi" w:hAnsiTheme="majorBidi" w:cstheme="majorBidi"/>
@@ -2184,6 +2228,7 @@
     </w:p>
     <w:p>
       <w:pPr>
+        <w:spacing w:after="60"/>
         <w:jc w:val="both"/>
         <w:rPr>
           <w:rFonts w:asciiTheme="majorBidi" w:hAnsiTheme="majorBidi" w:cstheme="majorBidi"/>
@@ -2220,6 +2265,7 @@
     </w:p>
     <w:p>
       <w:pPr>
+        <w:spacing w:after="60"/>
         <w:jc w:val="both"/>
         <w:rPr>
           <w:rFonts w:asciiTheme="majorBidi" w:hAnsiTheme="majorBidi" w:cstheme="majorBidi"/>
@@ -2238,6 +2284,7 @@
     </w:p>
     <w:p>
       <w:pPr>
+        <w:spacing w:after="60"/>
         <w:jc w:val="both"/>
         <w:rPr>
           <w:rFonts w:asciiTheme="majorBidi" w:hAnsiTheme="majorBidi" w:cstheme="majorBidi"/>
@@ -2303,6 +2350,7 @@
           <w:ilvl w:val="0"/>
           <w:numId w:val="4"/>
         </w:numPr>
+        <w:spacing w:after="60"/>
         <w:ind w:left="360"/>
         <w:jc w:val="both"/>
         <w:rPr>
@@ -2322,6 +2370,7 @@
     </w:p>
     <w:p>
       <w:pPr>
+        <w:spacing w:after="120"/>
         <w:jc w:val="both"/>
         <w:rPr>
           <w:rFonts w:asciiTheme="majorBidi" w:hAnsiTheme="majorBidi" w:cstheme="majorBidi"/>
@@ -2358,6 +2407,7 @@
     </w:p>
     <w:p>
       <w:pPr>
+        <w:spacing w:after="60"/>
         <w:jc w:val="both"/>
         <w:rPr>
           <w:rFonts w:asciiTheme="majorBidi" w:hAnsiTheme="majorBidi" w:cstheme="majorBidi"/>
@@ -2525,6 +2575,7 @@
           <w:ilvl w:val="0"/>
           <w:numId w:val="5"/>
         </w:numPr>
+        <w:spacing w:after="60"/>
         <w:ind w:left="360"/>
         <w:jc w:val="both"/>
         <w:rPr>
@@ -2580,6 +2631,7 @@
     </w:p>
     <w:p>
       <w:pPr>
+        <w:spacing w:after="120"/>
         <w:jc w:val="both"/>
         <w:rPr>
           <w:rFonts w:asciiTheme="majorBidi" w:hAnsiTheme="majorBidi" w:cstheme="majorBidi"/>
@@ -2624,6 +2676,7 @@
     </w:p>
     <w:p>
       <w:pPr>
+        <w:spacing w:after="60"/>
         <w:jc w:val="both"/>
         <w:rPr>
           <w:rFonts w:asciiTheme="majorBidi" w:hAnsiTheme="majorBidi" w:cstheme="majorBidi"/>
@@ -2725,6 +2778,7 @@
     </w:p>
     <w:p>
       <w:pPr>
+        <w:spacing w:after="120"/>
         <w:ind w:left="360"/>
         <w:jc w:val="both"/>
         <w:rPr>
@@ -2812,20 +2866,19 @@
           <w:sz w:val="28"/>
           <w:szCs w:val="28"/>
         </w:rPr>
-        <w:lastRenderedPageBreak/>
         <mc:AlternateContent>
           <mc:Choice Requires="wps">
             <w:drawing>
-              <wp:anchor distT="0" distB="0" distL="114300" distR="114300" simplePos="0" relativeHeight="251659264" behindDoc="0" locked="0" layoutInCell="1" allowOverlap="1" wp14:anchorId="655290E8" wp14:editId="6B086102">
+              <wp:anchor distT="0" distB="0" distL="114300" distR="114300" simplePos="0" relativeHeight="251659264" behindDoc="0" locked="0" layoutInCell="1" allowOverlap="1" wp14:anchorId="655290E8" wp14:editId="00B23113">
                 <wp:simplePos x="0" y="0"/>
                 <wp:positionH relativeFrom="column">
-                  <wp:posOffset>220980</wp:posOffset>
+                  <wp:posOffset>219075</wp:posOffset>
                 </wp:positionH>
                 <wp:positionV relativeFrom="paragraph">
-                  <wp:posOffset>500380</wp:posOffset>
+                  <wp:posOffset>500379</wp:posOffset>
                 </wp:positionV>
-                <wp:extent cx="2286000" cy="815340"/>
-                <wp:effectExtent l="0" t="0" r="19050" b="22860"/>
+                <wp:extent cx="2286000" cy="771525"/>
+                <wp:effectExtent l="0" t="0" r="19050" b="28575"/>
                 <wp:wrapNone/>
                 <wp:docPr id="1792923778" name="Rectangle 1"/>
                 <wp:cNvGraphicFramePr/>
@@ -2836,7 +2889,7 @@
                       <wps:spPr>
                         <a:xfrm>
                           <a:off x="0" y="0"/>
-                          <a:ext cx="2286000" cy="815340"/>
+                          <a:ext cx="2286000" cy="771525"/>
                         </a:xfrm>
                         <a:prstGeom prst="rect">
                           <a:avLst/>
@@ -2992,7 +3045,7 @@
           </mc:Choice>
           <mc:Fallback>
             <w:pict>
-              <v:rect w14:anchorId="655290E8" id="Rectangle 1" o:spid="_x0000_s1026" style="position:absolute;left:0;text-align:left;margin-left:17.4pt;margin-top:39.4pt;width:180pt;height:64.2pt;z-index:251659264;visibility:visible;mso-wrap-style:square;mso-width-percent:0;mso-height-percent:0;mso-wrap-distance-left:9pt;mso-wrap-distance-top:0;mso-wrap-distance-right:9pt;mso-wrap-distance-bottom:0;mso-position-horizontal:absolute;mso-position-horizontal-relative:text;mso-position-vertical:absolute;mso-position-vertical-relative:text;mso-width-percent:0;mso-height-percent:0;mso-width-relative:margin;mso-height-relative:margin;v-text-anchor:middle" o:gfxdata="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" fillcolor="black [3200]" strokecolor="black [480]" strokeweight="1pt">
+              <v:rect w14:anchorId="655290E8" id="Rectangle 1" o:spid="_x0000_s1026" style="position:absolute;left:0;text-align:left;margin-left:17.25pt;margin-top:39.4pt;width:180pt;height:60.75pt;z-index:251659264;visibility:visible;mso-wrap-style:square;mso-width-percent:0;mso-height-percent:0;mso-wrap-distance-left:9pt;mso-wrap-distance-top:0;mso-wrap-distance-right:9pt;mso-wrap-distance-bottom:0;mso-position-horizontal:absolute;mso-position-horizontal-relative:text;mso-position-vertical:absolute;mso-position-vertical-relative:text;mso-width-percent:0;mso-height-percent:0;mso-width-relative:margin;mso-height-relative:margin;v-text-anchor:middle" o:gfxdata="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" fillcolor="black [3200]" strokecolor="black [480]" strokeweight="1pt">
                 <v:textbox>
                   <w:txbxContent>
                     <w:p>
@@ -3179,6 +3232,7 @@
     </w:p>
     <w:p>
       <w:pPr>
+        <w:spacing w:after="60"/>
         <w:ind w:left="360"/>
         <w:jc w:val="both"/>
         <w:rPr>
@@ -3248,6 +3302,7 @@
     </w:p>
     <w:p>
       <w:pPr>
+        <w:spacing w:after="120"/>
         <w:ind w:left="360"/>
         <w:jc w:val="both"/>
         <w:rPr>
@@ -3290,6 +3345,7 @@
           <w:ilvl w:val="0"/>
           <w:numId w:val="6"/>
         </w:numPr>
+        <w:spacing w:after="60"/>
         <w:ind w:left="360"/>
         <w:jc w:val="both"/>
         <w:rPr>
@@ -3324,23 +3380,59 @@
       <w:r>
         <w:rPr>
           <w:rFonts w:asciiTheme="majorBidi" w:hAnsiTheme="majorBidi" w:cstheme="majorBidi"/>
+          <w:sz w:val="28"/>
+          <w:szCs w:val="28"/>
+        </w:rPr>
+        <w:t>The Pod template defines how new Pods should be created.</w:t>
+      </w:r>
+      <w:r>
+        <w:rPr>
+          <w:rFonts w:asciiTheme="majorBidi" w:hAnsiTheme="majorBidi" w:cstheme="majorBidi"/>
+          <w:sz w:val="28"/>
+          <w:szCs w:val="28"/>
+        </w:rPr>
+        <w:t xml:space="preserve"> </w:t>
+      </w:r>
+      <w:r>
+        <w:rPr>
+          <w:rFonts w:asciiTheme="majorBidi" w:hAnsiTheme="majorBidi" w:cstheme="majorBidi"/>
+          <w:sz w:val="28"/>
+          <w:szCs w:val="28"/>
+        </w:rPr>
+        <w:t>Example:</w:t>
+      </w:r>
+    </w:p>
+    <w:p>
+      <w:pPr>
+        <w:ind w:left="360"/>
+        <w:jc w:val="both"/>
+        <w:rPr>
+          <w:rFonts w:asciiTheme="majorBidi" w:hAnsiTheme="majorBidi" w:cstheme="majorBidi"/>
+          <w:sz w:val="28"/>
+          <w:szCs w:val="28"/>
+        </w:rPr>
+      </w:pPr>
+      <w:r>
+        <w:rPr>
+          <w:rFonts w:asciiTheme="majorBidi" w:hAnsiTheme="majorBidi" w:cstheme="majorBidi"/>
           <w:noProof/>
           <w:sz w:val="28"/>
           <w:szCs w:val="28"/>
         </w:rPr>
+        <w:lastRenderedPageBreak/>
         <mc:AlternateContent>
           <mc:Choice Requires="wps">
             <w:drawing>
-              <wp:anchor distT="0" distB="0" distL="114300" distR="114300" simplePos="0" relativeHeight="251660288" behindDoc="0" locked="0" layoutInCell="1" allowOverlap="1" wp14:anchorId="42699DD1" wp14:editId="220BCD0B">
+              <wp:anchor distT="0" distB="0" distL="114300" distR="114300" simplePos="0" relativeHeight="251660288" behindDoc="0" locked="0" layoutInCell="1" allowOverlap="1" wp14:anchorId="42699DD1" wp14:editId="3109DCC4">
                 <wp:simplePos x="0" y="0"/>
                 <wp:positionH relativeFrom="column">
-                  <wp:posOffset>251460</wp:posOffset>
+                  <wp:posOffset>219075</wp:posOffset>
                 </wp:positionH>
                 <wp:positionV relativeFrom="paragraph">
-                  <wp:posOffset>289560</wp:posOffset>
+                  <wp:posOffset>1</wp:posOffset>
                 </wp:positionV>
-                <wp:extent cx="3345180" cy="1988820"/>
-                <wp:effectExtent l="0" t="0" r="26670" b="11430"/>
+                <wp:extent cx="3345180" cy="1981200"/>
+                <wp:effectExtent l="0" t="0" r="26670" b="19050"/>
                 <wp:wrapNone/>
                 <wp:docPr id="1521008993" name="Rectangle 2"/>
                 <wp:cNvGraphicFramePr/>
@@ -3351,7 +3443,7 @@
                       <wps:spPr>
                         <a:xfrm>
                           <a:off x="0" y="0"/>
-                          <a:ext cx="3345180" cy="1988820"/>
+                          <a:ext cx="3345180" cy="1981200"/>
                         </a:xfrm>
                         <a:prstGeom prst="rect">
                           <a:avLst/>
@@ -3695,7 +3787,7 @@
           </mc:Choice>
           <mc:Fallback>
             <w:pict>
-              <v:rect w14:anchorId="42699DD1" id="Rectangle 2" o:spid="_x0000_s1027" style="position:absolute;left:0;text-align:left;margin-left:19.8pt;margin-top:22.8pt;width:263.4pt;height:156.6pt;z-index:251660288;visibility:visible;mso-wrap-style:square;mso-width-percent:0;mso-height-percent:0;mso-wrap-distance-left:9pt;mso-wrap-distance-top:0;mso-wrap-distance-right:9pt;mso-wrap-distance-bottom:0;mso-position-horizontal:absolute;mso-position-horizontal-relative:text;mso-position-vertical:absolute;mso-position-vertical-relative:text;mso-width-percent:0;mso-height-percent:0;mso-width-relative:margin;mso-height-relative:margin;v-text-anchor:middle" o:gfxdata="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" fillcolor="black [3200]" strokecolor="black [480]" strokeweight="1pt">
+              <v:rect w14:anchorId="42699DD1" id="Rectangle 2" o:spid="_x0000_s1027" style="position:absolute;left:0;text-align:left;margin-left:17.25pt;margin-top:0;width:263.4pt;height:156pt;z-index:251660288;visibility:visible;mso-wrap-style:square;mso-width-percent:0;mso-height-percent:0;mso-wrap-distance-left:9pt;mso-wrap-distance-top:0;mso-wrap-distance-right:9pt;mso-wrap-distance-bottom:0;mso-position-horizontal:absolute;mso-position-horizontal-relative:text;mso-position-vertical:absolute;mso-position-vertical-relative:text;mso-width-percent:0;mso-height-percent:0;mso-width-relative:margin;mso-height-relative:margin;v-text-anchor:middle" o:gfxdata="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" fillcolor="black [3200]" strokecolor="black [480]" strokeweight="1pt">
                 <v:textbox>
                   <w:txbxContent>
                     <w:p>
@@ -4003,30 +4095,6 @@
           </mc:Fallback>
         </mc:AlternateContent>
       </w:r>
-      <w:r>
-        <w:rPr>
-          <w:rFonts w:asciiTheme="majorBidi" w:hAnsiTheme="majorBidi" w:cstheme="majorBidi"/>
-          <w:sz w:val="28"/>
-          <w:szCs w:val="28"/>
-        </w:rPr>
-        <w:t>The Pod template defines how new Pods should be created.</w:t>
-      </w:r>
-      <w:r>
-        <w:rPr>
-          <w:rFonts w:asciiTheme="majorBidi" w:hAnsiTheme="majorBidi" w:cstheme="majorBidi"/>
-          <w:sz w:val="28"/>
-          <w:szCs w:val="28"/>
-        </w:rPr>
-        <w:t xml:space="preserve"> </w:t>
-      </w:r>
-      <w:r>
-        <w:rPr>
-          <w:rFonts w:asciiTheme="majorBidi" w:hAnsiTheme="majorBidi" w:cstheme="majorBidi"/>
-          <w:sz w:val="28"/>
-          <w:szCs w:val="28"/>
-        </w:rPr>
-        <w:t>Example:</w:t>
-      </w:r>
     </w:p>
     <w:p>
       <w:pPr>
@@ -4089,17 +4157,6 @@
         <w:jc w:val="both"/>
         <w:rPr>
           <w:rFonts w:asciiTheme="majorBidi" w:hAnsiTheme="majorBidi" w:cstheme="majorBidi"/>
-          <w:sz w:val="22"/>
-          <w:szCs w:val="22"/>
-        </w:rPr>
-      </w:pPr>
-    </w:p>
-    <w:p>
-      <w:pPr>
-        <w:ind w:left="360"/>
-        <w:jc w:val="both"/>
-        <w:rPr>
-          <w:rFonts w:asciiTheme="majorBidi" w:hAnsiTheme="majorBidi" w:cstheme="majorBidi"/>
           <w:sz w:val="28"/>
           <w:szCs w:val="28"/>
         </w:rPr>
@@ -4133,6 +4190,7 @@
     </w:p>
     <w:p>
       <w:pPr>
+        <w:spacing w:after="60"/>
         <w:jc w:val="both"/>
         <w:rPr>
           <w:rFonts w:asciiTheme="majorBidi" w:hAnsiTheme="majorBidi" w:cstheme="majorBidi"/>
@@ -4366,6 +4424,7 @@
           <w:ilvl w:val="0"/>
           <w:numId w:val="7"/>
         </w:numPr>
+        <w:spacing w:after="60"/>
         <w:ind w:left="360"/>
         <w:jc w:val="both"/>
         <w:rPr>
@@ -4403,6 +4462,7 @@
     </w:p>
     <w:p>
       <w:pPr>
+        <w:spacing w:after="60"/>
         <w:jc w:val="both"/>
         <w:rPr>
           <w:rFonts w:asciiTheme="majorBidi" w:hAnsiTheme="majorBidi" w:cstheme="majorBidi"/>
@@ -4425,6 +4485,7 @@
     </w:p>
     <w:p>
       <w:pPr>
+        <w:spacing w:after="60"/>
         <w:jc w:val="both"/>
         <w:rPr>
           <w:rFonts w:asciiTheme="majorBidi" w:hAnsiTheme="majorBidi" w:cstheme="majorBidi"/>
@@ -4453,6 +4514,7 @@
     </w:p>
     <w:p>
       <w:pPr>
+        <w:spacing w:after="60"/>
         <w:jc w:val="both"/>
         <w:rPr>
           <w:rFonts w:asciiTheme="majorBidi" w:hAnsiTheme="majorBidi" w:cstheme="majorBidi"/>
@@ -4514,7 +4576,6 @@
           <w:sz w:val="28"/>
           <w:szCs w:val="28"/>
         </w:rPr>
-        <w:lastRenderedPageBreak/>
         <w:t>One Pod crashes</w:t>
       </w:r>
       <w:r>
@@ -4549,6 +4610,7 @@
           <w:ilvl w:val="0"/>
           <w:numId w:val="8"/>
         </w:numPr>
+        <w:spacing w:after="120"/>
         <w:ind w:left="360"/>
         <w:jc w:val="both"/>
         <w:rPr>
@@ -4595,6 +4657,7 @@
     <w:p>
       <w:pPr>
         <w:pStyle w:val="ListParagraph"/>
+        <w:spacing w:after="120"/>
         <w:ind w:left="360"/>
         <w:jc w:val="both"/>
         <w:rPr>
@@ -4614,6 +4677,7 @@
     </w:p>
     <w:p>
       <w:pPr>
+        <w:spacing w:after="120"/>
         <w:jc w:val="both"/>
         <w:rPr>
           <w:rFonts w:asciiTheme="majorBidi" w:hAnsiTheme="majorBidi" w:cstheme="majorBidi"/>
@@ -4632,6 +4696,7 @@
     </w:p>
     <w:p>
       <w:pPr>
+        <w:spacing w:after="60"/>
         <w:jc w:val="both"/>
         <w:rPr>
           <w:rFonts w:asciiTheme="majorBidi" w:hAnsiTheme="majorBidi" w:cstheme="majorBidi"/>
@@ -4666,6 +4731,7 @@
     </w:p>
     <w:p>
       <w:pPr>
+        <w:spacing w:after="60"/>
         <w:jc w:val="both"/>
         <w:rPr>
           <w:rFonts w:asciiTheme="majorBidi" w:hAnsiTheme="majorBidi" w:cstheme="majorBidi"/>
@@ -4710,6 +4776,7 @@
     </w:p>
     <w:p>
       <w:pPr>
+        <w:spacing w:after="60"/>
         <w:jc w:val="both"/>
         <w:rPr>
           <w:rFonts w:asciiTheme="majorBidi" w:hAnsiTheme="majorBidi" w:cstheme="majorBidi"/>
@@ -4830,6 +4897,7 @@
     </w:p>
     <w:p>
       <w:pPr>
+        <w:spacing w:after="120"/>
         <w:jc w:val="both"/>
         <w:rPr>
           <w:rFonts w:asciiTheme="majorBidi" w:hAnsiTheme="majorBidi" w:cstheme="majorBidi"/>
@@ -4908,6 +4976,7 @@
     </w:p>
     <w:p>
       <w:pPr>
+        <w:spacing w:after="60"/>
         <w:jc w:val="both"/>
         <w:rPr>
           <w:rFonts w:asciiTheme="majorBidi" w:hAnsiTheme="majorBidi" w:cstheme="majorBidi"/>
@@ -4952,6 +5021,7 @@
     </w:p>
     <w:p>
       <w:pPr>
+        <w:spacing w:after="60"/>
         <w:jc w:val="both"/>
         <w:rPr>
           <w:rFonts w:asciiTheme="majorBidi" w:hAnsiTheme="majorBidi" w:cstheme="majorBidi"/>
@@ -5055,6 +5125,7 @@
           <w:sz w:val="28"/>
           <w:szCs w:val="28"/>
         </w:rPr>
+        <w:lastRenderedPageBreak/>
         <w:t>No revision history</w:t>
       </w:r>
     </w:p>
@@ -5065,6 +5136,7 @@
           <w:ilvl w:val="0"/>
           <w:numId w:val="6"/>
         </w:numPr>
+        <w:spacing w:after="60"/>
         <w:ind w:left="360"/>
         <w:jc w:val="both"/>
         <w:rPr>
@@ -5084,6 +5156,7 @@
     </w:p>
     <w:p>
       <w:pPr>
+        <w:spacing w:after="60"/>
         <w:jc w:val="both"/>
         <w:rPr>
           <w:rFonts w:asciiTheme="majorBidi" w:hAnsiTheme="majorBidi" w:cstheme="majorBidi"/>
@@ -5120,6 +5193,7 @@
     </w:p>
     <w:p>
       <w:pPr>
+        <w:spacing w:after="120"/>
         <w:jc w:val="both"/>
         <w:rPr>
           <w:rFonts w:asciiTheme="majorBidi" w:hAnsiTheme="majorBidi" w:cstheme="majorBidi"/>
@@ -5156,6 +5230,7 @@
     </w:p>
     <w:p>
       <w:pPr>
+        <w:spacing w:after="60"/>
         <w:jc w:val="both"/>
         <w:rPr>
           <w:rFonts w:asciiTheme="majorBidi" w:hAnsiTheme="majorBidi" w:cstheme="majorBidi"/>
@@ -5200,6 +5275,7 @@
     </w:p>
     <w:p>
       <w:pPr>
+        <w:spacing w:after="60"/>
         <w:jc w:val="both"/>
         <w:rPr>
           <w:rFonts w:asciiTheme="majorBidi" w:hAnsiTheme="majorBidi" w:cstheme="majorBidi"/>
@@ -5236,6 +5312,7 @@
     </w:p>
     <w:p>
       <w:pPr>
+        <w:spacing w:after="60"/>
         <w:jc w:val="both"/>
         <w:rPr>
           <w:rFonts w:asciiTheme="majorBidi" w:hAnsiTheme="majorBidi" w:cstheme="majorBidi"/>
@@ -5254,6 +5331,7 @@
     </w:p>
     <w:p>
       <w:pPr>
+        <w:spacing w:after="60"/>
         <w:jc w:val="both"/>
         <w:rPr>
           <w:rFonts w:asciiTheme="majorBidi" w:hAnsiTheme="majorBidi" w:cstheme="majorBidi"/>
@@ -5379,6 +5457,7 @@
           <w:ilvl w:val="0"/>
           <w:numId w:val="9"/>
         </w:numPr>
+        <w:spacing w:after="120"/>
         <w:ind w:left="360"/>
         <w:jc w:val="both"/>
         <w:rPr>
@@ -5416,6 +5495,7 @@
     </w:p>
     <w:p>
       <w:pPr>
+        <w:spacing w:after="60"/>
         <w:jc w:val="both"/>
         <w:rPr>
           <w:rFonts w:asciiTheme="majorBidi" w:hAnsiTheme="majorBidi" w:cstheme="majorBidi"/>
@@ -5460,6 +5540,7 @@
     </w:p>
     <w:p>
       <w:pPr>
+        <w:spacing w:after="60"/>
         <w:jc w:val="both"/>
         <w:rPr>
           <w:rFonts w:asciiTheme="majorBidi" w:hAnsiTheme="majorBidi" w:cstheme="majorBidi"/>
@@ -5549,6 +5630,7 @@
           <w:ilvl w:val="0"/>
           <w:numId w:val="9"/>
         </w:numPr>
+        <w:spacing w:after="60"/>
         <w:ind w:left="360"/>
         <w:jc w:val="both"/>
         <w:rPr>
@@ -5563,12 +5645,12 @@
           <w:sz w:val="28"/>
           <w:szCs w:val="28"/>
         </w:rPr>
-        <w:lastRenderedPageBreak/>
         <w:t>you want minimal abstraction for learning or testing</w:t>
       </w:r>
     </w:p>
     <w:p>
       <w:pPr>
+        <w:spacing w:after="120"/>
         <w:jc w:val="both"/>
         <w:rPr>
           <w:rFonts w:asciiTheme="majorBidi" w:hAnsiTheme="majorBidi" w:cstheme="majorBidi"/>
@@ -5591,6 +5673,7 @@
     </w:p>
     <w:p>
       <w:pPr>
+        <w:spacing w:after="120"/>
         <w:jc w:val="both"/>
         <w:rPr>
           <w:rFonts w:asciiTheme="majorBidi" w:hAnsiTheme="majorBidi" w:cstheme="majorBidi"/>
@@ -5806,7 +5889,16 @@
           <w:sz w:val="28"/>
           <w:szCs w:val="28"/>
         </w:rPr>
-        <w:t xml:space="preserve"> had limitations when it came to application lifecycle management. While they could maintain the number of Pods, they did not provide advanced features required for safe application updates. For example, performing rolling updates, managing rollbacks to previous versions, or controlling update history were not handled directly by these controllers. These operational tasks became increasingly important as Kubernetes began to be used for production workloads.</w:t>
+        <w:t xml:space="preserve"> had limitations when it came to application lifecycle management. While they could maintain the number of Pods, they did not provide advanced features required for safe application updates. For example, performing rolling updates, managing rollbacks to previous versions, or controlling update </w:t>
+      </w:r>
+      <w:r>
+        <w:rPr>
+          <w:rFonts w:asciiTheme="majorBidi" w:hAnsiTheme="majorBidi" w:cstheme="majorBidi"/>
+          <w:sz w:val="28"/>
+          <w:szCs w:val="28"/>
+        </w:rPr>
+        <w:lastRenderedPageBreak/>
+        <w:t>history were not handled directly by these controllers. These operational tasks became increasingly important as Kubernetes began to be used for production workloads.</w:t>
       </w:r>
     </w:p>
     <w:p>
@@ -5982,7 +6074,7 @@
       </w:pPr>
     </w:p>
     <w:sectPr>
-      <w:pgSz w:w="12240" w:h="15840"/>
+      <w:pgSz w:w="11906" w:h="16838" w:code="9"/>
       <w:pgMar w:top="720" w:right="720" w:bottom="720" w:left="720" w:header="720" w:footer="720" w:gutter="0"/>
       <w:cols w:space="720"/>
       <w:docGrid w:linePitch="360"/>
@@ -5992,7 +6084,7 @@
 </file>
 
 <file path=word/numbering.xml><?xml version="1.0" encoding="utf-8"?>
-<w:numbering xmlns:wpc="http://schemas.microsoft.com/office/word/2010/wordprocessingCanvas" xmlns:cx="http://schemas.microsoft.com/office/drawing/2014/chartex" xmlns:cx1="http://schemas.microsoft.com/office/drawing/2015/9/8/chartex" xmlns:cx2="http://schemas.microsoft.com/office/drawing/2015/10/21/chartex" xmlns:cx3="http://schemas.microsoft.com/office/drawing/2016/5/9/chartex" xmlns:cx4="http://schemas.microsoft.com/office/drawing/2016/5/10/chartex" xmlns:cx5="http://schemas.microsoft.com/office/drawing/2016/5/11/chartex" xmlns:cx6="http://schemas.microsoft.com/office/drawing/2016/5/12/chartex" xmlns:cx7="http://schemas.microsoft.com/office/drawing/2016/5/13/chartex" xmlns:cx8="http://schemas.microsoft.com/office/drawing/2016/5/14/chartex" xmlns:mc="http://schemas.openxmlformats.org/markup-compatibility/2006" xmlns:aink="http://schemas.microsoft.com/office/drawing/2016/ink" xmlns:am3d="http://schemas.microsoft.com/office/drawing/2017/model3d" xmlns:o="urn:schemas-microsoft-com:office:office" xmlns:oel="http://schemas.microsoft.com/office/2019/extlst" xmlns:r="http://schemas.openxmlformats.org/officeDocument/2006/relationships" xmlns:m="http://schemas.openxmlformats.org/officeDocument/2006/math" xmlns:v="urn:schemas-microsoft-com:vml" xmlns:wp14="http://schemas.microsoft.com/office/word/2010/wordprocessingDrawing" xmlns:wp="http://schemas.openxmlformats.org/drawingml/2006/wordprocessingDrawing" xmlns:w10="urn:schemas-microsoft-com:office:word" xmlns:w="http://schemas.openxmlformats.org/wordprocessingml/2006/main" xmlns:w14="http://schemas.microsoft.com/office/word/2010/wordml" xmlns:w15="http://schemas.microsoft.com/office/word/2012/wordml" xmlns:w16cex="http://schemas.microsoft.com/office/word/2018/wordml/cex" xmlns:w16cid="http://schemas.microsoft.com/office/word/2016/wordml/cid" xmlns:w16="http://schemas.microsoft.com/office/word/2018/wordml" xmlns:w16du="http://schemas.microsoft.com/office/word/2023/wordml/word16du" xmlns:w16sdtdh="http://schemas.microsoft.com/office/word/2020/wordml/sdtdatahash" xmlns:w16sdtfl="http://schemas.microsoft.com/office/word/2024/wordml/sdtformatlock" xmlns:w16se="http://schemas.microsoft.com/office/word/2015/wordml/symex" xmlns:wpg="http://schemas.microsoft.com/office/word/2010/wordprocessingGroup" xmlns:wpi="http://schemas.microsoft.com/office/word/2010/wordprocessingInk" xmlns:wne="http://schemas.microsoft.com/office/word/2006/wordml" xmlns:wps="http://schemas.microsoft.com/office/word/2010/wordprocessingShape" mc:Ignorable="w14 w15 w16se w16cid w16 w16cex w16sdtdh w16sdtfl w16du wp14">
+<w:numbering xmlns:wpc="http://schemas.microsoft.com/office/word/2010/wordprocessingCanvas" xmlns:cx="http://schemas.microsoft.com/office/drawing/2014/chartex" xmlns:cx1="http://schemas.microsoft.com/office/drawing/2015/9/8/chartex" xmlns:cx2="http://schemas.microsoft.com/office/drawing/2015/10/21/chartex" xmlns:cx3="http://schemas.microsoft.com/office/drawing/2016/5/9/chartex" xmlns:cx4="http://schemas.microsoft.com/office/drawing/2016/5/10/chartex" xmlns:cx5="http://schemas.microsoft.com/office/drawing/2016/5/11/chartex" xmlns:cx6="http://schemas.microsoft.com/office/drawing/2016/5/12/chartex" xmlns:cx7="http://schemas.microsoft.com/office/drawing/2016/5/13/chartex" xmlns:cx8="http://schemas.microsoft.com/office/drawing/2016/5/14/chartex" xmlns:mc="http://schemas.openxmlformats.org/markup-compatibility/2006" xmlns:aink="http://schemas.microsoft.com/office/drawing/2016/ink" xmlns:am3d="http://schemas.microsoft.com/office/drawing/2017/model3d" xmlns:o="urn:schemas-microsoft-com:office:office" xmlns:oel="http://schemas.microsoft.com/office/2019/extlst" xmlns:r="http://schemas.openxmlformats.org/officeDocument/2006/relationships" xmlns:m="http://schemas.openxmlformats.org/officeDocument/2006/math" xmlns:v="urn:schemas-microsoft-com:vml" xmlns:wp14="http://schemas.microsoft.com/office/word/2010/wordprocessingDrawing" xmlns:wp="http://schemas.openxmlformats.org/drawingml/2006/wordprocessingDrawing" xmlns:w10="urn:schemas-microsoft-com:office:word" xmlns:w="http://schemas.openxmlformats.org/wordprocessingml/2006/main" xmlns:w14="http://schemas.microsoft.com/office/word/2010/wordml" xmlns:w15="http://schemas.microsoft.com/office/word/2012/wordml" xmlns:w16cex="http://schemas.microsoft.com/office/word/2018/wordml/cex" xmlns:w16cid="http://schemas.microsoft.com/office/word/2016/wordml/cid" xmlns:w16="http://schemas.microsoft.com/office/word/2018/wordml" xmlns:w16sdtdh="http://schemas.microsoft.com/office/word/2020/wordml/sdtdatahash" xmlns:w16se="http://schemas.microsoft.com/office/word/2015/wordml/symex" xmlns:wpg="http://schemas.microsoft.com/office/word/2010/wordprocessingGroup" xmlns:wpi="http://schemas.microsoft.com/office/word/2010/wordprocessingInk" xmlns:wne="http://schemas.microsoft.com/office/word/2006/wordml" xmlns:wps="http://schemas.microsoft.com/office/word/2010/wordprocessingShape" mc:Ignorable="w14 w15 w16se w16cid w16 w16cex w16sdtdh wp14">
   <w:abstractNum w:abstractNumId="0" w15:restartNumberingAfterBreak="0">
     <w:nsid w:val="048F0AFE"/>
     <w:multiLevelType w:val="hybridMultilevel"/>
@@ -6956,7 +7048,7 @@
 </file>
 
 <file path=word/styles.xml><?xml version="1.0" encoding="utf-8"?>
-<w:styles xmlns:mc="http://schemas.openxmlformats.org/markup-compatibility/2006" xmlns:r="http://schemas.openxmlformats.org/officeDocument/2006/relationships" xmlns:w="http://schemas.openxmlformats.org/wordprocessingml/2006/main" xmlns:w14="http://schemas.microsoft.com/office/word/2010/wordml" xmlns:w15="http://schemas.microsoft.com/office/word/2012/wordml" xmlns:w16cex="http://schemas.microsoft.com/office/word/2018/wordml/cex" xmlns:w16cid="http://schemas.microsoft.com/office/word/2016/wordml/cid" xmlns:w16="http://schemas.microsoft.com/office/word/2018/wordml" xmlns:w16du="http://schemas.microsoft.com/office/word/2023/wordml/word16du" xmlns:w16sdtdh="http://schemas.microsoft.com/office/word/2020/wordml/sdtdatahash" xmlns:w16sdtfl="http://schemas.microsoft.com/office/word/2024/wordml/sdtformatlock" xmlns:w16se="http://schemas.microsoft.com/office/word/2015/wordml/symex" mc:Ignorable="w14 w15 w16se w16cid w16 w16cex w16sdtdh w16sdtfl w16du">
+<w:styles xmlns:mc="http://schemas.openxmlformats.org/markup-compatibility/2006" xmlns:r="http://schemas.openxmlformats.org/officeDocument/2006/relationships" xmlns:w="http://schemas.openxmlformats.org/wordprocessingml/2006/main" xmlns:w14="http://schemas.microsoft.com/office/word/2010/wordml" xmlns:w15="http://schemas.microsoft.com/office/word/2012/wordml" xmlns:w16cex="http://schemas.microsoft.com/office/word/2018/wordml/cex" xmlns:w16cid="http://schemas.microsoft.com/office/word/2016/wordml/cid" xmlns:w16="http://schemas.microsoft.com/office/word/2018/wordml" xmlns:w16sdtdh="http://schemas.microsoft.com/office/word/2020/wordml/sdtdatahash" xmlns:w16se="http://schemas.microsoft.com/office/word/2015/wordml/symex" mc:Ignorable="w14 w15 w16se w16cid w16 w16cex w16sdtdh">
   <w:docDefaults>
     <w:rPrDefault>
       <w:rPr>

--- a/Kubernetes/5-controllers.docx
+++ b/Kubernetes/5-controllers.docx
@@ -1,10 +1,10 @@
 
 <file path=word/document.xml><?xml version="1.0" encoding="utf-8"?>
-<w:document xmlns:wpc="http://schemas.microsoft.com/office/word/2010/wordprocessingCanvas" xmlns:cx="http://schemas.microsoft.com/office/drawing/2014/chartex" xmlns:cx1="http://schemas.microsoft.com/office/drawing/2015/9/8/chartex" xmlns:cx2="http://schemas.microsoft.com/office/drawing/2015/10/21/chartex" xmlns:cx3="http://schemas.microsoft.com/office/drawing/2016/5/9/chartex" xmlns:cx4="http://schemas.microsoft.com/office/drawing/2016/5/10/chartex" xmlns:cx5="http://schemas.microsoft.com/office/drawing/2016/5/11/chartex" xmlns:cx6="http://schemas.microsoft.com/office/drawing/2016/5/12/chartex" xmlns:cx7="http://schemas.microsoft.com/office/drawing/2016/5/13/chartex" xmlns:cx8="http://schemas.microsoft.com/office/drawing/2016/5/14/chartex" xmlns:mc="http://schemas.openxmlformats.org/markup-compatibility/2006" xmlns:aink="http://schemas.microsoft.com/office/drawing/2016/ink" xmlns:am3d="http://schemas.microsoft.com/office/drawing/2017/model3d" xmlns:o="urn:schemas-microsoft-com:office:office" xmlns:oel="http://schemas.microsoft.com/office/2019/extlst" xmlns:r="http://schemas.openxmlformats.org/officeDocument/2006/relationships" xmlns:m="http://schemas.openxmlformats.org/officeDocument/2006/math" xmlns:v="urn:schemas-microsoft-com:vml" xmlns:wp14="http://schemas.microsoft.com/office/word/2010/wordprocessingDrawing" xmlns:wp="http://schemas.openxmlformats.org/drawingml/2006/wordprocessingDrawing" xmlns:w10="urn:schemas-microsoft-com:office:word" xmlns:w="http://schemas.openxmlformats.org/wordprocessingml/2006/main" xmlns:w14="http://schemas.microsoft.com/office/word/2010/wordml" xmlns:w15="http://schemas.microsoft.com/office/word/2012/wordml" xmlns:w16cex="http://schemas.microsoft.com/office/word/2018/wordml/cex" xmlns:w16cid="http://schemas.microsoft.com/office/word/2016/wordml/cid" xmlns:w16="http://schemas.microsoft.com/office/word/2018/wordml" xmlns:w16sdtdh="http://schemas.microsoft.com/office/word/2020/wordml/sdtdatahash" xmlns:w16se="http://schemas.microsoft.com/office/word/2015/wordml/symex" xmlns:wpg="http://schemas.microsoft.com/office/word/2010/wordprocessingGroup" xmlns:wpi="http://schemas.microsoft.com/office/word/2010/wordprocessingInk" xmlns:wne="http://schemas.microsoft.com/office/word/2006/wordml" xmlns:wps="http://schemas.microsoft.com/office/word/2010/wordprocessingShape" mc:Ignorable="w14 w15 w16se w16cid w16 w16cex w16sdtdh wp14">
+<w:document xmlns:wpc="http://schemas.microsoft.com/office/word/2010/wordprocessingCanvas" xmlns:cx="http://schemas.microsoft.com/office/drawing/2014/chartex" xmlns:cx1="http://schemas.microsoft.com/office/drawing/2015/9/8/chartex" xmlns:cx2="http://schemas.microsoft.com/office/drawing/2015/10/21/chartex" xmlns:cx3="http://schemas.microsoft.com/office/drawing/2016/5/9/chartex" xmlns:cx4="http://schemas.microsoft.com/office/drawing/2016/5/10/chartex" xmlns:cx5="http://schemas.microsoft.com/office/drawing/2016/5/11/chartex" xmlns:cx6="http://schemas.microsoft.com/office/drawing/2016/5/12/chartex" xmlns:cx7="http://schemas.microsoft.com/office/drawing/2016/5/13/chartex" xmlns:cx8="http://schemas.microsoft.com/office/drawing/2016/5/14/chartex" xmlns:mc="http://schemas.openxmlformats.org/markup-compatibility/2006" xmlns:aink="http://schemas.microsoft.com/office/drawing/2016/ink" xmlns:am3d="http://schemas.microsoft.com/office/drawing/2017/model3d" xmlns:o="urn:schemas-microsoft-com:office:office" xmlns:oel="http://schemas.microsoft.com/office/2019/extlst" xmlns:r="http://schemas.openxmlformats.org/officeDocument/2006/relationships" xmlns:m="http://schemas.openxmlformats.org/officeDocument/2006/math" xmlns:v="urn:schemas-microsoft-com:vml" xmlns:wp14="http://schemas.microsoft.com/office/word/2010/wordprocessingDrawing" xmlns:wp="http://schemas.openxmlformats.org/drawingml/2006/wordprocessingDrawing" xmlns:w10="urn:schemas-microsoft-com:office:word" xmlns:w="http://schemas.openxmlformats.org/wordprocessingml/2006/main" xmlns:w14="http://schemas.microsoft.com/office/word/2010/wordml" xmlns:w15="http://schemas.microsoft.com/office/word/2012/wordml" xmlns:w16cex="http://schemas.microsoft.com/office/word/2018/wordml/cex" xmlns:w16cid="http://schemas.microsoft.com/office/word/2016/wordml/cid" xmlns:w16="http://schemas.microsoft.com/office/word/2018/wordml" xmlns:w16du="http://schemas.microsoft.com/office/word/2023/wordml/word16du" xmlns:w16sdtdh="http://schemas.microsoft.com/office/word/2020/wordml/sdtdatahash" xmlns:w16sdtfl="http://schemas.microsoft.com/office/word/2024/wordml/sdtformatlock" xmlns:w16se="http://schemas.microsoft.com/office/word/2015/wordml/symex" xmlns:wpg="http://schemas.microsoft.com/office/word/2010/wordprocessingGroup" xmlns:wpi="http://schemas.microsoft.com/office/word/2010/wordprocessingInk" xmlns:wne="http://schemas.microsoft.com/office/word/2006/wordml" xmlns:wps="http://schemas.microsoft.com/office/word/2010/wordprocessingShape" mc:Ignorable="w14 w15 w16se w16cid w16 w16cex w16sdtdh w16sdtfl w16du wp14">
   <w:body>
     <w:p>
       <w:pPr>
-        <w:spacing w:after="120"/>
+        <w:spacing w:after="60"/>
         <w:jc w:val="both"/>
         <w:rPr>
           <w:rFonts w:asciiTheme="majorBidi" w:hAnsiTheme="majorBidi" w:cstheme="majorBidi"/>
@@ -273,7 +273,6 @@
         <w:t xml:space="preserve"> apply -f </w:t>
       </w:r>
       <w:proofErr w:type="spellStart"/>
-      <w:proofErr w:type="gramStart"/>
       <w:r>
         <w:rPr>
           <w:rFonts w:asciiTheme="majorBidi" w:hAnsiTheme="majorBidi" w:cstheme="majorBidi"/>
@@ -287,7 +286,6 @@
         <w:t>pod.yaml</w:t>
       </w:r>
       <w:proofErr w:type="spellEnd"/>
-      <w:proofErr w:type="gramEnd"/>
       <w:r>
         <w:rPr>
           <w:rFonts w:asciiTheme="majorBidi" w:hAnsiTheme="majorBidi" w:cstheme="majorBidi"/>
@@ -338,23 +336,13 @@
         </w:rPr>
         <w:t xml:space="preserve">, </w:t>
       </w:r>
-      <w:proofErr w:type="gramStart"/>
-      <w:r>
-        <w:rPr>
-          <w:rFonts w:asciiTheme="majorBidi" w:hAnsiTheme="majorBidi" w:cstheme="majorBidi"/>
-          <w:sz w:val="28"/>
-          <w:szCs w:val="28"/>
-        </w:rPr>
-        <w:t>Nothing</w:t>
-      </w:r>
-      <w:proofErr w:type="gramEnd"/>
-      <w:r>
-        <w:rPr>
-          <w:rFonts w:asciiTheme="majorBidi" w:hAnsiTheme="majorBidi" w:cstheme="majorBidi"/>
-          <w:sz w:val="28"/>
-          <w:szCs w:val="28"/>
-        </w:rPr>
-        <w:t xml:space="preserve"> replaces it.</w:t>
+      <w:r>
+        <w:rPr>
+          <w:rFonts w:asciiTheme="majorBidi" w:hAnsiTheme="majorBidi" w:cstheme="majorBidi"/>
+          <w:sz w:val="28"/>
+          <w:szCs w:val="28"/>
+        </w:rPr>
+        <w:t>Nothing replaces it.</w:t>
       </w:r>
     </w:p>
     <w:p>
@@ -394,33 +382,15 @@
           <w:sz w:val="28"/>
           <w:szCs w:val="28"/>
         </w:rPr>
-        <w:t xml:space="preserve">For </w:t>
-      </w:r>
-      <w:proofErr w:type="gramStart"/>
-      <w:r>
-        <w:rPr>
-          <w:rFonts w:asciiTheme="majorBidi" w:hAnsiTheme="majorBidi" w:cstheme="majorBidi"/>
-          <w:sz w:val="28"/>
-          <w:szCs w:val="28"/>
-        </w:rPr>
-        <w:t>e</w:t>
-      </w:r>
-      <w:r>
-        <w:rPr>
-          <w:rFonts w:asciiTheme="majorBidi" w:hAnsiTheme="majorBidi" w:cstheme="majorBidi"/>
-          <w:sz w:val="28"/>
-          <w:szCs w:val="28"/>
-        </w:rPr>
-        <w:t>xample</w:t>
-      </w:r>
-      <w:proofErr w:type="gramEnd"/>
-      <w:r>
-        <w:rPr>
-          <w:rFonts w:asciiTheme="majorBidi" w:hAnsiTheme="majorBidi" w:cstheme="majorBidi"/>
-          <w:sz w:val="28"/>
-          <w:szCs w:val="28"/>
-        </w:rPr>
-        <w:t xml:space="preserve"> with a Deployment:</w:t>
+        <w:t>For e</w:t>
+      </w:r>
+      <w:r>
+        <w:rPr>
+          <w:rFonts w:asciiTheme="majorBidi" w:hAnsiTheme="majorBidi" w:cstheme="majorBidi"/>
+          <w:sz w:val="28"/>
+          <w:szCs w:val="28"/>
+        </w:rPr>
+        <w:t>xample with a Deployment:</w:t>
       </w:r>
     </w:p>
     <w:p>
@@ -488,7 +458,7 @@
           <w:sz w:val="28"/>
           <w:szCs w:val="28"/>
         </w:rPr>
-        <w:t>If one Pod dies:</w:t>
+        <w:t>If one Pod dies</w:t>
       </w:r>
       <w:r>
         <w:rPr>
@@ -508,7 +478,23 @@
           <w:sz w:val="28"/>
           <w:szCs w:val="28"/>
         </w:rPr>
-        <w:t>3 → 2</w:t>
+        <w:t>(</w:t>
+      </w:r>
+      <w:r>
+        <w:rPr>
+          <w:rFonts w:asciiTheme="majorBidi" w:hAnsiTheme="majorBidi" w:cstheme="majorBidi"/>
+          <w:sz w:val="28"/>
+          <w:szCs w:val="28"/>
+        </w:rPr>
+        <w:t>3 →2</w:t>
+      </w:r>
+      <w:r>
+        <w:rPr>
+          <w:rFonts w:asciiTheme="majorBidi" w:hAnsiTheme="majorBidi" w:cstheme="majorBidi"/>
+          <w:sz w:val="28"/>
+          <w:szCs w:val="28"/>
+        </w:rPr>
+        <w:t>),</w:t>
       </w:r>
       <w:r>
         <w:rPr>
@@ -528,7 +514,7 @@
           <w:sz w:val="28"/>
           <w:szCs w:val="28"/>
         </w:rPr>
-        <w:t>The controller automatically creates a new Pod to return to:</w:t>
+        <w:t>The controller automatically creates a new Pod to return to</w:t>
       </w:r>
       <w:r>
         <w:rPr>
@@ -677,33 +663,15 @@
           <w:sz w:val="28"/>
           <w:szCs w:val="28"/>
         </w:rPr>
-        <w:t xml:space="preserve"> For </w:t>
-      </w:r>
-      <w:proofErr w:type="gramStart"/>
-      <w:r>
-        <w:rPr>
-          <w:rFonts w:asciiTheme="majorBidi" w:hAnsiTheme="majorBidi" w:cstheme="majorBidi"/>
-          <w:sz w:val="28"/>
-          <w:szCs w:val="28"/>
-        </w:rPr>
-        <w:t>e</w:t>
-      </w:r>
-      <w:r>
-        <w:rPr>
-          <w:rFonts w:asciiTheme="majorBidi" w:hAnsiTheme="majorBidi" w:cstheme="majorBidi"/>
-          <w:sz w:val="28"/>
-          <w:szCs w:val="28"/>
-        </w:rPr>
-        <w:t>xample</w:t>
-      </w:r>
-      <w:proofErr w:type="gramEnd"/>
-      <w:r>
-        <w:rPr>
-          <w:rFonts w:asciiTheme="majorBidi" w:hAnsiTheme="majorBidi" w:cstheme="majorBidi"/>
-          <w:sz w:val="28"/>
-          <w:szCs w:val="28"/>
-        </w:rPr>
-        <w:t xml:space="preserve"> with Deployment</w:t>
+        <w:t xml:space="preserve"> For e</w:t>
+      </w:r>
+      <w:r>
+        <w:rPr>
+          <w:rFonts w:asciiTheme="majorBidi" w:hAnsiTheme="majorBidi" w:cstheme="majorBidi"/>
+          <w:sz w:val="28"/>
+          <w:szCs w:val="28"/>
+        </w:rPr>
+        <w:t>xample with Deployment</w:t>
       </w:r>
       <w:r>
         <w:rPr>
@@ -870,7 +838,7 @@
           <w:sz w:val="28"/>
           <w:szCs w:val="28"/>
         </w:rPr>
-        <w:t>If you run an application directly in a Pod and want to change the container image:</w:t>
+        <w:t>If you run an application directly in a Pod and want to change the container image</w:t>
       </w:r>
       <w:r>
         <w:rPr>
@@ -879,6 +847,14 @@
           <w:szCs w:val="28"/>
         </w:rPr>
         <w:t xml:space="preserve"> </w:t>
+      </w:r>
+      <w:r>
+        <w:rPr>
+          <w:rFonts w:asciiTheme="majorBidi" w:hAnsiTheme="majorBidi" w:cstheme="majorBidi"/>
+          <w:sz w:val="28"/>
+          <w:szCs w:val="28"/>
+        </w:rPr>
+        <w:t>(</w:t>
       </w:r>
       <w:r>
         <w:rPr>
@@ -891,6 +867,14 @@
           <w:szCs w:val="28"/>
         </w:rPr>
         <w:t>nginx:1.24 → nginx:1.25</w:t>
+      </w:r>
+      <w:r>
+        <w:rPr>
+          <w:rFonts w:asciiTheme="majorBidi" w:hAnsiTheme="majorBidi" w:cstheme="majorBidi"/>
+          <w:sz w:val="28"/>
+          <w:szCs w:val="28"/>
+        </w:rPr>
+        <w:t>)</w:t>
       </w:r>
       <w:r>
         <w:rPr>
@@ -1709,9 +1693,9 @@
         <w:pStyle w:val="ListParagraph"/>
         <w:numPr>
           <w:ilvl w:val="0"/>
-          <w:numId w:val="3"/>
+          <w:numId w:val="10"/>
         </w:numPr>
-        <w:ind w:left="504"/>
+        <w:ind w:left="360"/>
         <w:jc w:val="both"/>
         <w:rPr>
           <w:rFonts w:asciiTheme="majorBidi" w:hAnsiTheme="majorBidi" w:cstheme="majorBidi"/>
@@ -1761,9 +1745,9 @@
         <w:pStyle w:val="ListParagraph"/>
         <w:numPr>
           <w:ilvl w:val="0"/>
-          <w:numId w:val="3"/>
+          <w:numId w:val="10"/>
         </w:numPr>
-        <w:ind w:left="504"/>
+        <w:ind w:left="360"/>
         <w:jc w:val="both"/>
         <w:rPr>
           <w:rFonts w:asciiTheme="majorBidi" w:hAnsiTheme="majorBidi" w:cstheme="majorBidi"/>
@@ -1821,9 +1805,9 @@
         <w:pStyle w:val="ListParagraph"/>
         <w:numPr>
           <w:ilvl w:val="0"/>
-          <w:numId w:val="3"/>
+          <w:numId w:val="10"/>
         </w:numPr>
-        <w:ind w:left="504"/>
+        <w:ind w:left="360"/>
         <w:jc w:val="both"/>
         <w:rPr>
           <w:rFonts w:asciiTheme="majorBidi" w:hAnsiTheme="majorBidi" w:cstheme="majorBidi"/>
@@ -1873,9 +1857,9 @@
         <w:pStyle w:val="ListParagraph"/>
         <w:numPr>
           <w:ilvl w:val="0"/>
-          <w:numId w:val="3"/>
+          <w:numId w:val="10"/>
         </w:numPr>
-        <w:ind w:left="504"/>
+        <w:ind w:left="360"/>
         <w:jc w:val="both"/>
         <w:rPr>
           <w:rFonts w:asciiTheme="majorBidi" w:hAnsiTheme="majorBidi" w:cstheme="majorBidi"/>
@@ -1923,9 +1907,9 @@
         <w:pStyle w:val="ListParagraph"/>
         <w:numPr>
           <w:ilvl w:val="0"/>
-          <w:numId w:val="3"/>
+          <w:numId w:val="10"/>
         </w:numPr>
-        <w:ind w:left="504"/>
+        <w:ind w:left="360"/>
         <w:jc w:val="both"/>
         <w:rPr>
           <w:rFonts w:asciiTheme="majorBidi" w:hAnsiTheme="majorBidi" w:cstheme="majorBidi"/>
@@ -1973,10 +1957,10 @@
         <w:pStyle w:val="ListParagraph"/>
         <w:numPr>
           <w:ilvl w:val="0"/>
-          <w:numId w:val="3"/>
+          <w:numId w:val="10"/>
         </w:numPr>
         <w:spacing w:after="60"/>
-        <w:ind w:left="504"/>
+        <w:ind w:left="360"/>
         <w:jc w:val="both"/>
         <w:rPr>
           <w:rFonts w:asciiTheme="majorBidi" w:hAnsiTheme="majorBidi" w:cstheme="majorBidi"/>
@@ -2077,6 +2061,7 @@
     </w:p>
     <w:p>
       <w:pPr>
+        <w:spacing w:after="60"/>
         <w:jc w:val="both"/>
         <w:rPr>
           <w:rFonts w:asciiTheme="majorBidi" w:hAnsiTheme="majorBidi" w:cstheme="majorBidi"/>
@@ -2108,7 +2093,7 @@
           <w:sz w:val="28"/>
           <w:szCs w:val="28"/>
         </w:rPr>
-        <w:t xml:space="preserve"> is a Kubernetes workload controller whose primary responsibility is to ensure that a specified number of identical Pods are running at all times. It continuously monitors the cluster and automatically creates or deletes Pods so that the actual number of running Pods </w:t>
+        <w:t xml:space="preserve"> is a Kubernetes workload controller whose primary responsibility is to ensure that a specified number of identical Pods are running at all times. It continuously monitors the </w:t>
       </w:r>
       <w:r>
         <w:rPr>
@@ -2117,7 +2102,7 @@
           <w:szCs w:val="28"/>
         </w:rPr>
         <w:lastRenderedPageBreak/>
-        <w:t xml:space="preserve">always matches the desired number declared by the user. </w:t>
+        <w:t xml:space="preserve">cluster and automatically creates or deletes Pods so that the actual number of running Pods always matches the desired number declared by the user. </w:t>
       </w:r>
       <w:proofErr w:type="spellStart"/>
       <w:r>
@@ -2324,7 +2309,7 @@
         <w:pStyle w:val="ListParagraph"/>
         <w:numPr>
           <w:ilvl w:val="0"/>
-          <w:numId w:val="4"/>
+          <w:numId w:val="11"/>
         </w:numPr>
         <w:ind w:left="360"/>
         <w:jc w:val="both"/>
@@ -2348,7 +2333,7 @@
         <w:pStyle w:val="ListParagraph"/>
         <w:numPr>
           <w:ilvl w:val="0"/>
-          <w:numId w:val="4"/>
+          <w:numId w:val="11"/>
         </w:numPr>
         <w:spacing w:after="60"/>
         <w:ind w:left="360"/>
@@ -2413,13 +2398,15 @@
           <w:rFonts w:asciiTheme="majorBidi" w:hAnsiTheme="majorBidi" w:cstheme="majorBidi"/>
           <w:sz w:val="28"/>
           <w:szCs w:val="28"/>
-        </w:rPr>
-      </w:pPr>
-      <w:r>
-        <w:rPr>
-          <w:rFonts w:asciiTheme="majorBidi" w:hAnsiTheme="majorBidi" w:cstheme="majorBidi"/>
-          <w:sz w:val="28"/>
-          <w:szCs w:val="28"/>
+          <w:u w:val="single"/>
+        </w:rPr>
+      </w:pPr>
+      <w:r>
+        <w:rPr>
+          <w:rFonts w:asciiTheme="majorBidi" w:hAnsiTheme="majorBidi" w:cstheme="majorBidi"/>
+          <w:sz w:val="28"/>
+          <w:szCs w:val="28"/>
+          <w:u w:val="single"/>
         </w:rPr>
         <w:t>Examples:</w:t>
       </w:r>
@@ -2429,7 +2416,7 @@
         <w:pStyle w:val="ListParagraph"/>
         <w:numPr>
           <w:ilvl w:val="0"/>
-          <w:numId w:val="5"/>
+          <w:numId w:val="12"/>
         </w:numPr>
         <w:ind w:left="360"/>
         <w:jc w:val="both"/>
@@ -2445,25 +2432,7 @@
           <w:sz w:val="28"/>
           <w:szCs w:val="28"/>
         </w:rPr>
-        <w:t xml:space="preserve">If a </w:t>
-      </w:r>
-      <w:proofErr w:type="gramStart"/>
-      <w:r>
-        <w:rPr>
-          <w:rFonts w:asciiTheme="majorBidi" w:hAnsiTheme="majorBidi" w:cstheme="majorBidi"/>
-          <w:sz w:val="28"/>
-          <w:szCs w:val="28"/>
-        </w:rPr>
-        <w:t>Pod crashes</w:t>
-      </w:r>
-      <w:proofErr w:type="gramEnd"/>
-      <w:r>
-        <w:rPr>
-          <w:rFonts w:asciiTheme="majorBidi" w:hAnsiTheme="majorBidi" w:cstheme="majorBidi"/>
-          <w:sz w:val="28"/>
-          <w:szCs w:val="28"/>
-        </w:rPr>
-        <w:t xml:space="preserve"> → </w:t>
+        <w:t xml:space="preserve">If a Pod crashes → </w:t>
       </w:r>
       <w:proofErr w:type="spellStart"/>
       <w:r>
@@ -2489,7 +2458,7 @@
         <w:pStyle w:val="ListParagraph"/>
         <w:numPr>
           <w:ilvl w:val="0"/>
-          <w:numId w:val="5"/>
+          <w:numId w:val="12"/>
         </w:numPr>
         <w:ind w:left="360"/>
         <w:jc w:val="both"/>
@@ -2531,7 +2500,7 @@
         <w:pStyle w:val="ListParagraph"/>
         <w:numPr>
           <w:ilvl w:val="0"/>
-          <w:numId w:val="5"/>
+          <w:numId w:val="12"/>
         </w:numPr>
         <w:ind w:left="360"/>
         <w:jc w:val="both"/>
@@ -2573,7 +2542,7 @@
         <w:pStyle w:val="ListParagraph"/>
         <w:numPr>
           <w:ilvl w:val="0"/>
-          <w:numId w:val="5"/>
+          <w:numId w:val="12"/>
         </w:numPr>
         <w:spacing w:after="60"/>
         <w:ind w:left="360"/>
@@ -2613,6 +2582,7 @@
     </w:p>
     <w:p>
       <w:pPr>
+        <w:spacing w:after="120"/>
         <w:jc w:val="both"/>
         <w:rPr>
           <w:rFonts w:asciiTheme="majorBidi" w:hAnsiTheme="majorBidi" w:cstheme="majorBidi"/>
@@ -2631,7 +2601,7 @@
     </w:p>
     <w:p>
       <w:pPr>
-        <w:spacing w:after="120"/>
+        <w:spacing w:after="60"/>
         <w:jc w:val="both"/>
         <w:rPr>
           <w:rFonts w:asciiTheme="majorBidi" w:hAnsiTheme="majorBidi" w:cstheme="majorBidi"/>
@@ -2716,7 +2686,7 @@
         <w:pStyle w:val="ListParagraph"/>
         <w:numPr>
           <w:ilvl w:val="0"/>
-          <w:numId w:val="6"/>
+          <w:numId w:val="13"/>
         </w:numPr>
         <w:spacing w:after="60"/>
         <w:ind w:left="360"/>
@@ -2772,6 +2742,7 @@
           <w:rFonts w:asciiTheme="majorBidi" w:hAnsiTheme="majorBidi" w:cstheme="majorBidi"/>
           <w:sz w:val="28"/>
           <w:szCs w:val="28"/>
+          <w:u w:val="single"/>
         </w:rPr>
         <w:t>Example:</w:t>
       </w:r>
@@ -2790,6 +2761,10 @@
       <w:r>
         <w:rPr>
           <w:rFonts w:asciiTheme="majorBidi" w:hAnsiTheme="majorBidi" w:cstheme="majorBidi"/>
+          <w:b/>
+          <w:bCs/>
+          <w:i/>
+          <w:iCs/>
           <w:sz w:val="28"/>
           <w:szCs w:val="28"/>
         </w:rPr>
@@ -2825,7 +2800,7 @@
         <w:pStyle w:val="ListParagraph"/>
         <w:numPr>
           <w:ilvl w:val="0"/>
-          <w:numId w:val="6"/>
+          <w:numId w:val="13"/>
         </w:numPr>
         <w:spacing w:after="60"/>
         <w:ind w:left="360"/>
@@ -2869,16 +2844,16 @@
         <mc:AlternateContent>
           <mc:Choice Requires="wps">
             <w:drawing>
-              <wp:anchor distT="0" distB="0" distL="114300" distR="114300" simplePos="0" relativeHeight="251659264" behindDoc="0" locked="0" layoutInCell="1" allowOverlap="1" wp14:anchorId="655290E8" wp14:editId="00B23113">
+              <wp:anchor distT="0" distB="0" distL="114300" distR="114300" simplePos="0" relativeHeight="251659264" behindDoc="0" locked="0" layoutInCell="1" allowOverlap="1" wp14:anchorId="655290E8" wp14:editId="055331C3">
                 <wp:simplePos x="0" y="0"/>
                 <wp:positionH relativeFrom="column">
-                  <wp:posOffset>219075</wp:posOffset>
+                  <wp:posOffset>220980</wp:posOffset>
                 </wp:positionH>
                 <wp:positionV relativeFrom="paragraph">
-                  <wp:posOffset>500379</wp:posOffset>
+                  <wp:posOffset>499745</wp:posOffset>
                 </wp:positionV>
-                <wp:extent cx="2286000" cy="771525"/>
-                <wp:effectExtent l="0" t="0" r="19050" b="28575"/>
+                <wp:extent cx="1424940" cy="792480"/>
+                <wp:effectExtent l="0" t="0" r="22860" b="26670"/>
                 <wp:wrapNone/>
                 <wp:docPr id="1792923778" name="Rectangle 1"/>
                 <wp:cNvGraphicFramePr/>
@@ -2889,7 +2864,7 @@
                       <wps:spPr>
                         <a:xfrm>
                           <a:off x="0" y="0"/>
-                          <a:ext cx="2286000" cy="771525"/>
+                          <a:ext cx="1424940" cy="792480"/>
                         </a:xfrm>
                         <a:prstGeom prst="rect">
                           <a:avLst/>
@@ -3045,7 +3020,7 @@
           </mc:Choice>
           <mc:Fallback>
             <w:pict>
-              <v:rect w14:anchorId="655290E8" id="Rectangle 1" o:spid="_x0000_s1026" style="position:absolute;left:0;text-align:left;margin-left:17.25pt;margin-top:39.4pt;width:180pt;height:60.75pt;z-index:251659264;visibility:visible;mso-wrap-style:square;mso-width-percent:0;mso-height-percent:0;mso-wrap-distance-left:9pt;mso-wrap-distance-top:0;mso-wrap-distance-right:9pt;mso-wrap-distance-bottom:0;mso-position-horizontal:absolute;mso-position-horizontal-relative:text;mso-position-vertical:absolute;mso-position-vertical-relative:text;mso-width-percent:0;mso-height-percent:0;mso-width-relative:margin;mso-height-relative:margin;v-text-anchor:middle" o:gfxdata="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" fillcolor="black [3200]" strokecolor="black [480]" strokeweight="1pt">
+              <v:rect w14:anchorId="655290E8" id="Rectangle 1" o:spid="_x0000_s1026" style="position:absolute;left:0;text-align:left;margin-left:17.4pt;margin-top:39.35pt;width:112.2pt;height:62.4pt;z-index:251659264;visibility:visible;mso-wrap-style:square;mso-width-percent:0;mso-height-percent:0;mso-wrap-distance-left:9pt;mso-wrap-distance-top:0;mso-wrap-distance-right:9pt;mso-wrap-distance-bottom:0;mso-position-horizontal:absolute;mso-position-horizontal-relative:text;mso-position-vertical:absolute;mso-position-vertical-relative:text;mso-width-percent:0;mso-height-percent:0;mso-width-relative:margin;mso-height-relative:margin;v-text-anchor:middle" o:gfxdata="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" fillcolor="black [3200]" strokecolor="black [480]" strokeweight="1pt">
                 <v:textbox>
                   <w:txbxContent>
                     <w:p>
@@ -3204,6 +3179,7 @@
           <w:rFonts w:asciiTheme="majorBidi" w:hAnsiTheme="majorBidi" w:cstheme="majorBidi"/>
           <w:sz w:val="28"/>
           <w:szCs w:val="28"/>
+          <w:u w:val="single"/>
         </w:rPr>
         <w:t>Example:</w:t>
       </w:r>
@@ -3225,8 +3201,8 @@
         <w:jc w:val="both"/>
         <w:rPr>
           <w:rFonts w:asciiTheme="majorBidi" w:hAnsiTheme="majorBidi" w:cstheme="majorBidi"/>
-          <w:sz w:val="28"/>
-          <w:szCs w:val="28"/>
+          <w:sz w:val="32"/>
+          <w:szCs w:val="32"/>
         </w:rPr>
       </w:pPr>
     </w:p>
@@ -3343,7 +3319,7 @@
         <w:pStyle w:val="ListParagraph"/>
         <w:numPr>
           <w:ilvl w:val="0"/>
-          <w:numId w:val="6"/>
+          <w:numId w:val="13"/>
         </w:numPr>
         <w:spacing w:after="60"/>
         <w:ind w:left="360"/>
@@ -3365,41 +3341,6 @@
           <w:szCs w:val="28"/>
         </w:rPr>
         <w:t>Pod Template</w:t>
-      </w:r>
-    </w:p>
-    <w:p>
-      <w:pPr>
-        <w:ind w:left="360"/>
-        <w:jc w:val="both"/>
-        <w:rPr>
-          <w:rFonts w:asciiTheme="majorBidi" w:hAnsiTheme="majorBidi" w:cstheme="majorBidi"/>
-          <w:sz w:val="28"/>
-          <w:szCs w:val="28"/>
-        </w:rPr>
-      </w:pPr>
-      <w:r>
-        <w:rPr>
-          <w:rFonts w:asciiTheme="majorBidi" w:hAnsiTheme="majorBidi" w:cstheme="majorBidi"/>
-          <w:sz w:val="28"/>
-          <w:szCs w:val="28"/>
-        </w:rPr>
-        <w:t>The Pod template defines how new Pods should be created.</w:t>
-      </w:r>
-      <w:r>
-        <w:rPr>
-          <w:rFonts w:asciiTheme="majorBidi" w:hAnsiTheme="majorBidi" w:cstheme="majorBidi"/>
-          <w:sz w:val="28"/>
-          <w:szCs w:val="28"/>
-        </w:rPr>
-        <w:t xml:space="preserve"> </w:t>
-      </w:r>
-      <w:r>
-        <w:rPr>
-          <w:rFonts w:asciiTheme="majorBidi" w:hAnsiTheme="majorBidi" w:cstheme="majorBidi"/>
-          <w:sz w:val="28"/>
-          <w:szCs w:val="28"/>
-        </w:rPr>
-        <w:t>Example:</w:t>
       </w:r>
     </w:p>
     <w:p>
@@ -3423,16 +3364,16 @@
         <mc:AlternateContent>
           <mc:Choice Requires="wps">
             <w:drawing>
-              <wp:anchor distT="0" distB="0" distL="114300" distR="114300" simplePos="0" relativeHeight="251660288" behindDoc="0" locked="0" layoutInCell="1" allowOverlap="1" wp14:anchorId="42699DD1" wp14:editId="3109DCC4">
+              <wp:anchor distT="0" distB="0" distL="114300" distR="114300" simplePos="0" relativeHeight="251660288" behindDoc="0" locked="0" layoutInCell="1" allowOverlap="1" wp14:anchorId="42699DD1" wp14:editId="2D2C4612">
                 <wp:simplePos x="0" y="0"/>
                 <wp:positionH relativeFrom="column">
-                  <wp:posOffset>219075</wp:posOffset>
+                  <wp:posOffset>220980</wp:posOffset>
                 </wp:positionH>
                 <wp:positionV relativeFrom="paragraph">
-                  <wp:posOffset>1</wp:posOffset>
+                  <wp:posOffset>297180</wp:posOffset>
                 </wp:positionV>
-                <wp:extent cx="3345180" cy="1981200"/>
-                <wp:effectExtent l="0" t="0" r="26670" b="19050"/>
+                <wp:extent cx="2225040" cy="1988820"/>
+                <wp:effectExtent l="0" t="0" r="22860" b="11430"/>
                 <wp:wrapNone/>
                 <wp:docPr id="1521008993" name="Rectangle 2"/>
                 <wp:cNvGraphicFramePr/>
@@ -3443,7 +3384,7 @@
                       <wps:spPr>
                         <a:xfrm>
                           <a:off x="0" y="0"/>
-                          <a:ext cx="3345180" cy="1981200"/>
+                          <a:ext cx="2225040" cy="1988820"/>
                         </a:xfrm>
                         <a:prstGeom prst="rect">
                           <a:avLst/>
@@ -3787,7 +3728,7 @@
           </mc:Choice>
           <mc:Fallback>
             <w:pict>
-              <v:rect w14:anchorId="42699DD1" id="Rectangle 2" o:spid="_x0000_s1027" style="position:absolute;left:0;text-align:left;margin-left:17.25pt;margin-top:0;width:263.4pt;height:156pt;z-index:251660288;visibility:visible;mso-wrap-style:square;mso-width-percent:0;mso-height-percent:0;mso-wrap-distance-left:9pt;mso-wrap-distance-top:0;mso-wrap-distance-right:9pt;mso-wrap-distance-bottom:0;mso-position-horizontal:absolute;mso-position-horizontal-relative:text;mso-position-vertical:absolute;mso-position-vertical-relative:text;mso-width-percent:0;mso-height-percent:0;mso-width-relative:margin;mso-height-relative:margin;v-text-anchor:middle" o:gfxdata="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" fillcolor="black [3200]" strokecolor="black [480]" strokeweight="1pt">
+              <v:rect w14:anchorId="42699DD1" id="Rectangle 2" o:spid="_x0000_s1027" style="position:absolute;left:0;text-align:left;margin-left:17.4pt;margin-top:23.4pt;width:175.2pt;height:156.6pt;z-index:251660288;visibility:visible;mso-wrap-style:square;mso-width-percent:0;mso-height-percent:0;mso-wrap-distance-left:9pt;mso-wrap-distance-top:0;mso-wrap-distance-right:9pt;mso-wrap-distance-bottom:0;mso-position-horizontal:absolute;mso-position-horizontal-relative:text;mso-position-vertical:absolute;mso-position-vertical-relative:text;mso-width-percent:0;mso-height-percent:0;mso-width-relative:margin;mso-height-relative:margin;v-text-anchor:middle" o:gfxdata="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" fillcolor="black [3200]" strokecolor="black [480]" strokeweight="1pt">
                 <v:textbox>
                   <w:txbxContent>
                     <w:p>
@@ -4095,6 +4036,31 @@
           </mc:Fallback>
         </mc:AlternateContent>
       </w:r>
+      <w:r>
+        <w:rPr>
+          <w:rFonts w:asciiTheme="majorBidi" w:hAnsiTheme="majorBidi" w:cstheme="majorBidi"/>
+          <w:sz w:val="28"/>
+          <w:szCs w:val="28"/>
+        </w:rPr>
+        <w:t>The Pod template defines how new Pods should be created.</w:t>
+      </w:r>
+      <w:r>
+        <w:rPr>
+          <w:rFonts w:asciiTheme="majorBidi" w:hAnsiTheme="majorBidi" w:cstheme="majorBidi"/>
+          <w:sz w:val="28"/>
+          <w:szCs w:val="28"/>
+        </w:rPr>
+        <w:t xml:space="preserve"> </w:t>
+      </w:r>
+      <w:r>
+        <w:rPr>
+          <w:rFonts w:asciiTheme="majorBidi" w:hAnsiTheme="majorBidi" w:cstheme="majorBidi"/>
+          <w:sz w:val="28"/>
+          <w:szCs w:val="28"/>
+          <w:u w:val="single"/>
+        </w:rPr>
+        <w:t>Example:</w:t>
+      </w:r>
     </w:p>
     <w:p>
       <w:pPr>
@@ -4148,6 +4114,15 @@
           <w:rFonts w:asciiTheme="majorBidi" w:hAnsiTheme="majorBidi" w:cstheme="majorBidi"/>
           <w:sz w:val="28"/>
           <w:szCs w:val="28"/>
+        </w:rPr>
+      </w:pPr>
+    </w:p>
+    <w:p>
+      <w:pPr>
+        <w:ind w:left="360"/>
+        <w:jc w:val="both"/>
+        <w:rPr>
+          <w:rFonts w:asciiTheme="majorBidi" w:hAnsiTheme="majorBidi" w:cstheme="majorBidi"/>
         </w:rPr>
       </w:pPr>
     </w:p>
@@ -4272,7 +4247,7 @@
           <w:sz w:val="28"/>
           <w:szCs w:val="28"/>
         </w:rPr>
-        <w:t xml:space="preserve"> controller operates through the Kubernetes control plane:</w:t>
+        <w:t xml:space="preserve"> controller operates through the Kubernetes control plane</w:t>
       </w:r>
     </w:p>
     <w:p>
@@ -4320,6 +4295,8 @@
       <w:r>
         <w:rPr>
           <w:rFonts w:asciiTheme="majorBidi" w:hAnsiTheme="majorBidi" w:cstheme="majorBidi"/>
+          <w:b/>
+          <w:bCs/>
           <w:sz w:val="28"/>
           <w:szCs w:val="28"/>
         </w:rPr>
@@ -4520,13 +4497,15 @@
           <w:rFonts w:asciiTheme="majorBidi" w:hAnsiTheme="majorBidi" w:cstheme="majorBidi"/>
           <w:sz w:val="28"/>
           <w:szCs w:val="28"/>
-        </w:rPr>
-      </w:pPr>
-      <w:r>
-        <w:rPr>
-          <w:rFonts w:asciiTheme="majorBidi" w:hAnsiTheme="majorBidi" w:cstheme="majorBidi"/>
-          <w:sz w:val="28"/>
-          <w:szCs w:val="28"/>
+          <w:u w:val="single"/>
+        </w:rPr>
+      </w:pPr>
+      <w:r>
+        <w:rPr>
+          <w:rFonts w:asciiTheme="majorBidi" w:hAnsiTheme="majorBidi" w:cstheme="majorBidi"/>
+          <w:sz w:val="28"/>
+          <w:szCs w:val="28"/>
+          <w:u w:val="single"/>
         </w:rPr>
         <w:t>Example scenario:</w:t>
       </w:r>
@@ -4552,7 +4531,19 @@
           <w:sz w:val="28"/>
           <w:szCs w:val="28"/>
         </w:rPr>
-        <w:t>Desired replicas: 3</w:t>
+        <w:t xml:space="preserve">Desired </w:t>
+      </w:r>
+      <w:r>
+        <w:rPr>
+          <w:rFonts w:asciiTheme="majorBidi" w:hAnsiTheme="majorBidi" w:cstheme="majorBidi"/>
+          <w:b/>
+          <w:bCs/>
+          <w:i/>
+          <w:iCs/>
+          <w:sz w:val="28"/>
+          <w:szCs w:val="28"/>
+        </w:rPr>
+        <w:t>replicas: 3</w:t>
       </w:r>
     </w:p>
     <w:p>
@@ -4600,7 +4591,19 @@
           <w:sz w:val="28"/>
           <w:szCs w:val="28"/>
         </w:rPr>
-        <w:t>Actual replicas: 2</w:t>
+        <w:t xml:space="preserve">Actual </w:t>
+      </w:r>
+      <w:r>
+        <w:rPr>
+          <w:rFonts w:asciiTheme="majorBidi" w:hAnsiTheme="majorBidi" w:cstheme="majorBidi"/>
+          <w:b/>
+          <w:bCs/>
+          <w:i/>
+          <w:iCs/>
+          <w:sz w:val="28"/>
+          <w:szCs w:val="28"/>
+        </w:rPr>
+        <w:t>replicas: 2</w:t>
       </w:r>
     </w:p>
     <w:p>
@@ -4737,6 +4740,7 @@
           <w:rFonts w:asciiTheme="majorBidi" w:hAnsiTheme="majorBidi" w:cstheme="majorBidi"/>
           <w:sz w:val="28"/>
           <w:szCs w:val="28"/>
+          <w:u w:val="single"/>
         </w:rPr>
       </w:pPr>
       <w:proofErr w:type="spellStart"/>
@@ -4770,6 +4774,7 @@
           <w:rFonts w:asciiTheme="majorBidi" w:hAnsiTheme="majorBidi" w:cstheme="majorBidi"/>
           <w:sz w:val="28"/>
           <w:szCs w:val="28"/>
+          <w:u w:val="single"/>
         </w:rPr>
         <w:t>Example:</w:t>
       </w:r>
@@ -5061,7 +5066,7 @@
         <w:pStyle w:val="ListParagraph"/>
         <w:numPr>
           <w:ilvl w:val="0"/>
-          <w:numId w:val="6"/>
+          <w:numId w:val="13"/>
         </w:numPr>
         <w:ind w:left="360"/>
         <w:jc w:val="both"/>
@@ -5085,7 +5090,7 @@
         <w:pStyle w:val="ListParagraph"/>
         <w:numPr>
           <w:ilvl w:val="0"/>
-          <w:numId w:val="6"/>
+          <w:numId w:val="13"/>
         </w:numPr>
         <w:ind w:left="360"/>
         <w:jc w:val="both"/>
@@ -5101,6 +5106,7 @@
           <w:sz w:val="28"/>
           <w:szCs w:val="28"/>
         </w:rPr>
+        <w:lastRenderedPageBreak/>
         <w:t>No rollback support</w:t>
       </w:r>
     </w:p>
@@ -5109,7 +5115,7 @@
         <w:pStyle w:val="ListParagraph"/>
         <w:numPr>
           <w:ilvl w:val="0"/>
-          <w:numId w:val="6"/>
+          <w:numId w:val="13"/>
         </w:numPr>
         <w:ind w:left="360"/>
         <w:jc w:val="both"/>
@@ -5125,7 +5131,6 @@
           <w:sz w:val="28"/>
           <w:szCs w:val="28"/>
         </w:rPr>
-        <w:lastRenderedPageBreak/>
         <w:t>No revision history</w:t>
       </w:r>
     </w:p>
@@ -5134,7 +5139,7 @@
         <w:pStyle w:val="ListParagraph"/>
         <w:numPr>
           <w:ilvl w:val="0"/>
-          <w:numId w:val="6"/>
+          <w:numId w:val="13"/>
         </w:numPr>
         <w:spacing w:after="60"/>
         <w:ind w:left="360"/>
@@ -5371,7 +5376,7 @@
         <w:pStyle w:val="ListParagraph"/>
         <w:numPr>
           <w:ilvl w:val="0"/>
-          <w:numId w:val="9"/>
+          <w:numId w:val="14"/>
         </w:numPr>
         <w:ind w:left="360"/>
         <w:jc w:val="both"/>
@@ -5413,7 +5418,7 @@
         <w:pStyle w:val="ListParagraph"/>
         <w:numPr>
           <w:ilvl w:val="0"/>
-          <w:numId w:val="9"/>
+          <w:numId w:val="14"/>
         </w:numPr>
         <w:ind w:left="360"/>
         <w:jc w:val="both"/>
@@ -5455,7 +5460,7 @@
         <w:pStyle w:val="ListParagraph"/>
         <w:numPr>
           <w:ilvl w:val="0"/>
-          <w:numId w:val="9"/>
+          <w:numId w:val="14"/>
         </w:numPr>
         <w:spacing w:after="120"/>
         <w:ind w:left="360"/>
@@ -5580,7 +5585,7 @@
         <w:pStyle w:val="ListParagraph"/>
         <w:numPr>
           <w:ilvl w:val="0"/>
-          <w:numId w:val="9"/>
+          <w:numId w:val="15"/>
         </w:numPr>
         <w:ind w:left="360"/>
         <w:jc w:val="both"/>
@@ -5604,7 +5609,7 @@
         <w:pStyle w:val="ListParagraph"/>
         <w:numPr>
           <w:ilvl w:val="0"/>
-          <w:numId w:val="9"/>
+          <w:numId w:val="15"/>
         </w:numPr>
         <w:ind w:left="360"/>
         <w:jc w:val="both"/>
@@ -5628,7 +5633,7 @@
         <w:pStyle w:val="ListParagraph"/>
         <w:numPr>
           <w:ilvl w:val="0"/>
-          <w:numId w:val="9"/>
+          <w:numId w:val="15"/>
         </w:numPr>
         <w:spacing w:after="60"/>
         <w:ind w:left="360"/>
@@ -5889,7 +5894,7 @@
           <w:sz w:val="28"/>
           <w:szCs w:val="28"/>
         </w:rPr>
-        <w:t xml:space="preserve"> had limitations when it came to application lifecycle management. While they could maintain the number of Pods, they did not provide advanced features required for safe application updates. For example, performing rolling updates, managing rollbacks to previous versions, or controlling update </w:t>
+        <w:t xml:space="preserve"> had limitations when it came to application lifecycle management. While they could maintain the number of Pods, they did not provide advanced features required for safe application updates. For example, </w:t>
       </w:r>
       <w:r>
         <w:rPr>
@@ -5898,7 +5903,7 @@
           <w:szCs w:val="28"/>
         </w:rPr>
         <w:lastRenderedPageBreak/>
-        <w:t>history were not handled directly by these controllers. These operational tasks became increasingly important as Kubernetes began to be used for production workloads.</w:t>
+        <w:t>performing rolling updates, managing rollbacks to previous versions, or controlling update history were not handled directly by these controllers. These operational tasks became increasingly important as Kubernetes began to be used for production workloads.</w:t>
       </w:r>
     </w:p>
     <w:p>
@@ -5953,7 +5958,31 @@
           <w:sz w:val="28"/>
           <w:szCs w:val="28"/>
         </w:rPr>
-        <w:t xml:space="preserve">—such as maintaining the desired number of Pods and enabling scaling—are still used, but the Deployment adds important features like rolling updates, versioned rollbacks, and better control over application updates. When a Deployment is updated, Kubernetes creates a new </w:t>
+        <w:t xml:space="preserve"> </w:t>
+      </w:r>
+      <w:r>
+        <w:rPr>
+          <w:rFonts w:asciiTheme="majorBidi" w:hAnsiTheme="majorBidi" w:cstheme="majorBidi"/>
+          <w:sz w:val="28"/>
+          <w:szCs w:val="28"/>
+        </w:rPr>
+        <w:t>such as maintaining the desired number of Pods and enabling scaling</w:t>
+      </w:r>
+      <w:r>
+        <w:rPr>
+          <w:rFonts w:asciiTheme="majorBidi" w:hAnsiTheme="majorBidi" w:cstheme="majorBidi"/>
+          <w:sz w:val="28"/>
+          <w:szCs w:val="28"/>
+        </w:rPr>
+        <w:t xml:space="preserve">, </w:t>
+      </w:r>
+      <w:r>
+        <w:rPr>
+          <w:rFonts w:asciiTheme="majorBidi" w:hAnsiTheme="majorBidi" w:cstheme="majorBidi"/>
+          <w:sz w:val="28"/>
+          <w:szCs w:val="28"/>
+        </w:rPr>
+        <w:t xml:space="preserve">are still used, but the Deployment adds important features like rolling updates, versioned rollbacks, and better control over application updates. When a Deployment is updated, Kubernetes creates a new </w:t>
       </w:r>
       <w:proofErr w:type="spellStart"/>
       <w:r>
@@ -6084,7 +6113,7 @@
 </file>
 
 <file path=word/numbering.xml><?xml version="1.0" encoding="utf-8"?>
-<w:numbering xmlns:wpc="http://schemas.microsoft.com/office/word/2010/wordprocessingCanvas" xmlns:cx="http://schemas.microsoft.com/office/drawing/2014/chartex" xmlns:cx1="http://schemas.microsoft.com/office/drawing/2015/9/8/chartex" xmlns:cx2="http://schemas.microsoft.com/office/drawing/2015/10/21/chartex" xmlns:cx3="http://schemas.microsoft.com/office/drawing/2016/5/9/chartex" xmlns:cx4="http://schemas.microsoft.com/office/drawing/2016/5/10/chartex" xmlns:cx5="http://schemas.microsoft.com/office/drawing/2016/5/11/chartex" xmlns:cx6="http://schemas.microsoft.com/office/drawing/2016/5/12/chartex" xmlns:cx7="http://schemas.microsoft.com/office/drawing/2016/5/13/chartex" xmlns:cx8="http://schemas.microsoft.com/office/drawing/2016/5/14/chartex" xmlns:mc="http://schemas.openxmlformats.org/markup-compatibility/2006" xmlns:aink="http://schemas.microsoft.com/office/drawing/2016/ink" xmlns:am3d="http://schemas.microsoft.com/office/drawing/2017/model3d" xmlns:o="urn:schemas-microsoft-com:office:office" xmlns:oel="http://schemas.microsoft.com/office/2019/extlst" xmlns:r="http://schemas.openxmlformats.org/officeDocument/2006/relationships" xmlns:m="http://schemas.openxmlformats.org/officeDocument/2006/math" xmlns:v="urn:schemas-microsoft-com:vml" xmlns:wp14="http://schemas.microsoft.com/office/word/2010/wordprocessingDrawing" xmlns:wp="http://schemas.openxmlformats.org/drawingml/2006/wordprocessingDrawing" xmlns:w10="urn:schemas-microsoft-com:office:word" xmlns:w="http://schemas.openxmlformats.org/wordprocessingml/2006/main" xmlns:w14="http://schemas.microsoft.com/office/word/2010/wordml" xmlns:w15="http://schemas.microsoft.com/office/word/2012/wordml" xmlns:w16cex="http://schemas.microsoft.com/office/word/2018/wordml/cex" xmlns:w16cid="http://schemas.microsoft.com/office/word/2016/wordml/cid" xmlns:w16="http://schemas.microsoft.com/office/word/2018/wordml" xmlns:w16sdtdh="http://schemas.microsoft.com/office/word/2020/wordml/sdtdatahash" xmlns:w16se="http://schemas.microsoft.com/office/word/2015/wordml/symex" xmlns:wpg="http://schemas.microsoft.com/office/word/2010/wordprocessingGroup" xmlns:wpi="http://schemas.microsoft.com/office/word/2010/wordprocessingInk" xmlns:wne="http://schemas.microsoft.com/office/word/2006/wordml" xmlns:wps="http://schemas.microsoft.com/office/word/2010/wordprocessingShape" mc:Ignorable="w14 w15 w16se w16cid w16 w16cex w16sdtdh wp14">
+<w:numbering xmlns:wpc="http://schemas.microsoft.com/office/word/2010/wordprocessingCanvas" xmlns:cx="http://schemas.microsoft.com/office/drawing/2014/chartex" xmlns:cx1="http://schemas.microsoft.com/office/drawing/2015/9/8/chartex" xmlns:cx2="http://schemas.microsoft.com/office/drawing/2015/10/21/chartex" xmlns:cx3="http://schemas.microsoft.com/office/drawing/2016/5/9/chartex" xmlns:cx4="http://schemas.microsoft.com/office/drawing/2016/5/10/chartex" xmlns:cx5="http://schemas.microsoft.com/office/drawing/2016/5/11/chartex" xmlns:cx6="http://schemas.microsoft.com/office/drawing/2016/5/12/chartex" xmlns:cx7="http://schemas.microsoft.com/office/drawing/2016/5/13/chartex" xmlns:cx8="http://schemas.microsoft.com/office/drawing/2016/5/14/chartex" xmlns:mc="http://schemas.openxmlformats.org/markup-compatibility/2006" xmlns:aink="http://schemas.microsoft.com/office/drawing/2016/ink" xmlns:am3d="http://schemas.microsoft.com/office/drawing/2017/model3d" xmlns:o="urn:schemas-microsoft-com:office:office" xmlns:oel="http://schemas.microsoft.com/office/2019/extlst" xmlns:r="http://schemas.openxmlformats.org/officeDocument/2006/relationships" xmlns:m="http://schemas.openxmlformats.org/officeDocument/2006/math" xmlns:v="urn:schemas-microsoft-com:vml" xmlns:wp14="http://schemas.microsoft.com/office/word/2010/wordprocessingDrawing" xmlns:wp="http://schemas.openxmlformats.org/drawingml/2006/wordprocessingDrawing" xmlns:w10="urn:schemas-microsoft-com:office:word" xmlns:w="http://schemas.openxmlformats.org/wordprocessingml/2006/main" xmlns:w14="http://schemas.microsoft.com/office/word/2010/wordml" xmlns:w15="http://schemas.microsoft.com/office/word/2012/wordml" xmlns:w16cex="http://schemas.microsoft.com/office/word/2018/wordml/cex" xmlns:w16cid="http://schemas.microsoft.com/office/word/2016/wordml/cid" xmlns:w16="http://schemas.microsoft.com/office/word/2018/wordml" xmlns:w16du="http://schemas.microsoft.com/office/word/2023/wordml/word16du" xmlns:w16sdtdh="http://schemas.microsoft.com/office/word/2020/wordml/sdtdatahash" xmlns:w16sdtfl="http://schemas.microsoft.com/office/word/2024/wordml/sdtformatlock" xmlns:w16se="http://schemas.microsoft.com/office/word/2015/wordml/symex" xmlns:wpg="http://schemas.microsoft.com/office/word/2010/wordprocessingGroup" xmlns:wpi="http://schemas.microsoft.com/office/word/2010/wordprocessingInk" xmlns:wne="http://schemas.microsoft.com/office/word/2006/wordml" xmlns:wps="http://schemas.microsoft.com/office/word/2010/wordprocessingShape" mc:Ignorable="w14 w15 w16se w16cid w16 w16cex w16sdtdh w16sdtfl w16du wp14">
   <w:abstractNum w:abstractNumId="0" w15:restartNumberingAfterBreak="0">
     <w:nsid w:val="048F0AFE"/>
     <w:multiLevelType w:val="hybridMultilevel"/>
@@ -6594,6 +6623,345 @@
     </w:lvl>
   </w:abstractNum>
   <w:abstractNum w:abstractNumId="5" w15:restartNumberingAfterBreak="0">
+    <w:nsid w:val="3AF749A2"/>
+    <w:multiLevelType w:val="hybridMultilevel"/>
+    <w:tmpl w:val="31DADACA"/>
+    <w:lvl w:ilvl="0" w:tplc="04090001">
+      <w:start w:val="1"/>
+      <w:numFmt w:val="bullet"/>
+      <w:lvlText w:val=""/>
+      <w:lvlJc w:val="left"/>
+      <w:pPr>
+        <w:ind w:left="720" w:hanging="360"/>
+      </w:pPr>
+      <w:rPr>
+        <w:rFonts w:ascii="Symbol" w:hAnsi="Symbol" w:hint="default"/>
+      </w:rPr>
+    </w:lvl>
+    <w:lvl w:ilvl="1" w:tplc="04090003" w:tentative="1">
+      <w:start w:val="1"/>
+      <w:numFmt w:val="bullet"/>
+      <w:lvlText w:val="o"/>
+      <w:lvlJc w:val="left"/>
+      <w:pPr>
+        <w:ind w:left="1440" w:hanging="360"/>
+      </w:pPr>
+      <w:rPr>
+        <w:rFonts w:ascii="Courier New" w:hAnsi="Courier New" w:cs="Courier New" w:hint="default"/>
+      </w:rPr>
+    </w:lvl>
+    <w:lvl w:ilvl="2" w:tplc="04090005" w:tentative="1">
+      <w:start w:val="1"/>
+      <w:numFmt w:val="bullet"/>
+      <w:lvlText w:val=""/>
+      <w:lvlJc w:val="left"/>
+      <w:pPr>
+        <w:ind w:left="2160" w:hanging="360"/>
+      </w:pPr>
+      <w:rPr>
+        <w:rFonts w:ascii="Wingdings" w:hAnsi="Wingdings" w:hint="default"/>
+      </w:rPr>
+    </w:lvl>
+    <w:lvl w:ilvl="3" w:tplc="04090001" w:tentative="1">
+      <w:start w:val="1"/>
+      <w:numFmt w:val="bullet"/>
+      <w:lvlText w:val=""/>
+      <w:lvlJc w:val="left"/>
+      <w:pPr>
+        <w:ind w:left="2880" w:hanging="360"/>
+      </w:pPr>
+      <w:rPr>
+        <w:rFonts w:ascii="Symbol" w:hAnsi="Symbol" w:hint="default"/>
+      </w:rPr>
+    </w:lvl>
+    <w:lvl w:ilvl="4" w:tplc="04090003" w:tentative="1">
+      <w:start w:val="1"/>
+      <w:numFmt w:val="bullet"/>
+      <w:lvlText w:val="o"/>
+      <w:lvlJc w:val="left"/>
+      <w:pPr>
+        <w:ind w:left="3600" w:hanging="360"/>
+      </w:pPr>
+      <w:rPr>
+        <w:rFonts w:ascii="Courier New" w:hAnsi="Courier New" w:cs="Courier New" w:hint="default"/>
+      </w:rPr>
+    </w:lvl>
+    <w:lvl w:ilvl="5" w:tplc="04090005" w:tentative="1">
+      <w:start w:val="1"/>
+      <w:numFmt w:val="bullet"/>
+      <w:lvlText w:val=""/>
+      <w:lvlJc w:val="left"/>
+      <w:pPr>
+        <w:ind w:left="4320" w:hanging="360"/>
+      </w:pPr>
+      <w:rPr>
+        <w:rFonts w:ascii="Wingdings" w:hAnsi="Wingdings" w:hint="default"/>
+      </w:rPr>
+    </w:lvl>
+    <w:lvl w:ilvl="6" w:tplc="04090001" w:tentative="1">
+      <w:start w:val="1"/>
+      <w:numFmt w:val="bullet"/>
+      <w:lvlText w:val=""/>
+      <w:lvlJc w:val="left"/>
+      <w:pPr>
+        <w:ind w:left="5040" w:hanging="360"/>
+      </w:pPr>
+      <w:rPr>
+        <w:rFonts w:ascii="Symbol" w:hAnsi="Symbol" w:hint="default"/>
+      </w:rPr>
+    </w:lvl>
+    <w:lvl w:ilvl="7" w:tplc="04090003" w:tentative="1">
+      <w:start w:val="1"/>
+      <w:numFmt w:val="bullet"/>
+      <w:lvlText w:val="o"/>
+      <w:lvlJc w:val="left"/>
+      <w:pPr>
+        <w:ind w:left="5760" w:hanging="360"/>
+      </w:pPr>
+      <w:rPr>
+        <w:rFonts w:ascii="Courier New" w:hAnsi="Courier New" w:cs="Courier New" w:hint="default"/>
+      </w:rPr>
+    </w:lvl>
+    <w:lvl w:ilvl="8" w:tplc="04090005" w:tentative="1">
+      <w:start w:val="1"/>
+      <w:numFmt w:val="bullet"/>
+      <w:lvlText w:val=""/>
+      <w:lvlJc w:val="left"/>
+      <w:pPr>
+        <w:ind w:left="6480" w:hanging="360"/>
+      </w:pPr>
+      <w:rPr>
+        <w:rFonts w:ascii="Wingdings" w:hAnsi="Wingdings" w:hint="default"/>
+      </w:rPr>
+    </w:lvl>
+  </w:abstractNum>
+  <w:abstractNum w:abstractNumId="6" w15:restartNumberingAfterBreak="0">
+    <w:nsid w:val="466F6405"/>
+    <w:multiLevelType w:val="hybridMultilevel"/>
+    <w:tmpl w:val="9B6ACCA8"/>
+    <w:lvl w:ilvl="0" w:tplc="04090001">
+      <w:start w:val="1"/>
+      <w:numFmt w:val="bullet"/>
+      <w:lvlText w:val=""/>
+      <w:lvlJc w:val="left"/>
+      <w:pPr>
+        <w:ind w:left="720" w:hanging="360"/>
+      </w:pPr>
+      <w:rPr>
+        <w:rFonts w:ascii="Symbol" w:hAnsi="Symbol" w:hint="default"/>
+      </w:rPr>
+    </w:lvl>
+    <w:lvl w:ilvl="1" w:tplc="04090003" w:tentative="1">
+      <w:start w:val="1"/>
+      <w:numFmt w:val="bullet"/>
+      <w:lvlText w:val="o"/>
+      <w:lvlJc w:val="left"/>
+      <w:pPr>
+        <w:ind w:left="1440" w:hanging="360"/>
+      </w:pPr>
+      <w:rPr>
+        <w:rFonts w:ascii="Courier New" w:hAnsi="Courier New" w:cs="Courier New" w:hint="default"/>
+      </w:rPr>
+    </w:lvl>
+    <w:lvl w:ilvl="2" w:tplc="04090005" w:tentative="1">
+      <w:start w:val="1"/>
+      <w:numFmt w:val="bullet"/>
+      <w:lvlText w:val=""/>
+      <w:lvlJc w:val="left"/>
+      <w:pPr>
+        <w:ind w:left="2160" w:hanging="360"/>
+      </w:pPr>
+      <w:rPr>
+        <w:rFonts w:ascii="Wingdings" w:hAnsi="Wingdings" w:hint="default"/>
+      </w:rPr>
+    </w:lvl>
+    <w:lvl w:ilvl="3" w:tplc="04090001" w:tentative="1">
+      <w:start w:val="1"/>
+      <w:numFmt w:val="bullet"/>
+      <w:lvlText w:val=""/>
+      <w:lvlJc w:val="left"/>
+      <w:pPr>
+        <w:ind w:left="2880" w:hanging="360"/>
+      </w:pPr>
+      <w:rPr>
+        <w:rFonts w:ascii="Symbol" w:hAnsi="Symbol" w:hint="default"/>
+      </w:rPr>
+    </w:lvl>
+    <w:lvl w:ilvl="4" w:tplc="04090003" w:tentative="1">
+      <w:start w:val="1"/>
+      <w:numFmt w:val="bullet"/>
+      <w:lvlText w:val="o"/>
+      <w:lvlJc w:val="left"/>
+      <w:pPr>
+        <w:ind w:left="3600" w:hanging="360"/>
+      </w:pPr>
+      <w:rPr>
+        <w:rFonts w:ascii="Courier New" w:hAnsi="Courier New" w:cs="Courier New" w:hint="default"/>
+      </w:rPr>
+    </w:lvl>
+    <w:lvl w:ilvl="5" w:tplc="04090005" w:tentative="1">
+      <w:start w:val="1"/>
+      <w:numFmt w:val="bullet"/>
+      <w:lvlText w:val=""/>
+      <w:lvlJc w:val="left"/>
+      <w:pPr>
+        <w:ind w:left="4320" w:hanging="360"/>
+      </w:pPr>
+      <w:rPr>
+        <w:rFonts w:ascii="Wingdings" w:hAnsi="Wingdings" w:hint="default"/>
+      </w:rPr>
+    </w:lvl>
+    <w:lvl w:ilvl="6" w:tplc="04090001" w:tentative="1">
+      <w:start w:val="1"/>
+      <w:numFmt w:val="bullet"/>
+      <w:lvlText w:val=""/>
+      <w:lvlJc w:val="left"/>
+      <w:pPr>
+        <w:ind w:left="5040" w:hanging="360"/>
+      </w:pPr>
+      <w:rPr>
+        <w:rFonts w:ascii="Symbol" w:hAnsi="Symbol" w:hint="default"/>
+      </w:rPr>
+    </w:lvl>
+    <w:lvl w:ilvl="7" w:tplc="04090003" w:tentative="1">
+      <w:start w:val="1"/>
+      <w:numFmt w:val="bullet"/>
+      <w:lvlText w:val="o"/>
+      <w:lvlJc w:val="left"/>
+      <w:pPr>
+        <w:ind w:left="5760" w:hanging="360"/>
+      </w:pPr>
+      <w:rPr>
+        <w:rFonts w:ascii="Courier New" w:hAnsi="Courier New" w:cs="Courier New" w:hint="default"/>
+      </w:rPr>
+    </w:lvl>
+    <w:lvl w:ilvl="8" w:tplc="04090005" w:tentative="1">
+      <w:start w:val="1"/>
+      <w:numFmt w:val="bullet"/>
+      <w:lvlText w:val=""/>
+      <w:lvlJc w:val="left"/>
+      <w:pPr>
+        <w:ind w:left="6480" w:hanging="360"/>
+      </w:pPr>
+      <w:rPr>
+        <w:rFonts w:ascii="Wingdings" w:hAnsi="Wingdings" w:hint="default"/>
+      </w:rPr>
+    </w:lvl>
+  </w:abstractNum>
+  <w:abstractNum w:abstractNumId="7" w15:restartNumberingAfterBreak="0">
+    <w:nsid w:val="503B292A"/>
+    <w:multiLevelType w:val="hybridMultilevel"/>
+    <w:tmpl w:val="EE0E2C00"/>
+    <w:lvl w:ilvl="0" w:tplc="04090001">
+      <w:start w:val="1"/>
+      <w:numFmt w:val="bullet"/>
+      <w:lvlText w:val=""/>
+      <w:lvlJc w:val="left"/>
+      <w:pPr>
+        <w:ind w:left="720" w:hanging="360"/>
+      </w:pPr>
+      <w:rPr>
+        <w:rFonts w:ascii="Symbol" w:hAnsi="Symbol" w:hint="default"/>
+      </w:rPr>
+    </w:lvl>
+    <w:lvl w:ilvl="1" w:tplc="04090003" w:tentative="1">
+      <w:start w:val="1"/>
+      <w:numFmt w:val="bullet"/>
+      <w:lvlText w:val="o"/>
+      <w:lvlJc w:val="left"/>
+      <w:pPr>
+        <w:ind w:left="1440" w:hanging="360"/>
+      </w:pPr>
+      <w:rPr>
+        <w:rFonts w:ascii="Courier New" w:hAnsi="Courier New" w:cs="Courier New" w:hint="default"/>
+      </w:rPr>
+    </w:lvl>
+    <w:lvl w:ilvl="2" w:tplc="04090005" w:tentative="1">
+      <w:start w:val="1"/>
+      <w:numFmt w:val="bullet"/>
+      <w:lvlText w:val=""/>
+      <w:lvlJc w:val="left"/>
+      <w:pPr>
+        <w:ind w:left="2160" w:hanging="360"/>
+      </w:pPr>
+      <w:rPr>
+        <w:rFonts w:ascii="Wingdings" w:hAnsi="Wingdings" w:hint="default"/>
+      </w:rPr>
+    </w:lvl>
+    <w:lvl w:ilvl="3" w:tplc="04090001" w:tentative="1">
+      <w:start w:val="1"/>
+      <w:numFmt w:val="bullet"/>
+      <w:lvlText w:val=""/>
+      <w:lvlJc w:val="left"/>
+      <w:pPr>
+        <w:ind w:left="2880" w:hanging="360"/>
+      </w:pPr>
+      <w:rPr>
+        <w:rFonts w:ascii="Symbol" w:hAnsi="Symbol" w:hint="default"/>
+      </w:rPr>
+    </w:lvl>
+    <w:lvl w:ilvl="4" w:tplc="04090003" w:tentative="1">
+      <w:start w:val="1"/>
+      <w:numFmt w:val="bullet"/>
+      <w:lvlText w:val="o"/>
+      <w:lvlJc w:val="left"/>
+      <w:pPr>
+        <w:ind w:left="3600" w:hanging="360"/>
+      </w:pPr>
+      <w:rPr>
+        <w:rFonts w:ascii="Courier New" w:hAnsi="Courier New" w:cs="Courier New" w:hint="default"/>
+      </w:rPr>
+    </w:lvl>
+    <w:lvl w:ilvl="5" w:tplc="04090005" w:tentative="1">
+      <w:start w:val="1"/>
+      <w:numFmt w:val="bullet"/>
+      <w:lvlText w:val=""/>
+      <w:lvlJc w:val="left"/>
+      <w:pPr>
+        <w:ind w:left="4320" w:hanging="360"/>
+      </w:pPr>
+      <w:rPr>
+        <w:rFonts w:ascii="Wingdings" w:hAnsi="Wingdings" w:hint="default"/>
+      </w:rPr>
+    </w:lvl>
+    <w:lvl w:ilvl="6" w:tplc="04090001" w:tentative="1">
+      <w:start w:val="1"/>
+      <w:numFmt w:val="bullet"/>
+      <w:lvlText w:val=""/>
+      <w:lvlJc w:val="left"/>
+      <w:pPr>
+        <w:ind w:left="5040" w:hanging="360"/>
+      </w:pPr>
+      <w:rPr>
+        <w:rFonts w:ascii="Symbol" w:hAnsi="Symbol" w:hint="default"/>
+      </w:rPr>
+    </w:lvl>
+    <w:lvl w:ilvl="7" w:tplc="04090003" w:tentative="1">
+      <w:start w:val="1"/>
+      <w:numFmt w:val="bullet"/>
+      <w:lvlText w:val="o"/>
+      <w:lvlJc w:val="left"/>
+      <w:pPr>
+        <w:ind w:left="5760" w:hanging="360"/>
+      </w:pPr>
+      <w:rPr>
+        <w:rFonts w:ascii="Courier New" w:hAnsi="Courier New" w:cs="Courier New" w:hint="default"/>
+      </w:rPr>
+    </w:lvl>
+    <w:lvl w:ilvl="8" w:tplc="04090005" w:tentative="1">
+      <w:start w:val="1"/>
+      <w:numFmt w:val="bullet"/>
+      <w:lvlText w:val=""/>
+      <w:lvlJc w:val="left"/>
+      <w:pPr>
+        <w:ind w:left="6480" w:hanging="360"/>
+      </w:pPr>
+      <w:rPr>
+        <w:rFonts w:ascii="Wingdings" w:hAnsi="Wingdings" w:hint="default"/>
+      </w:rPr>
+    </w:lvl>
+  </w:abstractNum>
+  <w:abstractNum w:abstractNumId="8" w15:restartNumberingAfterBreak="0">
     <w:nsid w:val="50FB6125"/>
     <w:multiLevelType w:val="hybridMultilevel"/>
     <w:tmpl w:val="AA08A47C"/>
@@ -6679,7 +7047,120 @@
       </w:pPr>
     </w:lvl>
   </w:abstractNum>
-  <w:abstractNum w:abstractNumId="6" w15:restartNumberingAfterBreak="0">
+  <w:abstractNum w:abstractNumId="9" w15:restartNumberingAfterBreak="0">
+    <w:nsid w:val="54811B91"/>
+    <w:multiLevelType w:val="hybridMultilevel"/>
+    <w:tmpl w:val="A43ADA7A"/>
+    <w:lvl w:ilvl="0" w:tplc="04090001">
+      <w:start w:val="1"/>
+      <w:numFmt w:val="bullet"/>
+      <w:lvlText w:val=""/>
+      <w:lvlJc w:val="left"/>
+      <w:pPr>
+        <w:ind w:left="720" w:hanging="360"/>
+      </w:pPr>
+      <w:rPr>
+        <w:rFonts w:ascii="Symbol" w:hAnsi="Symbol" w:hint="default"/>
+      </w:rPr>
+    </w:lvl>
+    <w:lvl w:ilvl="1" w:tplc="04090003" w:tentative="1">
+      <w:start w:val="1"/>
+      <w:numFmt w:val="bullet"/>
+      <w:lvlText w:val="o"/>
+      <w:lvlJc w:val="left"/>
+      <w:pPr>
+        <w:ind w:left="1440" w:hanging="360"/>
+      </w:pPr>
+      <w:rPr>
+        <w:rFonts w:ascii="Courier New" w:hAnsi="Courier New" w:cs="Courier New" w:hint="default"/>
+      </w:rPr>
+    </w:lvl>
+    <w:lvl w:ilvl="2" w:tplc="04090005" w:tentative="1">
+      <w:start w:val="1"/>
+      <w:numFmt w:val="bullet"/>
+      <w:lvlText w:val=""/>
+      <w:lvlJc w:val="left"/>
+      <w:pPr>
+        <w:ind w:left="2160" w:hanging="360"/>
+      </w:pPr>
+      <w:rPr>
+        <w:rFonts w:ascii="Wingdings" w:hAnsi="Wingdings" w:hint="default"/>
+      </w:rPr>
+    </w:lvl>
+    <w:lvl w:ilvl="3" w:tplc="04090001" w:tentative="1">
+      <w:start w:val="1"/>
+      <w:numFmt w:val="bullet"/>
+      <w:lvlText w:val=""/>
+      <w:lvlJc w:val="left"/>
+      <w:pPr>
+        <w:ind w:left="2880" w:hanging="360"/>
+      </w:pPr>
+      <w:rPr>
+        <w:rFonts w:ascii="Symbol" w:hAnsi="Symbol" w:hint="default"/>
+      </w:rPr>
+    </w:lvl>
+    <w:lvl w:ilvl="4" w:tplc="04090003" w:tentative="1">
+      <w:start w:val="1"/>
+      <w:numFmt w:val="bullet"/>
+      <w:lvlText w:val="o"/>
+      <w:lvlJc w:val="left"/>
+      <w:pPr>
+        <w:ind w:left="3600" w:hanging="360"/>
+      </w:pPr>
+      <w:rPr>
+        <w:rFonts w:ascii="Courier New" w:hAnsi="Courier New" w:cs="Courier New" w:hint="default"/>
+      </w:rPr>
+    </w:lvl>
+    <w:lvl w:ilvl="5" w:tplc="04090005" w:tentative="1">
+      <w:start w:val="1"/>
+      <w:numFmt w:val="bullet"/>
+      <w:lvlText w:val=""/>
+      <w:lvlJc w:val="left"/>
+      <w:pPr>
+        <w:ind w:left="4320" w:hanging="360"/>
+      </w:pPr>
+      <w:rPr>
+        <w:rFonts w:ascii="Wingdings" w:hAnsi="Wingdings" w:hint="default"/>
+      </w:rPr>
+    </w:lvl>
+    <w:lvl w:ilvl="6" w:tplc="04090001" w:tentative="1">
+      <w:start w:val="1"/>
+      <w:numFmt w:val="bullet"/>
+      <w:lvlText w:val=""/>
+      <w:lvlJc w:val="left"/>
+      <w:pPr>
+        <w:ind w:left="5040" w:hanging="360"/>
+      </w:pPr>
+      <w:rPr>
+        <w:rFonts w:ascii="Symbol" w:hAnsi="Symbol" w:hint="default"/>
+      </w:rPr>
+    </w:lvl>
+    <w:lvl w:ilvl="7" w:tplc="04090003" w:tentative="1">
+      <w:start w:val="1"/>
+      <w:numFmt w:val="bullet"/>
+      <w:lvlText w:val="o"/>
+      <w:lvlJc w:val="left"/>
+      <w:pPr>
+        <w:ind w:left="5760" w:hanging="360"/>
+      </w:pPr>
+      <w:rPr>
+        <w:rFonts w:ascii="Courier New" w:hAnsi="Courier New" w:cs="Courier New" w:hint="default"/>
+      </w:rPr>
+    </w:lvl>
+    <w:lvl w:ilvl="8" w:tplc="04090005" w:tentative="1">
+      <w:start w:val="1"/>
+      <w:numFmt w:val="bullet"/>
+      <w:lvlText w:val=""/>
+      <w:lvlJc w:val="left"/>
+      <w:pPr>
+        <w:ind w:left="6480" w:hanging="360"/>
+      </w:pPr>
+      <w:rPr>
+        <w:rFonts w:ascii="Wingdings" w:hAnsi="Wingdings" w:hint="default"/>
+      </w:rPr>
+    </w:lvl>
+  </w:abstractNum>
+  <w:abstractNum w:abstractNumId="10" w15:restartNumberingAfterBreak="0">
     <w:nsid w:val="64AA1BA1"/>
     <w:multiLevelType w:val="hybridMultilevel"/>
     <w:tmpl w:val="4C302412"/>
@@ -6791,7 +7272,7 @@
       </w:rPr>
     </w:lvl>
   </w:abstractNum>
-  <w:abstractNum w:abstractNumId="7" w15:restartNumberingAfterBreak="0">
+  <w:abstractNum w:abstractNumId="11" w15:restartNumberingAfterBreak="0">
     <w:nsid w:val="66922990"/>
     <w:multiLevelType w:val="hybridMultilevel"/>
     <w:tmpl w:val="7220A4AE"/>
@@ -6904,7 +7385,120 @@
       </w:rPr>
     </w:lvl>
   </w:abstractNum>
-  <w:abstractNum w:abstractNumId="8" w15:restartNumberingAfterBreak="0">
+  <w:abstractNum w:abstractNumId="12" w15:restartNumberingAfterBreak="0">
+    <w:nsid w:val="680A0BAF"/>
+    <w:multiLevelType w:val="hybridMultilevel"/>
+    <w:tmpl w:val="E19CC2AE"/>
+    <w:lvl w:ilvl="0" w:tplc="04090001">
+      <w:start w:val="1"/>
+      <w:numFmt w:val="bullet"/>
+      <w:lvlText w:val=""/>
+      <w:lvlJc w:val="left"/>
+      <w:pPr>
+        <w:ind w:left="1080" w:hanging="360"/>
+      </w:pPr>
+      <w:rPr>
+        <w:rFonts w:ascii="Symbol" w:hAnsi="Symbol" w:hint="default"/>
+      </w:rPr>
+    </w:lvl>
+    <w:lvl w:ilvl="1" w:tplc="FFFFFFFF" w:tentative="1">
+      <w:start w:val="1"/>
+      <w:numFmt w:val="bullet"/>
+      <w:lvlText w:val="o"/>
+      <w:lvlJc w:val="left"/>
+      <w:pPr>
+        <w:ind w:left="1800" w:hanging="360"/>
+      </w:pPr>
+      <w:rPr>
+        <w:rFonts w:ascii="Courier New" w:hAnsi="Courier New" w:cs="Courier New" w:hint="default"/>
+      </w:rPr>
+    </w:lvl>
+    <w:lvl w:ilvl="2" w:tplc="FFFFFFFF" w:tentative="1">
+      <w:start w:val="1"/>
+      <w:numFmt w:val="bullet"/>
+      <w:lvlText w:val=""/>
+      <w:lvlJc w:val="left"/>
+      <w:pPr>
+        <w:ind w:left="2520" w:hanging="360"/>
+      </w:pPr>
+      <w:rPr>
+        <w:rFonts w:ascii="Wingdings" w:hAnsi="Wingdings" w:hint="default"/>
+      </w:rPr>
+    </w:lvl>
+    <w:lvl w:ilvl="3" w:tplc="FFFFFFFF" w:tentative="1">
+      <w:start w:val="1"/>
+      <w:numFmt w:val="bullet"/>
+      <w:lvlText w:val=""/>
+      <w:lvlJc w:val="left"/>
+      <w:pPr>
+        <w:ind w:left="3240" w:hanging="360"/>
+      </w:pPr>
+      <w:rPr>
+        <w:rFonts w:ascii="Symbol" w:hAnsi="Symbol" w:hint="default"/>
+      </w:rPr>
+    </w:lvl>
+    <w:lvl w:ilvl="4" w:tplc="FFFFFFFF" w:tentative="1">
+      <w:start w:val="1"/>
+      <w:numFmt w:val="bullet"/>
+      <w:lvlText w:val="o"/>
+      <w:lvlJc w:val="left"/>
+      <w:pPr>
+        <w:ind w:left="3960" w:hanging="360"/>
+      </w:pPr>
+      <w:rPr>
+        <w:rFonts w:ascii="Courier New" w:hAnsi="Courier New" w:cs="Courier New" w:hint="default"/>
+      </w:rPr>
+    </w:lvl>
+    <w:lvl w:ilvl="5" w:tplc="FFFFFFFF" w:tentative="1">
+      <w:start w:val="1"/>
+      <w:numFmt w:val="bullet"/>
+      <w:lvlText w:val=""/>
+      <w:lvlJc w:val="left"/>
+      <w:pPr>
+        <w:ind w:left="4680" w:hanging="360"/>
+      </w:pPr>
+      <w:rPr>
+        <w:rFonts w:ascii="Wingdings" w:hAnsi="Wingdings" w:hint="default"/>
+      </w:rPr>
+    </w:lvl>
+    <w:lvl w:ilvl="6" w:tplc="FFFFFFFF" w:tentative="1">
+      <w:start w:val="1"/>
+      <w:numFmt w:val="bullet"/>
+      <w:lvlText w:val=""/>
+      <w:lvlJc w:val="left"/>
+      <w:pPr>
+        <w:ind w:left="5400" w:hanging="360"/>
+      </w:pPr>
+      <w:rPr>
+        <w:rFonts w:ascii="Symbol" w:hAnsi="Symbol" w:hint="default"/>
+      </w:rPr>
+    </w:lvl>
+    <w:lvl w:ilvl="7" w:tplc="FFFFFFFF" w:tentative="1">
+      <w:start w:val="1"/>
+      <w:numFmt w:val="bullet"/>
+      <w:lvlText w:val="o"/>
+      <w:lvlJc w:val="left"/>
+      <w:pPr>
+        <w:ind w:left="6120" w:hanging="360"/>
+      </w:pPr>
+      <w:rPr>
+        <w:rFonts w:ascii="Courier New" w:hAnsi="Courier New" w:cs="Courier New" w:hint="default"/>
+      </w:rPr>
+    </w:lvl>
+    <w:lvl w:ilvl="8" w:tplc="FFFFFFFF" w:tentative="1">
+      <w:start w:val="1"/>
+      <w:numFmt w:val="bullet"/>
+      <w:lvlText w:val=""/>
+      <w:lvlJc w:val="left"/>
+      <w:pPr>
+        <w:ind w:left="6840" w:hanging="360"/>
+      </w:pPr>
+      <w:rPr>
+        <w:rFonts w:ascii="Wingdings" w:hAnsi="Wingdings" w:hint="default"/>
+      </w:rPr>
+    </w:lvl>
+  </w:abstractNum>
+  <w:abstractNum w:abstractNumId="13" w15:restartNumberingAfterBreak="0">
     <w:nsid w:val="77A26246"/>
     <w:multiLevelType w:val="hybridMultilevel"/>
     <w:tmpl w:val="08B44A9A"/>
@@ -7016,14 +7610,127 @@
       </w:rPr>
     </w:lvl>
   </w:abstractNum>
+  <w:abstractNum w:abstractNumId="14" w15:restartNumberingAfterBreak="0">
+    <w:nsid w:val="7E2A5747"/>
+    <w:multiLevelType w:val="hybridMultilevel"/>
+    <w:tmpl w:val="DCF407C0"/>
+    <w:lvl w:ilvl="0" w:tplc="04090001">
+      <w:start w:val="1"/>
+      <w:numFmt w:val="bullet"/>
+      <w:lvlText w:val=""/>
+      <w:lvlJc w:val="left"/>
+      <w:pPr>
+        <w:ind w:left="720" w:hanging="360"/>
+      </w:pPr>
+      <w:rPr>
+        <w:rFonts w:ascii="Symbol" w:hAnsi="Symbol" w:hint="default"/>
+      </w:rPr>
+    </w:lvl>
+    <w:lvl w:ilvl="1" w:tplc="04090003" w:tentative="1">
+      <w:start w:val="1"/>
+      <w:numFmt w:val="bullet"/>
+      <w:lvlText w:val="o"/>
+      <w:lvlJc w:val="left"/>
+      <w:pPr>
+        <w:ind w:left="1440" w:hanging="360"/>
+      </w:pPr>
+      <w:rPr>
+        <w:rFonts w:ascii="Courier New" w:hAnsi="Courier New" w:cs="Courier New" w:hint="default"/>
+      </w:rPr>
+    </w:lvl>
+    <w:lvl w:ilvl="2" w:tplc="04090005" w:tentative="1">
+      <w:start w:val="1"/>
+      <w:numFmt w:val="bullet"/>
+      <w:lvlText w:val=""/>
+      <w:lvlJc w:val="left"/>
+      <w:pPr>
+        <w:ind w:left="2160" w:hanging="360"/>
+      </w:pPr>
+      <w:rPr>
+        <w:rFonts w:ascii="Wingdings" w:hAnsi="Wingdings" w:hint="default"/>
+      </w:rPr>
+    </w:lvl>
+    <w:lvl w:ilvl="3" w:tplc="04090001" w:tentative="1">
+      <w:start w:val="1"/>
+      <w:numFmt w:val="bullet"/>
+      <w:lvlText w:val=""/>
+      <w:lvlJc w:val="left"/>
+      <w:pPr>
+        <w:ind w:left="2880" w:hanging="360"/>
+      </w:pPr>
+      <w:rPr>
+        <w:rFonts w:ascii="Symbol" w:hAnsi="Symbol" w:hint="default"/>
+      </w:rPr>
+    </w:lvl>
+    <w:lvl w:ilvl="4" w:tplc="04090003" w:tentative="1">
+      <w:start w:val="1"/>
+      <w:numFmt w:val="bullet"/>
+      <w:lvlText w:val="o"/>
+      <w:lvlJc w:val="left"/>
+      <w:pPr>
+        <w:ind w:left="3600" w:hanging="360"/>
+      </w:pPr>
+      <w:rPr>
+        <w:rFonts w:ascii="Courier New" w:hAnsi="Courier New" w:cs="Courier New" w:hint="default"/>
+      </w:rPr>
+    </w:lvl>
+    <w:lvl w:ilvl="5" w:tplc="04090005" w:tentative="1">
+      <w:start w:val="1"/>
+      <w:numFmt w:val="bullet"/>
+      <w:lvlText w:val=""/>
+      <w:lvlJc w:val="left"/>
+      <w:pPr>
+        <w:ind w:left="4320" w:hanging="360"/>
+      </w:pPr>
+      <w:rPr>
+        <w:rFonts w:ascii="Wingdings" w:hAnsi="Wingdings" w:hint="default"/>
+      </w:rPr>
+    </w:lvl>
+    <w:lvl w:ilvl="6" w:tplc="04090001" w:tentative="1">
+      <w:start w:val="1"/>
+      <w:numFmt w:val="bullet"/>
+      <w:lvlText w:val=""/>
+      <w:lvlJc w:val="left"/>
+      <w:pPr>
+        <w:ind w:left="5040" w:hanging="360"/>
+      </w:pPr>
+      <w:rPr>
+        <w:rFonts w:ascii="Symbol" w:hAnsi="Symbol" w:hint="default"/>
+      </w:rPr>
+    </w:lvl>
+    <w:lvl w:ilvl="7" w:tplc="04090003" w:tentative="1">
+      <w:start w:val="1"/>
+      <w:numFmt w:val="bullet"/>
+      <w:lvlText w:val="o"/>
+      <w:lvlJc w:val="left"/>
+      <w:pPr>
+        <w:ind w:left="5760" w:hanging="360"/>
+      </w:pPr>
+      <w:rPr>
+        <w:rFonts w:ascii="Courier New" w:hAnsi="Courier New" w:cs="Courier New" w:hint="default"/>
+      </w:rPr>
+    </w:lvl>
+    <w:lvl w:ilvl="8" w:tplc="04090005" w:tentative="1">
+      <w:start w:val="1"/>
+      <w:numFmt w:val="bullet"/>
+      <w:lvlText w:val=""/>
+      <w:lvlJc w:val="left"/>
+      <w:pPr>
+        <w:ind w:left="6480" w:hanging="360"/>
+      </w:pPr>
+      <w:rPr>
+        <w:rFonts w:ascii="Wingdings" w:hAnsi="Wingdings" w:hint="default"/>
+      </w:rPr>
+    </w:lvl>
+  </w:abstractNum>
   <w:num w:numId="1" w16cid:durableId="985865416">
-    <w:abstractNumId w:val="5"/>
+    <w:abstractNumId w:val="8"/>
   </w:num>
   <w:num w:numId="2" w16cid:durableId="1357997118">
-    <w:abstractNumId w:val="7"/>
+    <w:abstractNumId w:val="11"/>
   </w:num>
   <w:num w:numId="3" w16cid:durableId="1719890426">
-    <w:abstractNumId w:val="6"/>
+    <w:abstractNumId w:val="10"/>
   </w:num>
   <w:num w:numId="4" w16cid:durableId="33162647">
     <w:abstractNumId w:val="4"/>
@@ -7032,7 +7739,7 @@
     <w:abstractNumId w:val="3"/>
   </w:num>
   <w:num w:numId="6" w16cid:durableId="1067536879">
-    <w:abstractNumId w:val="8"/>
+    <w:abstractNumId w:val="13"/>
   </w:num>
   <w:num w:numId="7" w16cid:durableId="2023317445">
     <w:abstractNumId w:val="1"/>
@@ -7043,12 +7750,30 @@
   <w:num w:numId="9" w16cid:durableId="820581353">
     <w:abstractNumId w:val="2"/>
   </w:num>
+  <w:num w:numId="10" w16cid:durableId="1507940624">
+    <w:abstractNumId w:val="12"/>
+  </w:num>
+  <w:num w:numId="11" w16cid:durableId="714278836">
+    <w:abstractNumId w:val="6"/>
+  </w:num>
+  <w:num w:numId="12" w16cid:durableId="54353374">
+    <w:abstractNumId w:val="7"/>
+  </w:num>
+  <w:num w:numId="13" w16cid:durableId="1860467046">
+    <w:abstractNumId w:val="14"/>
+  </w:num>
+  <w:num w:numId="14" w16cid:durableId="333148926">
+    <w:abstractNumId w:val="5"/>
+  </w:num>
+  <w:num w:numId="15" w16cid:durableId="140779103">
+    <w:abstractNumId w:val="9"/>
+  </w:num>
   <w:numIdMacAtCleanup w:val="9"/>
 </w:numbering>
 </file>
 
 <file path=word/styles.xml><?xml version="1.0" encoding="utf-8"?>
-<w:styles xmlns:mc="http://schemas.openxmlformats.org/markup-compatibility/2006" xmlns:r="http://schemas.openxmlformats.org/officeDocument/2006/relationships" xmlns:w="http://schemas.openxmlformats.org/wordprocessingml/2006/main" xmlns:w14="http://schemas.microsoft.com/office/word/2010/wordml" xmlns:w15="http://schemas.microsoft.com/office/word/2012/wordml" xmlns:w16cex="http://schemas.microsoft.com/office/word/2018/wordml/cex" xmlns:w16cid="http://schemas.microsoft.com/office/word/2016/wordml/cid" xmlns:w16="http://schemas.microsoft.com/office/word/2018/wordml" xmlns:w16sdtdh="http://schemas.microsoft.com/office/word/2020/wordml/sdtdatahash" xmlns:w16se="http://schemas.microsoft.com/office/word/2015/wordml/symex" mc:Ignorable="w14 w15 w16se w16cid w16 w16cex w16sdtdh">
+<w:styles xmlns:mc="http://schemas.openxmlformats.org/markup-compatibility/2006" xmlns:r="http://schemas.openxmlformats.org/officeDocument/2006/relationships" xmlns:w="http://schemas.openxmlformats.org/wordprocessingml/2006/main" xmlns:w14="http://schemas.microsoft.com/office/word/2010/wordml" xmlns:w15="http://schemas.microsoft.com/office/word/2012/wordml" xmlns:w16cex="http://schemas.microsoft.com/office/word/2018/wordml/cex" xmlns:w16cid="http://schemas.microsoft.com/office/word/2016/wordml/cid" xmlns:w16="http://schemas.microsoft.com/office/word/2018/wordml" xmlns:w16du="http://schemas.microsoft.com/office/word/2023/wordml/word16du" xmlns:w16sdtdh="http://schemas.microsoft.com/office/word/2020/wordml/sdtdatahash" xmlns:w16sdtfl="http://schemas.microsoft.com/office/word/2024/wordml/sdtformatlock" xmlns:w16se="http://schemas.microsoft.com/office/word/2015/wordml/symex" mc:Ignorable="w14 w15 w16se w16cid w16 w16cex w16sdtdh w16sdtfl w16du">
   <w:docDefaults>
     <w:rPrDefault>
       <w:rPr>

--- a/Kubernetes/5-controllers.docx
+++ b/Kubernetes/5-controllers.docx
@@ -273,6 +273,7 @@
         <w:t xml:space="preserve"> apply -f </w:t>
       </w:r>
       <w:proofErr w:type="spellStart"/>
+      <w:proofErr w:type="gramStart"/>
       <w:r>
         <w:rPr>
           <w:rFonts w:asciiTheme="majorBidi" w:hAnsiTheme="majorBidi" w:cstheme="majorBidi"/>
@@ -286,6 +287,7 @@
         <w:t>pod.yaml</w:t>
       </w:r>
       <w:proofErr w:type="spellEnd"/>
+      <w:proofErr w:type="gramEnd"/>
       <w:r>
         <w:rPr>
           <w:rFonts w:asciiTheme="majorBidi" w:hAnsiTheme="majorBidi" w:cstheme="majorBidi"/>
@@ -336,13 +338,23 @@
         </w:rPr>
         <w:t xml:space="preserve">, </w:t>
       </w:r>
-      <w:r>
-        <w:rPr>
-          <w:rFonts w:asciiTheme="majorBidi" w:hAnsiTheme="majorBidi" w:cstheme="majorBidi"/>
-          <w:sz w:val="28"/>
-          <w:szCs w:val="28"/>
-        </w:rPr>
-        <w:t>Nothing replaces it.</w:t>
+      <w:proofErr w:type="gramStart"/>
+      <w:r>
+        <w:rPr>
+          <w:rFonts w:asciiTheme="majorBidi" w:hAnsiTheme="majorBidi" w:cstheme="majorBidi"/>
+          <w:sz w:val="28"/>
+          <w:szCs w:val="28"/>
+        </w:rPr>
+        <w:t>Nothing</w:t>
+      </w:r>
+      <w:proofErr w:type="gramEnd"/>
+      <w:r>
+        <w:rPr>
+          <w:rFonts w:asciiTheme="majorBidi" w:hAnsiTheme="majorBidi" w:cstheme="majorBidi"/>
+          <w:sz w:val="28"/>
+          <w:szCs w:val="28"/>
+        </w:rPr>
+        <w:t xml:space="preserve"> replaces it.</w:t>
       </w:r>
     </w:p>
     <w:p>
@@ -382,15 +394,33 @@
           <w:sz w:val="28"/>
           <w:szCs w:val="28"/>
         </w:rPr>
-        <w:t>For e</w:t>
-      </w:r>
-      <w:r>
-        <w:rPr>
-          <w:rFonts w:asciiTheme="majorBidi" w:hAnsiTheme="majorBidi" w:cstheme="majorBidi"/>
-          <w:sz w:val="28"/>
-          <w:szCs w:val="28"/>
-        </w:rPr>
-        <w:t>xample with a Deployment:</w:t>
+        <w:t xml:space="preserve">For </w:t>
+      </w:r>
+      <w:proofErr w:type="gramStart"/>
+      <w:r>
+        <w:rPr>
+          <w:rFonts w:asciiTheme="majorBidi" w:hAnsiTheme="majorBidi" w:cstheme="majorBidi"/>
+          <w:sz w:val="28"/>
+          <w:szCs w:val="28"/>
+        </w:rPr>
+        <w:t>e</w:t>
+      </w:r>
+      <w:r>
+        <w:rPr>
+          <w:rFonts w:asciiTheme="majorBidi" w:hAnsiTheme="majorBidi" w:cstheme="majorBidi"/>
+          <w:sz w:val="28"/>
+          <w:szCs w:val="28"/>
+        </w:rPr>
+        <w:t>xample</w:t>
+      </w:r>
+      <w:proofErr w:type="gramEnd"/>
+      <w:r>
+        <w:rPr>
+          <w:rFonts w:asciiTheme="majorBidi" w:hAnsiTheme="majorBidi" w:cstheme="majorBidi"/>
+          <w:sz w:val="28"/>
+          <w:szCs w:val="28"/>
+        </w:rPr>
+        <w:t xml:space="preserve"> with a Deployment:</w:t>
       </w:r>
     </w:p>
     <w:p>
@@ -663,15 +693,33 @@
           <w:sz w:val="28"/>
           <w:szCs w:val="28"/>
         </w:rPr>
-        <w:t xml:space="preserve"> For e</w:t>
-      </w:r>
-      <w:r>
-        <w:rPr>
-          <w:rFonts w:asciiTheme="majorBidi" w:hAnsiTheme="majorBidi" w:cstheme="majorBidi"/>
-          <w:sz w:val="28"/>
-          <w:szCs w:val="28"/>
-        </w:rPr>
-        <w:t>xample with Deployment</w:t>
+        <w:t xml:space="preserve"> For </w:t>
+      </w:r>
+      <w:proofErr w:type="gramStart"/>
+      <w:r>
+        <w:rPr>
+          <w:rFonts w:asciiTheme="majorBidi" w:hAnsiTheme="majorBidi" w:cstheme="majorBidi"/>
+          <w:sz w:val="28"/>
+          <w:szCs w:val="28"/>
+        </w:rPr>
+        <w:t>e</w:t>
+      </w:r>
+      <w:r>
+        <w:rPr>
+          <w:rFonts w:asciiTheme="majorBidi" w:hAnsiTheme="majorBidi" w:cstheme="majorBidi"/>
+          <w:sz w:val="28"/>
+          <w:szCs w:val="28"/>
+        </w:rPr>
+        <w:t>xample</w:t>
+      </w:r>
+      <w:proofErr w:type="gramEnd"/>
+      <w:r>
+        <w:rPr>
+          <w:rFonts w:asciiTheme="majorBidi" w:hAnsiTheme="majorBidi" w:cstheme="majorBidi"/>
+          <w:sz w:val="28"/>
+          <w:szCs w:val="28"/>
+        </w:rPr>
+        <w:t xml:space="preserve"> with Deployment</w:t>
       </w:r>
       <w:r>
         <w:rPr>
@@ -2432,7 +2480,25 @@
           <w:sz w:val="28"/>
           <w:szCs w:val="28"/>
         </w:rPr>
-        <w:t xml:space="preserve">If a Pod crashes → </w:t>
+        <w:t xml:space="preserve">If a </w:t>
+      </w:r>
+      <w:proofErr w:type="gramStart"/>
+      <w:r>
+        <w:rPr>
+          <w:rFonts w:asciiTheme="majorBidi" w:hAnsiTheme="majorBidi" w:cstheme="majorBidi"/>
+          <w:sz w:val="28"/>
+          <w:szCs w:val="28"/>
+        </w:rPr>
+        <w:t>Pod crashes</w:t>
+      </w:r>
+      <w:proofErr w:type="gramEnd"/>
+      <w:r>
+        <w:rPr>
+          <w:rFonts w:asciiTheme="majorBidi" w:hAnsiTheme="majorBidi" w:cstheme="majorBidi"/>
+          <w:sz w:val="28"/>
+          <w:szCs w:val="28"/>
+        </w:rPr>
+        <w:t xml:space="preserve"> → </w:t>
       </w:r>
       <w:proofErr w:type="spellStart"/>
       <w:r>
@@ -5678,7 +5744,7 @@
     </w:p>
     <w:p>
       <w:pPr>
-        <w:spacing w:after="120"/>
+        <w:spacing w:after="80"/>
         <w:jc w:val="both"/>
         <w:rPr>
           <w:rFonts w:asciiTheme="majorBidi" w:hAnsiTheme="majorBidi" w:cstheme="majorBidi"/>

--- a/Kubernetes/5-controllers.docx
+++ b/Kubernetes/5-controllers.docx
@@ -1487,97 +1487,533 @@
     </w:p>
     <w:p>
       <w:pPr>
-        <w:jc w:val="both"/>
-        <w:rPr>
-          <w:rFonts w:asciiTheme="majorBidi" w:hAnsiTheme="majorBidi" w:cstheme="majorBidi"/>
-          <w:b/>
-          <w:bCs/>
-          <w:sz w:val="44"/>
-          <w:szCs w:val="44"/>
-        </w:rPr>
-      </w:pPr>
-    </w:p>
-    <w:p>
-      <w:pPr>
-        <w:jc w:val="both"/>
-        <w:rPr>
-          <w:rFonts w:asciiTheme="majorBidi" w:hAnsiTheme="majorBidi" w:cstheme="majorBidi"/>
-          <w:b/>
-          <w:bCs/>
-          <w:sz w:val="44"/>
-          <w:szCs w:val="44"/>
-        </w:rPr>
-      </w:pPr>
-    </w:p>
-    <w:p>
-      <w:pPr>
-        <w:jc w:val="both"/>
-        <w:rPr>
-          <w:rFonts w:asciiTheme="majorBidi" w:hAnsiTheme="majorBidi" w:cstheme="majorBidi"/>
-          <w:b/>
-          <w:bCs/>
-          <w:sz w:val="44"/>
-          <w:szCs w:val="44"/>
-        </w:rPr>
-      </w:pPr>
-    </w:p>
-    <w:p>
-      <w:pPr>
-        <w:jc w:val="both"/>
-        <w:rPr>
-          <w:rFonts w:asciiTheme="majorBidi" w:hAnsiTheme="majorBidi" w:cstheme="majorBidi"/>
-          <w:b/>
-          <w:bCs/>
-          <w:sz w:val="44"/>
-          <w:szCs w:val="44"/>
-        </w:rPr>
-      </w:pPr>
-    </w:p>
-    <w:p>
-      <w:pPr>
-        <w:jc w:val="both"/>
-        <w:rPr>
-          <w:rFonts w:asciiTheme="majorBidi" w:hAnsiTheme="majorBidi" w:cstheme="majorBidi"/>
-          <w:b/>
-          <w:bCs/>
-          <w:sz w:val="44"/>
-          <w:szCs w:val="44"/>
-        </w:rPr>
-      </w:pPr>
-    </w:p>
-    <w:p>
-      <w:pPr>
-        <w:jc w:val="both"/>
-        <w:rPr>
-          <w:rFonts w:asciiTheme="majorBidi" w:hAnsiTheme="majorBidi" w:cstheme="majorBidi"/>
-          <w:b/>
-          <w:bCs/>
-          <w:sz w:val="44"/>
-          <w:szCs w:val="44"/>
-        </w:rPr>
-      </w:pPr>
-    </w:p>
-    <w:p>
-      <w:pPr>
-        <w:jc w:val="both"/>
-        <w:rPr>
-          <w:rFonts w:asciiTheme="majorBidi" w:hAnsiTheme="majorBidi" w:cstheme="majorBidi"/>
-          <w:b/>
-          <w:bCs/>
-          <w:sz w:val="44"/>
-          <w:szCs w:val="44"/>
-        </w:rPr>
-      </w:pPr>
-    </w:p>
-    <w:p>
-      <w:pPr>
-        <w:jc w:val="both"/>
-        <w:rPr>
-          <w:rFonts w:asciiTheme="majorBidi" w:hAnsiTheme="majorBidi" w:cstheme="majorBidi"/>
-          <w:b/>
-          <w:bCs/>
-          <w:sz w:val="44"/>
-          <w:szCs w:val="44"/>
+        <w:pStyle w:val="ListParagraph"/>
+        <w:numPr>
+          <w:ilvl w:val="0"/>
+          <w:numId w:val="16"/>
+        </w:numPr>
+        <w:spacing w:after="80"/>
+        <w:ind w:left="360"/>
+        <w:rPr>
+          <w:rFonts w:asciiTheme="majorBidi" w:hAnsiTheme="majorBidi" w:cstheme="majorBidi"/>
+          <w:b/>
+          <w:bCs/>
+          <w:sz w:val="32"/>
+          <w:szCs w:val="32"/>
+        </w:rPr>
+      </w:pPr>
+      <w:r>
+        <w:rPr>
+          <w:rFonts w:asciiTheme="majorBidi" w:hAnsiTheme="majorBidi" w:cstheme="majorBidi"/>
+          <w:b/>
+          <w:bCs/>
+          <w:sz w:val="32"/>
+          <w:szCs w:val="32"/>
+        </w:rPr>
+        <w:t>Common fields that can be updated</w:t>
+      </w:r>
+      <w:r>
+        <w:rPr>
+          <w:rFonts w:asciiTheme="majorBidi" w:hAnsiTheme="majorBidi" w:cstheme="majorBidi"/>
+          <w:b/>
+          <w:bCs/>
+          <w:sz w:val="32"/>
+          <w:szCs w:val="32"/>
+        </w:rPr>
+        <w:t xml:space="preserve"> after pod creation:</w:t>
+      </w:r>
+    </w:p>
+    <w:p>
+      <w:pPr>
+        <w:spacing w:after="80"/>
+        <w:ind w:left="360"/>
+        <w:rPr>
+          <w:rFonts w:asciiTheme="majorBidi" w:hAnsiTheme="majorBidi" w:cstheme="majorBidi"/>
+          <w:sz w:val="28"/>
+          <w:szCs w:val="28"/>
+        </w:rPr>
+      </w:pPr>
+      <w:r>
+        <w:rPr>
+          <w:rFonts w:asciiTheme="majorBidi" w:hAnsiTheme="majorBidi" w:cstheme="majorBidi"/>
+          <w:sz w:val="28"/>
+          <w:szCs w:val="28"/>
+        </w:rPr>
+        <w:t>The following are the most commonly mutable fields:</w:t>
+      </w:r>
+    </w:p>
+    <w:p>
+      <w:pPr>
+        <w:pStyle w:val="ListParagraph"/>
+        <w:numPr>
+          <w:ilvl w:val="0"/>
+          <w:numId w:val="17"/>
+        </w:numPr>
+        <w:rPr>
+          <w:rFonts w:asciiTheme="majorBidi" w:hAnsiTheme="majorBidi" w:cstheme="majorBidi"/>
+          <w:b/>
+          <w:bCs/>
+          <w:sz w:val="28"/>
+          <w:szCs w:val="28"/>
+        </w:rPr>
+      </w:pPr>
+      <w:r>
+        <w:rPr>
+          <w:rFonts w:asciiTheme="majorBidi" w:hAnsiTheme="majorBidi" w:cstheme="majorBidi"/>
+          <w:b/>
+          <w:bCs/>
+          <w:sz w:val="28"/>
+          <w:szCs w:val="28"/>
+        </w:rPr>
+        <w:t>Container image</w:t>
+      </w:r>
+    </w:p>
+    <w:p>
+      <w:pPr>
+        <w:pStyle w:val="ListParagraph"/>
+        <w:numPr>
+          <w:ilvl w:val="0"/>
+          <w:numId w:val="17"/>
+        </w:numPr>
+        <w:rPr>
+          <w:rFonts w:asciiTheme="majorBidi" w:hAnsiTheme="majorBidi" w:cstheme="majorBidi"/>
+          <w:b/>
+          <w:bCs/>
+          <w:i/>
+          <w:iCs/>
+          <w:sz w:val="28"/>
+          <w:szCs w:val="28"/>
+        </w:rPr>
+      </w:pPr>
+      <w:proofErr w:type="spellStart"/>
+      <w:proofErr w:type="gramStart"/>
+      <w:r>
+        <w:rPr>
+          <w:rFonts w:asciiTheme="majorBidi" w:hAnsiTheme="majorBidi" w:cstheme="majorBidi"/>
+          <w:b/>
+          <w:bCs/>
+          <w:i/>
+          <w:iCs/>
+          <w:sz w:val="28"/>
+          <w:szCs w:val="28"/>
+        </w:rPr>
+        <w:t>spec.activeDeadlineSeconds</w:t>
+      </w:r>
+      <w:proofErr w:type="spellEnd"/>
+      <w:proofErr w:type="gramEnd"/>
+      <w:r>
+        <w:rPr>
+          <w:rFonts w:asciiTheme="majorBidi" w:hAnsiTheme="majorBidi" w:cstheme="majorBidi"/>
+          <w:b/>
+          <w:bCs/>
+          <w:i/>
+          <w:iCs/>
+          <w:sz w:val="28"/>
+          <w:szCs w:val="28"/>
+        </w:rPr>
+        <w:t xml:space="preserve"> </w:t>
+      </w:r>
+      <w:r>
+        <w:rPr>
+          <w:rFonts w:asciiTheme="majorBidi" w:hAnsiTheme="majorBidi" w:cstheme="majorBidi"/>
+          <w:b/>
+          <w:bCs/>
+          <w:i/>
+          <w:iCs/>
+          <w:sz w:val="28"/>
+          <w:szCs w:val="28"/>
+        </w:rPr>
+        <w:t xml:space="preserve">→ </w:t>
+      </w:r>
+      <w:r>
+        <w:rPr>
+          <w:rFonts w:asciiTheme="majorBidi" w:hAnsiTheme="majorBidi" w:cstheme="majorBidi"/>
+          <w:sz w:val="28"/>
+          <w:szCs w:val="28"/>
+        </w:rPr>
+        <w:t>You can set or modify the maximum lifetime of the Pod.</w:t>
+      </w:r>
+    </w:p>
+    <w:p>
+      <w:pPr>
+        <w:pStyle w:val="ListParagraph"/>
+        <w:numPr>
+          <w:ilvl w:val="0"/>
+          <w:numId w:val="17"/>
+        </w:numPr>
+        <w:rPr>
+          <w:rFonts w:asciiTheme="majorBidi" w:hAnsiTheme="majorBidi" w:cstheme="majorBidi"/>
+          <w:b/>
+          <w:bCs/>
+          <w:i/>
+          <w:iCs/>
+          <w:sz w:val="28"/>
+          <w:szCs w:val="28"/>
+        </w:rPr>
+      </w:pPr>
+      <w:proofErr w:type="spellStart"/>
+      <w:proofErr w:type="gramStart"/>
+      <w:r>
+        <w:rPr>
+          <w:rFonts w:asciiTheme="majorBidi" w:hAnsiTheme="majorBidi" w:cstheme="majorBidi"/>
+          <w:b/>
+          <w:bCs/>
+          <w:i/>
+          <w:iCs/>
+          <w:sz w:val="28"/>
+          <w:szCs w:val="28"/>
+        </w:rPr>
+        <w:t>spec.tolerations</w:t>
+      </w:r>
+      <w:proofErr w:type="spellEnd"/>
+      <w:proofErr w:type="gramEnd"/>
+      <w:r>
+        <w:rPr>
+          <w:rFonts w:asciiTheme="majorBidi" w:hAnsiTheme="majorBidi" w:cstheme="majorBidi"/>
+          <w:b/>
+          <w:bCs/>
+          <w:i/>
+          <w:iCs/>
+          <w:sz w:val="28"/>
+          <w:szCs w:val="28"/>
+        </w:rPr>
+        <w:t xml:space="preserve"> </w:t>
+      </w:r>
+      <w:r>
+        <w:rPr>
+          <w:rFonts w:asciiTheme="majorBidi" w:hAnsiTheme="majorBidi" w:cstheme="majorBidi"/>
+          <w:b/>
+          <w:bCs/>
+          <w:i/>
+          <w:iCs/>
+          <w:sz w:val="28"/>
+          <w:szCs w:val="28"/>
+        </w:rPr>
+        <w:t>→</w:t>
+      </w:r>
+      <w:r>
+        <w:rPr>
+          <w:rFonts w:asciiTheme="majorBidi" w:hAnsiTheme="majorBidi" w:cstheme="majorBidi"/>
+          <w:b/>
+          <w:bCs/>
+          <w:i/>
+          <w:iCs/>
+          <w:sz w:val="28"/>
+          <w:szCs w:val="28"/>
+        </w:rPr>
+        <w:t xml:space="preserve"> </w:t>
+      </w:r>
+      <w:r>
+        <w:rPr>
+          <w:rFonts w:asciiTheme="majorBidi" w:hAnsiTheme="majorBidi" w:cstheme="majorBidi"/>
+          <w:sz w:val="28"/>
+          <w:szCs w:val="28"/>
+        </w:rPr>
+        <w:t>You can add new tolerations.</w:t>
+      </w:r>
+      <w:r>
+        <w:rPr>
+          <w:rFonts w:asciiTheme="majorBidi" w:hAnsiTheme="majorBidi" w:cstheme="majorBidi"/>
+          <w:sz w:val="28"/>
+          <w:szCs w:val="28"/>
+        </w:rPr>
+        <w:t xml:space="preserve"> </w:t>
+      </w:r>
+      <w:r>
+        <w:rPr>
+          <w:rFonts w:asciiTheme="majorBidi" w:hAnsiTheme="majorBidi" w:cstheme="majorBidi"/>
+          <w:sz w:val="28"/>
+          <w:szCs w:val="28"/>
+        </w:rPr>
+        <w:t>Existing tolerations generally cannot be modified or removed.</w:t>
+      </w:r>
+    </w:p>
+    <w:p>
+      <w:pPr>
+        <w:pStyle w:val="ListParagraph"/>
+        <w:numPr>
+          <w:ilvl w:val="0"/>
+          <w:numId w:val="17"/>
+        </w:numPr>
+        <w:rPr>
+          <w:rFonts w:asciiTheme="majorBidi" w:hAnsiTheme="majorBidi" w:cstheme="majorBidi"/>
+          <w:b/>
+          <w:bCs/>
+          <w:sz w:val="28"/>
+          <w:szCs w:val="28"/>
+        </w:rPr>
+      </w:pPr>
+      <w:r>
+        <w:rPr>
+          <w:rFonts w:asciiTheme="majorBidi" w:hAnsiTheme="majorBidi" w:cstheme="majorBidi"/>
+          <w:b/>
+          <w:bCs/>
+          <w:sz w:val="28"/>
+          <w:szCs w:val="28"/>
+        </w:rPr>
+        <w:t>Termination grace period</w:t>
+      </w:r>
+      <w:r>
+        <w:rPr>
+          <w:rFonts w:asciiTheme="majorBidi" w:hAnsiTheme="majorBidi" w:cstheme="majorBidi"/>
+          <w:b/>
+          <w:bCs/>
+          <w:sz w:val="28"/>
+          <w:szCs w:val="28"/>
+        </w:rPr>
+        <w:t xml:space="preserve"> </w:t>
+      </w:r>
+      <w:r>
+        <w:rPr>
+          <w:rFonts w:asciiTheme="majorBidi" w:hAnsiTheme="majorBidi" w:cstheme="majorBidi"/>
+          <w:b/>
+          <w:bCs/>
+          <w:i/>
+          <w:iCs/>
+          <w:sz w:val="28"/>
+          <w:szCs w:val="28"/>
+        </w:rPr>
+        <w:t xml:space="preserve">→ </w:t>
+      </w:r>
+      <w:proofErr w:type="spellStart"/>
+      <w:proofErr w:type="gramStart"/>
+      <w:r>
+        <w:rPr>
+          <w:rFonts w:asciiTheme="majorBidi" w:hAnsiTheme="majorBidi" w:cstheme="majorBidi"/>
+          <w:b/>
+          <w:bCs/>
+          <w:i/>
+          <w:iCs/>
+          <w:sz w:val="28"/>
+          <w:szCs w:val="28"/>
+        </w:rPr>
+        <w:t>spec.terminationGracePeriodSeconds</w:t>
+      </w:r>
+      <w:proofErr w:type="spellEnd"/>
+      <w:proofErr w:type="gramEnd"/>
+      <w:r>
+        <w:rPr>
+          <w:rFonts w:asciiTheme="majorBidi" w:hAnsiTheme="majorBidi" w:cstheme="majorBidi"/>
+          <w:sz w:val="28"/>
+          <w:szCs w:val="28"/>
+        </w:rPr>
+        <w:t xml:space="preserve"> has limited mutability. In practice, you should treat it as immutable unless you know the specific conditions under which it can be changed.</w:t>
+      </w:r>
+    </w:p>
+    <w:p>
+      <w:pPr>
+        <w:pStyle w:val="ListParagraph"/>
+        <w:numPr>
+          <w:ilvl w:val="0"/>
+          <w:numId w:val="17"/>
+        </w:numPr>
+        <w:rPr>
+          <w:rFonts w:asciiTheme="majorBidi" w:hAnsiTheme="majorBidi" w:cstheme="majorBidi"/>
+          <w:b/>
+          <w:bCs/>
+          <w:sz w:val="28"/>
+          <w:szCs w:val="28"/>
+        </w:rPr>
+      </w:pPr>
+      <w:r>
+        <w:rPr>
+          <w:rFonts w:asciiTheme="majorBidi" w:hAnsiTheme="majorBidi" w:cstheme="majorBidi"/>
+          <w:b/>
+          <w:bCs/>
+          <w:sz w:val="28"/>
+          <w:szCs w:val="28"/>
+        </w:rPr>
+        <w:t>Metadata</w:t>
+      </w:r>
+    </w:p>
+    <w:p>
+      <w:pPr>
+        <w:pStyle w:val="ListParagraph"/>
+        <w:numPr>
+          <w:ilvl w:val="0"/>
+          <w:numId w:val="18"/>
+        </w:numPr>
+        <w:ind w:left="1080"/>
+        <w:rPr>
+          <w:rFonts w:asciiTheme="majorBidi" w:hAnsiTheme="majorBidi" w:cstheme="majorBidi"/>
+          <w:b/>
+          <w:bCs/>
+          <w:sz w:val="28"/>
+          <w:szCs w:val="28"/>
+        </w:rPr>
+      </w:pPr>
+      <w:r>
+        <w:rPr>
+          <w:rFonts w:asciiTheme="majorBidi" w:hAnsiTheme="majorBidi" w:cstheme="majorBidi"/>
+          <w:b/>
+          <w:bCs/>
+          <w:sz w:val="28"/>
+          <w:szCs w:val="28"/>
+        </w:rPr>
+        <w:t>Labels (</w:t>
+      </w:r>
+      <w:proofErr w:type="spellStart"/>
+      <w:proofErr w:type="gramStart"/>
+      <w:r>
+        <w:rPr>
+          <w:rFonts w:asciiTheme="majorBidi" w:hAnsiTheme="majorBidi" w:cstheme="majorBidi"/>
+          <w:b/>
+          <w:bCs/>
+          <w:i/>
+          <w:iCs/>
+          <w:sz w:val="28"/>
+          <w:szCs w:val="28"/>
+        </w:rPr>
+        <w:t>metadata.labels</w:t>
+      </w:r>
+      <w:proofErr w:type="spellEnd"/>
+      <w:proofErr w:type="gramEnd"/>
+      <w:r>
+        <w:rPr>
+          <w:rFonts w:asciiTheme="majorBidi" w:hAnsiTheme="majorBidi" w:cstheme="majorBidi"/>
+          <w:b/>
+          <w:bCs/>
+          <w:sz w:val="28"/>
+          <w:szCs w:val="28"/>
+        </w:rPr>
+        <w:t>)</w:t>
+      </w:r>
+    </w:p>
+    <w:p>
+      <w:pPr>
+        <w:pStyle w:val="ListParagraph"/>
+        <w:numPr>
+          <w:ilvl w:val="0"/>
+          <w:numId w:val="18"/>
+        </w:numPr>
+        <w:ind w:left="1080"/>
+        <w:rPr>
+          <w:rFonts w:asciiTheme="majorBidi" w:hAnsiTheme="majorBidi" w:cstheme="majorBidi"/>
+          <w:b/>
+          <w:bCs/>
+          <w:sz w:val="28"/>
+          <w:szCs w:val="28"/>
+        </w:rPr>
+      </w:pPr>
+      <w:r>
+        <w:rPr>
+          <w:rFonts w:asciiTheme="majorBidi" w:hAnsiTheme="majorBidi" w:cstheme="majorBidi"/>
+          <w:b/>
+          <w:bCs/>
+          <w:sz w:val="28"/>
+          <w:szCs w:val="28"/>
+        </w:rPr>
+        <w:t>Annotations (</w:t>
+      </w:r>
+      <w:proofErr w:type="spellStart"/>
+      <w:proofErr w:type="gramStart"/>
+      <w:r>
+        <w:rPr>
+          <w:rFonts w:asciiTheme="majorBidi" w:hAnsiTheme="majorBidi" w:cstheme="majorBidi"/>
+          <w:b/>
+          <w:bCs/>
+          <w:i/>
+          <w:iCs/>
+          <w:sz w:val="28"/>
+          <w:szCs w:val="28"/>
+        </w:rPr>
+        <w:t>metadata.annotations</w:t>
+      </w:r>
+      <w:proofErr w:type="spellEnd"/>
+      <w:proofErr w:type="gramEnd"/>
+      <w:r>
+        <w:rPr>
+          <w:rFonts w:asciiTheme="majorBidi" w:hAnsiTheme="majorBidi" w:cstheme="majorBidi"/>
+          <w:b/>
+          <w:bCs/>
+          <w:sz w:val="28"/>
+          <w:szCs w:val="28"/>
+        </w:rPr>
+        <w:t>)</w:t>
+      </w:r>
+    </w:p>
+    <w:p>
+      <w:pPr>
+        <w:pStyle w:val="ListParagraph"/>
+        <w:numPr>
+          <w:ilvl w:val="0"/>
+          <w:numId w:val="18"/>
+        </w:numPr>
+        <w:spacing w:after="40"/>
+        <w:ind w:left="1080"/>
+        <w:rPr>
+          <w:rFonts w:asciiTheme="majorBidi" w:hAnsiTheme="majorBidi" w:cstheme="majorBidi"/>
+          <w:b/>
+          <w:bCs/>
+          <w:sz w:val="28"/>
+          <w:szCs w:val="28"/>
+        </w:rPr>
+      </w:pPr>
+      <w:r>
+        <w:rPr>
+          <w:rFonts w:asciiTheme="majorBidi" w:hAnsiTheme="majorBidi" w:cstheme="majorBidi"/>
+          <w:b/>
+          <w:bCs/>
+          <w:sz w:val="28"/>
+          <w:szCs w:val="28"/>
+        </w:rPr>
+        <w:t>Finalizers (</w:t>
+      </w:r>
+      <w:proofErr w:type="spellStart"/>
+      <w:proofErr w:type="gramStart"/>
+      <w:r>
+        <w:rPr>
+          <w:rFonts w:asciiTheme="majorBidi" w:hAnsiTheme="majorBidi" w:cstheme="majorBidi"/>
+          <w:b/>
+          <w:bCs/>
+          <w:i/>
+          <w:iCs/>
+          <w:sz w:val="28"/>
+          <w:szCs w:val="28"/>
+        </w:rPr>
+        <w:t>metadata.finalizers</w:t>
+      </w:r>
+      <w:proofErr w:type="spellEnd"/>
+      <w:proofErr w:type="gramEnd"/>
+      <w:r>
+        <w:rPr>
+          <w:rFonts w:asciiTheme="majorBidi" w:hAnsiTheme="majorBidi" w:cstheme="majorBidi"/>
+          <w:b/>
+          <w:bCs/>
+          <w:sz w:val="28"/>
+          <w:szCs w:val="28"/>
+        </w:rPr>
+        <w:t>)</w:t>
+      </w:r>
+    </w:p>
+    <w:p>
+      <w:pPr>
+        <w:ind w:left="720"/>
+        <w:jc w:val="both"/>
+        <w:rPr>
+          <w:rFonts w:asciiTheme="majorBidi" w:hAnsiTheme="majorBidi" w:cstheme="majorBidi"/>
+          <w:sz w:val="28"/>
+          <w:szCs w:val="28"/>
+        </w:rPr>
+      </w:pPr>
+      <w:r>
+        <w:rPr>
+          <w:rFonts w:asciiTheme="majorBidi" w:hAnsiTheme="majorBidi" w:cstheme="majorBidi"/>
+          <w:sz w:val="28"/>
+          <w:szCs w:val="28"/>
+        </w:rPr>
+        <w:t>These metadata fields are commonly updated after creation.</w:t>
+      </w:r>
+    </w:p>
+    <w:p>
+      <w:pPr>
+        <w:jc w:val="both"/>
+        <w:rPr>
+          <w:rFonts w:asciiTheme="majorBidi" w:hAnsiTheme="majorBidi" w:cstheme="majorBidi"/>
+          <w:b/>
+          <w:bCs/>
+          <w:sz w:val="28"/>
+          <w:szCs w:val="28"/>
         </w:rPr>
       </w:pPr>
     </w:p>
@@ -3003,33 +3439,7 @@
                                 <w:sz w:val="28"/>
                                 <w:szCs w:val="28"/>
                               </w:rPr>
-                              <w:t xml:space="preserve">     </w:t>
-                            </w:r>
-                            <w:proofErr w:type="spellStart"/>
-                            <w:r>
-                              <w:rPr>
-                                <w:rFonts w:asciiTheme="majorBidi" w:hAnsiTheme="majorBidi" w:cstheme="majorBidi"/>
-                                <w:b/>
-                                <w:bCs/>
-                                <w:i/>
-                                <w:iCs/>
-                                <w:sz w:val="28"/>
-                                <w:szCs w:val="28"/>
-                              </w:rPr>
-                              <w:t>matchLabels</w:t>
-                            </w:r>
-                            <w:proofErr w:type="spellEnd"/>
-                            <w:r>
-                              <w:rPr>
-                                <w:rFonts w:asciiTheme="majorBidi" w:hAnsiTheme="majorBidi" w:cstheme="majorBidi"/>
-                                <w:b/>
-                                <w:bCs/>
-                                <w:i/>
-                                <w:iCs/>
-                                <w:sz w:val="28"/>
-                                <w:szCs w:val="28"/>
-                              </w:rPr>
-                              <w:t>:</w:t>
+                              <w:t xml:space="preserve">     matchLabels:</w:t>
                             </w:r>
                           </w:p>
                           <w:p>
@@ -3138,33 +3548,7 @@
                           <w:sz w:val="28"/>
                           <w:szCs w:val="28"/>
                         </w:rPr>
-                        <w:t xml:space="preserve">     </w:t>
-                      </w:r>
-                      <w:proofErr w:type="spellStart"/>
-                      <w:r>
-                        <w:rPr>
-                          <w:rFonts w:asciiTheme="majorBidi" w:hAnsiTheme="majorBidi" w:cstheme="majorBidi"/>
-                          <w:b/>
-                          <w:bCs/>
-                          <w:i/>
-                          <w:iCs/>
-                          <w:sz w:val="28"/>
-                          <w:szCs w:val="28"/>
-                        </w:rPr>
-                        <w:t>matchLabels</w:t>
-                      </w:r>
-                      <w:proofErr w:type="spellEnd"/>
-                      <w:r>
-                        <w:rPr>
-                          <w:rFonts w:asciiTheme="majorBidi" w:hAnsiTheme="majorBidi" w:cstheme="majorBidi"/>
-                          <w:b/>
-                          <w:bCs/>
-                          <w:i/>
-                          <w:iCs/>
-                          <w:sz w:val="28"/>
-                          <w:szCs w:val="28"/>
-                        </w:rPr>
-                        <w:t>:</w:t>
+                        <w:t xml:space="preserve">     matchLabels:</w:t>
                       </w:r>
                     </w:p>
                     <w:p>
@@ -6181,6 +6565,119 @@
 <file path=word/numbering.xml><?xml version="1.0" encoding="utf-8"?>
 <w:numbering xmlns:wpc="http://schemas.microsoft.com/office/word/2010/wordprocessingCanvas" xmlns:cx="http://schemas.microsoft.com/office/drawing/2014/chartex" xmlns:cx1="http://schemas.microsoft.com/office/drawing/2015/9/8/chartex" xmlns:cx2="http://schemas.microsoft.com/office/drawing/2015/10/21/chartex" xmlns:cx3="http://schemas.microsoft.com/office/drawing/2016/5/9/chartex" xmlns:cx4="http://schemas.microsoft.com/office/drawing/2016/5/10/chartex" xmlns:cx5="http://schemas.microsoft.com/office/drawing/2016/5/11/chartex" xmlns:cx6="http://schemas.microsoft.com/office/drawing/2016/5/12/chartex" xmlns:cx7="http://schemas.microsoft.com/office/drawing/2016/5/13/chartex" xmlns:cx8="http://schemas.microsoft.com/office/drawing/2016/5/14/chartex" xmlns:mc="http://schemas.openxmlformats.org/markup-compatibility/2006" xmlns:aink="http://schemas.microsoft.com/office/drawing/2016/ink" xmlns:am3d="http://schemas.microsoft.com/office/drawing/2017/model3d" xmlns:o="urn:schemas-microsoft-com:office:office" xmlns:oel="http://schemas.microsoft.com/office/2019/extlst" xmlns:r="http://schemas.openxmlformats.org/officeDocument/2006/relationships" xmlns:m="http://schemas.openxmlformats.org/officeDocument/2006/math" xmlns:v="urn:schemas-microsoft-com:vml" xmlns:wp14="http://schemas.microsoft.com/office/word/2010/wordprocessingDrawing" xmlns:wp="http://schemas.openxmlformats.org/drawingml/2006/wordprocessingDrawing" xmlns:w10="urn:schemas-microsoft-com:office:word" xmlns:w="http://schemas.openxmlformats.org/wordprocessingml/2006/main" xmlns:w14="http://schemas.microsoft.com/office/word/2010/wordml" xmlns:w15="http://schemas.microsoft.com/office/word/2012/wordml" xmlns:w16cex="http://schemas.microsoft.com/office/word/2018/wordml/cex" xmlns:w16cid="http://schemas.microsoft.com/office/word/2016/wordml/cid" xmlns:w16="http://schemas.microsoft.com/office/word/2018/wordml" xmlns:w16du="http://schemas.microsoft.com/office/word/2023/wordml/word16du" xmlns:w16sdtdh="http://schemas.microsoft.com/office/word/2020/wordml/sdtdatahash" xmlns:w16sdtfl="http://schemas.microsoft.com/office/word/2024/wordml/sdtformatlock" xmlns:w16se="http://schemas.microsoft.com/office/word/2015/wordml/symex" xmlns:wpg="http://schemas.microsoft.com/office/word/2010/wordprocessingGroup" xmlns:wpi="http://schemas.microsoft.com/office/word/2010/wordprocessingInk" xmlns:wne="http://schemas.microsoft.com/office/word/2006/wordml" xmlns:wps="http://schemas.microsoft.com/office/word/2010/wordprocessingShape" mc:Ignorable="w14 w15 w16se w16cid w16 w16cex w16sdtdh w16sdtfl w16du wp14">
   <w:abstractNum w:abstractNumId="0" w15:restartNumberingAfterBreak="0">
+    <w:nsid w:val="006966B6"/>
+    <w:multiLevelType w:val="hybridMultilevel"/>
+    <w:tmpl w:val="3A62324C"/>
+    <w:lvl w:ilvl="0" w:tplc="04090003">
+      <w:start w:val="1"/>
+      <w:numFmt w:val="bullet"/>
+      <w:lvlText w:val="o"/>
+      <w:lvlJc w:val="left"/>
+      <w:pPr>
+        <w:ind w:left="720" w:hanging="360"/>
+      </w:pPr>
+      <w:rPr>
+        <w:rFonts w:ascii="Courier New" w:hAnsi="Courier New" w:cs="Courier New" w:hint="default"/>
+      </w:rPr>
+    </w:lvl>
+    <w:lvl w:ilvl="1" w:tplc="04090003" w:tentative="1">
+      <w:start w:val="1"/>
+      <w:numFmt w:val="bullet"/>
+      <w:lvlText w:val="o"/>
+      <w:lvlJc w:val="left"/>
+      <w:pPr>
+        <w:ind w:left="1440" w:hanging="360"/>
+      </w:pPr>
+      <w:rPr>
+        <w:rFonts w:ascii="Courier New" w:hAnsi="Courier New" w:cs="Courier New" w:hint="default"/>
+      </w:rPr>
+    </w:lvl>
+    <w:lvl w:ilvl="2" w:tplc="04090005" w:tentative="1">
+      <w:start w:val="1"/>
+      <w:numFmt w:val="bullet"/>
+      <w:lvlText w:val=""/>
+      <w:lvlJc w:val="left"/>
+      <w:pPr>
+        <w:ind w:left="2160" w:hanging="360"/>
+      </w:pPr>
+      <w:rPr>
+        <w:rFonts w:ascii="Wingdings" w:hAnsi="Wingdings" w:hint="default"/>
+      </w:rPr>
+    </w:lvl>
+    <w:lvl w:ilvl="3" w:tplc="04090001" w:tentative="1">
+      <w:start w:val="1"/>
+      <w:numFmt w:val="bullet"/>
+      <w:lvlText w:val=""/>
+      <w:lvlJc w:val="left"/>
+      <w:pPr>
+        <w:ind w:left="2880" w:hanging="360"/>
+      </w:pPr>
+      <w:rPr>
+        <w:rFonts w:ascii="Symbol" w:hAnsi="Symbol" w:hint="default"/>
+      </w:rPr>
+    </w:lvl>
+    <w:lvl w:ilvl="4" w:tplc="04090003" w:tentative="1">
+      <w:start w:val="1"/>
+      <w:numFmt w:val="bullet"/>
+      <w:lvlText w:val="o"/>
+      <w:lvlJc w:val="left"/>
+      <w:pPr>
+        <w:ind w:left="3600" w:hanging="360"/>
+      </w:pPr>
+      <w:rPr>
+        <w:rFonts w:ascii="Courier New" w:hAnsi="Courier New" w:cs="Courier New" w:hint="default"/>
+      </w:rPr>
+    </w:lvl>
+    <w:lvl w:ilvl="5" w:tplc="04090005" w:tentative="1">
+      <w:start w:val="1"/>
+      <w:numFmt w:val="bullet"/>
+      <w:lvlText w:val=""/>
+      <w:lvlJc w:val="left"/>
+      <w:pPr>
+        <w:ind w:left="4320" w:hanging="360"/>
+      </w:pPr>
+      <w:rPr>
+        <w:rFonts w:ascii="Wingdings" w:hAnsi="Wingdings" w:hint="default"/>
+      </w:rPr>
+    </w:lvl>
+    <w:lvl w:ilvl="6" w:tplc="04090001" w:tentative="1">
+      <w:start w:val="1"/>
+      <w:numFmt w:val="bullet"/>
+      <w:lvlText w:val=""/>
+      <w:lvlJc w:val="left"/>
+      <w:pPr>
+        <w:ind w:left="5040" w:hanging="360"/>
+      </w:pPr>
+      <w:rPr>
+        <w:rFonts w:ascii="Symbol" w:hAnsi="Symbol" w:hint="default"/>
+      </w:rPr>
+    </w:lvl>
+    <w:lvl w:ilvl="7" w:tplc="04090003" w:tentative="1">
+      <w:start w:val="1"/>
+      <w:numFmt w:val="bullet"/>
+      <w:lvlText w:val="o"/>
+      <w:lvlJc w:val="left"/>
+      <w:pPr>
+        <w:ind w:left="5760" w:hanging="360"/>
+      </w:pPr>
+      <w:rPr>
+        <w:rFonts w:ascii="Courier New" w:hAnsi="Courier New" w:cs="Courier New" w:hint="default"/>
+      </w:rPr>
+    </w:lvl>
+    <w:lvl w:ilvl="8" w:tplc="04090005" w:tentative="1">
+      <w:start w:val="1"/>
+      <w:numFmt w:val="bullet"/>
+      <w:lvlText w:val=""/>
+      <w:lvlJc w:val="left"/>
+      <w:pPr>
+        <w:ind w:left="6480" w:hanging="360"/>
+      </w:pPr>
+      <w:rPr>
+        <w:rFonts w:ascii="Wingdings" w:hAnsi="Wingdings" w:hint="default"/>
+      </w:rPr>
+    </w:lvl>
+  </w:abstractNum>
+  <w:abstractNum w:abstractNumId="1" w15:restartNumberingAfterBreak="0">
     <w:nsid w:val="048F0AFE"/>
     <w:multiLevelType w:val="hybridMultilevel"/>
     <w:tmpl w:val="E66421C2"/>
@@ -6266,7 +6763,120 @@
       </w:pPr>
     </w:lvl>
   </w:abstractNum>
-  <w:abstractNum w:abstractNumId="1" w15:restartNumberingAfterBreak="0">
+  <w:abstractNum w:abstractNumId="2" w15:restartNumberingAfterBreak="0">
+    <w:nsid w:val="08D46A24"/>
+    <w:multiLevelType w:val="hybridMultilevel"/>
+    <w:tmpl w:val="2666A50A"/>
+    <w:lvl w:ilvl="0" w:tplc="04090001">
+      <w:start w:val="1"/>
+      <w:numFmt w:val="bullet"/>
+      <w:lvlText w:val=""/>
+      <w:lvlJc w:val="left"/>
+      <w:pPr>
+        <w:ind w:left="720" w:hanging="360"/>
+      </w:pPr>
+      <w:rPr>
+        <w:rFonts w:ascii="Symbol" w:hAnsi="Symbol" w:hint="default"/>
+      </w:rPr>
+    </w:lvl>
+    <w:lvl w:ilvl="1" w:tplc="FFFFFFFF" w:tentative="1">
+      <w:start w:val="1"/>
+      <w:numFmt w:val="bullet"/>
+      <w:lvlText w:val="o"/>
+      <w:lvlJc w:val="left"/>
+      <w:pPr>
+        <w:ind w:left="1440" w:hanging="360"/>
+      </w:pPr>
+      <w:rPr>
+        <w:rFonts w:ascii="Courier New" w:hAnsi="Courier New" w:cs="Courier New" w:hint="default"/>
+      </w:rPr>
+    </w:lvl>
+    <w:lvl w:ilvl="2" w:tplc="FFFFFFFF" w:tentative="1">
+      <w:start w:val="1"/>
+      <w:numFmt w:val="bullet"/>
+      <w:lvlText w:val=""/>
+      <w:lvlJc w:val="left"/>
+      <w:pPr>
+        <w:ind w:left="2160" w:hanging="360"/>
+      </w:pPr>
+      <w:rPr>
+        <w:rFonts w:ascii="Wingdings" w:hAnsi="Wingdings" w:hint="default"/>
+      </w:rPr>
+    </w:lvl>
+    <w:lvl w:ilvl="3" w:tplc="FFFFFFFF" w:tentative="1">
+      <w:start w:val="1"/>
+      <w:numFmt w:val="bullet"/>
+      <w:lvlText w:val=""/>
+      <w:lvlJc w:val="left"/>
+      <w:pPr>
+        <w:ind w:left="2880" w:hanging="360"/>
+      </w:pPr>
+      <w:rPr>
+        <w:rFonts w:ascii="Symbol" w:hAnsi="Symbol" w:hint="default"/>
+      </w:rPr>
+    </w:lvl>
+    <w:lvl w:ilvl="4" w:tplc="FFFFFFFF" w:tentative="1">
+      <w:start w:val="1"/>
+      <w:numFmt w:val="bullet"/>
+      <w:lvlText w:val="o"/>
+      <w:lvlJc w:val="left"/>
+      <w:pPr>
+        <w:ind w:left="3600" w:hanging="360"/>
+      </w:pPr>
+      <w:rPr>
+        <w:rFonts w:ascii="Courier New" w:hAnsi="Courier New" w:cs="Courier New" w:hint="default"/>
+      </w:rPr>
+    </w:lvl>
+    <w:lvl w:ilvl="5" w:tplc="FFFFFFFF" w:tentative="1">
+      <w:start w:val="1"/>
+      <w:numFmt w:val="bullet"/>
+      <w:lvlText w:val=""/>
+      <w:lvlJc w:val="left"/>
+      <w:pPr>
+        <w:ind w:left="4320" w:hanging="360"/>
+      </w:pPr>
+      <w:rPr>
+        <w:rFonts w:ascii="Wingdings" w:hAnsi="Wingdings" w:hint="default"/>
+      </w:rPr>
+    </w:lvl>
+    <w:lvl w:ilvl="6" w:tplc="FFFFFFFF" w:tentative="1">
+      <w:start w:val="1"/>
+      <w:numFmt w:val="bullet"/>
+      <w:lvlText w:val=""/>
+      <w:lvlJc w:val="left"/>
+      <w:pPr>
+        <w:ind w:left="5040" w:hanging="360"/>
+      </w:pPr>
+      <w:rPr>
+        <w:rFonts w:ascii="Symbol" w:hAnsi="Symbol" w:hint="default"/>
+      </w:rPr>
+    </w:lvl>
+    <w:lvl w:ilvl="7" w:tplc="FFFFFFFF" w:tentative="1">
+      <w:start w:val="1"/>
+      <w:numFmt w:val="bullet"/>
+      <w:lvlText w:val="o"/>
+      <w:lvlJc w:val="left"/>
+      <w:pPr>
+        <w:ind w:left="5760" w:hanging="360"/>
+      </w:pPr>
+      <w:rPr>
+        <w:rFonts w:ascii="Courier New" w:hAnsi="Courier New" w:cs="Courier New" w:hint="default"/>
+      </w:rPr>
+    </w:lvl>
+    <w:lvl w:ilvl="8" w:tplc="FFFFFFFF" w:tentative="1">
+      <w:start w:val="1"/>
+      <w:numFmt w:val="bullet"/>
+      <w:lvlText w:val=""/>
+      <w:lvlJc w:val="left"/>
+      <w:pPr>
+        <w:ind w:left="6480" w:hanging="360"/>
+      </w:pPr>
+      <w:rPr>
+        <w:rFonts w:ascii="Wingdings" w:hAnsi="Wingdings" w:hint="default"/>
+      </w:rPr>
+    </w:lvl>
+  </w:abstractNum>
+  <w:abstractNum w:abstractNumId="3" w15:restartNumberingAfterBreak="0">
     <w:nsid w:val="0D786CDC"/>
     <w:multiLevelType w:val="hybridMultilevel"/>
     <w:tmpl w:val="C4801F82"/>
@@ -6352,7 +6962,7 @@
       </w:pPr>
     </w:lvl>
   </w:abstractNum>
-  <w:abstractNum w:abstractNumId="2" w15:restartNumberingAfterBreak="0">
+  <w:abstractNum w:abstractNumId="4" w15:restartNumberingAfterBreak="0">
     <w:nsid w:val="13BF310E"/>
     <w:multiLevelType w:val="hybridMultilevel"/>
     <w:tmpl w:val="1FD0BB38"/>
@@ -6464,7 +7074,120 @@
       </w:rPr>
     </w:lvl>
   </w:abstractNum>
-  <w:abstractNum w:abstractNumId="3" w15:restartNumberingAfterBreak="0">
+  <w:abstractNum w:abstractNumId="5" w15:restartNumberingAfterBreak="0">
+    <w:nsid w:val="166554FD"/>
+    <w:multiLevelType w:val="hybridMultilevel"/>
+    <w:tmpl w:val="852C754E"/>
+    <w:lvl w:ilvl="0" w:tplc="0409000D">
+      <w:start w:val="1"/>
+      <w:numFmt w:val="bullet"/>
+      <w:lvlText w:val=""/>
+      <w:lvlJc w:val="left"/>
+      <w:pPr>
+        <w:ind w:left="720" w:hanging="360"/>
+      </w:pPr>
+      <w:rPr>
+        <w:rFonts w:ascii="Wingdings" w:hAnsi="Wingdings" w:hint="default"/>
+      </w:rPr>
+    </w:lvl>
+    <w:lvl w:ilvl="1" w:tplc="04090003" w:tentative="1">
+      <w:start w:val="1"/>
+      <w:numFmt w:val="bullet"/>
+      <w:lvlText w:val="o"/>
+      <w:lvlJc w:val="left"/>
+      <w:pPr>
+        <w:ind w:left="1440" w:hanging="360"/>
+      </w:pPr>
+      <w:rPr>
+        <w:rFonts w:ascii="Courier New" w:hAnsi="Courier New" w:cs="Courier New" w:hint="default"/>
+      </w:rPr>
+    </w:lvl>
+    <w:lvl w:ilvl="2" w:tplc="04090005" w:tentative="1">
+      <w:start w:val="1"/>
+      <w:numFmt w:val="bullet"/>
+      <w:lvlText w:val=""/>
+      <w:lvlJc w:val="left"/>
+      <w:pPr>
+        <w:ind w:left="2160" w:hanging="360"/>
+      </w:pPr>
+      <w:rPr>
+        <w:rFonts w:ascii="Wingdings" w:hAnsi="Wingdings" w:hint="default"/>
+      </w:rPr>
+    </w:lvl>
+    <w:lvl w:ilvl="3" w:tplc="04090001" w:tentative="1">
+      <w:start w:val="1"/>
+      <w:numFmt w:val="bullet"/>
+      <w:lvlText w:val=""/>
+      <w:lvlJc w:val="left"/>
+      <w:pPr>
+        <w:ind w:left="2880" w:hanging="360"/>
+      </w:pPr>
+      <w:rPr>
+        <w:rFonts w:ascii="Symbol" w:hAnsi="Symbol" w:hint="default"/>
+      </w:rPr>
+    </w:lvl>
+    <w:lvl w:ilvl="4" w:tplc="04090003" w:tentative="1">
+      <w:start w:val="1"/>
+      <w:numFmt w:val="bullet"/>
+      <w:lvlText w:val="o"/>
+      <w:lvlJc w:val="left"/>
+      <w:pPr>
+        <w:ind w:left="3600" w:hanging="360"/>
+      </w:pPr>
+      <w:rPr>
+        <w:rFonts w:ascii="Courier New" w:hAnsi="Courier New" w:cs="Courier New" w:hint="default"/>
+      </w:rPr>
+    </w:lvl>
+    <w:lvl w:ilvl="5" w:tplc="04090005" w:tentative="1">
+      <w:start w:val="1"/>
+      <w:numFmt w:val="bullet"/>
+      <w:lvlText w:val=""/>
+      <w:lvlJc w:val="left"/>
+      <w:pPr>
+        <w:ind w:left="4320" w:hanging="360"/>
+      </w:pPr>
+      <w:rPr>
+        <w:rFonts w:ascii="Wingdings" w:hAnsi="Wingdings" w:hint="default"/>
+      </w:rPr>
+    </w:lvl>
+    <w:lvl w:ilvl="6" w:tplc="04090001" w:tentative="1">
+      <w:start w:val="1"/>
+      <w:numFmt w:val="bullet"/>
+      <w:lvlText w:val=""/>
+      <w:lvlJc w:val="left"/>
+      <w:pPr>
+        <w:ind w:left="5040" w:hanging="360"/>
+      </w:pPr>
+      <w:rPr>
+        <w:rFonts w:ascii="Symbol" w:hAnsi="Symbol" w:hint="default"/>
+      </w:rPr>
+    </w:lvl>
+    <w:lvl w:ilvl="7" w:tplc="04090003" w:tentative="1">
+      <w:start w:val="1"/>
+      <w:numFmt w:val="bullet"/>
+      <w:lvlText w:val="o"/>
+      <w:lvlJc w:val="left"/>
+      <w:pPr>
+        <w:ind w:left="5760" w:hanging="360"/>
+      </w:pPr>
+      <w:rPr>
+        <w:rFonts w:ascii="Courier New" w:hAnsi="Courier New" w:cs="Courier New" w:hint="default"/>
+      </w:rPr>
+    </w:lvl>
+    <w:lvl w:ilvl="8" w:tplc="04090005" w:tentative="1">
+      <w:start w:val="1"/>
+      <w:numFmt w:val="bullet"/>
+      <w:lvlText w:val=""/>
+      <w:lvlJc w:val="left"/>
+      <w:pPr>
+        <w:ind w:left="6480" w:hanging="360"/>
+      </w:pPr>
+      <w:rPr>
+        <w:rFonts w:ascii="Wingdings" w:hAnsi="Wingdings" w:hint="default"/>
+      </w:rPr>
+    </w:lvl>
+  </w:abstractNum>
+  <w:abstractNum w:abstractNumId="6" w15:restartNumberingAfterBreak="0">
     <w:nsid w:val="279B0EEE"/>
     <w:multiLevelType w:val="hybridMultilevel"/>
     <w:tmpl w:val="01904BBC"/>
@@ -6576,7 +7299,7 @@
       </w:rPr>
     </w:lvl>
   </w:abstractNum>
-  <w:abstractNum w:abstractNumId="4" w15:restartNumberingAfterBreak="0">
+  <w:abstractNum w:abstractNumId="7" w15:restartNumberingAfterBreak="0">
     <w:nsid w:val="34B25DEB"/>
     <w:multiLevelType w:val="hybridMultilevel"/>
     <w:tmpl w:val="A6827260"/>
@@ -6688,7 +7411,7 @@
       </w:rPr>
     </w:lvl>
   </w:abstractNum>
-  <w:abstractNum w:abstractNumId="5" w15:restartNumberingAfterBreak="0">
+  <w:abstractNum w:abstractNumId="8" w15:restartNumberingAfterBreak="0">
     <w:nsid w:val="3AF749A2"/>
     <w:multiLevelType w:val="hybridMultilevel"/>
     <w:tmpl w:val="31DADACA"/>
@@ -6801,7 +7524,7 @@
       </w:rPr>
     </w:lvl>
   </w:abstractNum>
-  <w:abstractNum w:abstractNumId="6" w15:restartNumberingAfterBreak="0">
+  <w:abstractNum w:abstractNumId="9" w15:restartNumberingAfterBreak="0">
     <w:nsid w:val="466F6405"/>
     <w:multiLevelType w:val="hybridMultilevel"/>
     <w:tmpl w:val="9B6ACCA8"/>
@@ -6914,7 +7637,7 @@
       </w:rPr>
     </w:lvl>
   </w:abstractNum>
-  <w:abstractNum w:abstractNumId="7" w15:restartNumberingAfterBreak="0">
+  <w:abstractNum w:abstractNumId="10" w15:restartNumberingAfterBreak="0">
     <w:nsid w:val="503B292A"/>
     <w:multiLevelType w:val="hybridMultilevel"/>
     <w:tmpl w:val="EE0E2C00"/>
@@ -7027,7 +7750,7 @@
       </w:rPr>
     </w:lvl>
   </w:abstractNum>
-  <w:abstractNum w:abstractNumId="8" w15:restartNumberingAfterBreak="0">
+  <w:abstractNum w:abstractNumId="11" w15:restartNumberingAfterBreak="0">
     <w:nsid w:val="50FB6125"/>
     <w:multiLevelType w:val="hybridMultilevel"/>
     <w:tmpl w:val="AA08A47C"/>
@@ -7113,7 +7836,7 @@
       </w:pPr>
     </w:lvl>
   </w:abstractNum>
-  <w:abstractNum w:abstractNumId="9" w15:restartNumberingAfterBreak="0">
+  <w:abstractNum w:abstractNumId="12" w15:restartNumberingAfterBreak="0">
     <w:nsid w:val="54811B91"/>
     <w:multiLevelType w:val="hybridMultilevel"/>
     <w:tmpl w:val="A43ADA7A"/>
@@ -7226,7 +7949,7 @@
       </w:rPr>
     </w:lvl>
   </w:abstractNum>
-  <w:abstractNum w:abstractNumId="10" w15:restartNumberingAfterBreak="0">
+  <w:abstractNum w:abstractNumId="13" w15:restartNumberingAfterBreak="0">
     <w:nsid w:val="64AA1BA1"/>
     <w:multiLevelType w:val="hybridMultilevel"/>
     <w:tmpl w:val="4C302412"/>
@@ -7338,7 +8061,7 @@
       </w:rPr>
     </w:lvl>
   </w:abstractNum>
-  <w:abstractNum w:abstractNumId="11" w15:restartNumberingAfterBreak="0">
+  <w:abstractNum w:abstractNumId="14" w15:restartNumberingAfterBreak="0">
     <w:nsid w:val="66922990"/>
     <w:multiLevelType w:val="hybridMultilevel"/>
     <w:tmpl w:val="7220A4AE"/>
@@ -7451,7 +8174,7 @@
       </w:rPr>
     </w:lvl>
   </w:abstractNum>
-  <w:abstractNum w:abstractNumId="12" w15:restartNumberingAfterBreak="0">
+  <w:abstractNum w:abstractNumId="15" w15:restartNumberingAfterBreak="0">
     <w:nsid w:val="680A0BAF"/>
     <w:multiLevelType w:val="hybridMultilevel"/>
     <w:tmpl w:val="E19CC2AE"/>
@@ -7564,7 +8287,7 @@
       </w:rPr>
     </w:lvl>
   </w:abstractNum>
-  <w:abstractNum w:abstractNumId="13" w15:restartNumberingAfterBreak="0">
+  <w:abstractNum w:abstractNumId="16" w15:restartNumberingAfterBreak="0">
     <w:nsid w:val="77A26246"/>
     <w:multiLevelType w:val="hybridMultilevel"/>
     <w:tmpl w:val="08B44A9A"/>
@@ -7676,7 +8399,7 @@
       </w:rPr>
     </w:lvl>
   </w:abstractNum>
-  <w:abstractNum w:abstractNumId="14" w15:restartNumberingAfterBreak="0">
+  <w:abstractNum w:abstractNumId="17" w15:restartNumberingAfterBreak="0">
     <w:nsid w:val="7E2A5747"/>
     <w:multiLevelType w:val="hybridMultilevel"/>
     <w:tmpl w:val="DCF407C0"/>
@@ -7790,49 +8513,58 @@
     </w:lvl>
   </w:abstractNum>
   <w:num w:numId="1" w16cid:durableId="985865416">
+    <w:abstractNumId w:val="11"/>
+  </w:num>
+  <w:num w:numId="2" w16cid:durableId="1357997118">
+    <w:abstractNumId w:val="14"/>
+  </w:num>
+  <w:num w:numId="3" w16cid:durableId="1719890426">
+    <w:abstractNumId w:val="13"/>
+  </w:num>
+  <w:num w:numId="4" w16cid:durableId="33162647">
+    <w:abstractNumId w:val="7"/>
+  </w:num>
+  <w:num w:numId="5" w16cid:durableId="1276863902">
+    <w:abstractNumId w:val="6"/>
+  </w:num>
+  <w:num w:numId="6" w16cid:durableId="1067536879">
+    <w:abstractNumId w:val="16"/>
+  </w:num>
+  <w:num w:numId="7" w16cid:durableId="2023317445">
+    <w:abstractNumId w:val="3"/>
+  </w:num>
+  <w:num w:numId="8" w16cid:durableId="1508443105">
+    <w:abstractNumId w:val="1"/>
+  </w:num>
+  <w:num w:numId="9" w16cid:durableId="820581353">
+    <w:abstractNumId w:val="4"/>
+  </w:num>
+  <w:num w:numId="10" w16cid:durableId="1507940624">
+    <w:abstractNumId w:val="15"/>
+  </w:num>
+  <w:num w:numId="11" w16cid:durableId="714278836">
+    <w:abstractNumId w:val="9"/>
+  </w:num>
+  <w:num w:numId="12" w16cid:durableId="54353374">
+    <w:abstractNumId w:val="10"/>
+  </w:num>
+  <w:num w:numId="13" w16cid:durableId="1860467046">
+    <w:abstractNumId w:val="17"/>
+  </w:num>
+  <w:num w:numId="14" w16cid:durableId="333148926">
     <w:abstractNumId w:val="8"/>
   </w:num>
-  <w:num w:numId="2" w16cid:durableId="1357997118">
-    <w:abstractNumId w:val="11"/>
+  <w:num w:numId="15" w16cid:durableId="140779103">
+    <w:abstractNumId w:val="12"/>
   </w:num>
-  <w:num w:numId="3" w16cid:durableId="1719890426">
-    <w:abstractNumId w:val="10"/>
+  <w:num w:numId="16" w16cid:durableId="2060781771">
+    <w:abstractNumId w:val="5"/>
   </w:num>
-  <w:num w:numId="4" w16cid:durableId="33162647">
-    <w:abstractNumId w:val="4"/>
-  </w:num>
-  <w:num w:numId="5" w16cid:durableId="1276863902">
-    <w:abstractNumId w:val="3"/>
-  </w:num>
-  <w:num w:numId="6" w16cid:durableId="1067536879">
-    <w:abstractNumId w:val="13"/>
-  </w:num>
-  <w:num w:numId="7" w16cid:durableId="2023317445">
-    <w:abstractNumId w:val="1"/>
-  </w:num>
-  <w:num w:numId="8" w16cid:durableId="1508443105">
-    <w:abstractNumId w:val="0"/>
-  </w:num>
-  <w:num w:numId="9" w16cid:durableId="820581353">
+  <w:num w:numId="17" w16cid:durableId="875240446">
     <w:abstractNumId w:val="2"/>
   </w:num>
-  <w:num w:numId="10" w16cid:durableId="1507940624">
-    <w:abstractNumId w:val="12"/>
-  </w:num>
-  <w:num w:numId="11" w16cid:durableId="714278836">
-    <w:abstractNumId w:val="6"/>
-  </w:num>
-  <w:num w:numId="12" w16cid:durableId="54353374">
-    <w:abstractNumId w:val="7"/>
-  </w:num>
-  <w:num w:numId="13" w16cid:durableId="1860467046">
-    <w:abstractNumId w:val="14"/>
-  </w:num>
-  <w:num w:numId="14" w16cid:durableId="333148926">
-    <w:abstractNumId w:val="5"/>
-  </w:num>
-  <w:num w:numId="15" w16cid:durableId="140779103">
-    <w:abstractNumId w:val="9"/>
+  <w:num w:numId="18" w16cid:durableId="1811702563">
+    <w:abstractNumId w:val="0"/>
   </w:num>
   <w:numIdMacAtCleanup w:val="9"/>
 </w:numbering>
